--- a/downloads/inspection-booking-form.docx
+++ b/downloads/inspection-booking-form.docx
@@ -5,7 +5,7 @@
     <w:p>
       <w:pPr>
         <w:rPr>
-          <w:rFonts w:ascii="Arial" w:hAnsi="Arial" w:cs="Arial" w:hint="eastAsia"/>
+          <w:rFonts w:ascii="Arial" w:hAnsi="Arial" w:cs="Arial"/>
           <w:sz w:val="16"/>
           <w:lang w:eastAsia="zh-CN"/>
         </w:rPr>
@@ -57,7 +57,7 @@
         <w:suppressAutoHyphens/>
         <w:jc w:val="center"/>
         <w:rPr>
-          <w:rFonts w:ascii="Arial" w:hAnsi="Arial" w:cs="Arial" w:hint="eastAsia"/>
+          <w:rFonts w:ascii="Arial" w:hAnsi="Arial" w:cs="Arial"/>
           <w:b/>
           <w:sz w:val="16"/>
           <w:szCs w:val="16"/>
@@ -82,12 +82,6 @@
         <w:gridCol w:w="5832"/>
       </w:tblGrid>
       <w:tr>
-        <w:tblPrEx>
-          <w:tblCellMar>
-            <w:top w:w="0" w:type="dxa"/>
-            <w:bottom w:w="0" w:type="dxa"/>
-          </w:tblCellMar>
-        </w:tblPrEx>
         <w:trPr>
           <w:trHeight w:val="225"/>
         </w:trPr>
@@ -138,8 +132,8 @@
               <w:spacing w:before="120"/>
               <w:ind w:left="275" w:hanging="275"/>
               <w:rPr>
-                <w:rFonts w:ascii="Arial" w:hAnsi="Arial" w:cs="Arial" w:hint="eastAsia"/>
-                <w:b/>
+                <w:rFonts w:ascii="Arial" w:hAnsi="Arial" w:cs="Arial"/>
+                <w:bCs/>
                 <w:sz w:val="20"/>
                 <w:szCs w:val="20"/>
                 <w:lang w:eastAsia="zh-CN"/>
@@ -148,12 +142,12 @@
             <w:r>
               <w:rPr>
                 <w:rFonts w:ascii="Arial" w:hAnsi="Arial" w:cs="Arial" w:hint="eastAsia"/>
-                <w:b/>
+                <w:bCs/>
                 <w:sz w:val="20"/>
                 <w:szCs w:val="20"/>
                 <w:lang w:eastAsia="zh-CN"/>
               </w:rPr>
-              <w:t>China Quality Service Co., Ltd.</w:t>
+              <w:t>China Quality Service</w:t>
             </w:r>
           </w:p>
         </w:tc>
@@ -200,61 +194,190 @@
             <w:r>
               <w:rPr>
                 <w:rFonts w:ascii="Arial" w:hAnsi="Arial" w:cs="Arial"/>
-                <w:sz w:val="16"/>
+                <w:sz w:val="22"/>
+                <w:szCs w:val="22"/>
               </w:rPr>
               <w:t xml:space="preserve"> </w:t>
             </w:r>
-            <w:r>
-              <w:rPr>
-                <w:rFonts w:ascii="Arial" w:hAnsi="Arial" w:cs="Arial"/>
+            <w:sdt>
+              <w:sdtPr>
+                <w:rPr>
+                  <w:rFonts w:ascii="Arial" w:hAnsi="Arial" w:cs="Arial"/>
+                  <w:b/>
+                  <w:bCs/>
+                  <w:sz w:val="22"/>
+                  <w:szCs w:val="22"/>
+                  <w:lang w:eastAsia="zh-TW"/>
+                </w:rPr>
+                <w:id w:val="-1715345147"/>
+                <w14:checkbox>
+                  <w14:checked w14:val="1"/>
+                  <w14:checkedState w14:val="2612" w14:font="MS Gothic"/>
+                  <w14:uncheckedState w14:val="2610" w14:font="MS Gothic"/>
+                </w14:checkbox>
+              </w:sdtPr>
+              <w:sdtContent>
+                <w:r>
+                  <w:rPr>
+                    <w:rFonts w:ascii="MS Gothic" w:eastAsia="MS Gothic" w:hAnsi="MS Gothic" w:cs="Arial" w:hint="eastAsia"/>
+                    <w:b/>
+                    <w:bCs/>
+                    <w:sz w:val="22"/>
+                    <w:szCs w:val="22"/>
+                    <w:lang w:eastAsia="zh-TW"/>
+                  </w:rPr>
+                  <w:t>☒</w:t>
+                </w:r>
+              </w:sdtContent>
+            </w:sdt>
+            <w:r>
+              <w:rPr>
+                <w:rFonts w:ascii="Arial" w:hAnsi="Arial" w:cs="Arial"/>
+                <w:sz w:val="18"/>
+                <w:szCs w:val="18"/>
+              </w:rPr>
+              <w:t xml:space="preserve"> </w:t>
+            </w:r>
+            <w:r>
+              <w:rPr>
+                <w:rFonts w:ascii="Arial" w:hAnsi="Arial" w:cs="Arial"/>
+                <w:sz w:val="18"/>
+                <w:szCs w:val="18"/>
+              </w:rPr>
+              <w:t>1</w:t>
+            </w:r>
+            <w:r>
+              <w:rPr>
+                <w:rFonts w:ascii="Arial" w:hAnsi="Arial" w:cs="Arial"/>
+                <w:sz w:val="18"/>
+                <w:szCs w:val="18"/>
+                <w:vertAlign w:val="superscript"/>
+              </w:rPr>
+              <w:t>st</w:t>
+            </w:r>
+            <w:r>
+              <w:rPr>
+                <w:rFonts w:ascii="Arial" w:hAnsi="Arial" w:cs="Arial"/>
+                <w:sz w:val="18"/>
+                <w:szCs w:val="18"/>
+              </w:rPr>
+              <w:t xml:space="preserve"> Requisition </w:t>
+            </w:r>
+            <w:r>
+              <w:rPr>
+                <w:rFonts w:ascii="PMingLiU" w:hAnsi="PMingLiU" w:cs="Arial" w:hint="eastAsia"/>
+                <w:sz w:val="18"/>
+                <w:szCs w:val="18"/>
+              </w:rPr>
+              <w:t>首次</w:t>
+            </w:r>
+            <w:r>
+              <w:rPr>
+                <w:rFonts w:ascii="PMingLiU" w:hAnsi="PMingLiU" w:cs="Arial" w:hint="eastAsia"/>
+                <w:sz w:val="18"/>
+                <w:szCs w:val="18"/>
+                <w:lang w:eastAsia="zh-CN"/>
+              </w:rPr>
+              <w:t>申请</w:t>
+            </w:r>
+            <w:r>
+              <w:rPr>
+                <w:rFonts w:ascii="PMingLiU" w:hAnsi="PMingLiU" w:cs="Arial" w:hint="eastAsia"/>
                 <w:sz w:val="18"/>
                 <w:szCs w:val="18"/>
                 <w:lang w:eastAsia="zh-TW"/>
               </w:rPr>
-              <w:fldChar w:fldCharType="begin">
-                <w:ffData>
-                  <w:name w:val=""/>
-                  <w:enabled/>
-                  <w:calcOnExit w:val="0"/>
-                  <w:checkBox>
-                    <w:sizeAuto/>
-                    <w:default w:val="1"/>
-                  </w:checkBox>
-                </w:ffData>
-              </w:fldChar>
-            </w:r>
-            <w:r>
-              <w:rPr>
-                <w:rFonts w:ascii="Arial" w:hAnsi="Arial" w:cs="Arial"/>
+              <w:t xml:space="preserve"> </w:t>
+            </w:r>
+            <w:r>
+              <w:rPr>
+                <w:rFonts w:ascii="PMingLiU" w:hAnsi="PMingLiU" w:cs="Arial" w:hint="eastAsia"/>
+                <w:sz w:val="18"/>
+                <w:szCs w:val="18"/>
+                <w:lang w:eastAsia="zh-CN"/>
+              </w:rPr>
+              <w:t xml:space="preserve">   </w:t>
+            </w:r>
+            <w:sdt>
+              <w:sdtPr>
+                <w:rPr>
+                  <w:rFonts w:ascii="Arial" w:hAnsi="Arial" w:cs="Arial"/>
+                  <w:b/>
+                  <w:bCs/>
+                  <w:sz w:val="22"/>
+                  <w:szCs w:val="22"/>
+                  <w:lang w:eastAsia="zh-TW"/>
+                </w:rPr>
+                <w:id w:val="-136119228"/>
+                <w14:checkbox>
+                  <w14:checked w14:val="0"/>
+                  <w14:checkedState w14:val="2612" w14:font="MS Gothic"/>
+                  <w14:uncheckedState w14:val="2610" w14:font="MS Gothic"/>
+                </w14:checkbox>
+              </w:sdtPr>
+              <w:sdtContent>
+                <w:r>
+                  <w:rPr>
+                    <w:rFonts w:ascii="MS Gothic" w:eastAsia="MS Gothic" w:hAnsi="MS Gothic" w:cs="Arial" w:hint="eastAsia"/>
+                    <w:b/>
+                    <w:bCs/>
+                    <w:sz w:val="22"/>
+                    <w:szCs w:val="22"/>
+                    <w:lang w:eastAsia="zh-TW"/>
+                  </w:rPr>
+                  <w:t>☐</w:t>
+                </w:r>
+              </w:sdtContent>
+            </w:sdt>
+            <w:r>
+              <w:rPr>
+                <w:rFonts w:ascii="Arial" w:hAnsi="Arial" w:cs="Arial"/>
+                <w:sz w:val="18"/>
+                <w:szCs w:val="18"/>
+              </w:rPr>
+              <w:t xml:space="preserve"> </w:t>
+            </w:r>
+            <w:r>
+              <w:rPr>
+                <w:rFonts w:ascii="Arial" w:hAnsi="Arial" w:cs="Arial"/>
+                <w:sz w:val="18"/>
+                <w:szCs w:val="18"/>
+              </w:rPr>
+              <w:t xml:space="preserve">Revision </w:t>
+            </w:r>
+            <w:r>
+              <w:rPr>
+                <w:rFonts w:ascii="PMingLiU" w:hAnsi="PMingLiU" w:cs="Arial" w:hint="eastAsia"/>
+                <w:sz w:val="18"/>
+                <w:szCs w:val="18"/>
+                <w:lang w:eastAsia="zh-CN"/>
+              </w:rPr>
+              <w:t>修订</w:t>
+            </w:r>
+            <w:r>
+              <w:rPr>
+                <w:rFonts w:ascii="Arial" w:hAnsi="Arial" w:cs="Arial"/>
+                <w:sz w:val="18"/>
+                <w:szCs w:val="18"/>
+              </w:rPr>
+              <w:t xml:space="preserve"> </w:t>
+            </w:r>
+            <w:proofErr w:type="gramStart"/>
+            <w:r>
+              <w:rPr>
+                <w:rFonts w:ascii="Arial" w:hAnsi="Arial" w:cs="Arial"/>
+                <w:sz w:val="18"/>
+                <w:szCs w:val="18"/>
+              </w:rPr>
+              <w:t>(</w:t>
+            </w:r>
+            <w:r>
+              <w:rPr>
+                <w:rFonts w:ascii="Arial" w:hAnsi="Arial" w:cs="Arial" w:hint="eastAsia"/>
                 <w:sz w:val="18"/>
                 <w:szCs w:val="18"/>
                 <w:lang w:eastAsia="zh-TW"/>
               </w:rPr>
-              <w:instrText xml:space="preserve"> FORMCHECKBOX </w:instrText>
-            </w:r>
-            <w:r>
-              <w:rPr>
-                <w:rFonts w:ascii="Arial" w:hAnsi="Arial" w:cs="Arial"/>
-                <w:sz w:val="18"/>
-                <w:szCs w:val="18"/>
-                <w:lang w:eastAsia="zh-TW"/>
-              </w:rPr>
-            </w:r>
-            <w:r>
-              <w:rPr>
-                <w:rFonts w:ascii="Arial" w:hAnsi="Arial" w:cs="Arial"/>
-                <w:sz w:val="18"/>
-                <w:szCs w:val="18"/>
-                <w:lang w:eastAsia="zh-TW"/>
-              </w:rPr>
-              <w:fldChar w:fldCharType="end"/>
-            </w:r>
-            <w:r>
-              <w:rPr>
-                <w:rFonts w:ascii="Arial" w:hAnsi="Arial" w:cs="Arial"/>
-                <w:sz w:val="18"/>
-                <w:szCs w:val="18"/>
-              </w:rPr>
               <w:t xml:space="preserve"> </w:t>
             </w:r>
             <w:r>
@@ -263,157 +386,16 @@
                 <w:sz w:val="18"/>
                 <w:szCs w:val="18"/>
               </w:rPr>
-              <w:t>1</w:t>
-            </w:r>
-            <w:r>
-              <w:rPr>
-                <w:rFonts w:ascii="Arial" w:hAnsi="Arial" w:cs="Arial"/>
-                <w:sz w:val="18"/>
-                <w:szCs w:val="18"/>
-                <w:vertAlign w:val="superscript"/>
-              </w:rPr>
-              <w:t>st</w:t>
-            </w:r>
-            <w:r>
-              <w:rPr>
-                <w:rFonts w:ascii="Arial" w:hAnsi="Arial" w:cs="Arial"/>
-                <w:sz w:val="18"/>
-                <w:szCs w:val="18"/>
-              </w:rPr>
-              <w:t xml:space="preserve"> Requisition </w:t>
-            </w:r>
-            <w:r>
-              <w:rPr>
-                <w:rFonts w:ascii="PMingLiU" w:hAnsi="PMingLiU" w:cs="Arial" w:hint="eastAsia"/>
-                <w:sz w:val="18"/>
-                <w:szCs w:val="18"/>
-              </w:rPr>
-              <w:t>首次</w:t>
-            </w:r>
-            <w:r>
-              <w:rPr>
-                <w:rFonts w:ascii="PMingLiU" w:hAnsi="PMingLiU" w:cs="Arial" w:hint="eastAsia"/>
-                <w:sz w:val="18"/>
-                <w:szCs w:val="18"/>
-                <w:lang w:eastAsia="zh-CN"/>
-              </w:rPr>
-              <w:t>申请</w:t>
-            </w:r>
-            <w:r>
-              <w:rPr>
-                <w:rFonts w:ascii="PMingLiU" w:hAnsi="PMingLiU" w:cs="Arial" w:hint="eastAsia"/>
-                <w:sz w:val="18"/>
-                <w:szCs w:val="18"/>
-                <w:lang w:eastAsia="zh-TW"/>
-              </w:rPr>
-              <w:t xml:space="preserve"> </w:t>
-            </w:r>
-            <w:r>
-              <w:rPr>
-                <w:rFonts w:ascii="PMingLiU" w:hAnsi="PMingLiU" w:cs="Arial" w:hint="eastAsia"/>
-                <w:sz w:val="18"/>
-                <w:szCs w:val="18"/>
-                <w:lang w:eastAsia="zh-CN"/>
-              </w:rPr>
-              <w:t xml:space="preserve">   </w:t>
-            </w:r>
-            <w:r>
-              <w:rPr>
-                <w:rFonts w:ascii="Arial" w:hAnsi="Arial" w:cs="Arial"/>
-                <w:sz w:val="18"/>
-                <w:szCs w:val="18"/>
-                <w:lang w:eastAsia="zh-TW"/>
-              </w:rPr>
-              <w:t xml:space="preserve"> </w:t>
-            </w:r>
-            <w:r>
-              <w:rPr>
-                <w:rFonts w:ascii="Arial" w:hAnsi="Arial" w:cs="Arial"/>
-                <w:sz w:val="18"/>
-                <w:szCs w:val="18"/>
-                <w:lang w:eastAsia="zh-TW"/>
-              </w:rPr>
-              <w:fldChar w:fldCharType="begin">
-                <w:ffData>
-                  <w:name w:val="Revision"/>
-                  <w:enabled/>
-                  <w:calcOnExit w:val="0"/>
-                  <w:checkBox>
-                    <w:sizeAuto/>
-                    <w:default w:val="0"/>
-                  </w:checkBox>
-                </w:ffData>
-              </w:fldChar>
-            </w:r>
-            <w:bookmarkStart w:id="0" w:name="Revision"/>
-            <w:r>
-              <w:rPr>
-                <w:rFonts w:ascii="Arial" w:hAnsi="Arial" w:cs="Arial"/>
-                <w:sz w:val="18"/>
-                <w:szCs w:val="18"/>
-                <w:lang w:eastAsia="zh-TW"/>
-              </w:rPr>
-              <w:instrText xml:space="preserve"> FORMCHECKBOX </w:instrText>
-            </w:r>
-            <w:r>
-              <w:rPr>
-                <w:rFonts w:ascii="Arial" w:hAnsi="Arial" w:cs="Arial"/>
-                <w:sz w:val="18"/>
-                <w:szCs w:val="18"/>
-                <w:lang w:eastAsia="zh-TW"/>
-              </w:rPr>
-            </w:r>
-            <w:r>
-              <w:rPr>
-                <w:rFonts w:ascii="Arial" w:hAnsi="Arial" w:cs="Arial"/>
-                <w:sz w:val="18"/>
-                <w:szCs w:val="18"/>
-                <w:lang w:eastAsia="zh-TW"/>
-              </w:rPr>
-              <w:fldChar w:fldCharType="end"/>
-            </w:r>
-            <w:bookmarkEnd w:id="0"/>
-            <w:r>
-              <w:rPr>
-                <w:rFonts w:ascii="Arial" w:hAnsi="Arial" w:cs="Arial"/>
-                <w:sz w:val="18"/>
-                <w:szCs w:val="18"/>
-              </w:rPr>
-              <w:t xml:space="preserve"> Revision </w:t>
-            </w:r>
-            <w:r>
-              <w:rPr>
-                <w:rFonts w:ascii="PMingLiU" w:hAnsi="PMingLiU" w:cs="Arial" w:hint="eastAsia"/>
-                <w:sz w:val="18"/>
-                <w:szCs w:val="18"/>
-                <w:lang w:eastAsia="zh-CN"/>
-              </w:rPr>
-              <w:t>修订</w:t>
-            </w:r>
-            <w:r>
-              <w:rPr>
-                <w:rFonts w:ascii="Arial" w:hAnsi="Arial" w:cs="Arial"/>
-                <w:sz w:val="18"/>
-                <w:szCs w:val="18"/>
-              </w:rPr>
-              <w:t xml:space="preserve"> (</w:t>
-            </w:r>
-            <w:r>
-              <w:rPr>
-                <w:rFonts w:ascii="Arial" w:hAnsi="Arial" w:cs="Arial" w:hint="eastAsia"/>
-                <w:sz w:val="18"/>
-                <w:szCs w:val="18"/>
-                <w:lang w:eastAsia="zh-TW"/>
-              </w:rPr>
-              <w:t xml:space="preserve"> </w:t>
-            </w:r>
-            <w:r>
-              <w:rPr>
-                <w:rFonts w:ascii="Arial" w:hAnsi="Arial" w:cs="Arial"/>
-                <w:sz w:val="18"/>
-                <w:szCs w:val="18"/>
-              </w:rPr>
-              <w:t xml:space="preserve">No.: </w:t>
+              <w:t>No.</w:t>
+            </w:r>
+            <w:proofErr w:type="gramEnd"/>
+            <w:r>
+              <w:rPr>
+                <w:rFonts w:ascii="Arial" w:hAnsi="Arial" w:cs="Arial"/>
+                <w:sz w:val="18"/>
+                <w:szCs w:val="18"/>
+              </w:rPr>
+              <w:t xml:space="preserve">: </w:t>
             </w:r>
             <w:r>
               <w:rPr>
@@ -441,7 +423,7 @@
                 </w:ffData>
               </w:fldChar>
             </w:r>
-            <w:bookmarkStart w:id="1" w:name="RevisionNo"/>
+            <w:bookmarkStart w:id="0" w:name="RevisionNo"/>
             <w:r>
               <w:rPr>
                 <w:rFonts w:ascii="Arial" w:hAnsi="Arial" w:cs="Arial"/>
@@ -536,7 +518,7 @@
               </w:rPr>
               <w:fldChar w:fldCharType="end"/>
             </w:r>
-            <w:bookmarkEnd w:id="1"/>
+            <w:bookmarkEnd w:id="0"/>
             <w:r>
               <w:rPr>
                 <w:rFonts w:ascii="Arial" w:hAnsi="Arial" w:cs="Arial"/>
@@ -568,29 +550,362 @@
         </w:rPr>
       </w:pPr>
     </w:p>
+    <w:tbl>
+      <w:tblPr>
+        <w:tblW w:w="10628" w:type="dxa"/>
+        <w:tblLayout w:type="fixed"/>
+        <w:tblCellMar>
+          <w:left w:w="0" w:type="dxa"/>
+          <w:right w:w="0" w:type="dxa"/>
+        </w:tblCellMar>
+        <w:tblLook w:val="0000" w:firstRow="0" w:lastRow="0" w:firstColumn="0" w:lastColumn="0" w:noHBand="0" w:noVBand="0"/>
+      </w:tblPr>
+      <w:tblGrid>
+        <w:gridCol w:w="3690"/>
+        <w:gridCol w:w="4018"/>
+        <w:gridCol w:w="2920"/>
+      </w:tblGrid>
+      <w:tr>
+        <w:tc>
+          <w:tcPr>
+            <w:tcW w:w="3690" w:type="dxa"/>
+            <w:vAlign w:val="center"/>
+          </w:tcPr>
+          <w:p>
+            <w:pPr>
+              <w:tabs>
+                <w:tab w:val="left" w:pos="-720"/>
+              </w:tabs>
+              <w:suppressAutoHyphens/>
+              <w:spacing w:line="264" w:lineRule="auto"/>
+              <w:jc w:val="both"/>
+              <w:rPr>
+                <w:rFonts w:ascii="Arial" w:hAnsi="Arial" w:cs="Arial"/>
+                <w:b/>
+                <w:bCs/>
+                <w:smallCaps/>
+                <w:spacing w:val="-2"/>
+                <w:sz w:val="20"/>
+                <w:lang w:eastAsia="zh-TW"/>
+              </w:rPr>
+            </w:pPr>
+            <w:r>
+              <w:rPr>
+                <w:rFonts w:ascii="Arial" w:hAnsi="Arial" w:cs="Arial" w:hint="eastAsia"/>
+                <w:bCs/>
+                <w:sz w:val="20"/>
+                <w:lang w:eastAsia="zh-CN"/>
+              </w:rPr>
+              <w:t xml:space="preserve">Type Of Services </w:t>
+            </w:r>
+            <w:r>
+              <w:rPr>
+                <w:rFonts w:ascii="Arial" w:hAnsi="Arial" w:cs="Arial" w:hint="eastAsia"/>
+                <w:b/>
+                <w:bCs/>
+                <w:smallCaps/>
+                <w:spacing w:val="-2"/>
+                <w:sz w:val="20"/>
+                <w:lang w:eastAsia="zh-CN"/>
+              </w:rPr>
+              <w:t>服务类别</w:t>
+            </w:r>
+            <w:r>
+              <w:rPr>
+                <w:rFonts w:ascii="Arial" w:hAnsi="Arial" w:cs="Arial" w:hint="eastAsia"/>
+                <w:b/>
+                <w:bCs/>
+                <w:smallCaps/>
+                <w:spacing w:val="-2"/>
+                <w:sz w:val="20"/>
+                <w:lang w:eastAsia="zh-CN"/>
+              </w:rPr>
+              <w:t>:</w:t>
+            </w:r>
+            <w:r>
+              <w:rPr>
+                <w:rFonts w:ascii="Arial" w:hAnsi="Arial" w:cs="Arial" w:hint="eastAsia"/>
+                <w:b/>
+                <w:bCs/>
+                <w:smallCaps/>
+                <w:spacing w:val="-2"/>
+                <w:sz w:val="20"/>
+                <w:lang w:eastAsia="zh-CN"/>
+              </w:rPr>
+              <w:t xml:space="preserve">          </w:t>
+            </w:r>
+          </w:p>
+        </w:tc>
+        <w:tc>
+          <w:tcPr>
+            <w:tcW w:w="4018" w:type="dxa"/>
+            <w:vAlign w:val="center"/>
+          </w:tcPr>
+          <w:p>
+            <w:pPr>
+              <w:tabs>
+                <w:tab w:val="left" w:pos="-720"/>
+              </w:tabs>
+              <w:suppressAutoHyphens/>
+              <w:spacing w:line="264" w:lineRule="auto"/>
+              <w:jc w:val="both"/>
+              <w:rPr>
+                <w:rFonts w:ascii="Arial" w:eastAsia="PMingLiU" w:hAnsi="Arial" w:cs="Arial" w:hint="eastAsia"/>
+                <w:b/>
+                <w:bCs/>
+                <w:smallCaps/>
+                <w:spacing w:val="-2"/>
+                <w:lang w:eastAsia="zh-CN"/>
+              </w:rPr>
+            </w:pPr>
+            <w:sdt>
+              <w:sdtPr>
+                <w:rPr>
+                  <w:rFonts w:ascii="Arial" w:hAnsi="Arial" w:cs="Arial"/>
+                  <w:sz w:val="20"/>
+                  <w:szCs w:val="20"/>
+                </w:rPr>
+                <w:id w:val="-1179645900"/>
+                <w:placeholder>
+                  <w:docPart w:val="ED2ECB8F7457488FB8240A0C549D3AB4"/>
+                </w:placeholder>
+                <w:showingPlcHdr/>
+                <w:dropDownList>
+                  <w:listItem w:value="Choose an item."/>
+                  <w:listItem w:displayText="Final Random Inspection 装运前终检" w:value="Final Random Inspection"/>
+                  <w:listItem w:displayText="Re-Inspection 重验 - Report #:" w:value="Re-Inspection 重验 - Report #:"/>
+                  <w:listItem w:displayText="During Production Inspection 生产中期检验" w:value="During Production Inspection"/>
+                  <w:listItem w:displayText="Pre-Production Inspection 生产初期检验" w:value="Pre-Production Inspection"/>
+                  <w:listItem w:displayText="Full Sorting Inspection 全检" w:value="Full Sorting Inspection"/>
+                  <w:listItem w:displayText="Sample Pickup 抽样检测" w:value="Sample Pickup"/>
+                  <w:listItem w:displayText="Container Loading Supervision 集装箱监装" w:value="Container Loading Supervision"/>
+                  <w:listItem w:displayText="Factory / Warehouse Audit 验厂/验仓储" w:value="Factory / Warehouse Audit"/>
+                  <w:listItem w:displayText="Other 其他:" w:value="Other"/>
+                </w:dropDownList>
+              </w:sdtPr>
+              <w:sdtContent>
+                <w:r>
+                  <w:rPr>
+                    <w:rStyle w:val="PlaceholderText"/>
+                    <w:rFonts w:ascii="Verdana" w:hAnsi="Verdana"/>
+                  </w:rPr>
+                  <w:t>Choose an item.</w:t>
+                </w:r>
+              </w:sdtContent>
+            </w:sdt>
+          </w:p>
+        </w:tc>
+        <w:tc>
+          <w:tcPr>
+            <w:tcW w:w="2920" w:type="dxa"/>
+            <w:vAlign w:val="center"/>
+          </w:tcPr>
+          <w:p>
+            <w:pPr>
+              <w:tabs>
+                <w:tab w:val="left" w:pos="-720"/>
+              </w:tabs>
+              <w:suppressAutoHyphens/>
+              <w:spacing w:line="264" w:lineRule="auto"/>
+              <w:jc w:val="both"/>
+              <w:rPr>
+                <w:rFonts w:ascii="Arial" w:hAnsi="Arial" w:cs="Arial"/>
+                <w:b/>
+                <w:bCs/>
+                <w:smallCaps/>
+                <w:spacing w:val="-2"/>
+                <w:sz w:val="20"/>
+                <w:lang w:eastAsia="zh-CN"/>
+              </w:rPr>
+            </w:pPr>
+          </w:p>
+        </w:tc>
+      </w:tr>
+      <w:tr>
+        <w:tc>
+          <w:tcPr>
+            <w:tcW w:w="3690" w:type="dxa"/>
+            <w:vAlign w:val="center"/>
+          </w:tcPr>
+          <w:p>
+            <w:pPr>
+              <w:tabs>
+                <w:tab w:val="left" w:pos="-720"/>
+              </w:tabs>
+              <w:suppressAutoHyphens/>
+              <w:spacing w:line="264" w:lineRule="auto"/>
+              <w:jc w:val="both"/>
+              <w:rPr>
+                <w:rFonts w:ascii="Arial" w:hAnsi="Arial" w:cs="Arial"/>
+                <w:bCs/>
+                <w:sz w:val="4"/>
+                <w:szCs w:val="4"/>
+                <w:lang w:eastAsia="zh-CN"/>
+              </w:rPr>
+            </w:pPr>
+          </w:p>
+          <w:p>
+            <w:pPr>
+              <w:tabs>
+                <w:tab w:val="left" w:pos="-720"/>
+              </w:tabs>
+              <w:suppressAutoHyphens/>
+              <w:spacing w:line="264" w:lineRule="auto"/>
+              <w:jc w:val="both"/>
+              <w:rPr>
+                <w:rFonts w:ascii="Arial" w:hAnsi="Arial" w:cs="Arial" w:hint="eastAsia"/>
+                <w:bCs/>
+                <w:sz w:val="20"/>
+                <w:lang w:eastAsia="zh-CN"/>
+              </w:rPr>
+            </w:pPr>
+            <w:r>
+              <w:rPr>
+                <w:rFonts w:ascii="Arial" w:hAnsi="Arial" w:cs="Arial" w:hint="eastAsia"/>
+                <w:bCs/>
+                <w:sz w:val="20"/>
+                <w:lang w:eastAsia="zh-CN"/>
+              </w:rPr>
+              <w:t>Requested</w:t>
+            </w:r>
+            <w:r>
+              <w:rPr>
+                <w:rFonts w:ascii="Arial" w:hAnsi="Arial" w:cs="Arial"/>
+                <w:b/>
+                <w:bCs/>
+                <w:smallCaps/>
+                <w:spacing w:val="-2"/>
+                <w:sz w:val="20"/>
+                <w:lang w:eastAsia="zh-TW"/>
+              </w:rPr>
+              <w:t xml:space="preserve"> </w:t>
+            </w:r>
+            <w:r>
+              <w:rPr>
+                <w:rFonts w:ascii="Arial" w:hAnsi="Arial" w:cs="Arial" w:hint="eastAsia"/>
+                <w:bCs/>
+                <w:sz w:val="20"/>
+                <w:lang w:eastAsia="zh-CN"/>
+              </w:rPr>
+              <w:t>Inspection Date</w:t>
+            </w:r>
+            <w:proofErr w:type="gramStart"/>
+            <w:r>
+              <w:rPr>
+                <w:rFonts w:ascii="PMingLiU" w:hAnsi="PMingLiU" w:cs="Arial" w:hint="eastAsia"/>
+                <w:b/>
+                <w:bCs/>
+                <w:smallCaps/>
+                <w:spacing w:val="-2"/>
+                <w:sz w:val="20"/>
+                <w:lang w:eastAsia="zh-CN"/>
+              </w:rPr>
+              <w:t>验货</w:t>
+            </w:r>
+            <w:r>
+              <w:rPr>
+                <w:rFonts w:ascii="PMingLiU" w:hAnsi="PMingLiU" w:cs="Arial"/>
+                <w:b/>
+                <w:bCs/>
+                <w:smallCaps/>
+                <w:spacing w:val="-2"/>
+                <w:sz w:val="20"/>
+                <w:lang w:eastAsia="zh-TW"/>
+              </w:rPr>
+              <w:t>日期</w:t>
+            </w:r>
+            <w:r>
+              <w:rPr>
+                <w:rFonts w:ascii="Arial" w:hAnsi="Arial" w:cs="Arial" w:hint="eastAsia"/>
+                <w:b/>
+                <w:bCs/>
+                <w:smallCaps/>
+                <w:spacing w:val="-2"/>
+                <w:sz w:val="20"/>
+                <w:lang w:eastAsia="zh-CN"/>
+              </w:rPr>
+              <w:t xml:space="preserve"> </w:t>
+            </w:r>
+            <w:r>
+              <w:rPr>
+                <w:rFonts w:ascii="Arial" w:hAnsi="Arial" w:cs="Arial"/>
+                <w:b/>
+                <w:bCs/>
+                <w:smallCaps/>
+                <w:spacing w:val="-2"/>
+                <w:sz w:val="20"/>
+                <w:lang w:eastAsia="zh-TW"/>
+              </w:rPr>
+              <w:t>:</w:t>
+            </w:r>
+            <w:proofErr w:type="gramEnd"/>
+          </w:p>
+        </w:tc>
+        <w:tc>
+          <w:tcPr>
+            <w:tcW w:w="6938" w:type="dxa"/>
+            <w:gridSpan w:val="2"/>
+            <w:tcBorders>
+              <w:bottom w:val="single" w:sz="4" w:space="0" w:color="auto"/>
+            </w:tcBorders>
+            <w:vAlign w:val="center"/>
+          </w:tcPr>
+          <w:p>
+            <w:pPr>
+              <w:tabs>
+                <w:tab w:val="left" w:pos="-720"/>
+              </w:tabs>
+              <w:suppressAutoHyphens/>
+              <w:spacing w:line="264" w:lineRule="auto"/>
+              <w:jc w:val="both"/>
+              <w:rPr>
+                <w:rFonts w:ascii="Arial" w:hAnsi="Arial" w:cs="Arial"/>
+                <w:b/>
+                <w:bCs/>
+                <w:smallCaps/>
+                <w:spacing w:val="-2"/>
+                <w:sz w:val="20"/>
+                <w:szCs w:val="20"/>
+                <w:lang w:eastAsia="zh-CN"/>
+              </w:rPr>
+            </w:pPr>
+          </w:p>
+        </w:tc>
+      </w:tr>
+    </w:tbl>
     <w:p>
       <w:pPr>
         <w:snapToGrid w:val="0"/>
         <w:rPr>
           <w:rFonts w:ascii="Arial" w:hAnsi="Arial" w:cs="Arial"/>
-          <w:sz w:val="18"/>
-          <w:szCs w:val="18"/>
+          <w:sz w:val="10"/>
+          <w:szCs w:val="10"/>
         </w:rPr>
       </w:pPr>
-      <w:r>
-        <w:rPr>
-          <w:rFonts w:ascii="Arial" w:hAnsi="Arial" w:cs="Arial"/>
-          <w:sz w:val="18"/>
-          <w:szCs w:val="18"/>
-        </w:rPr>
-        <w:t>We inform you that the following goods will be ready for inspection with details as below:</w:t>
-      </w:r>
     </w:p>
     <w:p>
       <w:pPr>
         <w:snapToGrid w:val="0"/>
         <w:rPr>
-          <w:rFonts w:ascii="宋体" w:hAnsi="宋体" w:cs="Arial" w:hint="eastAsia"/>
+          <w:rFonts w:ascii="Arial" w:hAnsi="Arial" w:cs="Arial"/>
+          <w:sz w:val="18"/>
+          <w:szCs w:val="18"/>
+        </w:rPr>
+      </w:pPr>
+      <w:r>
+        <w:rPr>
+          <w:rFonts w:ascii="Arial" w:hAnsi="Arial" w:cs="Arial"/>
+          <w:sz w:val="18"/>
+          <w:szCs w:val="18"/>
+        </w:rPr>
+        <w:t>We inform you that the following goods will be ready for inspection with details as below:</w:t>
+      </w:r>
+    </w:p>
+    <w:p>
+      <w:pPr>
+        <w:snapToGrid w:val="0"/>
+        <w:rPr>
+          <w:rFonts w:ascii="宋体" w:hAnsi="宋体" w:cs="Arial"/>
           <w:sz w:val="18"/>
           <w:szCs w:val="18"/>
           <w:lang w:eastAsia="zh-CN"/>
@@ -706,12 +1021,6 @@
         <w:gridCol w:w="3147"/>
       </w:tblGrid>
       <w:tr>
-        <w:tblPrEx>
-          <w:tblCellMar>
-            <w:top w:w="0" w:type="dxa"/>
-            <w:bottom w:w="0" w:type="dxa"/>
-          </w:tblCellMar>
-        </w:tblPrEx>
         <w:trPr>
           <w:gridAfter w:val="1"/>
           <w:wAfter w:w="3147" w:type="dxa"/>
@@ -780,6 +1089,7 @@
               </w:rPr>
               <w:t>申请方（</w:t>
             </w:r>
+            <w:proofErr w:type="spellStart"/>
             <w:r>
               <w:rPr>
                 <w:rFonts w:ascii="PMingLiU" w:eastAsia="Times New Roman" w:hAnsi="PMingLiU" w:cs="Arial" w:hint="eastAsia"/>
@@ -789,6 +1099,7 @@
               </w:rPr>
               <w:t>公司</w:t>
             </w:r>
+            <w:proofErr w:type="spellEnd"/>
             <w:r>
               <w:rPr>
                 <w:rFonts w:ascii="PMingLiU" w:eastAsia="宋体" w:hAnsi="PMingLiU" w:cs="Arial" w:hint="eastAsia"/>
@@ -832,6 +1143,37 @@
                 <w:szCs w:val="20"/>
               </w:rPr>
             </w:pPr>
+            <w:sdt>
+              <w:sdtPr>
+                <w:rPr>
+                  <w:rFonts w:ascii="Arial" w:hAnsi="Arial" w:cs="Arial"/>
+                  <w:b/>
+                  <w:bCs/>
+                  <w:sz w:val="22"/>
+                  <w:szCs w:val="22"/>
+                  <w:lang w:eastAsia="zh-TW"/>
+                </w:rPr>
+                <w:id w:val="-2091847331"/>
+                <w14:checkbox>
+                  <w14:checked w14:val="0"/>
+                  <w14:checkedState w14:val="2612" w14:font="MS Gothic"/>
+                  <w14:uncheckedState w14:val="2610" w14:font="MS Gothic"/>
+                </w14:checkbox>
+              </w:sdtPr>
+              <w:sdtContent>
+                <w:r>
+                  <w:rPr>
+                    <w:rFonts w:ascii="MS Gothic" w:eastAsia="MS Gothic" w:hAnsi="MS Gothic" w:cs="Arial" w:hint="eastAsia"/>
+                    <w:b/>
+                    <w:bCs/>
+                    <w:sz w:val="22"/>
+                    <w:szCs w:val="22"/>
+                    <w:lang w:eastAsia="zh-TW"/>
+                  </w:rPr>
+                  <w:t>☐</w:t>
+                </w:r>
+              </w:sdtContent>
+            </w:sdt>
             <w:r>
               <w:rPr>
                 <w:rFonts w:ascii="Arial" w:hAnsi="Arial" w:cs="Arial"/>
@@ -839,17 +1181,7 @@
                 <w:szCs w:val="20"/>
                 <w:lang w:eastAsia="zh-TW"/>
               </w:rPr>
-              <w:fldChar w:fldCharType="begin">
-                <w:ffData>
-                  <w:name w:val="DPI"/>
-                  <w:enabled/>
-                  <w:calcOnExit w:val="0"/>
-                  <w:checkBox>
-                    <w:sizeAuto/>
-                    <w:default w:val="0"/>
-                  </w:checkBox>
-                </w:ffData>
-              </w:fldChar>
+              <w:t xml:space="preserve"> </w:t>
             </w:r>
             <w:r>
               <w:rPr>
@@ -858,8 +1190,66 @@
                 <w:szCs w:val="20"/>
                 <w:lang w:eastAsia="zh-TW"/>
               </w:rPr>
-              <w:instrText xml:space="preserve"> FORMCHECKBOX </w:instrText>
-            </w:r>
+              <w:t>Buyer</w:t>
+            </w:r>
+            <w:r>
+              <w:rPr>
+                <w:rFonts w:ascii="Arial" w:hAnsi="Arial" w:cs="Arial" w:hint="eastAsia"/>
+                <w:sz w:val="18"/>
+                <w:szCs w:val="18"/>
+                <w:lang w:eastAsia="zh-CN"/>
+              </w:rPr>
+              <w:t>买家</w:t>
+            </w:r>
+            <w:r>
+              <w:rPr>
+                <w:rFonts w:ascii="Arial" w:hAnsi="Arial" w:cs="Arial" w:hint="eastAsia"/>
+                <w:sz w:val="20"/>
+                <w:szCs w:val="20"/>
+                <w:lang w:eastAsia="zh-CN"/>
+              </w:rPr>
+              <w:t xml:space="preserve"> </w:t>
+            </w:r>
+            <w:r>
+              <w:rPr>
+                <w:rFonts w:ascii="Arial" w:hAnsi="Arial" w:cs="Arial"/>
+                <w:sz w:val="20"/>
+                <w:szCs w:val="20"/>
+                <w:lang w:eastAsia="zh-CN"/>
+              </w:rPr>
+              <w:t xml:space="preserve"> </w:t>
+            </w:r>
+            <w:sdt>
+              <w:sdtPr>
+                <w:rPr>
+                  <w:rFonts w:ascii="Arial" w:hAnsi="Arial" w:cs="Arial"/>
+                  <w:b/>
+                  <w:bCs/>
+                  <w:sz w:val="22"/>
+                  <w:szCs w:val="22"/>
+                  <w:lang w:eastAsia="zh-TW"/>
+                </w:rPr>
+                <w:id w:val="372121811"/>
+                <w14:checkbox>
+                  <w14:checked w14:val="1"/>
+                  <w14:checkedState w14:val="2612" w14:font="MS Gothic"/>
+                  <w14:uncheckedState w14:val="2610" w14:font="MS Gothic"/>
+                </w14:checkbox>
+              </w:sdtPr>
+              <w:sdtContent>
+                <w:r>
+                  <w:rPr>
+                    <w:rFonts w:ascii="MS Gothic" w:eastAsia="MS Gothic" w:hAnsi="MS Gothic" w:cs="Arial" w:hint="eastAsia"/>
+                    <w:b/>
+                    <w:bCs/>
+                    <w:sz w:val="22"/>
+                    <w:szCs w:val="22"/>
+                    <w:lang w:eastAsia="zh-TW"/>
+                  </w:rPr>
+                  <w:t>☒</w:t>
+                </w:r>
+              </w:sdtContent>
+            </w:sdt>
             <w:r>
               <w:rPr>
                 <w:rFonts w:ascii="Arial" w:hAnsi="Arial" w:cs="Arial"/>
@@ -867,6 +1257,7 @@
                 <w:szCs w:val="20"/>
                 <w:lang w:eastAsia="zh-TW"/>
               </w:rPr>
+              <w:t xml:space="preserve"> </w:t>
             </w:r>
             <w:r>
               <w:rPr>
@@ -875,7 +1266,16 @@
                 <w:szCs w:val="20"/>
                 <w:lang w:eastAsia="zh-TW"/>
               </w:rPr>
-              <w:fldChar w:fldCharType="end"/>
+              <w:t>Vendor</w:t>
+            </w:r>
+            <w:r>
+              <w:rPr>
+                <w:rFonts w:ascii="Arial" w:hAnsi="Arial" w:cs="Arial" w:hint="eastAsia"/>
+                <w:sz w:val="18"/>
+                <w:szCs w:val="18"/>
+                <w:lang w:eastAsia="zh-CN"/>
+              </w:rPr>
+              <w:t>中间商</w:t>
             </w:r>
             <w:r>
               <w:rPr>
@@ -884,44 +1284,39 @@
                 <w:szCs w:val="20"/>
                 <w:lang w:eastAsia="zh-TW"/>
               </w:rPr>
-              <w:t>Buyer</w:t>
-            </w:r>
-            <w:r>
-              <w:rPr>
-                <w:rFonts w:ascii="Arial" w:hAnsi="Arial" w:cs="Arial" w:hint="eastAsia"/>
-                <w:sz w:val="18"/>
-                <w:szCs w:val="18"/>
-                <w:lang w:eastAsia="zh-CN"/>
-              </w:rPr>
-              <w:t>买家</w:t>
-            </w:r>
-            <w:r>
-              <w:rPr>
-                <w:rFonts w:ascii="Arial" w:hAnsi="Arial" w:cs="Arial" w:hint="eastAsia"/>
-                <w:sz w:val="20"/>
-                <w:szCs w:val="20"/>
-                <w:lang w:eastAsia="zh-CN"/>
-              </w:rPr>
-              <w:t xml:space="preserve"> </w:t>
-            </w:r>
-            <w:r>
-              <w:rPr>
-                <w:rFonts w:ascii="Arial" w:hAnsi="Arial" w:cs="Arial"/>
-                <w:sz w:val="20"/>
-                <w:szCs w:val="20"/>
-                <w:lang w:eastAsia="zh-CN"/>
-              </w:rPr>
-              <w:t xml:space="preserve"> </w:t>
-            </w:r>
-            <w:r>
-              <w:rPr>
-                <w:rFonts w:ascii="Arial" w:hAnsi="Arial" w:cs="Arial"/>
-                <w:sz w:val="20"/>
-                <w:szCs w:val="20"/>
-                <w:lang w:eastAsia="zh-CN"/>
-              </w:rPr>
-              <w:t xml:space="preserve"> </w:t>
-            </w:r>
+              <w:t xml:space="preserve">  </w:t>
+            </w:r>
+            <w:sdt>
+              <w:sdtPr>
+                <w:rPr>
+                  <w:rFonts w:ascii="Arial" w:hAnsi="Arial" w:cs="Arial"/>
+                  <w:b/>
+                  <w:bCs/>
+                  <w:sz w:val="22"/>
+                  <w:szCs w:val="22"/>
+                  <w:lang w:eastAsia="zh-TW"/>
+                </w:rPr>
+                <w:id w:val="1931160947"/>
+                <w14:checkbox>
+                  <w14:checked w14:val="0"/>
+                  <w14:checkedState w14:val="2612" w14:font="MS Gothic"/>
+                  <w14:uncheckedState w14:val="2610" w14:font="MS Gothic"/>
+                </w14:checkbox>
+              </w:sdtPr>
+              <w:sdtContent>
+                <w:r>
+                  <w:rPr>
+                    <w:rFonts w:ascii="MS Gothic" w:eastAsia="MS Gothic" w:hAnsi="MS Gothic" w:cs="Arial" w:hint="eastAsia"/>
+                    <w:b/>
+                    <w:bCs/>
+                    <w:sz w:val="22"/>
+                    <w:szCs w:val="22"/>
+                    <w:lang w:eastAsia="zh-TW"/>
+                  </w:rPr>
+                  <w:t>☐</w:t>
+                </w:r>
+              </w:sdtContent>
+            </w:sdt>
             <w:r>
               <w:rPr>
                 <w:rFonts w:ascii="Arial" w:hAnsi="Arial" w:cs="Arial"/>
@@ -929,17 +1324,7 @@
                 <w:szCs w:val="20"/>
                 <w:lang w:eastAsia="zh-TW"/>
               </w:rPr>
-              <w:fldChar w:fldCharType="begin">
-                <w:ffData>
-                  <w:name w:val="DPI"/>
-                  <w:enabled/>
-                  <w:calcOnExit w:val="0"/>
-                  <w:checkBox>
-                    <w:sizeAuto/>
-                    <w:default w:val="0"/>
-                  </w:checkBox>
-                </w:ffData>
-              </w:fldChar>
+              <w:t xml:space="preserve"> </w:t>
             </w:r>
             <w:r>
               <w:rPr>
@@ -948,113 +1333,6 @@
                 <w:szCs w:val="20"/>
                 <w:lang w:eastAsia="zh-TW"/>
               </w:rPr>
-              <w:instrText xml:space="preserve"> FORMCHECKBOX </w:instrText>
-            </w:r>
-            <w:r>
-              <w:rPr>
-                <w:rFonts w:ascii="Arial" w:hAnsi="Arial" w:cs="Arial"/>
-                <w:sz w:val="20"/>
-                <w:szCs w:val="20"/>
-                <w:lang w:eastAsia="zh-TW"/>
-              </w:rPr>
-            </w:r>
-            <w:r>
-              <w:rPr>
-                <w:rFonts w:ascii="Arial" w:hAnsi="Arial" w:cs="Arial"/>
-                <w:sz w:val="20"/>
-                <w:szCs w:val="20"/>
-                <w:lang w:eastAsia="zh-TW"/>
-              </w:rPr>
-              <w:fldChar w:fldCharType="end"/>
-            </w:r>
-            <w:r>
-              <w:rPr>
-                <w:rFonts w:ascii="Arial" w:hAnsi="Arial" w:cs="Arial"/>
-                <w:sz w:val="20"/>
-                <w:szCs w:val="20"/>
-                <w:lang w:eastAsia="zh-TW"/>
-              </w:rPr>
-              <w:t>Vendor</w:t>
-            </w:r>
-            <w:r>
-              <w:rPr>
-                <w:rFonts w:ascii="Arial" w:hAnsi="Arial" w:cs="Arial" w:hint="eastAsia"/>
-                <w:sz w:val="18"/>
-                <w:szCs w:val="18"/>
-                <w:lang w:eastAsia="zh-CN"/>
-              </w:rPr>
-              <w:t>中间商</w:t>
-            </w:r>
-            <w:r>
-              <w:rPr>
-                <w:rFonts w:ascii="Arial" w:hAnsi="Arial" w:cs="Arial"/>
-                <w:sz w:val="20"/>
-                <w:szCs w:val="20"/>
-                <w:lang w:eastAsia="zh-TW"/>
-              </w:rPr>
-              <w:t xml:space="preserve">  </w:t>
-            </w:r>
-            <w:r>
-              <w:rPr>
-                <w:rFonts w:ascii="Arial" w:hAnsi="Arial" w:cs="Arial"/>
-                <w:sz w:val="20"/>
-                <w:szCs w:val="20"/>
-                <w:lang w:eastAsia="zh-TW"/>
-              </w:rPr>
-              <w:t xml:space="preserve"> </w:t>
-            </w:r>
-            <w:r>
-              <w:rPr>
-                <w:rFonts w:ascii="Arial" w:hAnsi="Arial" w:cs="Arial"/>
-                <w:sz w:val="20"/>
-                <w:szCs w:val="20"/>
-                <w:lang w:eastAsia="zh-TW"/>
-              </w:rPr>
-              <w:fldChar w:fldCharType="begin">
-                <w:ffData>
-                  <w:name w:val="DPI"/>
-                  <w:enabled/>
-                  <w:calcOnExit w:val="0"/>
-                  <w:checkBox>
-                    <w:sizeAuto/>
-                    <w:default w:val="0"/>
-                  </w:checkBox>
-                </w:ffData>
-              </w:fldChar>
-            </w:r>
-            <w:r>
-              <w:rPr>
-                <w:rFonts w:ascii="Arial" w:hAnsi="Arial" w:cs="Arial"/>
-                <w:sz w:val="20"/>
-                <w:szCs w:val="20"/>
-                <w:lang w:eastAsia="zh-TW"/>
-              </w:rPr>
-              <w:instrText xml:space="preserve"> FORMCHECKBOX </w:instrText>
-            </w:r>
-            <w:r>
-              <w:rPr>
-                <w:rFonts w:ascii="Arial" w:hAnsi="Arial" w:cs="Arial"/>
-                <w:sz w:val="20"/>
-                <w:szCs w:val="20"/>
-                <w:lang w:eastAsia="zh-TW"/>
-              </w:rPr>
-            </w:r>
-            <w:r>
-              <w:rPr>
-                <w:rFonts w:ascii="Arial" w:hAnsi="Arial" w:cs="Arial"/>
-                <w:sz w:val="20"/>
-                <w:szCs w:val="20"/>
-                <w:lang w:eastAsia="zh-TW"/>
-              </w:rPr>
-              <w:fldChar w:fldCharType="end"/>
-            </w:r>
-            <w:r>
-              <w:rPr>
-                <w:rFonts w:ascii="Arial" w:hAnsi="Arial" w:cs="Arial"/>
-                <w:sz w:val="20"/>
-                <w:szCs w:val="20"/>
-                <w:lang w:eastAsia="zh-TW"/>
-              </w:rPr>
               <w:t>Factory</w:t>
             </w:r>
             <w:r>
@@ -1070,12 +1348,6 @@
         </w:tc>
       </w:tr>
       <w:tr>
-        <w:tblPrEx>
-          <w:tblCellMar>
-            <w:top w:w="0" w:type="dxa"/>
-            <w:bottom w:w="0" w:type="dxa"/>
-          </w:tblCellMar>
-        </w:tblPrEx>
         <w:trPr>
           <w:gridAfter w:val="1"/>
           <w:wAfter w:w="3147" w:type="dxa"/>
@@ -1139,7 +1411,17 @@
                 <w:szCs w:val="18"/>
                 <w:lang w:eastAsia="zh-CN"/>
               </w:rPr>
-              <w:t xml:space="preserve">            </w:t>
+              <w:t xml:space="preserve">           </w:t>
+            </w:r>
+            <w:proofErr w:type="gramStart"/>
+            <w:r>
+              <w:rPr>
+                <w:rFonts w:ascii="Arial" w:hAnsi="Arial" w:cs="Arial"/>
+                <w:sz w:val="18"/>
+                <w:szCs w:val="18"/>
+                <w:lang w:eastAsia="zh-CN"/>
+              </w:rPr>
+              <w:t xml:space="preserve"> </w:t>
             </w:r>
             <w:r>
               <w:rPr>
@@ -1159,6 +1441,7 @@
               </w:rPr>
               <w:t>:</w:t>
             </w:r>
+            <w:proofErr w:type="gramEnd"/>
           </w:p>
         </w:tc>
         <w:tc>
@@ -1174,7 +1457,7 @@
             <w:pPr>
               <w:spacing w:before="120"/>
               <w:rPr>
-                <w:rFonts w:ascii="Arial" w:hAnsi="Arial" w:cs="Arial" w:hint="eastAsia"/>
+                <w:rFonts w:ascii="Arial" w:hAnsi="Arial" w:cs="Arial"/>
                 <w:sz w:val="18"/>
                 <w:szCs w:val="18"/>
                 <w:lang w:eastAsia="zh-CN"/>
@@ -1184,12 +1467,6 @@
         </w:tc>
       </w:tr>
       <w:tr>
-        <w:tblPrEx>
-          <w:tblCellMar>
-            <w:top w:w="0" w:type="dxa"/>
-            <w:bottom w:w="0" w:type="dxa"/>
-          </w:tblCellMar>
-        </w:tblPrEx>
         <w:trPr>
           <w:gridAfter w:val="1"/>
           <w:wAfter w:w="3147" w:type="dxa"/>
@@ -1357,12 +1634,6 @@
         </w:tc>
       </w:tr>
       <w:tr>
-        <w:tblPrEx>
-          <w:tblCellMar>
-            <w:top w:w="0" w:type="dxa"/>
-            <w:bottom w:w="0" w:type="dxa"/>
-          </w:tblCellMar>
-        </w:tblPrEx>
         <w:trPr>
           <w:trHeight w:val="409"/>
         </w:trPr>
@@ -1594,7 +1865,7 @@
         <w:spacing w:line="264" w:lineRule="auto"/>
         <w:jc w:val="both"/>
         <w:rPr>
-          <w:rFonts w:ascii="Arial" w:hAnsi="Arial" w:cs="Arial" w:hint="eastAsia"/>
+          <w:rFonts w:ascii="Arial" w:hAnsi="Arial" w:cs="Arial"/>
           <w:b/>
           <w:bCs/>
           <w:spacing w:val="-2"/>
@@ -1636,17 +1907,11 @@
       </w:tblPr>
       <w:tblGrid>
         <w:gridCol w:w="2880"/>
+        <w:gridCol w:w="2610"/>
         <w:gridCol w:w="2435"/>
-        <w:gridCol w:w="2610"/>
         <w:gridCol w:w="2698"/>
       </w:tblGrid>
       <w:tr>
-        <w:tblPrEx>
-          <w:tblCellMar>
-            <w:top w:w="0" w:type="dxa"/>
-            <w:bottom w:w="0" w:type="dxa"/>
-          </w:tblCellMar>
-        </w:tblPrEx>
         <w:tc>
           <w:tcPr>
             <w:tcW w:w="2880" w:type="dxa"/>
@@ -1715,12 +1980,6 @@
         </w:tc>
       </w:tr>
       <w:tr>
-        <w:tblPrEx>
-          <w:tblCellMar>
-            <w:top w:w="0" w:type="dxa"/>
-            <w:bottom w:w="0" w:type="dxa"/>
-          </w:tblCellMar>
-        </w:tblPrEx>
         <w:trPr>
           <w:trHeight w:val="425"/>
         </w:trPr>
@@ -1772,7 +2031,7 @@
         </w:tc>
         <w:tc>
           <w:tcPr>
-            <w:tcW w:w="2435" w:type="dxa"/>
+            <w:tcW w:w="2610" w:type="dxa"/>
             <w:tcBorders>
               <w:top w:val="single" w:sz="4" w:space="0" w:color="auto"/>
               <w:bottom w:val="single" w:sz="4" w:space="0" w:color="auto"/>
@@ -1783,17 +2042,35 @@
             <w:pPr>
               <w:spacing w:before="120"/>
               <w:rPr>
-                <w:rFonts w:ascii="Arial" w:eastAsia="PMingLiU" w:hAnsi="Arial" w:cs="Arial" w:hint="eastAsia"/>
+                <w:rFonts w:ascii="Arial" w:eastAsiaTheme="minorEastAsia" w:hAnsi="Arial" w:cs="Arial"/>
                 <w:sz w:val="20"/>
                 <w:szCs w:val="20"/>
-                <w:lang w:eastAsia="zh-TW"/>
-              </w:rPr>
-            </w:pPr>
+                <w:lang w:eastAsia="zh-CN"/>
+              </w:rPr>
+            </w:pPr>
+            <w:r>
+              <w:rPr>
+                <w:rFonts w:ascii="Arial" w:eastAsiaTheme="minorEastAsia" w:hAnsi="Arial" w:cs="Arial"/>
+                <w:sz w:val="20"/>
+                <w:szCs w:val="20"/>
+                <w:lang w:eastAsia="zh-CN"/>
+              </w:rPr>
+              <w:t>L</w:t>
+            </w:r>
+            <w:r>
+              <w:rPr>
+                <w:rFonts w:ascii="Arial" w:eastAsiaTheme="minorEastAsia" w:hAnsi="Arial" w:cs="Arial" w:hint="eastAsia"/>
+                <w:sz w:val="20"/>
+                <w:szCs w:val="20"/>
+                <w:lang w:eastAsia="zh-CN"/>
+              </w:rPr>
+              <w:t>ist in the end if many items</w:t>
+            </w:r>
           </w:p>
         </w:tc>
         <w:tc>
           <w:tcPr>
-            <w:tcW w:w="2610" w:type="dxa"/>
+            <w:tcW w:w="2435" w:type="dxa"/>
             <w:tcBorders>
               <w:top w:val="single" w:sz="4" w:space="0" w:color="auto"/>
             </w:tcBorders>
@@ -1829,6 +2106,7 @@
               </w:rPr>
               <w:t xml:space="preserve"> </w:t>
             </w:r>
+            <w:proofErr w:type="gramStart"/>
             <w:r>
               <w:rPr>
                 <w:rFonts w:ascii="PMingLiU" w:hAnsi="PMingLiU" w:cs="Arial" w:hint="eastAsia"/>
@@ -1856,6 +2134,7 @@
               </w:rPr>
               <w:t>:</w:t>
             </w:r>
+            <w:proofErr w:type="gramEnd"/>
           </w:p>
         </w:tc>
         <w:tc>
@@ -1874,7 +2153,7 @@
               </w:tabs>
               <w:spacing w:before="120"/>
               <w:rPr>
-                <w:rFonts w:ascii="Arial" w:eastAsia="PMingLiU" w:hAnsi="Arial" w:cs="Arial" w:hint="eastAsia"/>
+                <w:rFonts w:ascii="Arial" w:eastAsia="PMingLiU" w:hAnsi="Arial" w:cs="Arial"/>
                 <w:sz w:val="20"/>
                 <w:szCs w:val="20"/>
                 <w:lang w:eastAsia="zh-TW"/>
@@ -1884,12 +2163,6 @@
         </w:tc>
       </w:tr>
       <w:tr>
-        <w:tblPrEx>
-          <w:tblCellMar>
-            <w:top w:w="0" w:type="dxa"/>
-            <w:bottom w:w="0" w:type="dxa"/>
-          </w:tblCellMar>
-        </w:tblPrEx>
         <w:trPr>
           <w:trHeight w:val="418"/>
         </w:trPr>
@@ -1941,7 +2214,7 @@
         </w:tc>
         <w:tc>
           <w:tcPr>
-            <w:tcW w:w="2435" w:type="dxa"/>
+            <w:tcW w:w="2610" w:type="dxa"/>
             <w:tcBorders>
               <w:top w:val="single" w:sz="4" w:space="0" w:color="auto"/>
               <w:bottom w:val="single" w:sz="4" w:space="0" w:color="auto"/>
@@ -1955,7 +2228,7 @@
               </w:tabs>
               <w:spacing w:before="120"/>
               <w:rPr>
-                <w:rFonts w:ascii="Arial" w:eastAsia="PMingLiU" w:hAnsi="Arial" w:cs="Arial" w:hint="eastAsia"/>
+                <w:rFonts w:ascii="Arial" w:eastAsia="PMingLiU" w:hAnsi="Arial" w:cs="Arial"/>
                 <w:sz w:val="20"/>
                 <w:szCs w:val="20"/>
                 <w:lang w:eastAsia="zh-TW"/>
@@ -1965,7 +2238,7 @@
         </w:tc>
         <w:tc>
           <w:tcPr>
-            <w:tcW w:w="2610" w:type="dxa"/>
+            <w:tcW w:w="2435" w:type="dxa"/>
             <w:vAlign w:val="bottom"/>
           </w:tcPr>
           <w:p>
@@ -1976,7 +2249,7 @@
               <w:spacing w:before="120"/>
               <w:jc w:val="right"/>
               <w:rPr>
-                <w:rFonts w:ascii="Arial" w:hAnsi="Arial" w:cs="Arial" w:hint="eastAsia"/>
+                <w:rFonts w:ascii="Arial" w:hAnsi="Arial" w:cs="Arial"/>
                 <w:sz w:val="18"/>
                 <w:szCs w:val="18"/>
                 <w:lang w:eastAsia="zh-CN"/>
@@ -2034,7 +2307,7 @@
               </w:tabs>
               <w:spacing w:before="120"/>
               <w:rPr>
-                <w:rFonts w:ascii="Arial" w:hAnsi="Arial" w:cs="Arial" w:hint="eastAsia"/>
+                <w:rFonts w:ascii="Arial" w:hAnsi="Arial" w:cs="Arial"/>
                 <w:sz w:val="20"/>
                 <w:szCs w:val="20"/>
                 <w:lang w:eastAsia="zh-CN"/>
@@ -2052,320 +2325,7 @@
         <w:snapToGrid w:val="0"/>
         <w:spacing w:after="120" w:line="40" w:lineRule="exact"/>
         <w:rPr>
-          <w:rFonts w:ascii="Arial" w:hAnsi="Arial" w:cs="Arial" w:hint="eastAsia"/>
-          <w:sz w:val="16"/>
-          <w:u w:val="dashDotHeavy"/>
-          <w:lang w:eastAsia="zh-CN"/>
-        </w:rPr>
-      </w:pPr>
-      <w:r>
-        <w:rPr>
-          <w:rFonts w:ascii="Arial" w:hAnsi="Arial" w:cs="Arial"/>
-          <w:sz w:val="16"/>
-          <w:u w:val="dashDotHeavy"/>
-          <w:lang w:eastAsia="zh-TW"/>
-        </w:rPr>
-        <w:tab/>
-      </w:r>
-    </w:p>
-    <w:tbl>
-      <w:tblPr>
-        <w:tblW w:w="10628" w:type="dxa"/>
-        <w:tblLayout w:type="fixed"/>
-        <w:tblCellMar>
-          <w:left w:w="0" w:type="dxa"/>
-          <w:right w:w="0" w:type="dxa"/>
-        </w:tblCellMar>
-        <w:tblLook w:val="0000" w:firstRow="0" w:lastRow="0" w:firstColumn="0" w:lastColumn="0" w:noHBand="0" w:noVBand="0"/>
-      </w:tblPr>
-      <w:tblGrid>
-        <w:gridCol w:w="4788"/>
-        <w:gridCol w:w="2920"/>
-        <w:gridCol w:w="2920"/>
-      </w:tblGrid>
-      <w:tr>
-        <w:tblPrEx>
-          <w:tblCellMar>
-            <w:top w:w="0" w:type="dxa"/>
-            <w:bottom w:w="0" w:type="dxa"/>
-          </w:tblCellMar>
-        </w:tblPrEx>
-        <w:tc>
-          <w:tcPr>
-            <w:tcW w:w="4788" w:type="dxa"/>
-            <w:vAlign w:val="center"/>
-          </w:tcPr>
-          <w:p>
-            <w:pPr>
-              <w:tabs>
-                <w:tab w:val="left" w:pos="-720"/>
-              </w:tabs>
-              <w:suppressAutoHyphens/>
-              <w:spacing w:line="264" w:lineRule="auto"/>
-              <w:jc w:val="both"/>
-              <w:rPr>
-                <w:rFonts w:ascii="Arial" w:hAnsi="Arial" w:cs="Arial"/>
-                <w:b/>
-                <w:bCs/>
-                <w:smallCaps/>
-                <w:spacing w:val="-2"/>
-                <w:sz w:val="20"/>
-                <w:lang w:eastAsia="zh-TW"/>
-              </w:rPr>
-            </w:pPr>
-            <w:r>
-              <w:rPr>
-                <w:rFonts w:ascii="Arial" w:hAnsi="Arial" w:cs="Arial" w:hint="eastAsia"/>
-                <w:bCs/>
-                <w:sz w:val="20"/>
-                <w:lang w:eastAsia="zh-CN"/>
-              </w:rPr>
-              <w:t>Requested</w:t>
-            </w:r>
-            <w:r>
-              <w:rPr>
-                <w:rFonts w:ascii="Arial" w:hAnsi="Arial" w:cs="Arial"/>
-                <w:b/>
-                <w:bCs/>
-                <w:smallCaps/>
-                <w:spacing w:val="-2"/>
-                <w:sz w:val="20"/>
-                <w:lang w:eastAsia="zh-TW"/>
-              </w:rPr>
-              <w:t xml:space="preserve"> </w:t>
-            </w:r>
-            <w:r>
-              <w:rPr>
-                <w:rFonts w:ascii="Arial" w:hAnsi="Arial" w:cs="Arial" w:hint="eastAsia"/>
-                <w:bCs/>
-                <w:sz w:val="20"/>
-                <w:lang w:eastAsia="zh-CN"/>
-              </w:rPr>
-              <w:t>Inspection Date</w:t>
-            </w:r>
-            <w:r>
-              <w:rPr>
-                <w:rFonts w:ascii="Arial" w:hAnsi="Arial" w:cs="Arial"/>
-                <w:b/>
-                <w:bCs/>
-                <w:smallCaps/>
-                <w:spacing w:val="-2"/>
-                <w:sz w:val="20"/>
-                <w:lang w:eastAsia="zh-TW"/>
-              </w:rPr>
-              <w:t xml:space="preserve"> </w:t>
-            </w:r>
-            <w:r>
-              <w:rPr>
-                <w:rFonts w:ascii="PMingLiU" w:hAnsi="PMingLiU" w:cs="Arial" w:hint="eastAsia"/>
-                <w:b/>
-                <w:bCs/>
-                <w:smallCaps/>
-                <w:spacing w:val="-2"/>
-                <w:sz w:val="20"/>
-                <w:lang w:eastAsia="zh-TW"/>
-              </w:rPr>
-              <w:t>要</w:t>
-            </w:r>
-            <w:r>
-              <w:rPr>
-                <w:rFonts w:ascii="PMingLiU" w:hAnsi="PMingLiU" w:cs="Arial"/>
-                <w:b/>
-                <w:bCs/>
-                <w:smallCaps/>
-                <w:spacing w:val="-2"/>
-                <w:sz w:val="20"/>
-                <w:lang w:eastAsia="zh-TW"/>
-              </w:rPr>
-              <w:t xml:space="preserve"> </w:t>
-            </w:r>
-            <w:r>
-              <w:rPr>
-                <w:rFonts w:ascii="PMingLiU" w:hAnsi="PMingLiU" w:cs="Arial" w:hint="eastAsia"/>
-                <w:b/>
-                <w:bCs/>
-                <w:smallCaps/>
-                <w:spacing w:val="-2"/>
-                <w:sz w:val="20"/>
-                <w:lang w:eastAsia="zh-TW"/>
-              </w:rPr>
-              <w:t>求</w:t>
-            </w:r>
-            <w:r>
-              <w:rPr>
-                <w:rFonts w:ascii="PMingLiU" w:hAnsi="PMingLiU" w:cs="Arial"/>
-                <w:b/>
-                <w:bCs/>
-                <w:smallCaps/>
-                <w:spacing w:val="-2"/>
-                <w:sz w:val="20"/>
-                <w:lang w:eastAsia="zh-TW"/>
-              </w:rPr>
-              <w:t xml:space="preserve"> </w:t>
-            </w:r>
-            <w:r>
-              <w:rPr>
-                <w:rFonts w:ascii="PMingLiU" w:hAnsi="PMingLiU" w:cs="Arial" w:hint="eastAsia"/>
-                <w:b/>
-                <w:bCs/>
-                <w:smallCaps/>
-                <w:spacing w:val="-2"/>
-                <w:sz w:val="20"/>
-                <w:lang w:eastAsia="zh-CN"/>
-              </w:rPr>
-              <w:t>验</w:t>
-            </w:r>
-            <w:r>
-              <w:rPr>
-                <w:rFonts w:ascii="PMingLiU" w:hAnsi="PMingLiU" w:cs="Arial" w:hint="eastAsia"/>
-                <w:b/>
-                <w:bCs/>
-                <w:smallCaps/>
-                <w:spacing w:val="-2"/>
-                <w:sz w:val="20"/>
-                <w:lang w:eastAsia="zh-CN"/>
-              </w:rPr>
-              <w:t xml:space="preserve"> </w:t>
-            </w:r>
-            <w:r>
-              <w:rPr>
-                <w:rFonts w:ascii="PMingLiU" w:hAnsi="PMingLiU" w:cs="Arial" w:hint="eastAsia"/>
-                <w:b/>
-                <w:bCs/>
-                <w:smallCaps/>
-                <w:spacing w:val="-2"/>
-                <w:sz w:val="20"/>
-                <w:lang w:eastAsia="zh-CN"/>
-              </w:rPr>
-              <w:t>货</w:t>
-            </w:r>
-            <w:r>
-              <w:rPr>
-                <w:rFonts w:ascii="PMingLiU" w:hAnsi="PMingLiU" w:cs="Arial"/>
-                <w:b/>
-                <w:bCs/>
-                <w:smallCaps/>
-                <w:spacing w:val="-2"/>
-                <w:sz w:val="20"/>
-                <w:lang w:eastAsia="zh-TW"/>
-              </w:rPr>
-              <w:t xml:space="preserve"> </w:t>
-            </w:r>
-            <w:r>
-              <w:rPr>
-                <w:rFonts w:ascii="PMingLiU" w:hAnsi="PMingLiU" w:cs="Arial"/>
-                <w:b/>
-                <w:bCs/>
-                <w:smallCaps/>
-                <w:spacing w:val="-2"/>
-                <w:sz w:val="20"/>
-                <w:lang w:eastAsia="zh-TW"/>
-              </w:rPr>
-              <w:t>日</w:t>
-            </w:r>
-            <w:r>
-              <w:rPr>
-                <w:rFonts w:ascii="PMingLiU" w:hAnsi="PMingLiU" w:cs="Arial"/>
-                <w:b/>
-                <w:bCs/>
-                <w:smallCaps/>
-                <w:spacing w:val="-2"/>
-                <w:sz w:val="20"/>
-                <w:lang w:eastAsia="zh-TW"/>
-              </w:rPr>
-              <w:t xml:space="preserve"> </w:t>
-            </w:r>
-            <w:r>
-              <w:rPr>
-                <w:rFonts w:ascii="PMingLiU" w:hAnsi="PMingLiU" w:cs="Arial"/>
-                <w:b/>
-                <w:bCs/>
-                <w:smallCaps/>
-                <w:spacing w:val="-2"/>
-                <w:sz w:val="20"/>
-                <w:lang w:eastAsia="zh-TW"/>
-              </w:rPr>
-              <w:t>期</w:t>
-            </w:r>
-            <w:r>
-              <w:rPr>
-                <w:rFonts w:ascii="Arial" w:hAnsi="Arial" w:cs="Arial"/>
-                <w:b/>
-                <w:bCs/>
-                <w:smallCaps/>
-                <w:spacing w:val="-2"/>
-                <w:sz w:val="20"/>
-                <w:lang w:eastAsia="zh-TW"/>
-              </w:rPr>
-              <w:tab/>
-              <w:t>:</w:t>
-            </w:r>
-          </w:p>
-        </w:tc>
-        <w:tc>
-          <w:tcPr>
-            <w:tcW w:w="2920" w:type="dxa"/>
-            <w:tcBorders>
-              <w:bottom w:val="single" w:sz="4" w:space="0" w:color="auto"/>
-            </w:tcBorders>
-            <w:vAlign w:val="center"/>
-          </w:tcPr>
-          <w:p>
-            <w:pPr>
-              <w:tabs>
-                <w:tab w:val="left" w:pos="-720"/>
-              </w:tabs>
-              <w:suppressAutoHyphens/>
-              <w:spacing w:line="264" w:lineRule="auto"/>
-              <w:jc w:val="both"/>
-              <w:rPr>
-                <w:rFonts w:ascii="Arial" w:eastAsia="PMingLiU" w:hAnsi="Arial" w:cs="Arial" w:hint="eastAsia"/>
-                <w:b/>
-                <w:bCs/>
-                <w:smallCaps/>
-                <w:spacing w:val="-2"/>
-                <w:sz w:val="20"/>
-                <w:lang w:eastAsia="zh-TW"/>
-              </w:rPr>
-            </w:pPr>
-          </w:p>
-        </w:tc>
-        <w:tc>
-          <w:tcPr>
-            <w:tcW w:w="2920" w:type="dxa"/>
-            <w:vAlign w:val="center"/>
-          </w:tcPr>
-          <w:p>
-            <w:pPr>
-              <w:tabs>
-                <w:tab w:val="left" w:pos="-720"/>
-              </w:tabs>
-              <w:suppressAutoHyphens/>
-              <w:spacing w:line="264" w:lineRule="auto"/>
-              <w:jc w:val="both"/>
-              <w:rPr>
-                <w:rFonts w:ascii="Arial" w:hAnsi="Arial" w:cs="Arial" w:hint="eastAsia"/>
-                <w:b/>
-                <w:bCs/>
-                <w:smallCaps/>
-                <w:spacing w:val="-2"/>
-                <w:sz w:val="20"/>
-                <w:lang w:eastAsia="zh-CN"/>
-              </w:rPr>
-            </w:pPr>
-          </w:p>
-        </w:tc>
-      </w:tr>
-    </w:tbl>
-    <w:p>
-      <w:pPr>
-        <w:tabs>
-          <w:tab w:val="left" w:pos="10620"/>
-        </w:tabs>
-        <w:snapToGrid w:val="0"/>
-        <w:spacing w:after="120" w:line="40" w:lineRule="exact"/>
-        <w:rPr>
-          <w:rFonts w:ascii="Arial" w:hAnsi="Arial" w:cs="Arial" w:hint="eastAsia"/>
+          <w:rFonts w:ascii="Arial" w:hAnsi="Arial" w:cs="Arial"/>
           <w:sz w:val="16"/>
           <w:u w:val="dashDotHeavy"/>
           <w:lang w:eastAsia="zh-CN"/>
@@ -2529,19 +2489,13 @@
       <w:tblGrid>
         <w:gridCol w:w="1418"/>
         <w:gridCol w:w="387"/>
-        <w:gridCol w:w="1705"/>
+        <w:gridCol w:w="1525"/>
         <w:gridCol w:w="900"/>
-        <w:gridCol w:w="2250"/>
-        <w:gridCol w:w="540"/>
-        <w:gridCol w:w="3423"/>
+        <w:gridCol w:w="2160"/>
+        <w:gridCol w:w="630"/>
+        <w:gridCol w:w="3603"/>
       </w:tblGrid>
       <w:tr>
-        <w:tblPrEx>
-          <w:tblCellMar>
-            <w:top w:w="0" w:type="dxa"/>
-            <w:bottom w:w="0" w:type="dxa"/>
-          </w:tblCellMar>
-        </w:tblPrEx>
         <w:tc>
           <w:tcPr>
             <w:tcW w:w="1418" w:type="dxa"/>
@@ -2611,7 +2565,7 @@
         </w:tc>
         <w:tc>
           <w:tcPr>
-            <w:tcW w:w="2092" w:type="dxa"/>
+            <w:tcW w:w="1912" w:type="dxa"/>
             <w:gridSpan w:val="2"/>
             <w:tcBorders>
               <w:bottom w:val="single" w:sz="4" w:space="0" w:color="auto"/>
@@ -2630,7 +2584,7 @@
         </w:tc>
         <w:tc>
           <w:tcPr>
-            <w:tcW w:w="7113" w:type="dxa"/>
+            <w:tcW w:w="7293" w:type="dxa"/>
             <w:gridSpan w:val="4"/>
             <w:tcBorders>
               <w:bottom w:val="single" w:sz="4" w:space="0" w:color="auto"/>
@@ -2649,12 +2603,6 @@
         </w:tc>
       </w:tr>
       <w:tr>
-        <w:tblPrEx>
-          <w:tblCellMar>
-            <w:top w:w="0" w:type="dxa"/>
-            <w:bottom w:w="0" w:type="dxa"/>
-          </w:tblCellMar>
-        </w:tblPrEx>
         <w:trPr>
           <w:trHeight w:val="457"/>
         </w:trPr>
@@ -2708,7 +2656,7 @@
             <w:pPr>
               <w:spacing w:before="160"/>
               <w:rPr>
-                <w:rFonts w:ascii="Arial" w:eastAsia="PMingLiU" w:hAnsi="Arial" w:cs="Arial" w:hint="eastAsia"/>
+                <w:rFonts w:ascii="Arial" w:eastAsia="PMingLiU" w:hAnsi="Arial" w:cs="Arial"/>
                 <w:sz w:val="18"/>
                 <w:szCs w:val="18"/>
               </w:rPr>
@@ -2726,12 +2674,6 @@
         </w:tc>
       </w:tr>
       <w:tr>
-        <w:tblPrEx>
-          <w:tblCellMar>
-            <w:top w:w="0" w:type="dxa"/>
-            <w:bottom w:w="0" w:type="dxa"/>
-          </w:tblCellMar>
-        </w:tblPrEx>
         <w:trPr>
           <w:trHeight w:val="520"/>
         </w:trPr>
@@ -2777,7 +2719,7 @@
             <w:pPr>
               <w:spacing w:before="160"/>
               <w:rPr>
-                <w:rFonts w:ascii="Arial" w:hAnsi="Arial" w:cs="Arial" w:hint="eastAsia"/>
+                <w:rFonts w:ascii="Arial" w:hAnsi="Arial" w:cs="Arial"/>
                 <w:sz w:val="18"/>
                 <w:szCs w:val="18"/>
                 <w:lang w:eastAsia="zh-CN"/>
@@ -2787,12 +2729,6 @@
         </w:tc>
       </w:tr>
       <w:tr>
-        <w:tblPrEx>
-          <w:tblCellMar>
-            <w:top w:w="0" w:type="dxa"/>
-            <w:bottom w:w="0" w:type="dxa"/>
-          </w:tblCellMar>
-        </w:tblPrEx>
         <w:trPr>
           <w:cantSplit/>
         </w:trPr>
@@ -2895,7 +2831,7 @@
         </w:tc>
         <w:tc>
           <w:tcPr>
-            <w:tcW w:w="1705" w:type="dxa"/>
+            <w:tcW w:w="1525" w:type="dxa"/>
             <w:tcBorders>
               <w:bottom w:val="single" w:sz="4" w:space="0" w:color="auto"/>
             </w:tcBorders>
@@ -2905,7 +2841,7 @@
             <w:pPr>
               <w:spacing w:before="120"/>
               <w:rPr>
-                <w:rFonts w:ascii="Arial" w:hAnsi="Arial" w:cs="Arial" w:hint="eastAsia"/>
+                <w:rFonts w:ascii="Arial" w:hAnsi="Arial" w:cs="Arial"/>
                 <w:sz w:val="20"/>
                 <w:szCs w:val="20"/>
                 <w:lang w:eastAsia="zh-CN"/>
@@ -3020,7 +2956,7 @@
         </w:tc>
         <w:tc>
           <w:tcPr>
-            <w:tcW w:w="2250" w:type="dxa"/>
+            <w:tcW w:w="2160" w:type="dxa"/>
             <w:tcBorders>
               <w:top w:val="single" w:sz="4" w:space="0" w:color="auto"/>
               <w:bottom w:val="single" w:sz="4" w:space="0" w:color="auto"/>
@@ -3040,7 +2976,7 @@
         </w:tc>
         <w:tc>
           <w:tcPr>
-            <w:tcW w:w="540" w:type="dxa"/>
+            <w:tcW w:w="630" w:type="dxa"/>
             <w:vAlign w:val="bottom"/>
           </w:tcPr>
           <w:p>
@@ -3099,7 +3035,7 @@
         </w:tc>
         <w:tc>
           <w:tcPr>
-            <w:tcW w:w="3423" w:type="dxa"/>
+            <w:tcW w:w="3603" w:type="dxa"/>
             <w:tcBorders>
               <w:top w:val="single" w:sz="4" w:space="0" w:color="auto"/>
               <w:bottom w:val="single" w:sz="4" w:space="0" w:color="auto"/>
@@ -3135,12 +3071,29 @@
           <w:lang w:eastAsia="zh-TW"/>
         </w:rPr>
       </w:pPr>
-      <w:r>
-        <w:rPr>
-          <w:rFonts w:ascii="Arial" w:hAnsi="Arial" w:cs="Arial"/>
+    </w:p>
+    <w:p>
+      <w:pPr>
+        <w:tabs>
+          <w:tab w:val="left" w:pos="10620"/>
+        </w:tabs>
+        <w:snapToGrid w:val="0"/>
+        <w:spacing w:after="120" w:line="40" w:lineRule="exact"/>
+        <w:rPr>
+          <w:rFonts w:ascii="Arial" w:hAnsi="Arial" w:cs="Arial"/>
+          <w:i/>
+          <w:iCs/>
           <w:sz w:val="16"/>
           <w:u w:val="dashDotHeavy"/>
-          <w:lang w:eastAsia="zh-TW"/>
+          <w:lang w:eastAsia="zh-CN"/>
+        </w:rPr>
+      </w:pPr>
+      <w:r>
+        <w:rPr>
+          <w:rFonts w:ascii="Arial" w:hAnsi="Arial" w:cs="Arial"/>
+          <w:sz w:val="16"/>
+          <w:u w:val="dashDotHeavy"/>
+          <w:lang w:eastAsia="zh-CN"/>
         </w:rPr>
         <w:tab/>
       </w:r>
@@ -3170,1518 +3123,6 @@
           <w:sz w:val="20"/>
           <w:lang w:eastAsia="zh-CN"/>
         </w:rPr>
-        <w:t xml:space="preserve">Type Of Services </w:t>
-      </w:r>
-      <w:r>
-        <w:rPr>
-          <w:rFonts w:ascii="Arial" w:hAnsi="Arial" w:cs="Arial" w:hint="eastAsia"/>
-          <w:b/>
-          <w:bCs/>
-          <w:smallCaps/>
-          <w:spacing w:val="-2"/>
-          <w:sz w:val="20"/>
-          <w:lang w:eastAsia="zh-CN"/>
-        </w:rPr>
-        <w:t>服务类别</w:t>
-      </w:r>
-      <w:r>
-        <w:rPr>
-          <w:rFonts w:ascii="Arial" w:hAnsi="Arial" w:cs="Arial" w:hint="eastAsia"/>
-          <w:b/>
-          <w:bCs/>
-          <w:smallCaps/>
-          <w:spacing w:val="-2"/>
-          <w:sz w:val="20"/>
-          <w:lang w:eastAsia="zh-CN"/>
-        </w:rPr>
-        <w:t xml:space="preserve">  </w:t>
-      </w:r>
-    </w:p>
-    <w:p>
-      <w:pPr>
-        <w:tabs>
-          <w:tab w:val="left" w:pos="284"/>
-          <w:tab w:val="left" w:pos="2268"/>
-          <w:tab w:val="left" w:pos="2520"/>
-          <w:tab w:val="left" w:pos="4962"/>
-          <w:tab w:val="left" w:pos="6237"/>
-          <w:tab w:val="left" w:pos="6521"/>
-          <w:tab w:val="left" w:pos="6840"/>
-        </w:tabs>
-        <w:rPr>
-          <w:rFonts w:ascii="PMingLiU" w:hAnsi="PMingLiU" w:cs="Arial" w:hint="eastAsia"/>
-          <w:sz w:val="18"/>
-          <w:szCs w:val="18"/>
-          <w:lang w:eastAsia="zh-CN"/>
-        </w:rPr>
-      </w:pPr>
-      <w:r>
-        <w:rPr>
-          <w:rFonts w:ascii="Arial" w:hAnsi="Arial" w:cs="Arial"/>
-          <w:sz w:val="18"/>
-          <w:szCs w:val="18"/>
-          <w:lang w:eastAsia="zh-TW"/>
-        </w:rPr>
-        <w:fldChar w:fldCharType="begin">
-          <w:ffData>
-            <w:name w:val="REFRI"/>
-            <w:enabled/>
-            <w:calcOnExit w:val="0"/>
-            <w:checkBox>
-              <w:sizeAuto/>
-              <w:default w:val="0"/>
-            </w:checkBox>
-          </w:ffData>
-        </w:fldChar>
-      </w:r>
-      <w:r>
-        <w:rPr>
-          <w:rFonts w:ascii="Arial" w:hAnsi="Arial" w:cs="Arial"/>
-          <w:sz w:val="18"/>
-          <w:szCs w:val="18"/>
-          <w:lang w:eastAsia="zh-TW"/>
-        </w:rPr>
-        <w:instrText xml:space="preserve"> FORMCHECKBOX </w:instrText>
-      </w:r>
-      <w:r>
-        <w:rPr>
-          <w:rFonts w:ascii="Arial" w:hAnsi="Arial" w:cs="Arial"/>
-          <w:sz w:val="18"/>
-          <w:szCs w:val="18"/>
-          <w:lang w:eastAsia="zh-TW"/>
-        </w:rPr>
-      </w:r>
-      <w:r>
-        <w:rPr>
-          <w:rFonts w:ascii="Arial" w:hAnsi="Arial" w:cs="Arial"/>
-          <w:sz w:val="18"/>
-          <w:szCs w:val="18"/>
-          <w:lang w:eastAsia="zh-TW"/>
-        </w:rPr>
-        <w:fldChar w:fldCharType="end"/>
-      </w:r>
-      <w:r>
-        <w:rPr>
-          <w:rFonts w:ascii="Arial" w:hAnsi="Arial" w:cs="Arial" w:hint="eastAsia"/>
-          <w:sz w:val="18"/>
-          <w:szCs w:val="18"/>
-          <w:lang w:eastAsia="zh-TW"/>
-        </w:rPr>
-        <w:t xml:space="preserve"> </w:t>
-      </w:r>
-      <w:r>
-        <w:rPr>
-          <w:rFonts w:ascii="Arial" w:hAnsi="Arial" w:cs="Arial"/>
-          <w:sz w:val="18"/>
-          <w:szCs w:val="18"/>
-          <w:lang w:eastAsia="zh-TW"/>
-        </w:rPr>
-        <w:tab/>
-      </w:r>
-      <w:r>
-        <w:rPr>
-          <w:rFonts w:ascii="Arial" w:hAnsi="Arial" w:cs="Arial"/>
-          <w:sz w:val="18"/>
-          <w:szCs w:val="18"/>
-        </w:rPr>
-        <w:t>Final Random</w:t>
-      </w:r>
-      <w:r>
-        <w:rPr>
-          <w:rFonts w:ascii="Arial" w:hAnsi="Arial" w:cs="Arial"/>
-          <w:sz w:val="18"/>
-          <w:szCs w:val="18"/>
-        </w:rPr>
-        <w:t xml:space="preserve"> Inspection</w:t>
-      </w:r>
-      <w:r>
-        <w:rPr>
-          <w:rFonts w:ascii="Arial" w:hAnsi="Arial" w:cs="Arial" w:hint="eastAsia"/>
-          <w:sz w:val="18"/>
-          <w:szCs w:val="18"/>
-          <w:lang w:eastAsia="zh-TW"/>
-        </w:rPr>
-        <w:tab/>
-      </w:r>
-      <w:r>
-        <w:rPr>
-          <w:rFonts w:ascii="Arial" w:hAnsi="Arial" w:cs="Arial"/>
-          <w:sz w:val="18"/>
-          <w:szCs w:val="18"/>
-          <w:lang w:eastAsia="zh-TW"/>
-        </w:rPr>
-        <w:t xml:space="preserve">  </w:t>
-      </w:r>
-      <w:r>
-        <w:rPr>
-          <w:rFonts w:ascii="Arial" w:hAnsi="Arial" w:cs="Arial"/>
-          <w:sz w:val="18"/>
-          <w:szCs w:val="18"/>
-          <w:lang w:eastAsia="zh-TW"/>
-        </w:rPr>
-        <w:t xml:space="preserve"> </w:t>
-      </w:r>
-      <w:r>
-        <w:rPr>
-          <w:rFonts w:ascii="Arial" w:hAnsi="Arial" w:cs="Arial"/>
-          <w:sz w:val="18"/>
-          <w:szCs w:val="18"/>
-          <w:lang w:eastAsia="zh-TW"/>
-        </w:rPr>
-        <w:t xml:space="preserve">  </w:t>
-      </w:r>
-      <w:r>
-        <w:rPr>
-          <w:rFonts w:ascii="Arial" w:hAnsi="Arial" w:cs="Arial"/>
-          <w:sz w:val="18"/>
-          <w:szCs w:val="18"/>
-          <w:lang w:eastAsia="zh-TW"/>
-        </w:rPr>
-        <w:fldChar w:fldCharType="begin">
-          <w:ffData>
-            <w:name w:val="REFRI"/>
-            <w:enabled/>
-            <w:calcOnExit w:val="0"/>
-            <w:checkBox>
-              <w:sizeAuto/>
-              <w:default w:val="0"/>
-            </w:checkBox>
-          </w:ffData>
-        </w:fldChar>
-      </w:r>
-      <w:bookmarkStart w:id="2" w:name="REFRI"/>
-      <w:r>
-        <w:rPr>
-          <w:rFonts w:ascii="Arial" w:hAnsi="Arial" w:cs="Arial"/>
-          <w:sz w:val="18"/>
-          <w:szCs w:val="18"/>
-          <w:lang w:eastAsia="zh-TW"/>
-        </w:rPr>
-        <w:instrText xml:space="preserve"> FORMCHECKBOX </w:instrText>
-      </w:r>
-      <w:r>
-        <w:rPr>
-          <w:rFonts w:ascii="Arial" w:hAnsi="Arial" w:cs="Arial"/>
-          <w:sz w:val="18"/>
-          <w:szCs w:val="18"/>
-          <w:lang w:eastAsia="zh-TW"/>
-        </w:rPr>
-      </w:r>
-      <w:r>
-        <w:rPr>
-          <w:rFonts w:ascii="Arial" w:hAnsi="Arial" w:cs="Arial"/>
-          <w:sz w:val="18"/>
-          <w:szCs w:val="18"/>
-          <w:lang w:eastAsia="zh-TW"/>
-        </w:rPr>
-        <w:fldChar w:fldCharType="end"/>
-      </w:r>
-      <w:bookmarkEnd w:id="2"/>
-      <w:r>
-        <w:rPr>
-          <w:rFonts w:ascii="Arial" w:hAnsi="Arial" w:cs="Arial" w:hint="eastAsia"/>
-          <w:sz w:val="18"/>
-          <w:szCs w:val="18"/>
-          <w:lang w:eastAsia="zh-TW"/>
-        </w:rPr>
-        <w:t xml:space="preserve"> </w:t>
-      </w:r>
-      <w:r>
-        <w:rPr>
-          <w:rFonts w:ascii="Arial" w:hAnsi="Arial" w:cs="Arial"/>
-          <w:sz w:val="18"/>
-          <w:szCs w:val="18"/>
-        </w:rPr>
-        <w:t>Re-inspection (Prev. Repo</w:t>
-      </w:r>
-      <w:r>
-        <w:rPr>
-          <w:rFonts w:ascii="Arial" w:hAnsi="Arial" w:cs="Arial"/>
-          <w:sz w:val="18"/>
-          <w:szCs w:val="18"/>
-        </w:rPr>
-        <w:t>rt</w:t>
-      </w:r>
-      <w:r>
-        <w:rPr>
-          <w:rFonts w:ascii="Arial" w:hAnsi="Arial" w:cs="Arial"/>
-          <w:sz w:val="18"/>
-          <w:szCs w:val="18"/>
-        </w:rPr>
-        <w:t>#</w:t>
-      </w:r>
-      <w:r>
-        <w:rPr>
-          <w:rFonts w:ascii="Arial" w:hAnsi="Arial" w:cs="Arial"/>
-          <w:sz w:val="18"/>
-          <w:szCs w:val="18"/>
-        </w:rPr>
-        <w:t>:</w:t>
-      </w:r>
-      <w:r>
-        <w:rPr>
-          <w:rFonts w:ascii="Arial" w:hAnsi="Arial" w:cs="Arial"/>
-          <w:sz w:val="18"/>
-          <w:szCs w:val="18"/>
-          <w:u w:val="single"/>
-          <w:lang w:eastAsia="zh-TW"/>
-        </w:rPr>
-        <w:fldChar w:fldCharType="begin">
-          <w:ffData>
-            <w:name w:val="REFRIJob"/>
-            <w:enabled/>
-            <w:calcOnExit w:val="0"/>
-            <w:textInput>
-              <w:type w:val="number"/>
-            </w:textInput>
-          </w:ffData>
-        </w:fldChar>
-      </w:r>
-      <w:bookmarkStart w:id="3" w:name="REFRIJob"/>
-      <w:r>
-        <w:rPr>
-          <w:rFonts w:ascii="Arial" w:hAnsi="Arial" w:cs="Arial"/>
-          <w:sz w:val="18"/>
-          <w:szCs w:val="18"/>
-          <w:u w:val="single"/>
-          <w:lang w:eastAsia="zh-TW"/>
-        </w:rPr>
-        <w:instrText xml:space="preserve"> FORMTEXT </w:instrText>
-      </w:r>
-      <w:r>
-        <w:rPr>
-          <w:rFonts w:ascii="Arial" w:hAnsi="Arial" w:cs="Arial"/>
-          <w:sz w:val="18"/>
-          <w:szCs w:val="18"/>
-          <w:u w:val="single"/>
-          <w:lang w:eastAsia="zh-TW"/>
-        </w:rPr>
-      </w:r>
-      <w:r>
-        <w:rPr>
-          <w:rFonts w:ascii="Arial" w:hAnsi="Arial" w:cs="Arial"/>
-          <w:sz w:val="18"/>
-          <w:szCs w:val="18"/>
-          <w:u w:val="single"/>
-          <w:lang w:eastAsia="zh-TW"/>
-        </w:rPr>
-        <w:fldChar w:fldCharType="separate"/>
-      </w:r>
-      <w:r>
-        <w:rPr>
-          <w:rFonts w:ascii="Arial" w:hAnsi="Arial" w:cs="Arial"/>
-          <w:noProof/>
-          <w:sz w:val="18"/>
-          <w:szCs w:val="18"/>
-          <w:u w:val="single"/>
-          <w:lang w:eastAsia="zh-TW"/>
-        </w:rPr>
-        <w:t> </w:t>
-      </w:r>
-      <w:r>
-        <w:rPr>
-          <w:rFonts w:ascii="Arial" w:hAnsi="Arial" w:cs="Arial"/>
-          <w:noProof/>
-          <w:sz w:val="18"/>
-          <w:szCs w:val="18"/>
-          <w:u w:val="single"/>
-          <w:lang w:eastAsia="zh-TW"/>
-        </w:rPr>
-        <w:t> </w:t>
-      </w:r>
-      <w:r>
-        <w:rPr>
-          <w:rFonts w:ascii="Arial" w:hAnsi="Arial" w:cs="Arial"/>
-          <w:noProof/>
-          <w:sz w:val="18"/>
-          <w:szCs w:val="18"/>
-          <w:u w:val="single"/>
-          <w:lang w:eastAsia="zh-TW"/>
-        </w:rPr>
-        <w:t> </w:t>
-      </w:r>
-      <w:r>
-        <w:rPr>
-          <w:rFonts w:ascii="Arial" w:hAnsi="Arial" w:cs="Arial"/>
-          <w:noProof/>
-          <w:sz w:val="18"/>
-          <w:szCs w:val="18"/>
-          <w:u w:val="single"/>
-          <w:lang w:eastAsia="zh-TW"/>
-        </w:rPr>
-        <w:t> </w:t>
-      </w:r>
-      <w:r>
-        <w:rPr>
-          <w:rFonts w:ascii="Arial" w:hAnsi="Arial" w:cs="Arial"/>
-          <w:noProof/>
-          <w:sz w:val="18"/>
-          <w:szCs w:val="18"/>
-          <w:u w:val="single"/>
-          <w:lang w:eastAsia="zh-TW"/>
-        </w:rPr>
-        <w:t> </w:t>
-      </w:r>
-      <w:r>
-        <w:rPr>
-          <w:rFonts w:ascii="Arial" w:hAnsi="Arial" w:cs="Arial"/>
-          <w:sz w:val="18"/>
-          <w:szCs w:val="18"/>
-          <w:u w:val="single"/>
-          <w:lang w:eastAsia="zh-TW"/>
-        </w:rPr>
-        <w:fldChar w:fldCharType="end"/>
-      </w:r>
-      <w:bookmarkEnd w:id="3"/>
-      <w:r>
-        <w:rPr>
-          <w:rFonts w:ascii="Arial" w:hAnsi="Arial" w:cs="Arial" w:hint="eastAsia"/>
-          <w:sz w:val="18"/>
-          <w:szCs w:val="18"/>
-          <w:u w:val="single"/>
-          <w:lang w:eastAsia="zh-TW"/>
-        </w:rPr>
-        <w:tab/>
-      </w:r>
-      <w:r>
-        <w:rPr>
-          <w:rFonts w:ascii="Arial" w:hAnsi="Arial" w:cs="Arial"/>
-          <w:sz w:val="18"/>
-          <w:szCs w:val="18"/>
-        </w:rPr>
-        <w:t>)</w:t>
-      </w:r>
-      <w:r>
-        <w:rPr>
-          <w:rFonts w:ascii="Arial" w:hAnsi="Arial" w:cs="Arial" w:hint="eastAsia"/>
-          <w:sz w:val="18"/>
-          <w:szCs w:val="18"/>
-          <w:lang w:eastAsia="zh-TW"/>
-        </w:rPr>
-        <w:tab/>
-      </w:r>
-      <w:r>
-        <w:rPr>
-          <w:rFonts w:ascii="Arial" w:hAnsi="Arial" w:cs="Arial"/>
-          <w:sz w:val="18"/>
-          <w:szCs w:val="18"/>
-          <w:lang w:eastAsia="zh-TW"/>
-        </w:rPr>
-        <w:t xml:space="preserve">        </w:t>
-      </w:r>
-      <w:r>
-        <w:rPr>
-          <w:rFonts w:ascii="Arial" w:hAnsi="Arial" w:cs="Arial"/>
-          <w:sz w:val="18"/>
-          <w:szCs w:val="18"/>
-          <w:lang w:eastAsia="zh-TW"/>
-        </w:rPr>
-        <w:fldChar w:fldCharType="begin">
-          <w:ffData>
-            <w:name w:val="DPI"/>
-            <w:enabled/>
-            <w:calcOnExit w:val="0"/>
-            <w:checkBox>
-              <w:sizeAuto/>
-              <w:default w:val="0"/>
-            </w:checkBox>
-          </w:ffData>
-        </w:fldChar>
-      </w:r>
-      <w:bookmarkStart w:id="4" w:name="DPI"/>
-      <w:r>
-        <w:rPr>
-          <w:rFonts w:ascii="Arial" w:hAnsi="Arial" w:cs="Arial"/>
-          <w:sz w:val="18"/>
-          <w:szCs w:val="18"/>
-          <w:lang w:eastAsia="zh-TW"/>
-        </w:rPr>
-        <w:instrText xml:space="preserve"> FORMCHECKBOX </w:instrText>
-      </w:r>
-      <w:r>
-        <w:rPr>
-          <w:rFonts w:ascii="Arial" w:hAnsi="Arial" w:cs="Arial"/>
-          <w:sz w:val="18"/>
-          <w:szCs w:val="18"/>
-          <w:lang w:eastAsia="zh-TW"/>
-        </w:rPr>
-      </w:r>
-      <w:r>
-        <w:rPr>
-          <w:rFonts w:ascii="Arial" w:hAnsi="Arial" w:cs="Arial"/>
-          <w:sz w:val="18"/>
-          <w:szCs w:val="18"/>
-          <w:lang w:eastAsia="zh-TW"/>
-        </w:rPr>
-        <w:fldChar w:fldCharType="end"/>
-      </w:r>
-      <w:bookmarkEnd w:id="4"/>
-      <w:r>
-        <w:rPr>
-          <w:rFonts w:ascii="Arial" w:hAnsi="Arial" w:cs="Arial" w:hint="eastAsia"/>
-          <w:sz w:val="18"/>
-          <w:szCs w:val="18"/>
-          <w:lang w:eastAsia="zh-TW"/>
-        </w:rPr>
-        <w:t xml:space="preserve"> </w:t>
-      </w:r>
-      <w:r>
-        <w:rPr>
-          <w:rFonts w:ascii="Arial" w:hAnsi="Arial" w:cs="Arial"/>
-          <w:sz w:val="18"/>
-          <w:szCs w:val="18"/>
-          <w:lang w:eastAsia="zh-TW"/>
-        </w:rPr>
-        <w:tab/>
-      </w:r>
-      <w:r>
-        <w:rPr>
-          <w:rFonts w:ascii="Arial" w:hAnsi="Arial" w:cs="Arial"/>
-          <w:sz w:val="18"/>
-          <w:szCs w:val="18"/>
-        </w:rPr>
-        <w:t xml:space="preserve">During Production Inspection </w:t>
-      </w:r>
-    </w:p>
-    <w:p>
-      <w:pPr>
-        <w:tabs>
-          <w:tab w:val="left" w:pos="284"/>
-          <w:tab w:val="left" w:pos="2268"/>
-          <w:tab w:val="left" w:pos="2520"/>
-          <w:tab w:val="left" w:pos="4962"/>
-          <w:tab w:val="left" w:pos="6237"/>
-          <w:tab w:val="left" w:pos="6521"/>
-          <w:tab w:val="left" w:pos="6840"/>
-        </w:tabs>
-        <w:spacing w:line="140" w:lineRule="atLeast"/>
-        <w:rPr>
-          <w:rFonts w:ascii="PMingLiU" w:hAnsi="PMingLiU" w:cs="Arial" w:hint="eastAsia"/>
-          <w:sz w:val="18"/>
-          <w:szCs w:val="18"/>
-          <w:lang w:eastAsia="zh-CN"/>
-        </w:rPr>
-      </w:pPr>
-      <w:r>
-        <w:rPr>
-          <w:rFonts w:ascii="PMingLiU" w:hAnsi="PMingLiU" w:cs="Arial"/>
-          <w:sz w:val="18"/>
-          <w:szCs w:val="18"/>
-        </w:rPr>
-        <w:tab/>
-      </w:r>
-      <w:r>
-        <w:rPr>
-          <w:rFonts w:ascii="PMingLiU" w:hAnsi="PMingLiU" w:cs="Arial" w:hint="eastAsia"/>
-          <w:sz w:val="18"/>
-          <w:szCs w:val="18"/>
-          <w:lang w:eastAsia="zh-CN"/>
-        </w:rPr>
-        <w:t>装运</w:t>
-      </w:r>
-      <w:r>
-        <w:rPr>
-          <w:rFonts w:ascii="PMingLiU" w:hAnsi="PMingLiU" w:cs="Arial" w:hint="eastAsia"/>
-          <w:sz w:val="18"/>
-          <w:szCs w:val="18"/>
-          <w:lang w:eastAsia="zh-CN"/>
-        </w:rPr>
-        <w:t>前</w:t>
-      </w:r>
-      <w:r>
-        <w:rPr>
-          <w:rFonts w:ascii="PMingLiU" w:hAnsi="PMingLiU" w:cs="Arial" w:hint="eastAsia"/>
-          <w:sz w:val="18"/>
-          <w:szCs w:val="18"/>
-          <w:lang w:eastAsia="zh-CN"/>
-        </w:rPr>
-        <w:t>最终</w:t>
-      </w:r>
-      <w:r>
-        <w:rPr>
-          <w:rFonts w:ascii="PMingLiU" w:hAnsi="PMingLiU" w:cs="Arial" w:hint="eastAsia"/>
-          <w:sz w:val="18"/>
-          <w:szCs w:val="18"/>
-          <w:lang w:eastAsia="zh-CN"/>
-        </w:rPr>
-        <w:t>检验</w:t>
-      </w:r>
-      <w:r>
-        <w:rPr>
-          <w:rFonts w:ascii="PMingLiU" w:hAnsi="PMingLiU" w:cs="Arial"/>
-          <w:sz w:val="18"/>
-          <w:szCs w:val="18"/>
-          <w:lang w:eastAsia="zh-CN"/>
-        </w:rPr>
-        <w:tab/>
-      </w:r>
-      <w:r>
-        <w:rPr>
-          <w:rFonts w:ascii="PMingLiU" w:hAnsi="PMingLiU" w:cs="Arial"/>
-          <w:sz w:val="18"/>
-          <w:szCs w:val="18"/>
-          <w:lang w:eastAsia="zh-CN"/>
-        </w:rPr>
-        <w:tab/>
-      </w:r>
-      <w:r>
-        <w:rPr>
-          <w:rFonts w:ascii="PMingLiU" w:hAnsi="PMingLiU" w:cs="Arial"/>
-          <w:sz w:val="18"/>
-          <w:szCs w:val="18"/>
-          <w:lang w:eastAsia="zh-CN"/>
-        </w:rPr>
-        <w:t xml:space="preserve">     </w:t>
-      </w:r>
-      <w:r>
-        <w:rPr>
-          <w:rFonts w:ascii="PMingLiU" w:hAnsi="PMingLiU" w:cs="Arial"/>
-          <w:sz w:val="18"/>
-          <w:szCs w:val="18"/>
-          <w:lang w:eastAsia="zh-CN"/>
-        </w:rPr>
-        <w:t xml:space="preserve">      </w:t>
-      </w:r>
-      <w:r>
-        <w:rPr>
-          <w:rFonts w:ascii="PMingLiU" w:hAnsi="PMingLiU" w:cs="Arial" w:hint="eastAsia"/>
-          <w:sz w:val="18"/>
-          <w:szCs w:val="18"/>
-          <w:lang w:eastAsia="zh-CN"/>
-        </w:rPr>
-        <w:t>重新</w:t>
-      </w:r>
-      <w:r>
-        <w:rPr>
-          <w:rFonts w:ascii="PMingLiU" w:hAnsi="PMingLiU" w:cs="Arial" w:hint="eastAsia"/>
-          <w:sz w:val="18"/>
-          <w:szCs w:val="18"/>
-          <w:lang w:eastAsia="zh-CN"/>
-        </w:rPr>
-        <w:t>检验</w:t>
-      </w:r>
-      <w:r>
-        <w:rPr>
-          <w:rFonts w:ascii="PMingLiU" w:hAnsi="PMingLiU" w:cs="Arial" w:hint="eastAsia"/>
-          <w:sz w:val="18"/>
-          <w:szCs w:val="18"/>
-          <w:lang w:eastAsia="zh-CN"/>
-        </w:rPr>
-        <w:t xml:space="preserve">                                        </w:t>
-      </w:r>
-      <w:r>
-        <w:rPr>
-          <w:rFonts w:ascii="PMingLiU" w:hAnsi="PMingLiU" w:cs="Arial" w:hint="eastAsia"/>
-          <w:sz w:val="18"/>
-          <w:szCs w:val="18"/>
-          <w:lang w:eastAsia="zh-CN"/>
-        </w:rPr>
-        <w:t xml:space="preserve">                         </w:t>
-      </w:r>
-      <w:r>
-        <w:rPr>
-          <w:rFonts w:ascii="PMingLiU" w:hAnsi="PMingLiU" w:cs="Arial"/>
-          <w:sz w:val="18"/>
-          <w:szCs w:val="18"/>
-          <w:lang w:eastAsia="zh-CN"/>
-        </w:rPr>
-        <w:t xml:space="preserve">       </w:t>
-      </w:r>
-      <w:r>
-        <w:rPr>
-          <w:rFonts w:ascii="PMingLiU" w:hAnsi="PMingLiU" w:cs="Arial" w:hint="eastAsia"/>
-          <w:sz w:val="18"/>
-          <w:szCs w:val="18"/>
-          <w:lang w:eastAsia="zh-CN"/>
-        </w:rPr>
-        <w:t xml:space="preserve"> </w:t>
-      </w:r>
-      <w:r>
-        <w:rPr>
-          <w:rFonts w:ascii="PMingLiU" w:hAnsi="PMingLiU" w:cs="Arial" w:hint="eastAsia"/>
-          <w:sz w:val="18"/>
-          <w:szCs w:val="18"/>
-          <w:lang w:eastAsia="zh-CN"/>
-        </w:rPr>
-        <w:t>生产中期</w:t>
-      </w:r>
-      <w:r>
-        <w:rPr>
-          <w:rFonts w:ascii="PMingLiU" w:hAnsi="PMingLiU" w:cs="Arial" w:hint="eastAsia"/>
-          <w:sz w:val="18"/>
-          <w:szCs w:val="18"/>
-          <w:lang w:eastAsia="zh-CN"/>
-        </w:rPr>
-        <w:t>检验</w:t>
-      </w:r>
-    </w:p>
-    <w:p>
-      <w:pPr>
-        <w:tabs>
-          <w:tab w:val="left" w:pos="284"/>
-          <w:tab w:val="left" w:pos="2268"/>
-          <w:tab w:val="left" w:pos="2520"/>
-          <w:tab w:val="left" w:pos="3402"/>
-          <w:tab w:val="left" w:pos="4962"/>
-          <w:tab w:val="left" w:pos="6545"/>
-          <w:tab w:val="left" w:pos="6840"/>
-          <w:tab w:val="left" w:pos="7470"/>
-          <w:tab w:val="left" w:pos="10225"/>
-        </w:tabs>
-        <w:spacing w:before="80"/>
-        <w:rPr>
-          <w:rFonts w:ascii="Arial" w:hAnsi="Arial" w:cs="Arial" w:hint="eastAsia"/>
-          <w:sz w:val="18"/>
-          <w:szCs w:val="18"/>
-          <w:lang w:eastAsia="zh-CN"/>
-        </w:rPr>
-      </w:pPr>
-      <w:r>
-        <w:rPr>
-          <w:rFonts w:ascii="Arial" w:hAnsi="Arial" w:cs="Arial"/>
-          <w:sz w:val="18"/>
-          <w:szCs w:val="18"/>
-          <w:lang w:eastAsia="zh-TW"/>
-        </w:rPr>
-        <w:fldChar w:fldCharType="begin">
-          <w:ffData>
-            <w:name w:val="FE"/>
-            <w:enabled/>
-            <w:calcOnExit w:val="0"/>
-            <w:checkBox>
-              <w:sizeAuto/>
-              <w:default w:val="0"/>
-            </w:checkBox>
-          </w:ffData>
-        </w:fldChar>
-      </w:r>
-      <w:bookmarkStart w:id="5" w:name="FE"/>
-      <w:r>
-        <w:rPr>
-          <w:rFonts w:ascii="Arial" w:hAnsi="Arial" w:cs="Arial"/>
-          <w:sz w:val="18"/>
-          <w:szCs w:val="18"/>
-          <w:lang w:eastAsia="zh-TW"/>
-        </w:rPr>
-        <w:instrText xml:space="preserve"> FORMCHECKBOX </w:instrText>
-      </w:r>
-      <w:r>
-        <w:rPr>
-          <w:rFonts w:ascii="Arial" w:hAnsi="Arial" w:cs="Arial"/>
-          <w:sz w:val="18"/>
-          <w:szCs w:val="18"/>
-          <w:lang w:eastAsia="zh-TW"/>
-        </w:rPr>
-      </w:r>
-      <w:r>
-        <w:rPr>
-          <w:rFonts w:ascii="Arial" w:hAnsi="Arial" w:cs="Arial"/>
-          <w:sz w:val="18"/>
-          <w:szCs w:val="18"/>
-          <w:lang w:eastAsia="zh-TW"/>
-        </w:rPr>
-        <w:fldChar w:fldCharType="end"/>
-      </w:r>
-      <w:bookmarkEnd w:id="5"/>
-      <w:r>
-        <w:rPr>
-          <w:rFonts w:ascii="Arial" w:hAnsi="Arial" w:cs="Arial" w:hint="eastAsia"/>
-          <w:sz w:val="18"/>
-          <w:szCs w:val="18"/>
-          <w:lang w:eastAsia="zh-TW"/>
-        </w:rPr>
-        <w:tab/>
-      </w:r>
-      <w:r>
-        <w:rPr>
-          <w:rFonts w:ascii="Arial" w:hAnsi="Arial" w:cs="Arial"/>
-          <w:sz w:val="18"/>
-          <w:szCs w:val="18"/>
-          <w:lang w:eastAsia="zh-TW"/>
-        </w:rPr>
-        <w:t>Pre-Production Inspection</w:t>
-      </w:r>
-      <w:r>
-        <w:rPr>
-          <w:rFonts w:ascii="Arial" w:hAnsi="Arial" w:cs="Arial" w:hint="eastAsia"/>
-          <w:sz w:val="18"/>
-          <w:szCs w:val="18"/>
-          <w:lang w:eastAsia="zh-TW"/>
-        </w:rPr>
-        <w:tab/>
-      </w:r>
-      <w:r>
-        <w:rPr>
-          <w:rFonts w:ascii="Arial" w:hAnsi="Arial" w:cs="Arial"/>
-          <w:sz w:val="18"/>
-          <w:szCs w:val="18"/>
-          <w:lang w:eastAsia="zh-TW"/>
-        </w:rPr>
-        <w:t xml:space="preserve">     </w:t>
-      </w:r>
-      <w:r>
-        <w:rPr>
-          <w:rFonts w:ascii="Arial" w:hAnsi="Arial" w:cs="Arial"/>
-          <w:sz w:val="18"/>
-          <w:szCs w:val="18"/>
-          <w:lang w:eastAsia="zh-TW"/>
-        </w:rPr>
-        <w:fldChar w:fldCharType="begin">
-          <w:ffData>
-            <w:name w:val="SOL"/>
-            <w:enabled/>
-            <w:calcOnExit w:val="0"/>
-            <w:checkBox>
-              <w:sizeAuto/>
-              <w:default w:val="0"/>
-            </w:checkBox>
-          </w:ffData>
-        </w:fldChar>
-      </w:r>
-      <w:bookmarkStart w:id="6" w:name="SOL"/>
-      <w:r>
-        <w:rPr>
-          <w:rFonts w:ascii="Arial" w:hAnsi="Arial" w:cs="Arial"/>
-          <w:sz w:val="18"/>
-          <w:szCs w:val="18"/>
-          <w:lang w:eastAsia="zh-TW"/>
-        </w:rPr>
-        <w:instrText xml:space="preserve"> FORMCHECKBOX </w:instrText>
-      </w:r>
-      <w:r>
-        <w:rPr>
-          <w:rFonts w:ascii="Arial" w:hAnsi="Arial" w:cs="Arial"/>
-          <w:sz w:val="18"/>
-          <w:szCs w:val="18"/>
-          <w:lang w:eastAsia="zh-TW"/>
-        </w:rPr>
-      </w:r>
-      <w:r>
-        <w:rPr>
-          <w:rFonts w:ascii="Arial" w:hAnsi="Arial" w:cs="Arial"/>
-          <w:sz w:val="18"/>
-          <w:szCs w:val="18"/>
-          <w:lang w:eastAsia="zh-TW"/>
-        </w:rPr>
-        <w:fldChar w:fldCharType="end"/>
-      </w:r>
-      <w:bookmarkEnd w:id="6"/>
-      <w:r>
-        <w:rPr>
-          <w:rFonts w:ascii="Arial" w:hAnsi="Arial" w:cs="Arial"/>
-          <w:sz w:val="18"/>
-          <w:szCs w:val="18"/>
-          <w:lang w:eastAsia="zh-TW"/>
-        </w:rPr>
-        <w:t xml:space="preserve"> </w:t>
-      </w:r>
-      <w:r>
-        <w:rPr>
-          <w:rFonts w:ascii="Arial" w:hAnsi="Arial" w:cs="Arial"/>
-          <w:sz w:val="18"/>
-          <w:szCs w:val="18"/>
-          <w:lang w:eastAsia="zh-TW"/>
-        </w:rPr>
-        <w:t>Sorting</w:t>
-      </w:r>
-      <w:r>
-        <w:rPr>
-          <w:rFonts w:ascii="Arial" w:hAnsi="Arial" w:cs="Arial" w:hint="eastAsia"/>
-          <w:sz w:val="18"/>
-          <w:szCs w:val="18"/>
-          <w:lang w:eastAsia="zh-CN"/>
-        </w:rPr>
-        <w:t xml:space="preserve"> </w:t>
-      </w:r>
-      <w:r>
-        <w:rPr>
-          <w:rFonts w:ascii="Arial" w:hAnsi="Arial" w:cs="Arial" w:hint="eastAsia"/>
-          <w:sz w:val="18"/>
-          <w:szCs w:val="18"/>
-          <w:lang w:eastAsia="zh-CN"/>
-        </w:rPr>
-        <w:t>/</w:t>
-      </w:r>
-      <w:r>
-        <w:rPr>
-          <w:rFonts w:ascii="Arial" w:hAnsi="Arial" w:cs="Arial"/>
-          <w:sz w:val="18"/>
-          <w:szCs w:val="18"/>
-          <w:lang w:eastAsia="zh-CN"/>
-        </w:rPr>
-        <w:t xml:space="preserve"> </w:t>
-      </w:r>
-      <w:r>
-        <w:rPr>
-          <w:rFonts w:ascii="Arial" w:hAnsi="Arial" w:cs="Arial" w:hint="eastAsia"/>
-          <w:sz w:val="18"/>
-          <w:szCs w:val="18"/>
-          <w:lang w:eastAsia="zh-CN"/>
-        </w:rPr>
-        <w:t>Full Inspection</w:t>
-      </w:r>
-      <w:r>
-        <w:rPr>
-          <w:rFonts w:ascii="Arial" w:hAnsi="Arial" w:cs="Arial"/>
-          <w:sz w:val="18"/>
-          <w:szCs w:val="18"/>
-          <w:lang w:eastAsia="zh-TW"/>
-        </w:rPr>
-        <w:tab/>
-        <w:t xml:space="preserve">                                       </w:t>
-      </w:r>
-      <w:r>
-        <w:rPr>
-          <w:rFonts w:ascii="Arial" w:hAnsi="Arial" w:cs="Arial"/>
-          <w:sz w:val="18"/>
-          <w:szCs w:val="18"/>
-          <w:lang w:eastAsia="zh-TW"/>
-        </w:rPr>
-        <w:fldChar w:fldCharType="begin">
-          <w:ffData>
-            <w:name w:val="Other"/>
-            <w:enabled/>
-            <w:calcOnExit w:val="0"/>
-            <w:checkBox>
-              <w:sizeAuto/>
-              <w:default w:val="0"/>
-            </w:checkBox>
-          </w:ffData>
-        </w:fldChar>
-      </w:r>
-      <w:bookmarkStart w:id="7" w:name="Other"/>
-      <w:r>
-        <w:rPr>
-          <w:rFonts w:ascii="Arial" w:hAnsi="Arial" w:cs="Arial"/>
-          <w:sz w:val="18"/>
-          <w:szCs w:val="18"/>
-          <w:lang w:eastAsia="zh-TW"/>
-        </w:rPr>
-        <w:instrText xml:space="preserve"> FORMCHECKBOX </w:instrText>
-      </w:r>
-      <w:r>
-        <w:rPr>
-          <w:rFonts w:ascii="Arial" w:hAnsi="Arial" w:cs="Arial"/>
-          <w:sz w:val="18"/>
-          <w:szCs w:val="18"/>
-          <w:lang w:eastAsia="zh-TW"/>
-        </w:rPr>
-      </w:r>
-      <w:r>
-        <w:rPr>
-          <w:rFonts w:ascii="Arial" w:hAnsi="Arial" w:cs="Arial"/>
-          <w:sz w:val="18"/>
-          <w:szCs w:val="18"/>
-          <w:lang w:eastAsia="zh-TW"/>
-        </w:rPr>
-        <w:fldChar w:fldCharType="end"/>
-      </w:r>
-      <w:bookmarkEnd w:id="7"/>
-      <w:r>
-        <w:rPr>
-          <w:rFonts w:ascii="Arial" w:hAnsi="Arial" w:cs="Arial"/>
-          <w:sz w:val="18"/>
-          <w:szCs w:val="18"/>
-          <w:lang w:eastAsia="zh-TW"/>
-        </w:rPr>
-        <w:t xml:space="preserve"> </w:t>
-      </w:r>
-      <w:r>
-        <w:rPr>
-          <w:rFonts w:ascii="Arial" w:hAnsi="Arial" w:cs="Arial"/>
-          <w:sz w:val="18"/>
-          <w:szCs w:val="18"/>
-          <w:lang w:eastAsia="zh-TW"/>
-        </w:rPr>
-        <w:t>Container Loading Supervision</w:t>
-      </w:r>
-    </w:p>
-    <w:p>
-      <w:pPr>
-        <w:tabs>
-          <w:tab w:val="left" w:pos="284"/>
-          <w:tab w:val="left" w:pos="2520"/>
-          <w:tab w:val="left" w:pos="6840"/>
-        </w:tabs>
-        <w:spacing w:line="140" w:lineRule="atLeast"/>
-        <w:rPr>
-          <w:rFonts w:ascii="Arial" w:hAnsi="Arial" w:cs="Arial" w:hint="eastAsia"/>
-          <w:sz w:val="18"/>
-          <w:szCs w:val="18"/>
-          <w:lang w:eastAsia="zh-CN"/>
-        </w:rPr>
-      </w:pPr>
-      <w:r>
-        <w:rPr>
-          <w:rFonts w:ascii="Arial" w:hAnsi="Arial" w:cs="Arial"/>
-          <w:sz w:val="18"/>
-          <w:szCs w:val="18"/>
-          <w:lang w:eastAsia="zh-TW"/>
-        </w:rPr>
-        <w:tab/>
-      </w:r>
-      <w:r>
-        <w:rPr>
-          <w:rFonts w:ascii="Arial" w:hAnsi="Arial" w:cs="Arial" w:hint="eastAsia"/>
-          <w:sz w:val="18"/>
-          <w:szCs w:val="18"/>
-          <w:lang w:eastAsia="zh-CN"/>
-        </w:rPr>
-        <w:t>生产初期</w:t>
-      </w:r>
-      <w:r>
-        <w:rPr>
-          <w:rFonts w:ascii="Arial" w:hAnsi="Arial" w:cs="Arial" w:hint="eastAsia"/>
-          <w:sz w:val="18"/>
-          <w:szCs w:val="18"/>
-          <w:lang w:eastAsia="zh-CN"/>
-        </w:rPr>
-        <w:t>检验</w:t>
-      </w:r>
-      <w:r>
-        <w:rPr>
-          <w:rFonts w:ascii="Arial" w:hAnsi="Arial" w:cs="Arial"/>
-          <w:sz w:val="18"/>
-          <w:szCs w:val="18"/>
-          <w:lang w:eastAsia="zh-CN"/>
-        </w:rPr>
-        <w:tab/>
-      </w:r>
-      <w:r>
-        <w:rPr>
-          <w:rFonts w:ascii="Arial" w:hAnsi="Arial" w:cs="Arial"/>
-          <w:sz w:val="18"/>
-          <w:szCs w:val="18"/>
-          <w:lang w:eastAsia="zh-CN"/>
-        </w:rPr>
-        <w:t xml:space="preserve">     </w:t>
-      </w:r>
-      <w:r>
-        <w:rPr>
-          <w:rFonts w:ascii="Arial" w:hAnsi="Arial" w:cs="Arial"/>
-          <w:sz w:val="18"/>
-          <w:szCs w:val="18"/>
-          <w:lang w:eastAsia="zh-CN"/>
-        </w:rPr>
-        <w:t xml:space="preserve">     </w:t>
-      </w:r>
-      <w:r>
-        <w:rPr>
-          <w:rFonts w:ascii="Arial" w:hAnsi="Arial" w:cs="Arial" w:hint="eastAsia"/>
-          <w:sz w:val="18"/>
-          <w:szCs w:val="18"/>
-          <w:lang w:eastAsia="zh-CN"/>
-        </w:rPr>
-        <w:t>全检</w:t>
-      </w:r>
-      <w:r>
-        <w:rPr>
-          <w:rFonts w:ascii="Arial" w:hAnsi="Arial" w:cs="Arial"/>
-          <w:sz w:val="18"/>
-          <w:szCs w:val="18"/>
-          <w:lang w:eastAsia="zh-CN"/>
-        </w:rPr>
-        <w:tab/>
-      </w:r>
-      <w:r>
-        <w:rPr>
-          <w:rFonts w:ascii="Arial" w:hAnsi="Arial" w:cs="Arial"/>
-          <w:sz w:val="18"/>
-          <w:szCs w:val="18"/>
-          <w:lang w:eastAsia="zh-CN"/>
-        </w:rPr>
-        <w:t xml:space="preserve">      </w:t>
-      </w:r>
-      <w:r>
-        <w:rPr>
-          <w:rFonts w:ascii="Arial" w:hAnsi="Arial" w:cs="Arial" w:hint="eastAsia"/>
-          <w:sz w:val="18"/>
-          <w:szCs w:val="18"/>
-          <w:lang w:eastAsia="zh-CN"/>
-        </w:rPr>
-        <w:t>集装箱装柜监理</w:t>
-      </w:r>
-    </w:p>
-    <w:p>
-      <w:pPr>
-        <w:tabs>
-          <w:tab w:val="left" w:pos="284"/>
-          <w:tab w:val="left" w:pos="2268"/>
-          <w:tab w:val="left" w:pos="3100"/>
-          <w:tab w:val="left" w:pos="4962"/>
-          <w:tab w:val="left" w:pos="6545"/>
-          <w:tab w:val="left" w:pos="6840"/>
-          <w:tab w:val="left" w:pos="7470"/>
-          <w:tab w:val="left" w:pos="10530"/>
-        </w:tabs>
-        <w:spacing w:before="80"/>
-        <w:rPr>
-          <w:rFonts w:ascii="Arial" w:hAnsi="Arial" w:cs="Arial"/>
-          <w:sz w:val="18"/>
-          <w:szCs w:val="18"/>
-          <w:lang w:eastAsia="zh-TW"/>
-        </w:rPr>
-      </w:pPr>
-      <w:r>
-        <w:rPr>
-          <w:rFonts w:ascii="Arial" w:hAnsi="Arial" w:cs="Arial"/>
-          <w:sz w:val="18"/>
-          <w:szCs w:val="18"/>
-          <w:lang w:eastAsia="zh-TW"/>
-        </w:rPr>
-        <w:fldChar w:fldCharType="begin">
-          <w:ffData>
-            <w:name w:val="FE"/>
-            <w:enabled/>
-            <w:calcOnExit w:val="0"/>
-            <w:checkBox>
-              <w:sizeAuto/>
-              <w:default w:val="0"/>
-            </w:checkBox>
-          </w:ffData>
-        </w:fldChar>
-      </w:r>
-      <w:r>
-        <w:rPr>
-          <w:rFonts w:ascii="Arial" w:hAnsi="Arial" w:cs="Arial"/>
-          <w:sz w:val="18"/>
-          <w:szCs w:val="18"/>
-          <w:lang w:eastAsia="zh-TW"/>
-        </w:rPr>
-        <w:instrText xml:space="preserve"> FORMCHECKBOX </w:instrText>
-      </w:r>
-      <w:r>
-        <w:rPr>
-          <w:rFonts w:ascii="Arial" w:hAnsi="Arial" w:cs="Arial"/>
-          <w:sz w:val="18"/>
-          <w:szCs w:val="18"/>
-          <w:lang w:eastAsia="zh-TW"/>
-        </w:rPr>
-      </w:r>
-      <w:r>
-        <w:rPr>
-          <w:rFonts w:ascii="Arial" w:hAnsi="Arial" w:cs="Arial"/>
-          <w:sz w:val="18"/>
-          <w:szCs w:val="18"/>
-          <w:lang w:eastAsia="zh-TW"/>
-        </w:rPr>
-        <w:fldChar w:fldCharType="end"/>
-      </w:r>
-      <w:r>
-        <w:rPr>
-          <w:rFonts w:ascii="Arial" w:hAnsi="Arial" w:cs="Arial" w:hint="eastAsia"/>
-          <w:sz w:val="18"/>
-          <w:szCs w:val="18"/>
-          <w:lang w:eastAsia="zh-TW"/>
-        </w:rPr>
-        <w:tab/>
-      </w:r>
-      <w:r>
-        <w:rPr>
-          <w:rFonts w:ascii="Arial" w:hAnsi="Arial" w:cs="Arial"/>
-          <w:sz w:val="18"/>
-          <w:szCs w:val="18"/>
-          <w:lang w:eastAsia="zh-TW"/>
-        </w:rPr>
-        <w:t>Lab Test Sample Pickup</w:t>
-      </w:r>
-      <w:r>
-        <w:rPr>
-          <w:rFonts w:ascii="Arial" w:hAnsi="Arial" w:cs="Arial"/>
-          <w:sz w:val="18"/>
-          <w:szCs w:val="18"/>
-          <w:lang w:eastAsia="zh-CN"/>
-        </w:rPr>
-        <w:t xml:space="preserve">   </w:t>
-      </w:r>
-      <w:r>
-        <w:rPr>
-          <w:rFonts w:ascii="Arial" w:hAnsi="Arial" w:cs="Arial"/>
-          <w:sz w:val="18"/>
-          <w:szCs w:val="18"/>
-          <w:lang w:eastAsia="zh-TW"/>
-        </w:rPr>
-        <w:t xml:space="preserve">        </w:t>
-      </w:r>
-      <w:r>
-        <w:rPr>
-          <w:rFonts w:ascii="Arial" w:hAnsi="Arial" w:cs="Arial"/>
-          <w:sz w:val="18"/>
-          <w:szCs w:val="18"/>
-          <w:lang w:eastAsia="zh-TW"/>
-        </w:rPr>
-        <w:fldChar w:fldCharType="begin">
-          <w:ffData>
-            <w:name w:val="SOL"/>
-            <w:enabled/>
-            <w:calcOnExit w:val="0"/>
-            <w:checkBox>
-              <w:sizeAuto/>
-              <w:default w:val="0"/>
-            </w:checkBox>
-          </w:ffData>
-        </w:fldChar>
-      </w:r>
-      <w:r>
-        <w:rPr>
-          <w:rFonts w:ascii="Arial" w:hAnsi="Arial" w:cs="Arial"/>
-          <w:sz w:val="18"/>
-          <w:szCs w:val="18"/>
-          <w:lang w:eastAsia="zh-TW"/>
-        </w:rPr>
-        <w:instrText xml:space="preserve"> FORMCHECKBOX </w:instrText>
-      </w:r>
-      <w:r>
-        <w:rPr>
-          <w:rFonts w:ascii="Arial" w:hAnsi="Arial" w:cs="Arial"/>
-          <w:sz w:val="18"/>
-          <w:szCs w:val="18"/>
-          <w:lang w:eastAsia="zh-TW"/>
-        </w:rPr>
-      </w:r>
-      <w:r>
-        <w:rPr>
-          <w:rFonts w:ascii="Arial" w:hAnsi="Arial" w:cs="Arial"/>
-          <w:sz w:val="18"/>
-          <w:szCs w:val="18"/>
-          <w:lang w:eastAsia="zh-TW"/>
-        </w:rPr>
-        <w:fldChar w:fldCharType="end"/>
-      </w:r>
-      <w:r>
-        <w:rPr>
-          <w:rFonts w:ascii="Arial" w:hAnsi="Arial" w:cs="Arial"/>
-          <w:sz w:val="18"/>
-          <w:szCs w:val="18"/>
-          <w:lang w:eastAsia="zh-TW"/>
-        </w:rPr>
-        <w:t xml:space="preserve"> Factory / Warehouse Audit                                   </w:t>
-      </w:r>
-      <w:r>
-        <w:rPr>
-          <w:rFonts w:ascii="Arial" w:hAnsi="Arial" w:cs="Arial"/>
-          <w:sz w:val="18"/>
-          <w:szCs w:val="18"/>
-          <w:lang w:eastAsia="zh-TW"/>
-        </w:rPr>
-        <w:fldChar w:fldCharType="begin">
-          <w:ffData>
-            <w:name w:val=""/>
-            <w:enabled/>
-            <w:calcOnExit w:val="0"/>
-            <w:checkBox>
-              <w:sizeAuto/>
-              <w:default w:val="0"/>
-            </w:checkBox>
-          </w:ffData>
-        </w:fldChar>
-      </w:r>
-      <w:r>
-        <w:rPr>
-          <w:rFonts w:ascii="Arial" w:hAnsi="Arial" w:cs="Arial"/>
-          <w:sz w:val="18"/>
-          <w:szCs w:val="18"/>
-          <w:lang w:eastAsia="zh-TW"/>
-        </w:rPr>
-        <w:instrText xml:space="preserve"> FORMCHECKBOX </w:instrText>
-      </w:r>
-      <w:r>
-        <w:rPr>
-          <w:rFonts w:ascii="Arial" w:hAnsi="Arial" w:cs="Arial"/>
-          <w:sz w:val="18"/>
-          <w:szCs w:val="18"/>
-          <w:lang w:eastAsia="zh-TW"/>
-        </w:rPr>
-      </w:r>
-      <w:r>
-        <w:rPr>
-          <w:rFonts w:ascii="Arial" w:hAnsi="Arial" w:cs="Arial"/>
-          <w:sz w:val="18"/>
-          <w:szCs w:val="18"/>
-          <w:lang w:eastAsia="zh-TW"/>
-        </w:rPr>
-        <w:fldChar w:fldCharType="end"/>
-      </w:r>
-      <w:r>
-        <w:rPr>
-          <w:rFonts w:ascii="Arial" w:hAnsi="Arial" w:cs="Arial" w:hint="eastAsia"/>
-          <w:sz w:val="18"/>
-          <w:szCs w:val="18"/>
-          <w:lang w:eastAsia="zh-CN"/>
-        </w:rPr>
-        <w:t xml:space="preserve">  </w:t>
-      </w:r>
-      <w:r>
-        <w:rPr>
-          <w:rFonts w:ascii="Arial" w:hAnsi="Arial" w:cs="Arial"/>
-          <w:sz w:val="18"/>
-          <w:szCs w:val="18"/>
-          <w:lang w:eastAsia="zh-TW"/>
-        </w:rPr>
-        <w:t>Others:</w:t>
-      </w:r>
-      <w:r>
-        <w:rPr>
-          <w:rFonts w:ascii="Arial" w:hAnsi="Arial" w:cs="Arial"/>
-          <w:sz w:val="18"/>
-          <w:szCs w:val="18"/>
-          <w:lang w:eastAsia="zh-TW"/>
-        </w:rPr>
-        <w:t xml:space="preserve"> </w:t>
-      </w:r>
-      <w:r>
-        <w:rPr>
-          <w:rFonts w:ascii="Arial" w:hAnsi="Arial" w:cs="Arial"/>
-          <w:sz w:val="18"/>
-          <w:szCs w:val="18"/>
-          <w:u w:val="single"/>
-          <w:lang w:eastAsia="zh-TW"/>
-        </w:rPr>
-        <w:fldChar w:fldCharType="begin">
-          <w:ffData>
-            <w:name w:val="REFRIJob"/>
-            <w:enabled/>
-            <w:calcOnExit w:val="0"/>
-            <w:textInput>
-              <w:type w:val="number"/>
-            </w:textInput>
-          </w:ffData>
-        </w:fldChar>
-      </w:r>
-      <w:r>
-        <w:rPr>
-          <w:rFonts w:ascii="Arial" w:hAnsi="Arial" w:cs="Arial"/>
-          <w:sz w:val="18"/>
-          <w:szCs w:val="18"/>
-          <w:u w:val="single"/>
-          <w:lang w:eastAsia="zh-TW"/>
-        </w:rPr>
-        <w:instrText xml:space="preserve"> FORMTEXT </w:instrText>
-      </w:r>
-      <w:r>
-        <w:rPr>
-          <w:rFonts w:ascii="Arial" w:hAnsi="Arial" w:cs="Arial"/>
-          <w:sz w:val="18"/>
-          <w:szCs w:val="18"/>
-          <w:u w:val="single"/>
-          <w:lang w:eastAsia="zh-TW"/>
-        </w:rPr>
-      </w:r>
-      <w:r>
-        <w:rPr>
-          <w:rFonts w:ascii="Arial" w:hAnsi="Arial" w:cs="Arial"/>
-          <w:sz w:val="18"/>
-          <w:szCs w:val="18"/>
-          <w:u w:val="single"/>
-          <w:lang w:eastAsia="zh-TW"/>
-        </w:rPr>
-        <w:fldChar w:fldCharType="separate"/>
-      </w:r>
-      <w:r>
-        <w:rPr>
-          <w:rFonts w:ascii="Arial" w:hAnsi="Arial" w:cs="Arial"/>
-          <w:noProof/>
-          <w:sz w:val="18"/>
-          <w:szCs w:val="18"/>
-          <w:u w:val="single"/>
-          <w:lang w:eastAsia="zh-TW"/>
-        </w:rPr>
-        <w:t> </w:t>
-      </w:r>
-      <w:r>
-        <w:rPr>
-          <w:rFonts w:ascii="Arial" w:hAnsi="Arial" w:cs="Arial"/>
-          <w:noProof/>
-          <w:sz w:val="18"/>
-          <w:szCs w:val="18"/>
-          <w:u w:val="single"/>
-          <w:lang w:eastAsia="zh-TW"/>
-        </w:rPr>
-        <w:t> </w:t>
-      </w:r>
-      <w:r>
-        <w:rPr>
-          <w:rFonts w:ascii="Arial" w:hAnsi="Arial" w:cs="Arial"/>
-          <w:noProof/>
-          <w:sz w:val="18"/>
-          <w:szCs w:val="18"/>
-          <w:u w:val="single"/>
-          <w:lang w:eastAsia="zh-TW"/>
-        </w:rPr>
-        <w:t> </w:t>
-      </w:r>
-      <w:r>
-        <w:rPr>
-          <w:rFonts w:ascii="Arial" w:hAnsi="Arial" w:cs="Arial"/>
-          <w:noProof/>
-          <w:sz w:val="18"/>
-          <w:szCs w:val="18"/>
-          <w:u w:val="single"/>
-          <w:lang w:eastAsia="zh-TW"/>
-        </w:rPr>
-        <w:t> </w:t>
-      </w:r>
-      <w:r>
-        <w:rPr>
-          <w:rFonts w:ascii="Arial" w:hAnsi="Arial" w:cs="Arial"/>
-          <w:noProof/>
-          <w:sz w:val="18"/>
-          <w:szCs w:val="18"/>
-          <w:u w:val="single"/>
-          <w:lang w:eastAsia="zh-TW"/>
-        </w:rPr>
-        <w:t> </w:t>
-      </w:r>
-      <w:r>
-        <w:rPr>
-          <w:rFonts w:ascii="Arial" w:hAnsi="Arial" w:cs="Arial"/>
-          <w:sz w:val="18"/>
-          <w:szCs w:val="18"/>
-          <w:u w:val="single"/>
-          <w:lang w:eastAsia="zh-TW"/>
-        </w:rPr>
-        <w:fldChar w:fldCharType="end"/>
-      </w:r>
-    </w:p>
-    <w:p>
-      <w:pPr>
-        <w:tabs>
-          <w:tab w:val="left" w:pos="284"/>
-          <w:tab w:val="left" w:pos="3425"/>
-          <w:tab w:val="left" w:pos="6840"/>
-        </w:tabs>
-        <w:spacing w:line="140" w:lineRule="atLeast"/>
-        <w:rPr>
-          <w:rFonts w:ascii="Arial" w:hAnsi="Arial" w:cs="Arial" w:hint="eastAsia"/>
-          <w:sz w:val="18"/>
-          <w:szCs w:val="18"/>
-          <w:lang w:eastAsia="zh-CN"/>
-        </w:rPr>
-      </w:pPr>
-      <w:r>
-        <w:rPr>
-          <w:rFonts w:ascii="Arial" w:hAnsi="Arial" w:cs="Arial"/>
-          <w:sz w:val="18"/>
-          <w:szCs w:val="18"/>
-          <w:lang w:eastAsia="zh-TW"/>
-        </w:rPr>
-        <w:tab/>
-      </w:r>
-      <w:r>
-        <w:rPr>
-          <w:rFonts w:ascii="Arial" w:hAnsi="Arial" w:cs="Arial" w:hint="eastAsia"/>
-          <w:sz w:val="18"/>
-          <w:szCs w:val="18"/>
-          <w:lang w:eastAsia="zh-CN"/>
-        </w:rPr>
-        <w:t>抽样检测</w:t>
-      </w:r>
-      <w:r>
-        <w:rPr>
-          <w:rFonts w:ascii="Arial" w:hAnsi="Arial" w:cs="Arial"/>
-          <w:sz w:val="18"/>
-          <w:szCs w:val="18"/>
-          <w:lang w:eastAsia="zh-CN"/>
-        </w:rPr>
-        <w:t xml:space="preserve">                                         </w:t>
-      </w:r>
-      <w:r>
-        <w:rPr>
-          <w:rFonts w:ascii="Arial" w:hAnsi="Arial" w:cs="Arial" w:hint="eastAsia"/>
-          <w:sz w:val="18"/>
-          <w:szCs w:val="18"/>
-          <w:lang w:eastAsia="zh-CN"/>
-        </w:rPr>
-        <w:t>验厂</w:t>
-      </w:r>
-      <w:r>
-        <w:rPr>
-          <w:rFonts w:ascii="Arial" w:hAnsi="Arial" w:cs="Arial" w:hint="eastAsia"/>
-          <w:sz w:val="18"/>
-          <w:szCs w:val="18"/>
-          <w:lang w:eastAsia="zh-CN"/>
-        </w:rPr>
-        <w:t>/</w:t>
-      </w:r>
-      <w:r>
-        <w:rPr>
-          <w:rFonts w:ascii="Arial" w:hAnsi="Arial" w:cs="Arial" w:hint="eastAsia"/>
-          <w:sz w:val="18"/>
-          <w:szCs w:val="18"/>
-          <w:lang w:eastAsia="zh-CN"/>
-        </w:rPr>
-        <w:t>仓储</w:t>
-      </w:r>
-      <w:r>
-        <w:rPr>
-          <w:rFonts w:ascii="Arial" w:hAnsi="Arial" w:cs="Arial"/>
-          <w:sz w:val="18"/>
-          <w:szCs w:val="18"/>
-          <w:lang w:eastAsia="zh-CN"/>
-        </w:rPr>
-        <w:t xml:space="preserve">                                                                    </w:t>
-      </w:r>
-      <w:r>
-        <w:rPr>
-          <w:rFonts w:ascii="Arial" w:hAnsi="Arial" w:cs="Arial" w:hint="eastAsia"/>
-          <w:sz w:val="18"/>
-          <w:szCs w:val="18"/>
-          <w:lang w:eastAsia="zh-CN"/>
-        </w:rPr>
-        <w:t>其他</w:t>
-      </w:r>
-    </w:p>
-    <w:p>
-      <w:pPr>
-        <w:tabs>
-          <w:tab w:val="left" w:pos="10620"/>
-        </w:tabs>
-        <w:snapToGrid w:val="0"/>
-        <w:spacing w:after="120" w:line="40" w:lineRule="exact"/>
-        <w:rPr>
-          <w:rFonts w:ascii="Arial" w:hAnsi="Arial" w:cs="Arial"/>
-          <w:i/>
-          <w:iCs/>
-          <w:sz w:val="16"/>
-          <w:u w:val="dashDotHeavy"/>
-          <w:lang w:eastAsia="zh-CN"/>
-        </w:rPr>
-      </w:pPr>
-      <w:r>
-        <w:rPr>
-          <w:rFonts w:ascii="Arial" w:hAnsi="Arial" w:cs="Arial"/>
-          <w:sz w:val="16"/>
-          <w:u w:val="dashDotHeavy"/>
-          <w:lang w:eastAsia="zh-CN"/>
-        </w:rPr>
-        <w:tab/>
-      </w:r>
-    </w:p>
-    <w:p>
-      <w:pPr>
-        <w:tabs>
-          <w:tab w:val="left" w:pos="-720"/>
-        </w:tabs>
-        <w:suppressAutoHyphens/>
-        <w:spacing w:line="264" w:lineRule="auto"/>
-        <w:jc w:val="both"/>
-        <w:rPr>
-          <w:rFonts w:ascii="Arial" w:hAnsi="Arial" w:cs="Arial" w:hint="eastAsia"/>
-          <w:b/>
-          <w:bCs/>
-          <w:smallCaps/>
-          <w:spacing w:val="-2"/>
-          <w:sz w:val="20"/>
-          <w:lang w:eastAsia="zh-CN"/>
-        </w:rPr>
-      </w:pPr>
-      <w:r>
-        <w:rPr>
-          <w:rFonts w:ascii="Arial" w:hAnsi="Arial" w:cs="Arial" w:hint="eastAsia"/>
-          <w:bCs/>
-          <w:sz w:val="20"/>
-          <w:lang w:eastAsia="zh-CN"/>
-        </w:rPr>
         <w:t>Inspection Standard</w:t>
       </w:r>
       <w:r>
@@ -4732,23 +3173,44 @@
         </w:rPr>
         <w:t xml:space="preserve">  </w:t>
       </w:r>
+      <w:sdt>
+        <w:sdtPr>
+          <w:rPr>
+            <w:rFonts w:ascii="Arial" w:hAnsi="Arial" w:cs="Arial"/>
+            <w:b/>
+            <w:bCs/>
+            <w:sz w:val="22"/>
+            <w:szCs w:val="22"/>
+            <w:lang w:eastAsia="zh-TW"/>
+          </w:rPr>
+          <w:id w:val="-630245178"/>
+          <w14:checkbox>
+            <w14:checked w14:val="1"/>
+            <w14:checkedState w14:val="2612" w14:font="MS Gothic"/>
+            <w14:uncheckedState w14:val="2610" w14:font="MS Gothic"/>
+          </w14:checkbox>
+        </w:sdtPr>
+        <w:sdtContent>
+          <w:r>
+            <w:rPr>
+              <w:rFonts w:ascii="MS Gothic" w:eastAsia="MS Gothic" w:hAnsi="MS Gothic" w:cs="Arial" w:hint="eastAsia"/>
+              <w:b/>
+              <w:bCs/>
+              <w:sz w:val="22"/>
+              <w:szCs w:val="22"/>
+              <w:lang w:eastAsia="zh-TW"/>
+            </w:rPr>
+            <w:t>☒</w:t>
+          </w:r>
+        </w:sdtContent>
+      </w:sdt>
       <w:r>
         <w:rPr>
           <w:rFonts w:ascii="Arial" w:hAnsi="Arial" w:cs="Arial"/>
           <w:sz w:val="18"/>
           <w:lang w:eastAsia="zh-TW"/>
         </w:rPr>
-        <w:fldChar w:fldCharType="begin">
-          <w:ffData>
-            <w:name w:val=""/>
-            <w:enabled/>
-            <w:calcOnExit w:val="0"/>
-            <w:checkBox>
-              <w:sizeAuto/>
-              <w:default w:val="1"/>
-            </w:checkBox>
-          </w:ffData>
-        </w:fldChar>
+        <w:t xml:space="preserve"> </w:t>
       </w:r>
       <w:r>
         <w:rPr>
@@ -4756,80 +3218,39 @@
           <w:sz w:val="18"/>
           <w:lang w:eastAsia="zh-TW"/>
         </w:rPr>
-        <w:instrText xml:space="preserve"> FORMCHECKBOX </w:instrText>
-      </w:r>
-      <w:r>
-        <w:rPr>
-          <w:rFonts w:ascii="Arial" w:hAnsi="Arial" w:cs="Arial"/>
-          <w:sz w:val="18"/>
-          <w:lang w:eastAsia="zh-TW"/>
-        </w:rPr>
-      </w:r>
-      <w:r>
-        <w:rPr>
-          <w:rFonts w:ascii="Arial" w:hAnsi="Arial" w:cs="Arial"/>
-          <w:sz w:val="18"/>
-          <w:lang w:eastAsia="zh-TW"/>
-        </w:rPr>
-        <w:fldChar w:fldCharType="end"/>
-      </w:r>
-      <w:r>
-        <w:rPr>
-          <w:rFonts w:ascii="Arial" w:hAnsi="Arial" w:cs="Arial" w:hint="eastAsia"/>
-          <w:sz w:val="18"/>
-          <w:lang w:eastAsia="zh-TW"/>
-        </w:rPr>
-        <w:t xml:space="preserve"> </w:t>
-      </w:r>
-      <w:r>
-        <w:rPr>
-          <w:rFonts w:ascii="Arial" w:hAnsi="Arial" w:cs="Arial"/>
-          <w:sz w:val="18"/>
-          <w:lang w:eastAsia="zh-TW"/>
-        </w:rPr>
         <w:t xml:space="preserve">ISO2859-1 (Equivalent to ANSI/ASQC Z1.4)   </w:t>
       </w:r>
-      <w:r>
-        <w:rPr>
-          <w:rFonts w:ascii="Arial" w:hAnsi="Arial" w:cs="Arial"/>
-          <w:sz w:val="18"/>
-          <w:lang w:eastAsia="zh-TW"/>
-        </w:rPr>
-        <w:fldChar w:fldCharType="begin">
-          <w:ffData>
-            <w:name w:val="DPI"/>
-            <w:enabled/>
-            <w:calcOnExit w:val="0"/>
-            <w:checkBox>
-              <w:sizeAuto/>
-              <w:default w:val="0"/>
-            </w:checkBox>
-          </w:ffData>
-        </w:fldChar>
-      </w:r>
-      <w:r>
-        <w:rPr>
-          <w:rFonts w:ascii="Arial" w:hAnsi="Arial" w:cs="Arial"/>
-          <w:sz w:val="18"/>
-          <w:lang w:eastAsia="zh-TW"/>
-        </w:rPr>
-        <w:instrText xml:space="preserve"> FORMCHECKBOX </w:instrText>
-      </w:r>
-      <w:r>
-        <w:rPr>
-          <w:rFonts w:ascii="Arial" w:hAnsi="Arial" w:cs="Arial"/>
-          <w:sz w:val="18"/>
-          <w:lang w:eastAsia="zh-TW"/>
-        </w:rPr>
-      </w:r>
-      <w:r>
-        <w:rPr>
-          <w:rFonts w:ascii="Arial" w:hAnsi="Arial" w:cs="Arial"/>
-          <w:sz w:val="18"/>
-          <w:lang w:eastAsia="zh-TW"/>
-        </w:rPr>
-        <w:fldChar w:fldCharType="end"/>
-      </w:r>
+      <w:sdt>
+        <w:sdtPr>
+          <w:rPr>
+            <w:rFonts w:ascii="Arial" w:hAnsi="Arial" w:cs="Arial"/>
+            <w:b/>
+            <w:bCs/>
+            <w:sz w:val="22"/>
+            <w:szCs w:val="22"/>
+            <w:lang w:eastAsia="zh-TW"/>
+          </w:rPr>
+          <w:id w:val="-611206397"/>
+          <w14:checkbox>
+            <w14:checked w14:val="0"/>
+            <w14:checkedState w14:val="2612" w14:font="MS Gothic"/>
+            <w14:uncheckedState w14:val="2610" w14:font="MS Gothic"/>
+          </w14:checkbox>
+        </w:sdtPr>
+        <w:sdtContent>
+          <w:r>
+            <w:rPr>
+              <w:rFonts w:ascii="MS Gothic" w:eastAsia="MS Gothic" w:hAnsi="MS Gothic" w:cs="Arial" w:hint="eastAsia"/>
+              <w:b/>
+              <w:bCs/>
+              <w:sz w:val="22"/>
+              <w:szCs w:val="22"/>
+              <w:lang w:eastAsia="zh-TW"/>
+            </w:rPr>
+            <w:t>☐</w:t>
+          </w:r>
+        </w:sdtContent>
+      </w:sdt>
       <w:r>
         <w:rPr>
           <w:rFonts w:ascii="Arial" w:hAnsi="Arial" w:cs="Arial" w:hint="eastAsia"/>
@@ -4952,24 +3373,54 @@
         </w:rPr>
         <w:t xml:space="preserve"> </w:t>
       </w:r>
-      <w:r>
-        <w:rPr>
-          <w:rFonts w:ascii="Arial" w:hAnsi="Arial" w:cs="Arial"/>
+      <w:sdt>
+        <w:sdtPr>
+          <w:rPr>
+            <w:rFonts w:ascii="Arial" w:hAnsi="Arial" w:cs="Arial"/>
+            <w:b/>
+            <w:bCs/>
+            <w:sz w:val="22"/>
+            <w:szCs w:val="22"/>
+            <w:lang w:eastAsia="zh-TW"/>
+          </w:rPr>
+          <w:id w:val="-2094007415"/>
+          <w14:checkbox>
+            <w14:checked w14:val="0"/>
+            <w14:checkedState w14:val="2612" w14:font="MS Gothic"/>
+            <w14:uncheckedState w14:val="2610" w14:font="MS Gothic"/>
+          </w14:checkbox>
+        </w:sdtPr>
+        <w:sdtContent>
+          <w:r>
+            <w:rPr>
+              <w:rFonts w:ascii="MS Gothic" w:eastAsia="MS Gothic" w:hAnsi="MS Gothic" w:cs="Arial" w:hint="eastAsia"/>
+              <w:b/>
+              <w:bCs/>
+              <w:sz w:val="22"/>
+              <w:szCs w:val="22"/>
+              <w:lang w:eastAsia="zh-TW"/>
+            </w:rPr>
+            <w:t>☐</w:t>
+          </w:r>
+        </w:sdtContent>
+      </w:sdt>
+      <w:r>
+        <w:rPr>
+          <w:rFonts w:ascii="Arial" w:hAnsi="Arial" w:cs="Arial" w:hint="eastAsia"/>
           <w:sz w:val="18"/>
           <w:szCs w:val="18"/>
           <w:lang w:eastAsia="zh-TW"/>
         </w:rPr>
-        <w:fldChar w:fldCharType="begin">
-          <w:ffData>
-            <w:name w:val=""/>
-            <w:enabled/>
-            <w:calcOnExit w:val="0"/>
-            <w:checkBox>
-              <w:sizeAuto/>
-              <w:default w:val="0"/>
-            </w:checkBox>
-          </w:ffData>
-        </w:fldChar>
+        <w:t xml:space="preserve"> </w:t>
+      </w:r>
+      <w:r>
+        <w:rPr>
+          <w:rFonts w:ascii="Arial" w:hAnsi="Arial" w:cs="Arial" w:hint="eastAsia"/>
+          <w:sz w:val="18"/>
+          <w:szCs w:val="18"/>
+          <w:lang w:eastAsia="zh-CN"/>
+        </w:rPr>
+        <w:t>L</w:t>
       </w:r>
       <w:r>
         <w:rPr>
@@ -4978,15 +3429,101 @@
           <w:szCs w:val="18"/>
           <w:lang w:eastAsia="zh-TW"/>
         </w:rPr>
-        <w:instrText xml:space="preserve"> FORMCHECKBOX </w:instrText>
-      </w:r>
-      <w:r>
-        <w:rPr>
-          <w:rFonts w:ascii="Arial" w:hAnsi="Arial" w:cs="Arial"/>
+        <w:t>evel I</w:t>
+      </w:r>
+      <w:r>
+        <w:rPr>
+          <w:rFonts w:ascii="Arial" w:hAnsi="Arial" w:cs="Arial" w:hint="eastAsia"/>
+          <w:sz w:val="18"/>
+          <w:szCs w:val="18"/>
+          <w:lang w:eastAsia="zh-CN"/>
+        </w:rPr>
+        <w:t xml:space="preserve">  </w:t>
+      </w:r>
+      <w:r>
+        <w:rPr>
+          <w:rFonts w:ascii="Arial" w:hAnsi="Arial" w:cs="Arial" w:hint="eastAsia"/>
+          <w:sz w:val="18"/>
+          <w:szCs w:val="18"/>
+          <w:lang w:eastAsia="zh-CN"/>
+        </w:rPr>
+        <w:t xml:space="preserve">  </w:t>
+      </w:r>
+      <w:r>
+        <w:rPr>
+          <w:rFonts w:ascii="Arial" w:hAnsi="Arial" w:cs="Arial" w:hint="eastAsia"/>
+          <w:sz w:val="18"/>
+          <w:szCs w:val="18"/>
+          <w:lang w:eastAsia="zh-CN"/>
+        </w:rPr>
+        <w:t xml:space="preserve">  </w:t>
+      </w:r>
+      <w:r>
+        <w:rPr>
+          <w:rFonts w:ascii="Arial" w:hAnsi="Arial" w:cs="Arial"/>
+          <w:sz w:val="18"/>
+          <w:szCs w:val="18"/>
+          <w:lang w:eastAsia="zh-CN"/>
+        </w:rPr>
+        <w:t xml:space="preserve">  </w:t>
+      </w:r>
+      <w:r>
+        <w:rPr>
+          <w:rFonts w:ascii="Arial" w:hAnsi="Arial" w:cs="Arial" w:hint="eastAsia"/>
+          <w:sz w:val="18"/>
+          <w:szCs w:val="18"/>
+          <w:lang w:eastAsia="zh-CN"/>
+        </w:rPr>
+        <w:t xml:space="preserve"> </w:t>
+      </w:r>
+      <w:sdt>
+        <w:sdtPr>
+          <w:rPr>
+            <w:rFonts w:ascii="Arial" w:hAnsi="Arial" w:cs="Arial"/>
+            <w:b/>
+            <w:bCs/>
+            <w:sz w:val="22"/>
+            <w:szCs w:val="22"/>
+            <w:lang w:eastAsia="zh-TW"/>
+          </w:rPr>
+          <w:id w:val="-2020841241"/>
+          <w14:checkbox>
+            <w14:checked w14:val="1"/>
+            <w14:checkedState w14:val="2612" w14:font="MS Gothic"/>
+            <w14:uncheckedState w14:val="2610" w14:font="MS Gothic"/>
+          </w14:checkbox>
+        </w:sdtPr>
+        <w:sdtContent>
+          <w:r>
+            <w:rPr>
+              <w:rFonts w:ascii="MS Gothic" w:eastAsia="MS Gothic" w:hAnsi="MS Gothic" w:cs="Arial" w:hint="eastAsia"/>
+              <w:b/>
+              <w:bCs/>
+              <w:sz w:val="22"/>
+              <w:szCs w:val="22"/>
+              <w:lang w:eastAsia="zh-TW"/>
+            </w:rPr>
+            <w:t>☒</w:t>
+          </w:r>
+        </w:sdtContent>
+      </w:sdt>
+      <w:r>
+        <w:rPr>
+          <w:rFonts w:ascii="Arial" w:hAnsi="Arial" w:cs="Arial" w:hint="eastAsia"/>
           <w:sz w:val="18"/>
           <w:szCs w:val="18"/>
           <w:lang w:eastAsia="zh-TW"/>
         </w:rPr>
+        <w:t xml:space="preserve"> </w:t>
+      </w:r>
+      <w:r>
+        <w:rPr>
+          <w:rFonts w:ascii="Arial" w:hAnsi="Arial" w:cs="Arial" w:hint="eastAsia"/>
+          <w:sz w:val="18"/>
+          <w:szCs w:val="18"/>
+          <w:lang w:eastAsia="zh-CN"/>
+        </w:rPr>
+        <w:t>L</w:t>
       </w:r>
       <w:r>
         <w:rPr>
@@ -4995,13 +3532,71 @@
           <w:szCs w:val="18"/>
           <w:lang w:eastAsia="zh-TW"/>
         </w:rPr>
-        <w:fldChar w:fldCharType="end"/>
+        <w:t>evel II</w:t>
       </w:r>
       <w:r>
         <w:rPr>
           <w:rFonts w:ascii="Arial" w:hAnsi="Arial" w:cs="Arial" w:hint="eastAsia"/>
           <w:sz w:val="18"/>
           <w:szCs w:val="18"/>
+          <w:lang w:eastAsia="zh-CN"/>
+        </w:rPr>
+        <w:t xml:space="preserve">   </w:t>
+      </w:r>
+      <w:r>
+        <w:rPr>
+          <w:rFonts w:ascii="Arial" w:hAnsi="Arial" w:cs="Arial"/>
+          <w:sz w:val="18"/>
+          <w:szCs w:val="18"/>
+          <w:lang w:eastAsia="zh-CN"/>
+        </w:rPr>
+        <w:t xml:space="preserve"> </w:t>
+      </w:r>
+      <w:r>
+        <w:rPr>
+          <w:rFonts w:ascii="Arial" w:hAnsi="Arial" w:cs="Arial" w:hint="eastAsia"/>
+          <w:sz w:val="18"/>
+          <w:szCs w:val="18"/>
+          <w:lang w:eastAsia="zh-CN"/>
+        </w:rPr>
+        <w:t xml:space="preserve">   </w:t>
+      </w:r>
+      <w:sdt>
+        <w:sdtPr>
+          <w:rPr>
+            <w:rFonts w:ascii="Arial" w:hAnsi="Arial" w:cs="Arial"/>
+            <w:b/>
+            <w:bCs/>
+            <w:sz w:val="22"/>
+            <w:szCs w:val="22"/>
+            <w:lang w:eastAsia="zh-TW"/>
+          </w:rPr>
+          <w:id w:val="182025260"/>
+          <w14:checkbox>
+            <w14:checked w14:val="0"/>
+            <w14:checkedState w14:val="2612" w14:font="MS Gothic"/>
+            <w14:uncheckedState w14:val="2610" w14:font="MS Gothic"/>
+          </w14:checkbox>
+        </w:sdtPr>
+        <w:sdtContent>
+          <w:r>
+            <w:rPr>
+              <w:rFonts w:ascii="MS Gothic" w:eastAsia="MS Gothic" w:hAnsi="MS Gothic" w:cs="Arial" w:hint="eastAsia"/>
+              <w:b/>
+              <w:bCs/>
+              <w:sz w:val="22"/>
+              <w:szCs w:val="22"/>
+              <w:lang w:eastAsia="zh-TW"/>
+            </w:rPr>
+            <w:t>☐</w:t>
+          </w:r>
+        </w:sdtContent>
+      </w:sdt>
+      <w:r>
+        <w:rPr>
+          <w:rFonts w:ascii="Arial" w:hAnsi="Arial" w:cs="Arial" w:hint="eastAsia"/>
+          <w:sz w:val="18"/>
+          <w:szCs w:val="18"/>
           <w:lang w:eastAsia="zh-TW"/>
         </w:rPr>
         <w:t xml:space="preserve"> </w:t>
@@ -5022,52 +3617,7 @@
           <w:szCs w:val="18"/>
           <w:lang w:eastAsia="zh-TW"/>
         </w:rPr>
-        <w:t>evel I</w:t>
-      </w:r>
-      <w:r>
-        <w:rPr>
-          <w:rFonts w:ascii="Arial" w:hAnsi="Arial" w:cs="Arial" w:hint="eastAsia"/>
-          <w:sz w:val="18"/>
-          <w:szCs w:val="18"/>
-          <w:lang w:eastAsia="zh-CN"/>
-        </w:rPr>
-        <w:t xml:space="preserve">  </w:t>
-      </w:r>
-      <w:r>
-        <w:rPr>
-          <w:rFonts w:ascii="Arial" w:hAnsi="Arial" w:cs="Arial" w:hint="eastAsia"/>
-          <w:sz w:val="18"/>
-          <w:szCs w:val="18"/>
-          <w:lang w:eastAsia="zh-CN"/>
-        </w:rPr>
-        <w:t xml:space="preserve">  </w:t>
-      </w:r>
-      <w:r>
-        <w:rPr>
-          <w:rFonts w:ascii="Arial" w:hAnsi="Arial" w:cs="Arial" w:hint="eastAsia"/>
-          <w:sz w:val="18"/>
-          <w:szCs w:val="18"/>
-          <w:lang w:eastAsia="zh-CN"/>
-        </w:rPr>
-        <w:t xml:space="preserve">  </w:t>
-      </w:r>
-      <w:r>
-        <w:rPr>
-          <w:rFonts w:ascii="Arial" w:hAnsi="Arial" w:cs="Arial"/>
-          <w:sz w:val="18"/>
-          <w:szCs w:val="18"/>
-          <w:lang w:eastAsia="zh-CN"/>
-        </w:rPr>
-        <w:t xml:space="preserve">  </w:t>
-      </w:r>
-      <w:r>
-        <w:rPr>
-          <w:rFonts w:ascii="Arial" w:hAnsi="Arial" w:cs="Arial" w:hint="eastAsia"/>
-          <w:sz w:val="18"/>
-          <w:szCs w:val="18"/>
-          <w:lang w:eastAsia="zh-CN"/>
-        </w:rPr>
-        <w:t xml:space="preserve"> </w:t>
+        <w:t>evel III</w:t>
       </w:r>
       <w:r>
         <w:rPr>
@@ -5076,223 +3626,42 @@
           <w:szCs w:val="18"/>
           <w:lang w:eastAsia="zh-TW"/>
         </w:rPr>
-        <w:fldChar w:fldCharType="begin">
-          <w:ffData>
-            <w:name w:val=""/>
-            <w:enabled/>
-            <w:calcOnExit w:val="0"/>
-            <w:checkBox>
-              <w:sizeAuto/>
-              <w:default w:val="1"/>
-            </w:checkBox>
-          </w:ffData>
-        </w:fldChar>
-      </w:r>
-      <w:r>
-        <w:rPr>
-          <w:rFonts w:ascii="Arial" w:hAnsi="Arial" w:cs="Arial"/>
-          <w:sz w:val="18"/>
-          <w:szCs w:val="18"/>
-          <w:lang w:eastAsia="zh-TW"/>
-        </w:rPr>
-        <w:instrText xml:space="preserve"> FORMCHECKBOX </w:instrText>
-      </w:r>
-      <w:r>
-        <w:rPr>
-          <w:rFonts w:ascii="Arial" w:hAnsi="Arial" w:cs="Arial"/>
-          <w:sz w:val="18"/>
-          <w:szCs w:val="18"/>
-          <w:lang w:eastAsia="zh-TW"/>
-        </w:rPr>
-      </w:r>
-      <w:r>
-        <w:rPr>
-          <w:rFonts w:ascii="Arial" w:hAnsi="Arial" w:cs="Arial"/>
-          <w:sz w:val="18"/>
-          <w:szCs w:val="18"/>
-          <w:lang w:eastAsia="zh-TW"/>
-        </w:rPr>
-        <w:fldChar w:fldCharType="end"/>
-      </w:r>
-      <w:r>
-        <w:rPr>
-          <w:rFonts w:ascii="Arial" w:hAnsi="Arial" w:cs="Arial" w:hint="eastAsia"/>
-          <w:sz w:val="18"/>
-          <w:szCs w:val="18"/>
-          <w:lang w:eastAsia="zh-TW"/>
-        </w:rPr>
-        <w:t xml:space="preserve"> </w:t>
-      </w:r>
-      <w:r>
-        <w:rPr>
-          <w:rFonts w:ascii="Arial" w:hAnsi="Arial" w:cs="Arial" w:hint="eastAsia"/>
-          <w:sz w:val="18"/>
-          <w:szCs w:val="18"/>
-          <w:lang w:eastAsia="zh-CN"/>
-        </w:rPr>
-        <w:t>L</w:t>
-      </w:r>
-      <w:r>
-        <w:rPr>
-          <w:rFonts w:ascii="Arial" w:hAnsi="Arial" w:cs="Arial"/>
-          <w:sz w:val="18"/>
-          <w:szCs w:val="18"/>
-          <w:lang w:eastAsia="zh-TW"/>
-        </w:rPr>
-        <w:t>evel II</w:t>
-      </w:r>
-      <w:r>
-        <w:rPr>
-          <w:rFonts w:ascii="Arial" w:hAnsi="Arial" w:cs="Arial" w:hint="eastAsia"/>
-          <w:sz w:val="18"/>
-          <w:szCs w:val="18"/>
-          <w:lang w:eastAsia="zh-CN"/>
-        </w:rPr>
-        <w:t xml:space="preserve">   </w:t>
-      </w:r>
-      <w:r>
-        <w:rPr>
-          <w:rFonts w:ascii="Arial" w:hAnsi="Arial" w:cs="Arial"/>
-          <w:sz w:val="18"/>
-          <w:szCs w:val="18"/>
-          <w:lang w:eastAsia="zh-CN"/>
-        </w:rPr>
-        <w:t xml:space="preserve"> </w:t>
-      </w:r>
-      <w:r>
-        <w:rPr>
-          <w:rFonts w:ascii="Arial" w:hAnsi="Arial" w:cs="Arial" w:hint="eastAsia"/>
-          <w:sz w:val="18"/>
-          <w:szCs w:val="18"/>
-          <w:lang w:eastAsia="zh-CN"/>
-        </w:rPr>
-        <w:t xml:space="preserve">   </w:t>
-      </w:r>
-      <w:r>
-        <w:rPr>
-          <w:rFonts w:ascii="Arial" w:hAnsi="Arial" w:cs="Arial"/>
-          <w:sz w:val="18"/>
-          <w:szCs w:val="18"/>
-          <w:lang w:eastAsia="zh-TW"/>
-        </w:rPr>
-        <w:fldChar w:fldCharType="begin">
-          <w:ffData>
-            <w:name w:val="DPI"/>
-            <w:enabled/>
-            <w:calcOnExit w:val="0"/>
-            <w:checkBox>
-              <w:sizeAuto/>
-              <w:default w:val="0"/>
-            </w:checkBox>
-          </w:ffData>
-        </w:fldChar>
-      </w:r>
-      <w:r>
-        <w:rPr>
-          <w:rFonts w:ascii="Arial" w:hAnsi="Arial" w:cs="Arial"/>
-          <w:sz w:val="18"/>
-          <w:szCs w:val="18"/>
-          <w:lang w:eastAsia="zh-TW"/>
-        </w:rPr>
-        <w:instrText xml:space="preserve"> FORMCHECKBOX </w:instrText>
-      </w:r>
-      <w:r>
-        <w:rPr>
-          <w:rFonts w:ascii="Arial" w:hAnsi="Arial" w:cs="Arial"/>
-          <w:sz w:val="18"/>
-          <w:szCs w:val="18"/>
-          <w:lang w:eastAsia="zh-TW"/>
-        </w:rPr>
-      </w:r>
-      <w:r>
-        <w:rPr>
-          <w:rFonts w:ascii="Arial" w:hAnsi="Arial" w:cs="Arial"/>
-          <w:sz w:val="18"/>
-          <w:szCs w:val="18"/>
-          <w:lang w:eastAsia="zh-TW"/>
-        </w:rPr>
-        <w:fldChar w:fldCharType="end"/>
-      </w:r>
-      <w:r>
-        <w:rPr>
-          <w:rFonts w:ascii="Arial" w:hAnsi="Arial" w:cs="Arial" w:hint="eastAsia"/>
-          <w:sz w:val="18"/>
-          <w:szCs w:val="18"/>
-          <w:lang w:eastAsia="zh-TW"/>
-        </w:rPr>
-        <w:t xml:space="preserve"> </w:t>
-      </w:r>
-      <w:r>
-        <w:rPr>
-          <w:rFonts w:ascii="Arial" w:hAnsi="Arial" w:cs="Arial" w:hint="eastAsia"/>
-          <w:sz w:val="18"/>
-          <w:szCs w:val="18"/>
-          <w:lang w:eastAsia="zh-CN"/>
-        </w:rPr>
-        <w:t>L</w:t>
-      </w:r>
-      <w:r>
-        <w:rPr>
-          <w:rFonts w:ascii="Arial" w:hAnsi="Arial" w:cs="Arial"/>
-          <w:sz w:val="18"/>
-          <w:szCs w:val="18"/>
-          <w:lang w:eastAsia="zh-TW"/>
-        </w:rPr>
-        <w:t>evel III</w:t>
-      </w:r>
-      <w:r>
-        <w:rPr>
-          <w:rFonts w:ascii="Arial" w:hAnsi="Arial" w:cs="Arial"/>
-          <w:sz w:val="18"/>
-          <w:szCs w:val="18"/>
-          <w:lang w:eastAsia="zh-TW"/>
-        </w:rPr>
         <w:t xml:space="preserve">      </w:t>
       </w:r>
-      <w:r>
-        <w:rPr>
-          <w:rFonts w:ascii="Arial" w:hAnsi="Arial" w:cs="Arial"/>
-          <w:sz w:val="18"/>
-          <w:lang w:eastAsia="zh-TW"/>
-        </w:rPr>
-        <w:fldChar w:fldCharType="begin">
-          <w:ffData>
-            <w:name w:val="DPI"/>
-            <w:enabled/>
-            <w:calcOnExit w:val="0"/>
-            <w:checkBox>
-              <w:sizeAuto/>
-              <w:default w:val="0"/>
-            </w:checkBox>
-          </w:ffData>
-        </w:fldChar>
-      </w:r>
-      <w:r>
-        <w:rPr>
-          <w:rFonts w:ascii="Arial" w:hAnsi="Arial" w:cs="Arial"/>
-          <w:sz w:val="18"/>
-          <w:lang w:eastAsia="zh-TW"/>
-        </w:rPr>
-        <w:instrText xml:space="preserve"> FORMCHECKBOX </w:instrText>
-      </w:r>
-      <w:r>
-        <w:rPr>
-          <w:rFonts w:ascii="Arial" w:hAnsi="Arial" w:cs="Arial"/>
-          <w:sz w:val="18"/>
-          <w:lang w:eastAsia="zh-TW"/>
-        </w:rPr>
-      </w:r>
-      <w:r>
-        <w:rPr>
-          <w:rFonts w:ascii="Arial" w:hAnsi="Arial" w:cs="Arial"/>
-          <w:sz w:val="18"/>
-          <w:lang w:eastAsia="zh-TW"/>
-        </w:rPr>
-        <w:fldChar w:fldCharType="end"/>
-      </w:r>
-      <w:r>
-        <w:rPr>
-          <w:rFonts w:ascii="Arial" w:hAnsi="Arial" w:cs="Arial" w:hint="eastAsia"/>
+      <w:sdt>
+        <w:sdtPr>
+          <w:rPr>
+            <w:rFonts w:ascii="Arial" w:hAnsi="Arial" w:cs="Arial"/>
+            <w:b/>
+            <w:bCs/>
+            <w:sz w:val="22"/>
+            <w:szCs w:val="22"/>
+            <w:lang w:eastAsia="zh-TW"/>
+          </w:rPr>
+          <w:id w:val="-1970728334"/>
+          <w14:checkbox>
+            <w14:checked w14:val="0"/>
+            <w14:checkedState w14:val="2612" w14:font="MS Gothic"/>
+            <w14:uncheckedState w14:val="2610" w14:font="MS Gothic"/>
+          </w14:checkbox>
+        </w:sdtPr>
+        <w:sdtContent>
+          <w:r>
+            <w:rPr>
+              <w:rFonts w:ascii="MS Gothic" w:eastAsia="MS Gothic" w:hAnsi="MS Gothic" w:cs="Arial" w:hint="eastAsia"/>
+              <w:b/>
+              <w:bCs/>
+              <w:sz w:val="22"/>
+              <w:szCs w:val="22"/>
+              <w:lang w:eastAsia="zh-TW"/>
+            </w:rPr>
+            <w:t>☐</w:t>
+          </w:r>
+        </w:sdtContent>
+      </w:sdt>
+      <w:r>
+        <w:rPr>
+          <w:rFonts w:ascii="Arial" w:hAnsi="Arial" w:cs="Arial"/>
           <w:sz w:val="18"/>
           <w:lang w:eastAsia="zh-TW"/>
         </w:rPr>
@@ -5388,7 +3757,7 @@
           <w:szCs w:val="18"/>
           <w:lang w:eastAsia="zh-CN"/>
         </w:rPr>
-        <w:t xml:space="preserve">    </w:t>
+        <w:t xml:space="preserve">  </w:t>
       </w:r>
       <w:r>
         <w:rPr>
@@ -5406,7 +3775,25 @@
           <w:szCs w:val="18"/>
           <w:lang w:eastAsia="zh-CN"/>
         </w:rPr>
-        <w:t xml:space="preserve">_______  </w:t>
+        <w:t>_</w:t>
+      </w:r>
+      <w:r>
+        <w:rPr>
+          <w:rFonts w:ascii="Arial" w:hAnsi="Arial" w:cs="Arial" w:hint="eastAsia"/>
+          <w:sz w:val="18"/>
+          <w:szCs w:val="18"/>
+          <w:lang w:eastAsia="zh-CN"/>
+        </w:rPr>
+        <w:t>0</w:t>
+      </w:r>
+      <w:r>
+        <w:rPr>
+          <w:rFonts w:ascii="Arial" w:hAnsi="Arial" w:cs="Arial" w:hint="eastAsia"/>
+          <w:sz w:val="18"/>
+          <w:szCs w:val="18"/>
+          <w:lang w:eastAsia="zh-CN"/>
+        </w:rPr>
+        <w:t xml:space="preserve">___  </w:t>
       </w:r>
       <w:r>
         <w:rPr>
@@ -5433,7 +3820,25 @@
           <w:szCs w:val="18"/>
           <w:lang w:eastAsia="zh-CN"/>
         </w:rPr>
-        <w:t xml:space="preserve"> _______  </w:t>
+        <w:t xml:space="preserve"> _</w:t>
+      </w:r>
+      <w:r>
+        <w:rPr>
+          <w:rFonts w:ascii="Arial" w:hAnsi="Arial" w:cs="Arial" w:hint="eastAsia"/>
+          <w:sz w:val="18"/>
+          <w:szCs w:val="18"/>
+          <w:lang w:eastAsia="zh-CN"/>
+        </w:rPr>
+        <w:t>2.5</w:t>
+      </w:r>
+      <w:r>
+        <w:rPr>
+          <w:rFonts w:ascii="Arial" w:hAnsi="Arial" w:cs="Arial" w:hint="eastAsia"/>
+          <w:sz w:val="18"/>
+          <w:szCs w:val="18"/>
+          <w:lang w:eastAsia="zh-CN"/>
+        </w:rPr>
+        <w:t xml:space="preserve">___  </w:t>
       </w:r>
       <w:r>
         <w:rPr>
@@ -5478,7 +3883,25 @@
           <w:szCs w:val="18"/>
           <w:lang w:eastAsia="zh-CN"/>
         </w:rPr>
-        <w:t xml:space="preserve"> ________</w:t>
+        <w:t xml:space="preserve"> _</w:t>
+      </w:r>
+      <w:r>
+        <w:rPr>
+          <w:rFonts w:ascii="Arial" w:hAnsi="Arial" w:cs="Arial" w:hint="eastAsia"/>
+          <w:sz w:val="18"/>
+          <w:szCs w:val="18"/>
+          <w:lang w:eastAsia="zh-CN"/>
+        </w:rPr>
+        <w:t>4.0</w:t>
+      </w:r>
+      <w:r>
+        <w:rPr>
+          <w:rFonts w:ascii="Arial" w:hAnsi="Arial" w:cs="Arial" w:hint="eastAsia"/>
+          <w:sz w:val="18"/>
+          <w:szCs w:val="18"/>
+          <w:lang w:eastAsia="zh-CN"/>
+        </w:rPr>
+        <w:t>___</w:t>
       </w:r>
       <w:r>
         <w:rPr>
@@ -6371,7 +4794,7 @@
           <w:tab w:val="left" w:pos="1396"/>
         </w:tabs>
         <w:rPr>
-          <w:rFonts w:ascii="Arial" w:hAnsi="Arial" w:cs="Arial" w:hint="eastAsia"/>
+          <w:rFonts w:ascii="Arial" w:hAnsi="Arial" w:cs="Arial"/>
           <w:spacing w:val="-2"/>
           <w:sz w:val="16"/>
           <w:lang w:eastAsia="zh-CN"/>
@@ -6533,7 +4956,7 @@
         </w:tabs>
         <w:spacing w:before="0" w:line="160" w:lineRule="exact"/>
         <w:rPr>
-          <w:rFonts w:eastAsia="宋体" w:hint="eastAsia"/>
+          <w:rFonts w:eastAsia="宋体"/>
           <w:lang w:eastAsia="zh-CN"/>
         </w:rPr>
       </w:pPr>
@@ -6640,7 +5063,7 @@
       <w:pPr>
         <w:pStyle w:val="Title"/>
         <w:rPr>
-          <w:rFonts w:ascii="Arial" w:hAnsi="Arial" w:cs="Arial" w:hint="eastAsia"/>
+          <w:rFonts w:ascii="Arial" w:hAnsi="Arial" w:cs="Arial"/>
           <w:b w:val="0"/>
           <w:bCs w:val="0"/>
           <w:sz w:val="36"/>
@@ -7517,7 +5940,7 @@
           <w:p>
             <w:pPr>
               <w:rPr>
-                <w:rFonts w:ascii="Arial" w:hAnsi="Arial" w:cs="Arial" w:hint="eastAsia"/>
+                <w:rFonts w:ascii="Arial" w:hAnsi="Arial" w:cs="Arial"/>
                 <w:sz w:val="18"/>
                 <w:szCs w:val="18"/>
                 <w:lang w:eastAsia="zh-CN"/>
@@ -7599,7 +6022,6 @@
     <w:p>
       <w:pPr>
         <w:rPr>
-          <w:rFonts w:hint="eastAsia"/>
           <w:color w:val="A6A6A6"/>
           <w:sz w:val="16"/>
           <w:szCs w:val="16"/>
@@ -7705,9 +6127,6 @@
         <w:tab w:val="center" w:pos="5349"/>
         <w:tab w:val="left" w:pos="7330"/>
       </w:tabs>
-      <w:rPr>
-        <w:rFonts w:hint="eastAsia"/>
-      </w:rPr>
     </w:pPr>
     <w:r>
       <w:rPr>
@@ -7821,9 +6240,10 @@
           </v:handles>
           <o:lock v:ext="edit" text="t" shapetype="t"/>
         </v:shapetype>
-        <v:shape id="PowerPlusWaterMarkObject523867688" o:spid="_x0000_s1028" type="#_x0000_t136" style="position:absolute;margin-left:0;margin-top:0;width:816pt;height:106.5pt;rotation:315;z-index:-251660288;mso-position-horizontal:center;mso-position-horizontal-relative:margin;mso-position-vertical:center;mso-position-vertical-relative:margin" o:allowincell="f" fillcolor="#ddd" stroked="f">
+        <v:shape id="PowerPlusWaterMarkObject12603516" o:spid="_x0000_s1028" type="#_x0000_t136" style="position:absolute;margin-left:0;margin-top:0;width:826.5pt;height:106.5pt;rotation:315;z-index:-251660288;mso-position-horizontal:center;mso-position-horizontal-relative:margin;mso-position-vertical:center;mso-position-vertical-relative:margin" o:allowincell="f" fillcolor="#ddd" stroked="f">
           <v:fill opacity=".5"/>
-          <v:textpath style="font-family:&quot;Arial&quot;;font-size:96pt" string="CNS INSPECTION"/>
+          <v:textpath style="font-family:&quot;Arial&quot;;font-size:96pt" string="CNQ INSPECTION"/>
+          <w10:wrap anchorx="margin" anchory="margin"/>
         </v:shape>
       </w:pict>
     </w:r>
@@ -7854,7 +6274,7 @@
           <w:pPr>
             <w:pStyle w:val="Header"/>
             <w:rPr>
-              <w:rFonts w:ascii="Segoe UI" w:eastAsia="宋体" w:hAnsi="Segoe UI" w:cs="Segoe UI" w:hint="eastAsia"/>
+              <w:rFonts w:ascii="Segoe UI" w:eastAsia="宋体" w:hAnsi="Segoe UI" w:cs="Segoe UI"/>
               <w:b/>
               <w:sz w:val="21"/>
               <w:szCs w:val="21"/>
@@ -7976,12 +6396,58 @@
           </w:r>
           <w:r>
             <w:rPr>
+              <w:rFonts w:eastAsia="宋体" w:cs="Arial" w:hint="eastAsia"/>
+              <w:b/>
+              <w:bCs/>
+              <w:color w:val="01226A"/>
+              <w:sz w:val="21"/>
+              <w:szCs w:val="21"/>
+              <w:lang w:eastAsia="zh-CN"/>
+            </w:rPr>
+            <w:t xml:space="preserve">  </w:t>
+          </w:r>
+          <w:r>
+            <w:rPr>
+              <w:rFonts w:eastAsia="宋体" w:cs="Arial" w:hint="eastAsia"/>
+              <w:b/>
+              <w:bCs/>
+              <w:color w:val="01226A"/>
+              <w:sz w:val="21"/>
+              <w:szCs w:val="21"/>
+              <w:lang w:eastAsia="zh-CN"/>
+            </w:rPr>
+            <w:t xml:space="preserve">  </w:t>
+          </w:r>
+          <w:r>
+            <w:rPr>
+              <w:rFonts w:eastAsia="宋体" w:cs="Arial" w:hint="eastAsia"/>
+              <w:b/>
+              <w:bCs/>
+              <w:color w:val="01226A"/>
+              <w:sz w:val="21"/>
+              <w:szCs w:val="21"/>
+              <w:lang w:eastAsia="zh-CN"/>
+            </w:rPr>
+            <w:t xml:space="preserve"> </w:t>
+          </w:r>
+          <w:r>
+            <w:rPr>
               <w:rFonts w:cs="Arial"/>
               <w:b/>
               <w:sz w:val="32"/>
               <w:szCs w:val="32"/>
             </w:rPr>
             <w:t>Inspection Booking Form</w:t>
+          </w:r>
+          <w:r>
+            <w:rPr>
+              <w:rFonts w:eastAsiaTheme="minorEastAsia" w:cs="Arial" w:hint="eastAsia"/>
+              <w:b/>
+              <w:sz w:val="32"/>
+              <w:szCs w:val="32"/>
+              <w:lang w:eastAsia="zh-CN"/>
+            </w:rPr>
+            <w:t xml:space="preserve"> </w:t>
           </w:r>
           <w:r>
             <w:rPr>
@@ -8002,7 +6468,7 @@
       <w:pStyle w:val="Header"/>
       <w:jc w:val="both"/>
       <w:rPr>
-        <w:rFonts w:eastAsia="等线" w:hint="eastAsia"/>
+        <w:rFonts w:eastAsia="等线"/>
         <w:sz w:val="10"/>
         <w:szCs w:val="10"/>
         <w:lang w:eastAsia="zh-CN"/>
@@ -8037,9 +6503,10 @@
           </v:handles>
           <o:lock v:ext="edit" text="t" shapetype="t"/>
         </v:shapetype>
-        <v:shape id="PowerPlusWaterMarkObject523867689" o:spid="_x0000_s1033" type="#_x0000_t136" style="position:absolute;left:0;text-align:left;margin-left:0;margin-top:0;width:816pt;height:106.5pt;rotation:315;z-index:-251659264;mso-position-horizontal:center;mso-position-horizontal-relative:margin;mso-position-vertical:center;mso-position-vertical-relative:margin" o:allowincell="f" fillcolor="#ddd" stroked="f">
+        <v:shape id="PowerPlusWaterMarkObject12603517" o:spid="_x0000_s1033" type="#_x0000_t136" style="position:absolute;left:0;text-align:left;margin-left:0;margin-top:0;width:826.5pt;height:106.5pt;rotation:315;z-index:-251659264;mso-position-horizontal:center;mso-position-horizontal-relative:margin;mso-position-vertical:center;mso-position-vertical-relative:margin" o:allowincell="f" fillcolor="#ddd" stroked="f">
           <v:fill opacity=".5"/>
-          <v:textpath style="font-family:&quot;Arial&quot;;font-size:96pt" string="CNS INSPECTION"/>
+          <v:textpath style="font-family:&quot;Arial&quot;;font-size:96pt" string="CNQ INSPECTION"/>
+          <w10:wrap anchorx="margin" anchory="margin"/>
         </v:shape>
       </w:pict>
     </w:r>
@@ -8082,9 +6549,10 @@
           </v:handles>
           <o:lock v:ext="edit" text="t" shapetype="t"/>
         </v:shapetype>
-        <v:shape id="PowerPlusWaterMarkObject523867687" o:spid="_x0000_s1027" type="#_x0000_t136" style="position:absolute;margin-left:0;margin-top:0;width:816pt;height:106.5pt;rotation:315;z-index:-251661312;mso-position-horizontal:center;mso-position-horizontal-relative:margin;mso-position-vertical:center;mso-position-vertical-relative:margin" o:allowincell="f" fillcolor="#ddd" stroked="f">
+        <v:shape id="PowerPlusWaterMarkObject12603515" o:spid="_x0000_s1027" type="#_x0000_t136" style="position:absolute;margin-left:0;margin-top:0;width:826.5pt;height:106.5pt;rotation:315;z-index:-251661312;mso-position-horizontal:center;mso-position-horizontal-relative:margin;mso-position-vertical:center;mso-position-vertical-relative:margin" o:allowincell="f" fillcolor="#ddd" stroked="f">
           <v:fill opacity=".5"/>
-          <v:textpath style="font-family:&quot;Arial&quot;;font-size:96pt" string="CNS INSPECTION"/>
+          <v:textpath style="font-family:&quot;Arial&quot;;font-size:96pt" string="CNQ INSPECTION"/>
+          <w10:wrap anchorx="margin" anchory="margin"/>
         </v:shape>
       </w:pict>
     </w:r>
@@ -8124,9 +6592,10 @@
           </v:handles>
           <o:lock v:ext="edit" text="t" shapetype="t"/>
         </v:shapetype>
-        <v:shape id="PowerPlusWaterMarkObject523867691" o:spid="_x0000_s1031" type="#_x0000_t136" style="position:absolute;margin-left:0;margin-top:0;width:816pt;height:106.5pt;rotation:315;z-index:-251657216;mso-position-horizontal:center;mso-position-horizontal-relative:margin;mso-position-vertical:center;mso-position-vertical-relative:margin" o:allowincell="f" fillcolor="#ddd" stroked="f">
+        <v:shape id="PowerPlusWaterMarkObject12603519" o:spid="_x0000_s1031" type="#_x0000_t136" style="position:absolute;margin-left:0;margin-top:0;width:826.5pt;height:106.5pt;rotation:315;z-index:-251657216;mso-position-horizontal:center;mso-position-horizontal-relative:margin;mso-position-vertical:center;mso-position-vertical-relative:margin" o:allowincell="f" fillcolor="#ddd" stroked="f">
           <v:fill opacity=".5"/>
-          <v:textpath style="font-family:&quot;Arial&quot;;font-size:96pt" string="CNS INSPECTION"/>
+          <v:textpath style="font-family:&quot;Arial&quot;;font-size:96pt" string="CNQ INSPECTION"/>
+          <w10:wrap anchorx="margin" anchory="margin"/>
         </v:shape>
       </w:pict>
     </w:r>
@@ -8169,9 +6638,10 @@
           </v:handles>
           <o:lock v:ext="edit" text="t" shapetype="t"/>
         </v:shapetype>
-        <v:shape id="PowerPlusWaterMarkObject523867692" o:spid="_x0000_s1032" type="#_x0000_t136" style="position:absolute;margin-left:0;margin-top:0;width:816pt;height:106.5pt;rotation:315;z-index:-251656192;mso-position-horizontal:center;mso-position-horizontal-relative:margin;mso-position-vertical:center;mso-position-vertical-relative:margin" o:allowincell="f" fillcolor="#ddd" stroked="f">
+        <v:shape id="PowerPlusWaterMarkObject12603520" o:spid="_x0000_s1032" type="#_x0000_t136" style="position:absolute;margin-left:0;margin-top:0;width:826.5pt;height:106.5pt;rotation:315;z-index:-251656192;mso-position-horizontal:center;mso-position-horizontal-relative:margin;mso-position-vertical:center;mso-position-vertical-relative:margin" o:allowincell="f" fillcolor="#ddd" stroked="f">
           <v:fill opacity=".5"/>
-          <v:textpath style="font-family:&quot;Arial&quot;;font-size:96pt" string="CNS INSPECTION"/>
+          <v:textpath style="font-family:&quot;Arial&quot;;font-size:96pt" string="CNQ INSPECTION"/>
+          <w10:wrap anchorx="margin" anchory="margin"/>
         </v:shape>
       </w:pict>
     </w:r>
@@ -8214,9 +6684,10 @@
           </v:handles>
           <o:lock v:ext="edit" text="t" shapetype="t"/>
         </v:shapetype>
-        <v:shape id="PowerPlusWaterMarkObject523867690" o:spid="_x0000_s1030" type="#_x0000_t136" style="position:absolute;margin-left:0;margin-top:0;width:816pt;height:106.5pt;rotation:315;z-index:-251658240;mso-position-horizontal:center;mso-position-horizontal-relative:margin;mso-position-vertical:center;mso-position-vertical-relative:margin" o:allowincell="f" fillcolor="#ddd" stroked="f">
+        <v:shape id="PowerPlusWaterMarkObject12603518" o:spid="_x0000_s1030" type="#_x0000_t136" style="position:absolute;margin-left:0;margin-top:0;width:826.5pt;height:106.5pt;rotation:315;z-index:-251658240;mso-position-horizontal:center;mso-position-horizontal-relative:margin;mso-position-vertical:center;mso-position-vertical-relative:margin" o:allowincell="f" fillcolor="#ddd" stroked="f">
           <v:fill opacity=".5"/>
-          <v:textpath style="font-family:&quot;Arial&quot;;font-size:96pt" string="CNS INSPECTION"/>
+          <v:textpath style="font-family:&quot;Arial&quot;;font-size:96pt" string="CNQ INSPECTION"/>
+          <w10:wrap anchorx="margin" anchory="margin"/>
         </v:shape>
       </w:pict>
     </w:r>
@@ -9128,6 +7599,50 @@
     <w:lsdException w:name="Subtitle" w:qFormat="1"/>
     <w:lsdException w:name="Strong" w:qFormat="1"/>
     <w:lsdException w:name="Emphasis" w:qFormat="1"/>
+    <w:lsdException w:name="Normal Table" w:semiHidden="1" w:unhideWhenUsed="1"/>
+    <w:lsdException w:name="Table Simple 1" w:semiHidden="1" w:unhideWhenUsed="1"/>
+    <w:lsdException w:name="Table Simple 2" w:semiHidden="1" w:unhideWhenUsed="1"/>
+    <w:lsdException w:name="Table Simple 3" w:semiHidden="1" w:unhideWhenUsed="1"/>
+    <w:lsdException w:name="Table Classic 1" w:semiHidden="1" w:unhideWhenUsed="1"/>
+    <w:lsdException w:name="Table Classic 2" w:semiHidden="1" w:unhideWhenUsed="1"/>
+    <w:lsdException w:name="Table Classic 3" w:semiHidden="1" w:unhideWhenUsed="1"/>
+    <w:lsdException w:name="Table Classic 4" w:semiHidden="1" w:unhideWhenUsed="1"/>
+    <w:lsdException w:name="Table Colorful 1" w:semiHidden="1" w:unhideWhenUsed="1"/>
+    <w:lsdException w:name="Table Colorful 2" w:semiHidden="1" w:unhideWhenUsed="1"/>
+    <w:lsdException w:name="Table Colorful 3" w:semiHidden="1" w:unhideWhenUsed="1"/>
+    <w:lsdException w:name="Table Columns 1" w:semiHidden="1" w:unhideWhenUsed="1"/>
+    <w:lsdException w:name="Table Columns 2" w:semiHidden="1" w:unhideWhenUsed="1"/>
+    <w:lsdException w:name="Table Columns 3" w:semiHidden="1" w:unhideWhenUsed="1"/>
+    <w:lsdException w:name="Table Columns 4" w:semiHidden="1" w:unhideWhenUsed="1"/>
+    <w:lsdException w:name="Table Columns 5" w:semiHidden="1" w:unhideWhenUsed="1"/>
+    <w:lsdException w:name="Table Grid 1" w:semiHidden="1" w:unhideWhenUsed="1"/>
+    <w:lsdException w:name="Table Grid 2" w:semiHidden="1" w:unhideWhenUsed="1"/>
+    <w:lsdException w:name="Table Grid 3" w:semiHidden="1" w:unhideWhenUsed="1"/>
+    <w:lsdException w:name="Table Grid 4" w:semiHidden="1" w:unhideWhenUsed="1"/>
+    <w:lsdException w:name="Table Grid 5" w:semiHidden="1" w:unhideWhenUsed="1"/>
+    <w:lsdException w:name="Table Grid 6" w:semiHidden="1" w:unhideWhenUsed="1"/>
+    <w:lsdException w:name="Table Grid 7" w:semiHidden="1" w:unhideWhenUsed="1"/>
+    <w:lsdException w:name="Table Grid 8" w:semiHidden="1" w:unhideWhenUsed="1"/>
+    <w:lsdException w:name="Table List 1" w:semiHidden="1" w:unhideWhenUsed="1"/>
+    <w:lsdException w:name="Table List 2" w:semiHidden="1" w:unhideWhenUsed="1"/>
+    <w:lsdException w:name="Table List 3" w:semiHidden="1" w:unhideWhenUsed="1"/>
+    <w:lsdException w:name="Table List 4" w:semiHidden="1" w:unhideWhenUsed="1"/>
+    <w:lsdException w:name="Table List 5" w:semiHidden="1" w:unhideWhenUsed="1"/>
+    <w:lsdException w:name="Table List 6" w:semiHidden="1" w:unhideWhenUsed="1"/>
+    <w:lsdException w:name="Table List 7" w:semiHidden="1" w:unhideWhenUsed="1"/>
+    <w:lsdException w:name="Table List 8" w:semiHidden="1" w:unhideWhenUsed="1"/>
+    <w:lsdException w:name="Table 3D effects 1" w:semiHidden="1" w:unhideWhenUsed="1"/>
+    <w:lsdException w:name="Table 3D effects 2" w:semiHidden="1" w:unhideWhenUsed="1"/>
+    <w:lsdException w:name="Table 3D effects 3" w:semiHidden="1" w:unhideWhenUsed="1"/>
+    <w:lsdException w:name="Table Contemporary" w:semiHidden="1" w:unhideWhenUsed="1"/>
+    <w:lsdException w:name="Table Elegant" w:semiHidden="1" w:unhideWhenUsed="1"/>
+    <w:lsdException w:name="Table Professional" w:semiHidden="1" w:unhideWhenUsed="1"/>
+    <w:lsdException w:name="Table Subtle 1" w:semiHidden="1" w:unhideWhenUsed="1"/>
+    <w:lsdException w:name="Table Subtle 2" w:semiHidden="1" w:unhideWhenUsed="1"/>
+    <w:lsdException w:name="Table Web 1" w:semiHidden="1" w:unhideWhenUsed="1"/>
+    <w:lsdException w:name="Table Web 2" w:semiHidden="1" w:unhideWhenUsed="1"/>
+    <w:lsdException w:name="Table Web 3" w:semiHidden="1" w:unhideWhenUsed="1"/>
+    <w:lsdException w:name="Table Theme" w:semiHidden="1" w:unhideWhenUsed="1"/>
     <w:lsdException w:name="Placeholder Text" w:semiHidden="1" w:uiPriority="99"/>
     <w:lsdException w:name="No Spacing" w:uiPriority="1" w:qFormat="1"/>
     <w:lsdException w:name="Light Shading" w:uiPriority="60"/>
@@ -9381,11 +7896,15 @@
   </w:style>
   <w:style w:type="character" w:default="1" w:styleId="DefaultParagraphFont">
     <w:name w:val="Default Paragraph Font"/>
+    <w:uiPriority w:val="1"/>
     <w:semiHidden/>
+    <w:unhideWhenUsed/>
   </w:style>
   <w:style w:type="table" w:default="1" w:styleId="TableNormal">
     <w:name w:val="Normal Table"/>
+    <w:uiPriority w:val="99"/>
     <w:semiHidden/>
+    <w:unhideWhenUsed/>
     <w:tblPr>
       <w:tblInd w:w="0" w:type="dxa"/>
       <w:tblCellMar>
@@ -9398,7 +7917,9 @@
   </w:style>
   <w:style w:type="numbering" w:default="1" w:styleId="NoList">
     <w:name w:val="No List"/>
+    <w:uiPriority w:val="99"/>
     <w:semiHidden/>
+    <w:unhideWhenUsed/>
   </w:style>
   <w:style w:type="character" w:styleId="Strong">
     <w:name w:val="Strong"/>
@@ -9543,7 +8064,677 @@
       <w:lang w:eastAsia="zh-HK"/>
     </w:rPr>
   </w:style>
+  <w:style w:type="character" w:styleId="PlaceholderText">
+    <w:name w:val="Placeholder Text"/>
+    <w:uiPriority w:val="99"/>
+    <w:semiHidden/>
+    <w:rsid w:val="0008379A"/>
+    <w:rPr>
+      <w:color w:val="808080"/>
+    </w:rPr>
+  </w:style>
 </w:styles>
+</file>
+
+<file path=word/glossary/document.xml><?xml version="1.0" encoding="utf-8"?>
+<w:glossaryDocument xmlns:wpc="http://schemas.microsoft.com/office/word/2010/wordprocessingCanvas" xmlns:cx="http://schemas.microsoft.com/office/drawing/2014/chartex" xmlns:cx1="http://schemas.microsoft.com/office/drawing/2015/9/8/chartex" xmlns:cx2="http://schemas.microsoft.com/office/drawing/2015/10/21/chartex" xmlns:cx3="http://schemas.microsoft.com/office/drawing/2016/5/9/chartex" xmlns:cx4="http://schemas.microsoft.com/office/drawing/2016/5/10/chartex" xmlns:cx5="http://schemas.microsoft.com/office/drawing/2016/5/11/chartex" xmlns:cx6="http://schemas.microsoft.com/office/drawing/2016/5/12/chartex" xmlns:cx7="http://schemas.microsoft.com/office/drawing/2016/5/13/chartex" xmlns:cx8="http://schemas.microsoft.com/office/drawing/2016/5/14/chartex" xmlns:mc="http://schemas.openxmlformats.org/markup-compatibility/2006" xmlns:aink="http://schemas.microsoft.com/office/drawing/2016/ink" xmlns:am3d="http://schemas.microsoft.com/office/drawing/2017/model3d" xmlns:o="urn:schemas-microsoft-com:office:office" xmlns:oel="http://schemas.microsoft.com/office/2019/extlst" xmlns:r="http://schemas.openxmlformats.org/officeDocument/2006/relationships" xmlns:m="http://schemas.openxmlformats.org/officeDocument/2006/math" xmlns:v="urn:schemas-microsoft-com:vml" xmlns:wp14="http://schemas.microsoft.com/office/word/2010/wordprocessingDrawing" xmlns:wp="http://schemas.openxmlformats.org/drawingml/2006/wordprocessingDrawing" xmlns:w10="urn:schemas-microsoft-com:office:word" xmlns:w="http://schemas.openxmlformats.org/wordprocessingml/2006/main" xmlns:w14="http://schemas.microsoft.com/office/word/2010/wordml" xmlns:w15="http://schemas.microsoft.com/office/word/2012/wordml" xmlns:w16cex="http://schemas.microsoft.com/office/word/2018/wordml/cex" xmlns:w16cid="http://schemas.microsoft.com/office/word/2016/wordml/cid" xmlns:w16="http://schemas.microsoft.com/office/word/2018/wordml" xmlns:w16du="http://schemas.microsoft.com/office/word/2023/wordml/word16du" xmlns:w16sdtdh="http://schemas.microsoft.com/office/word/2020/wordml/sdtdatahash" xmlns:w16sdtfl="http://schemas.microsoft.com/office/word/2024/wordml/sdtformatlock" xmlns:w16se="http://schemas.microsoft.com/office/word/2015/wordml/symex" xmlns:wpg="http://schemas.microsoft.com/office/word/2010/wordprocessingGroup" xmlns:wpi="http://schemas.microsoft.com/office/word/2010/wordprocessingInk" xmlns:wne="http://schemas.microsoft.com/office/word/2006/wordml" xmlns:wps="http://schemas.microsoft.com/office/word/2010/wordprocessingShape" mc:Ignorable="w14 w15 w16se w16cid w16 w16cex w16sdtdh w16sdtfl w16du wp14">
+  <w:docParts>
+    <w:docPart>
+      <w:docPartPr>
+        <w:name w:val="ED2ECB8F7457488FB8240A0C549D3AB4"/>
+        <w:category>
+          <w:name w:val="General"/>
+          <w:gallery w:val="placeholder"/>
+        </w:category>
+        <w:types>
+          <w:type w:val="bbPlcHdr"/>
+        </w:types>
+        <w:behaviors>
+          <w:behavior w:val="content"/>
+        </w:behaviors>
+        <w:guid w:val="{932F7702-2900-44EA-A4D8-053899C99745}"/>
+      </w:docPartPr>
+      <w:docPartBody>
+        <w:p>
+          <w:pPr>
+            <w:pStyle w:val="ED2ECB8F7457488FB8240A0C549D3AB4"/>
+          </w:pPr>
+          <w:r>
+            <w:rPr>
+              <w:rStyle w:val="PlaceholderText"/>
+              <w:rFonts w:ascii="Verdana" w:hAnsi="Verdana"/>
+            </w:rPr>
+            <w:t>Choose an item.</w:t>
+          </w:r>
+        </w:p>
+      </w:docPartBody>
+    </w:docPart>
+  </w:docParts>
+</w:glossaryDocument>
+</file>
+
+<file path=word/glossary/fontTable.xml><?xml version="1.0" encoding="utf-8"?>
+<w:fonts xmlns:mc="http://schemas.openxmlformats.org/markup-compatibility/2006" xmlns:r="http://schemas.openxmlformats.org/officeDocument/2006/relationships" xmlns:w="http://schemas.openxmlformats.org/wordprocessingml/2006/main" xmlns:w14="http://schemas.microsoft.com/office/word/2010/wordml" xmlns:w15="http://schemas.microsoft.com/office/word/2012/wordml" xmlns:w16cex="http://schemas.microsoft.com/office/word/2018/wordml/cex" xmlns:w16cid="http://schemas.microsoft.com/office/word/2016/wordml/cid" xmlns:w16="http://schemas.microsoft.com/office/word/2018/wordml" xmlns:w16du="http://schemas.microsoft.com/office/word/2023/wordml/word16du" xmlns:w16sdtdh="http://schemas.microsoft.com/office/word/2020/wordml/sdtdatahash" xmlns:w16sdtfl="http://schemas.microsoft.com/office/word/2024/wordml/sdtformatlock" xmlns:w16se="http://schemas.microsoft.com/office/word/2015/wordml/symex" mc:Ignorable="w14 w15 w16se w16cid w16 w16cex w16sdtdh w16sdtfl w16du">
+  <w:font w:name="Times New Roman">
+    <w:panose1 w:val="02020603050405020304"/>
+    <w:charset w:val="00"/>
+    <w:family w:val="roman"/>
+    <w:pitch w:val="variable"/>
+    <w:sig w:usb0="E0002EFF" w:usb1="C000785B" w:usb2="00000009" w:usb3="00000000" w:csb0="000001FF" w:csb1="00000000"/>
+  </w:font>
+  <w:font w:name="Arial">
+    <w:panose1 w:val="020B0604020202020204"/>
+    <w:charset w:val="00"/>
+    <w:family w:val="swiss"/>
+    <w:pitch w:val="variable"/>
+    <w:sig w:usb0="E0002EFF" w:usb1="C000785B" w:usb2="00000009" w:usb3="00000000" w:csb0="000001FF" w:csb1="00000000"/>
+  </w:font>
+  <w:font w:name="CG Times Italic">
+    <w:altName w:val="Times New Roman"/>
+    <w:panose1 w:val="00000000000000000000"/>
+    <w:charset w:val="00"/>
+    <w:family w:val="roman"/>
+    <w:notTrueType/>
+    <w:pitch w:val="default"/>
+    <w:sig w:usb0="00000003" w:usb1="00000000" w:usb2="00000000" w:usb3="00000000" w:csb0="00000001" w:csb1="00000000"/>
+  </w:font>
+  <w:font w:name="宋体">
+    <w:altName w:val="SimSun"/>
+    <w:panose1 w:val="02010600030101010101"/>
+    <w:charset w:val="86"/>
+    <w:family w:val="auto"/>
+    <w:pitch w:val="variable"/>
+    <w:sig w:usb0="00000203" w:usb1="288F0000" w:usb2="00000016" w:usb3="00000000" w:csb0="00040001" w:csb1="00000000"/>
+  </w:font>
+  <w:font w:name="PMingLiU">
+    <w:altName w:val="新細明體"/>
+    <w:panose1 w:val="02020500000000000000"/>
+    <w:charset w:val="88"/>
+    <w:family w:val="roman"/>
+    <w:pitch w:val="variable"/>
+    <w:sig w:usb0="A00002FF" w:usb1="28CFFCFA" w:usb2="00000016" w:usb3="00000000" w:csb0="00100001" w:csb1="00000000"/>
+  </w:font>
+  <w:font w:name="等线 Light">
+    <w:panose1 w:val="02010600030101010101"/>
+    <w:charset w:val="86"/>
+    <w:family w:val="auto"/>
+    <w:pitch w:val="variable"/>
+    <w:sig w:usb0="A00002BF" w:usb1="38CF7CFA" w:usb2="00000016" w:usb3="00000000" w:csb0="0004000F" w:csb1="00000000"/>
+  </w:font>
+  <w:font w:name="Segoe UI">
+    <w:panose1 w:val="020B0502040204020203"/>
+    <w:charset w:val="00"/>
+    <w:family w:val="swiss"/>
+    <w:pitch w:val="variable"/>
+    <w:sig w:usb0="E4002EFF" w:usb1="C000E47F" w:usb2="00000009" w:usb3="00000000" w:csb0="000001FF" w:csb1="00000000"/>
+  </w:font>
+  <w:font w:name="等线">
+    <w:altName w:val="DengXian"/>
+    <w:panose1 w:val="02010600030101010101"/>
+    <w:charset w:val="86"/>
+    <w:family w:val="auto"/>
+    <w:pitch w:val="variable"/>
+    <w:sig w:usb0="A00002BF" w:usb1="38CF7CFA" w:usb2="00000016" w:usb3="00000000" w:csb0="0004000F" w:csb1="00000000"/>
+  </w:font>
+  <w:font w:name="MS Gothic">
+    <w:altName w:val="ＭＳ ゴシック"/>
+    <w:panose1 w:val="020B0609070205080204"/>
+    <w:charset w:val="80"/>
+    <w:family w:val="modern"/>
+    <w:pitch w:val="fixed"/>
+    <w:sig w:usb0="E00002FF" w:usb1="6AC7FDFB" w:usb2="08000012" w:usb3="00000000" w:csb0="0002009F" w:csb1="00000000"/>
+  </w:font>
+  <w:font w:name="Verdana">
+    <w:panose1 w:val="020B0604030504040204"/>
+    <w:charset w:val="00"/>
+    <w:family w:val="swiss"/>
+    <w:pitch w:val="variable"/>
+    <w:sig w:usb0="A00006FF" w:usb1="4000205B" w:usb2="00000010" w:usb3="00000000" w:csb0="0000019F" w:csb1="00000000"/>
+  </w:font>
+  <w:font w:name="MingLiU">
+    <w:altName w:val="細明體"/>
+    <w:panose1 w:val="02020509000000000000"/>
+    <w:charset w:val="88"/>
+    <w:family w:val="modern"/>
+    <w:pitch w:val="fixed"/>
+    <w:sig w:usb0="A00002FF" w:usb1="28CFFCFA" w:usb2="00000016" w:usb3="00000000" w:csb0="00100001" w:csb1="00000000"/>
+  </w:font>
+  <w:font w:name="Calibri Light">
+    <w:panose1 w:val="020F0302020204030204"/>
+    <w:charset w:val="00"/>
+    <w:family w:val="swiss"/>
+    <w:pitch w:val="variable"/>
+    <w:sig w:usb0="E4002EFF" w:usb1="C200247B" w:usb2="00000009" w:usb3="00000000" w:csb0="000001FF" w:csb1="00000000"/>
+  </w:font>
+  <w:font w:name="Calibri">
+    <w:panose1 w:val="020F0502020204030204"/>
+    <w:charset w:val="00"/>
+    <w:family w:val="swiss"/>
+    <w:pitch w:val="variable"/>
+    <w:sig w:usb0="E4002EFF" w:usb1="C200247B" w:usb2="00000009" w:usb3="00000000" w:csb0="000001FF" w:csb1="00000000"/>
+  </w:font>
+</w:fonts>
+</file>
+
+<file path=word/glossary/settings.xml><?xml version="1.0" encoding="utf-8"?>
+<w:settings xmlns:mc="http://schemas.openxmlformats.org/markup-compatibility/2006" xmlns:o="urn:schemas-microsoft-com:office:office" xmlns:r="http://schemas.openxmlformats.org/officeDocument/2006/relationships" xmlns:m="http://schemas.openxmlformats.org/officeDocument/2006/math" xmlns:v="urn:schemas-microsoft-com:vml" xmlns:w10="urn:schemas-microsoft-com:office:word" xmlns:w="http://schemas.openxmlformats.org/wordprocessingml/2006/main" xmlns:w14="http://schemas.microsoft.com/office/word/2010/wordml" xmlns:w15="http://schemas.microsoft.com/office/word/2012/wordml" xmlns:w16cex="http://schemas.microsoft.com/office/word/2018/wordml/cex" xmlns:w16cid="http://schemas.microsoft.com/office/word/2016/wordml/cid" xmlns:w16="http://schemas.microsoft.com/office/word/2018/wordml" xmlns:w16du="http://schemas.microsoft.com/office/word/2023/wordml/word16du" xmlns:w16sdtdh="http://schemas.microsoft.com/office/word/2020/wordml/sdtdatahash" xmlns:w16sdtfl="http://schemas.microsoft.com/office/word/2024/wordml/sdtformatlock" xmlns:w16se="http://schemas.microsoft.com/office/word/2015/wordml/symex" xmlns:sl="http://schemas.openxmlformats.org/schemaLibrary/2006/main" mc:Ignorable="w14 w15 w16se w16cid w16 w16cex w16sdtdh w16sdtfl w16du">
+  <w:view w:val="normal"/>
+  <w:defaultTabStop w:val="720"/>
+  <w:characterSpacingControl w:val="doNotCompress"/>
+  <w:compat>
+    <w:useFELayout/>
+    <w:compatSetting w:name="compatibilityMode" w:uri="http://schemas.microsoft.com/office/word" w:val="15"/>
+    <w:compatSetting w:name="overrideTableStyleFontSizeAndJustification" w:uri="http://schemas.microsoft.com/office/word" w:val="1"/>
+    <w:compatSetting w:name="enableOpenTypeFeatures" w:uri="http://schemas.microsoft.com/office/word" w:val="1"/>
+    <w:compatSetting w:name="doNotFlipMirrorIndents" w:uri="http://schemas.microsoft.com/office/word" w:val="1"/>
+    <w:compatSetting w:name="differentiateMultirowTableHeaders" w:uri="http://schemas.microsoft.com/office/word" w:val="1"/>
+    <w:compatSetting w:name="useWord2013TrackBottomHyphenation" w:uri="http://schemas.microsoft.com/office/word" w:val="0"/>
+  </w:compat>
+  <w:rsids>
+    <w:rsidRoot w:val="00FB04C2"/>
+    <w:rsid w:val="00511E07"/>
+    <w:rsid w:val="00E3788A"/>
+    <w:rsid w:val="00FB04C2"/>
+  </w:rsids>
+  <m:mathPr>
+    <m:mathFont m:val="Cambria Math"/>
+    <m:brkBin m:val="before"/>
+    <m:brkBinSub m:val="--"/>
+    <m:smallFrac m:val="0"/>
+    <m:dispDef/>
+    <m:lMargin m:val="0"/>
+    <m:rMargin m:val="0"/>
+    <m:defJc m:val="centerGroup"/>
+    <m:wrapIndent m:val="1440"/>
+    <m:intLim m:val="subSup"/>
+    <m:naryLim m:val="undOvr"/>
+  </m:mathPr>
+  <w:themeFontLang w:val="en-US" w:eastAsia="zh-CN"/>
+  <w:clrSchemeMapping w:bg1="light1" w:t1="dark1" w:bg2="light2" w:t2="dark2" w:accent1="accent1" w:accent2="accent2" w:accent3="accent3" w:accent4="accent4" w:accent5="accent5" w:accent6="accent6" w:hyperlink="hyperlink" w:followedHyperlink="followedHyperlink"/>
+  <w:decimalSymbol w:val="."/>
+  <w:listSeparator w:val=","/>
+  <w15:chartTrackingRefBased/>
+</w:settings>
+</file>
+
+<file path=word/glossary/styles.xml><?xml version="1.0" encoding="utf-8"?>
+<w:styles xmlns:mc="http://schemas.openxmlformats.org/markup-compatibility/2006" xmlns:r="http://schemas.openxmlformats.org/officeDocument/2006/relationships" xmlns:w="http://schemas.openxmlformats.org/wordprocessingml/2006/main" xmlns:w14="http://schemas.microsoft.com/office/word/2010/wordml" xmlns:w15="http://schemas.microsoft.com/office/word/2012/wordml" xmlns:w16cex="http://schemas.microsoft.com/office/word/2018/wordml/cex" xmlns:w16cid="http://schemas.microsoft.com/office/word/2016/wordml/cid" xmlns:w16="http://schemas.microsoft.com/office/word/2018/wordml" xmlns:w16du="http://schemas.microsoft.com/office/word/2023/wordml/word16du" xmlns:w16sdtdh="http://schemas.microsoft.com/office/word/2020/wordml/sdtdatahash" xmlns:w16sdtfl="http://schemas.microsoft.com/office/word/2024/wordml/sdtformatlock" xmlns:w16se="http://schemas.microsoft.com/office/word/2015/wordml/symex" mc:Ignorable="w14 w15 w16se w16cid w16 w16cex w16sdtdh w16sdtfl w16du">
+  <w:docDefaults>
+    <w:rPrDefault>
+      <w:rPr>
+        <w:rFonts w:asciiTheme="minorHAnsi" w:eastAsiaTheme="minorEastAsia" w:hAnsiTheme="minorHAnsi" w:cstheme="minorBidi"/>
+        <w:kern w:val="2"/>
+        <w:sz w:val="24"/>
+        <w:szCs w:val="24"/>
+        <w:lang w:val="en-US" w:eastAsia="zh-CN" w:bidi="ar-SA"/>
+        <w14:ligatures w14:val="standardContextual"/>
+      </w:rPr>
+    </w:rPrDefault>
+    <w:pPrDefault>
+      <w:pPr>
+        <w:spacing w:after="160" w:line="278" w:lineRule="auto"/>
+      </w:pPr>
+    </w:pPrDefault>
+  </w:docDefaults>
+  <w:latentStyles w:defLockedState="0" w:defUIPriority="99" w:defSemiHidden="0" w:defUnhideWhenUsed="0" w:defQFormat="0" w:count="376">
+    <w:lsdException w:name="Normal" w:uiPriority="0" w:qFormat="1"/>
+    <w:lsdException w:name="heading 1" w:uiPriority="9" w:qFormat="1"/>
+    <w:lsdException w:name="heading 2" w:semiHidden="1" w:uiPriority="9" w:unhideWhenUsed="1" w:qFormat="1"/>
+    <w:lsdException w:name="heading 3" w:semiHidden="1" w:uiPriority="9" w:unhideWhenUsed="1" w:qFormat="1"/>
+    <w:lsdException w:name="heading 4" w:semiHidden="1" w:uiPriority="9" w:unhideWhenUsed="1" w:qFormat="1"/>
+    <w:lsdException w:name="heading 5" w:semiHidden="1" w:uiPriority="9" w:unhideWhenUsed="1" w:qFormat="1"/>
+    <w:lsdException w:name="heading 6" w:semiHidden="1" w:uiPriority="9" w:unhideWhenUsed="1" w:qFormat="1"/>
+    <w:lsdException w:name="heading 7" w:semiHidden="1" w:uiPriority="9" w:unhideWhenUsed="1" w:qFormat="1"/>
+    <w:lsdException w:name="heading 8" w:semiHidden="1" w:uiPriority="9" w:unhideWhenUsed="1" w:qFormat="1"/>
+    <w:lsdException w:name="heading 9" w:semiHidden="1" w:uiPriority="9" w:unhideWhenUsed="1" w:qFormat="1"/>
+    <w:lsdException w:name="index 1" w:semiHidden="1" w:unhideWhenUsed="1"/>
+    <w:lsdException w:name="index 2" w:semiHidden="1" w:unhideWhenUsed="1"/>
+    <w:lsdException w:name="index 3" w:semiHidden="1" w:unhideWhenUsed="1"/>
+    <w:lsdException w:name="index 4" w:semiHidden="1" w:unhideWhenUsed="1"/>
+    <w:lsdException w:name="index 5" w:semiHidden="1" w:unhideWhenUsed="1"/>
+    <w:lsdException w:name="index 6" w:semiHidden="1" w:unhideWhenUsed="1"/>
+    <w:lsdException w:name="index 7" w:semiHidden="1" w:unhideWhenUsed="1"/>
+    <w:lsdException w:name="index 8" w:semiHidden="1" w:unhideWhenUsed="1"/>
+    <w:lsdException w:name="index 9" w:semiHidden="1" w:unhideWhenUsed="1"/>
+    <w:lsdException w:name="toc 1" w:semiHidden="1" w:uiPriority="39" w:unhideWhenUsed="1"/>
+    <w:lsdException w:name="toc 2" w:semiHidden="1" w:uiPriority="39" w:unhideWhenUsed="1"/>
+    <w:lsdException w:name="toc 3" w:semiHidden="1" w:uiPriority="39" w:unhideWhenUsed="1"/>
+    <w:lsdException w:name="toc 4" w:semiHidden="1" w:uiPriority="39" w:unhideWhenUsed="1"/>
+    <w:lsdException w:name="toc 5" w:semiHidden="1" w:uiPriority="39" w:unhideWhenUsed="1"/>
+    <w:lsdException w:name="toc 6" w:semiHidden="1" w:uiPriority="39" w:unhideWhenUsed="1"/>
+    <w:lsdException w:name="toc 7" w:semiHidden="1" w:uiPriority="39" w:unhideWhenUsed="1"/>
+    <w:lsdException w:name="toc 8" w:semiHidden="1" w:uiPriority="39" w:unhideWhenUsed="1"/>
+    <w:lsdException w:name="toc 9" w:semiHidden="1" w:uiPriority="39" w:unhideWhenUsed="1"/>
+    <w:lsdException w:name="Normal Indent" w:semiHidden="1" w:unhideWhenUsed="1"/>
+    <w:lsdException w:name="footnote text" w:semiHidden="1" w:unhideWhenUsed="1"/>
+    <w:lsdException w:name="annotation text" w:semiHidden="1" w:unhideWhenUsed="1"/>
+    <w:lsdException w:name="header" w:semiHidden="1" w:unhideWhenUsed="1"/>
+    <w:lsdException w:name="footer" w:semiHidden="1" w:unhideWhenUsed="1"/>
+    <w:lsdException w:name="index heading" w:semiHidden="1" w:unhideWhenUsed="1"/>
+    <w:lsdException w:name="caption" w:semiHidden="1" w:uiPriority="35" w:unhideWhenUsed="1" w:qFormat="1"/>
+    <w:lsdException w:name="table of figures" w:semiHidden="1" w:unhideWhenUsed="1"/>
+    <w:lsdException w:name="envelope address" w:semiHidden="1" w:unhideWhenUsed="1"/>
+    <w:lsdException w:name="envelope return" w:semiHidden="1" w:unhideWhenUsed="1"/>
+    <w:lsdException w:name="footnote reference" w:semiHidden="1" w:unhideWhenUsed="1"/>
+    <w:lsdException w:name="annotation reference" w:semiHidden="1" w:unhideWhenUsed="1"/>
+    <w:lsdException w:name="line number" w:semiHidden="1" w:unhideWhenUsed="1"/>
+    <w:lsdException w:name="page number" w:semiHidden="1" w:unhideWhenUsed="1"/>
+    <w:lsdException w:name="endnote reference" w:semiHidden="1" w:unhideWhenUsed="1"/>
+    <w:lsdException w:name="endnote text" w:semiHidden="1" w:unhideWhenUsed="1"/>
+    <w:lsdException w:name="table of authorities" w:semiHidden="1" w:unhideWhenUsed="1"/>
+    <w:lsdException w:name="macro" w:semiHidden="1" w:unhideWhenUsed="1"/>
+    <w:lsdException w:name="toa heading" w:semiHidden="1" w:unhideWhenUsed="1"/>
+    <w:lsdException w:name="List" w:semiHidden="1" w:unhideWhenUsed="1"/>
+    <w:lsdException w:name="List Bullet" w:semiHidden="1" w:unhideWhenUsed="1"/>
+    <w:lsdException w:name="List Number" w:semiHidden="1" w:unhideWhenUsed="1"/>
+    <w:lsdException w:name="List 2" w:semiHidden="1" w:unhideWhenUsed="1"/>
+    <w:lsdException w:name="List 3" w:semiHidden="1" w:unhideWhenUsed="1"/>
+    <w:lsdException w:name="List 4" w:semiHidden="1" w:unhideWhenUsed="1"/>
+    <w:lsdException w:name="List 5" w:semiHidden="1" w:unhideWhenUsed="1"/>
+    <w:lsdException w:name="List Bullet 2" w:semiHidden="1" w:unhideWhenUsed="1"/>
+    <w:lsdException w:name="List Bullet 3" w:semiHidden="1" w:unhideWhenUsed="1"/>
+    <w:lsdException w:name="List Bullet 4" w:semiHidden="1" w:unhideWhenUsed="1"/>
+    <w:lsdException w:name="List Bullet 5" w:semiHidden="1" w:unhideWhenUsed="1"/>
+    <w:lsdException w:name="List Number 2" w:semiHidden="1" w:unhideWhenUsed="1"/>
+    <w:lsdException w:name="List Number 3" w:semiHidden="1" w:unhideWhenUsed="1"/>
+    <w:lsdException w:name="List Number 4" w:semiHidden="1" w:unhideWhenUsed="1"/>
+    <w:lsdException w:name="List Number 5" w:semiHidden="1" w:unhideWhenUsed="1"/>
+    <w:lsdException w:name="Title" w:uiPriority="10" w:qFormat="1"/>
+    <w:lsdException w:name="Closing" w:semiHidden="1" w:unhideWhenUsed="1"/>
+    <w:lsdException w:name="Signature" w:semiHidden="1" w:unhideWhenUsed="1"/>
+    <w:lsdException w:name="Default Paragraph Font" w:semiHidden="1" w:uiPriority="1" w:unhideWhenUsed="1"/>
+    <w:lsdException w:name="Body Text" w:semiHidden="1" w:unhideWhenUsed="1"/>
+    <w:lsdException w:name="Body Text Indent" w:semiHidden="1" w:unhideWhenUsed="1"/>
+    <w:lsdException w:name="List Continue" w:semiHidden="1" w:unhideWhenUsed="1"/>
+    <w:lsdException w:name="List Continue 2" w:semiHidden="1" w:unhideWhenUsed="1"/>
+    <w:lsdException w:name="List Continue 3" w:semiHidden="1" w:unhideWhenUsed="1"/>
+    <w:lsdException w:name="List Continue 4" w:semiHidden="1" w:unhideWhenUsed="1"/>
+    <w:lsdException w:name="List Continue 5" w:semiHidden="1" w:unhideWhenUsed="1"/>
+    <w:lsdException w:name="Message Header" w:semiHidden="1" w:unhideWhenUsed="1"/>
+    <w:lsdException w:name="Subtitle" w:uiPriority="11" w:qFormat="1"/>
+    <w:lsdException w:name="Salutation" w:semiHidden="1" w:unhideWhenUsed="1"/>
+    <w:lsdException w:name="Date" w:semiHidden="1" w:unhideWhenUsed="1"/>
+    <w:lsdException w:name="Body Text First Indent" w:semiHidden="1" w:unhideWhenUsed="1"/>
+    <w:lsdException w:name="Body Text First Indent 2" w:semiHidden="1" w:unhideWhenUsed="1"/>
+    <w:lsdException w:name="Note Heading" w:semiHidden="1" w:unhideWhenUsed="1"/>
+    <w:lsdException w:name="Body Text 2" w:semiHidden="1" w:unhideWhenUsed="1"/>
+    <w:lsdException w:name="Body Text 3" w:semiHidden="1" w:unhideWhenUsed="1"/>
+    <w:lsdException w:name="Body Text Indent 2" w:semiHidden="1" w:unhideWhenUsed="1"/>
+    <w:lsdException w:name="Body Text Indent 3" w:semiHidden="1" w:unhideWhenUsed="1"/>
+    <w:lsdException w:name="Block Text" w:semiHidden="1" w:unhideWhenUsed="1"/>
+    <w:lsdException w:name="Hyperlink" w:semiHidden="1" w:unhideWhenUsed="1"/>
+    <w:lsdException w:name="FollowedHyperlink" w:semiHidden="1" w:unhideWhenUsed="1"/>
+    <w:lsdException w:name="Strong" w:uiPriority="22" w:qFormat="1"/>
+    <w:lsdException w:name="Emphasis" w:uiPriority="20" w:qFormat="1"/>
+    <w:lsdException w:name="Document Map" w:semiHidden="1" w:unhideWhenUsed="1"/>
+    <w:lsdException w:name="Plain Text" w:semiHidden="1" w:unhideWhenUsed="1"/>
+    <w:lsdException w:name="E-mail Signature" w:semiHidden="1" w:unhideWhenUsed="1"/>
+    <w:lsdException w:name="HTML Top of Form" w:semiHidden="1" w:unhideWhenUsed="1"/>
+    <w:lsdException w:name="HTML Bottom of Form" w:semiHidden="1" w:unhideWhenUsed="1"/>
+    <w:lsdException w:name="Normal (Web)" w:semiHidden="1" w:unhideWhenUsed="1"/>
+    <w:lsdException w:name="HTML Acronym" w:semiHidden="1" w:unhideWhenUsed="1"/>
+    <w:lsdException w:name="HTML Address" w:semiHidden="1" w:unhideWhenUsed="1"/>
+    <w:lsdException w:name="HTML Cite" w:semiHidden="1" w:unhideWhenUsed="1"/>
+    <w:lsdException w:name="HTML Code" w:semiHidden="1" w:unhideWhenUsed="1"/>
+    <w:lsdException w:name="HTML Definition" w:semiHidden="1" w:unhideWhenUsed="1"/>
+    <w:lsdException w:name="HTML Keyboard" w:semiHidden="1" w:unhideWhenUsed="1"/>
+    <w:lsdException w:name="HTML Preformatted" w:semiHidden="1" w:unhideWhenUsed="1"/>
+    <w:lsdException w:name="HTML Sample" w:semiHidden="1" w:unhideWhenUsed="1"/>
+    <w:lsdException w:name="HTML Typewriter" w:semiHidden="1" w:unhideWhenUsed="1"/>
+    <w:lsdException w:name="HTML Variable" w:semiHidden="1" w:unhideWhenUsed="1"/>
+    <w:lsdException w:name="Normal Table" w:semiHidden="1" w:unhideWhenUsed="1"/>
+    <w:lsdException w:name="annotation subject" w:semiHidden="1" w:unhideWhenUsed="1"/>
+    <w:lsdException w:name="No List" w:semiHidden="1" w:unhideWhenUsed="1"/>
+    <w:lsdException w:name="Outline List 1" w:semiHidden="1" w:unhideWhenUsed="1"/>
+    <w:lsdException w:name="Outline List 2" w:semiHidden="1" w:unhideWhenUsed="1"/>
+    <w:lsdException w:name="Outline List 3" w:semiHidden="1" w:unhideWhenUsed="1"/>
+    <w:lsdException w:name="Table Simple 1" w:semiHidden="1" w:unhideWhenUsed="1"/>
+    <w:lsdException w:name="Table Simple 2" w:semiHidden="1" w:unhideWhenUsed="1"/>
+    <w:lsdException w:name="Table Simple 3" w:semiHidden="1" w:unhideWhenUsed="1"/>
+    <w:lsdException w:name="Table Classic 1" w:semiHidden="1" w:unhideWhenUsed="1"/>
+    <w:lsdException w:name="Table Classic 2" w:semiHidden="1" w:unhideWhenUsed="1"/>
+    <w:lsdException w:name="Table Classic 3" w:semiHidden="1" w:unhideWhenUsed="1"/>
+    <w:lsdException w:name="Table Classic 4" w:semiHidden="1" w:unhideWhenUsed="1"/>
+    <w:lsdException w:name="Table Colorful 1" w:semiHidden="1" w:unhideWhenUsed="1"/>
+    <w:lsdException w:name="Table Colorful 2" w:semiHidden="1" w:unhideWhenUsed="1"/>
+    <w:lsdException w:name="Table Colorful 3" w:semiHidden="1" w:unhideWhenUsed="1"/>
+    <w:lsdException w:name="Table Columns 1" w:semiHidden="1" w:unhideWhenUsed="1"/>
+    <w:lsdException w:name="Table Columns 2" w:semiHidden="1" w:unhideWhenUsed="1"/>
+    <w:lsdException w:name="Table Columns 3" w:semiHidden="1" w:unhideWhenUsed="1"/>
+    <w:lsdException w:name="Table Columns 4" w:semiHidden="1" w:unhideWhenUsed="1"/>
+    <w:lsdException w:name="Table Columns 5" w:semiHidden="1" w:unhideWhenUsed="1"/>
+    <w:lsdException w:name="Table Grid 1" w:semiHidden="1" w:unhideWhenUsed="1"/>
+    <w:lsdException w:name="Table Grid 2" w:semiHidden="1" w:unhideWhenUsed="1"/>
+    <w:lsdException w:name="Table Grid 3" w:semiHidden="1" w:unhideWhenUsed="1"/>
+    <w:lsdException w:name="Table Grid 4" w:semiHidden="1" w:unhideWhenUsed="1"/>
+    <w:lsdException w:name="Table Grid 5" w:semiHidden="1" w:unhideWhenUsed="1"/>
+    <w:lsdException w:name="Table Grid 6" w:semiHidden="1" w:unhideWhenUsed="1"/>
+    <w:lsdException w:name="Table Grid 7" w:semiHidden="1" w:unhideWhenUsed="1"/>
+    <w:lsdException w:name="Table Grid 8" w:semiHidden="1" w:unhideWhenUsed="1"/>
+    <w:lsdException w:name="Table List 1" w:semiHidden="1" w:unhideWhenUsed="1"/>
+    <w:lsdException w:name="Table List 2" w:semiHidden="1" w:unhideWhenUsed="1"/>
+    <w:lsdException w:name="Table List 3" w:semiHidden="1" w:unhideWhenUsed="1"/>
+    <w:lsdException w:name="Table List 4" w:semiHidden="1" w:unhideWhenUsed="1"/>
+    <w:lsdException w:name="Table List 5" w:semiHidden="1" w:unhideWhenUsed="1"/>
+    <w:lsdException w:name="Table List 6" w:semiHidden="1" w:unhideWhenUsed="1"/>
+    <w:lsdException w:name="Table List 7" w:semiHidden="1" w:unhideWhenUsed="1"/>
+    <w:lsdException w:name="Table List 8" w:semiHidden="1" w:unhideWhenUsed="1"/>
+    <w:lsdException w:name="Table 3D effects 1" w:semiHidden="1" w:unhideWhenUsed="1"/>
+    <w:lsdException w:name="Table 3D effects 2" w:semiHidden="1" w:unhideWhenUsed="1"/>
+    <w:lsdException w:name="Table 3D effects 3" w:semiHidden="1" w:unhideWhenUsed="1"/>
+    <w:lsdException w:name="Table Contemporary" w:semiHidden="1" w:unhideWhenUsed="1"/>
+    <w:lsdException w:name="Table Elegant" w:semiHidden="1" w:unhideWhenUsed="1"/>
+    <w:lsdException w:name="Table Professional" w:semiHidden="1" w:unhideWhenUsed="1"/>
+    <w:lsdException w:name="Table Subtle 1" w:semiHidden="1" w:unhideWhenUsed="1"/>
+    <w:lsdException w:name="Table Subtle 2" w:semiHidden="1" w:unhideWhenUsed="1"/>
+    <w:lsdException w:name="Table Web 1" w:semiHidden="1" w:unhideWhenUsed="1"/>
+    <w:lsdException w:name="Table Web 2" w:semiHidden="1" w:unhideWhenUsed="1"/>
+    <w:lsdException w:name="Table Web 3" w:semiHidden="1" w:unhideWhenUsed="1"/>
+    <w:lsdException w:name="Balloon Text" w:semiHidden="1" w:unhideWhenUsed="1"/>
+    <w:lsdException w:name="Table Grid" w:uiPriority="39"/>
+    <w:lsdException w:name="Table Theme" w:semiHidden="1" w:unhideWhenUsed="1"/>
+    <w:lsdException w:name="Placeholder Text" w:semiHidden="1"/>
+    <w:lsdException w:name="No Spacing" w:uiPriority="1" w:qFormat="1"/>
+    <w:lsdException w:name="Light Shading" w:uiPriority="60"/>
+    <w:lsdException w:name="Light List" w:uiPriority="61"/>
+    <w:lsdException w:name="Light Grid" w:uiPriority="62"/>
+    <w:lsdException w:name="Medium Shading 1" w:uiPriority="63"/>
+    <w:lsdException w:name="Medium Shading 2" w:uiPriority="64"/>
+    <w:lsdException w:name="Medium List 1" w:uiPriority="65"/>
+    <w:lsdException w:name="Medium List 2" w:uiPriority="66"/>
+    <w:lsdException w:name="Medium Grid 1" w:uiPriority="67"/>
+    <w:lsdException w:name="Medium Grid 2" w:uiPriority="68"/>
+    <w:lsdException w:name="Medium Grid 3" w:uiPriority="69"/>
+    <w:lsdException w:name="Dark List" w:uiPriority="70"/>
+    <w:lsdException w:name="Colorful Shading" w:uiPriority="71"/>
+    <w:lsdException w:name="Colorful List" w:uiPriority="72"/>
+    <w:lsdException w:name="Colorful Grid" w:uiPriority="73"/>
+    <w:lsdException w:name="Light Shading Accent 1" w:uiPriority="60"/>
+    <w:lsdException w:name="Light List Accent 1" w:uiPriority="61"/>
+    <w:lsdException w:name="Light Grid Accent 1" w:uiPriority="62"/>
+    <w:lsdException w:name="Medium Shading 1 Accent 1" w:uiPriority="63"/>
+    <w:lsdException w:name="Medium Shading 2 Accent 1" w:uiPriority="64"/>
+    <w:lsdException w:name="Medium List 1 Accent 1" w:uiPriority="65"/>
+    <w:lsdException w:name="Revision" w:semiHidden="1"/>
+    <w:lsdException w:name="List Paragraph" w:uiPriority="34" w:qFormat="1"/>
+    <w:lsdException w:name="Quote" w:uiPriority="29" w:qFormat="1"/>
+    <w:lsdException w:name="Intense Quote" w:uiPriority="30" w:qFormat="1"/>
+    <w:lsdException w:name="Medium List 2 Accent 1" w:uiPriority="66"/>
+    <w:lsdException w:name="Medium Grid 1 Accent 1" w:uiPriority="67"/>
+    <w:lsdException w:name="Medium Grid 2 Accent 1" w:uiPriority="68"/>
+    <w:lsdException w:name="Medium Grid 3 Accent 1" w:uiPriority="69"/>
+    <w:lsdException w:name="Dark List Accent 1" w:uiPriority="70"/>
+    <w:lsdException w:name="Colorful Shading Accent 1" w:uiPriority="71"/>
+    <w:lsdException w:name="Colorful List Accent 1" w:uiPriority="72"/>
+    <w:lsdException w:name="Colorful Grid Accent 1" w:uiPriority="73"/>
+    <w:lsdException w:name="Light Shading Accent 2" w:uiPriority="60"/>
+    <w:lsdException w:name="Light List Accent 2" w:uiPriority="61"/>
+    <w:lsdException w:name="Light Grid Accent 2" w:uiPriority="62"/>
+    <w:lsdException w:name="Medium Shading 1 Accent 2" w:uiPriority="63"/>
+    <w:lsdException w:name="Medium Shading 2 Accent 2" w:uiPriority="64"/>
+    <w:lsdException w:name="Medium List 1 Accent 2" w:uiPriority="65"/>
+    <w:lsdException w:name="Medium List 2 Accent 2" w:uiPriority="66"/>
+    <w:lsdException w:name="Medium Grid 1 Accent 2" w:uiPriority="67"/>
+    <w:lsdException w:name="Medium Grid 2 Accent 2" w:uiPriority="68"/>
+    <w:lsdException w:name="Medium Grid 3 Accent 2" w:uiPriority="69"/>
+    <w:lsdException w:name="Dark List Accent 2" w:uiPriority="70"/>
+    <w:lsdException w:name="Colorful Shading Accent 2" w:uiPriority="71"/>
+    <w:lsdException w:name="Colorful List Accent 2" w:uiPriority="72"/>
+    <w:lsdException w:name="Colorful Grid Accent 2" w:uiPriority="73"/>
+    <w:lsdException w:name="Light Shading Accent 3" w:uiPriority="60"/>
+    <w:lsdException w:name="Light List Accent 3" w:uiPriority="61"/>
+    <w:lsdException w:name="Light Grid Accent 3" w:uiPriority="62"/>
+    <w:lsdException w:name="Medium Shading 1 Accent 3" w:uiPriority="63"/>
+    <w:lsdException w:name="Medium Shading 2 Accent 3" w:uiPriority="64"/>
+    <w:lsdException w:name="Medium List 1 Accent 3" w:uiPriority="65"/>
+    <w:lsdException w:name="Medium List 2 Accent 3" w:uiPriority="66"/>
+    <w:lsdException w:name="Medium Grid 1 Accent 3" w:uiPriority="67"/>
+    <w:lsdException w:name="Medium Grid 2 Accent 3" w:uiPriority="68"/>
+    <w:lsdException w:name="Medium Grid 3 Accent 3" w:uiPriority="69"/>
+    <w:lsdException w:name="Dark List Accent 3" w:uiPriority="70"/>
+    <w:lsdException w:name="Colorful Shading Accent 3" w:uiPriority="71"/>
+    <w:lsdException w:name="Colorful List Accent 3" w:uiPriority="72"/>
+    <w:lsdException w:name="Colorful Grid Accent 3" w:uiPriority="73"/>
+    <w:lsdException w:name="Light Shading Accent 4" w:uiPriority="60"/>
+    <w:lsdException w:name="Light List Accent 4" w:uiPriority="61"/>
+    <w:lsdException w:name="Light Grid Accent 4" w:uiPriority="62"/>
+    <w:lsdException w:name="Medium Shading 1 Accent 4" w:uiPriority="63"/>
+    <w:lsdException w:name="Medium Shading 2 Accent 4" w:uiPriority="64"/>
+    <w:lsdException w:name="Medium List 1 Accent 4" w:uiPriority="65"/>
+    <w:lsdException w:name="Medium List 2 Accent 4" w:uiPriority="66"/>
+    <w:lsdException w:name="Medium Grid 1 Accent 4" w:uiPriority="67"/>
+    <w:lsdException w:name="Medium Grid 2 Accent 4" w:uiPriority="68"/>
+    <w:lsdException w:name="Medium Grid 3 Accent 4" w:uiPriority="69"/>
+    <w:lsdException w:name="Dark List Accent 4" w:uiPriority="70"/>
+    <w:lsdException w:name="Colorful Shading Accent 4" w:uiPriority="71"/>
+    <w:lsdException w:name="Colorful List Accent 4" w:uiPriority="72"/>
+    <w:lsdException w:name="Colorful Grid Accent 4" w:uiPriority="73"/>
+    <w:lsdException w:name="Light Shading Accent 5" w:uiPriority="60"/>
+    <w:lsdException w:name="Light List Accent 5" w:uiPriority="61"/>
+    <w:lsdException w:name="Light Grid Accent 5" w:uiPriority="62"/>
+    <w:lsdException w:name="Medium Shading 1 Accent 5" w:uiPriority="63"/>
+    <w:lsdException w:name="Medium Shading 2 Accent 5" w:uiPriority="64"/>
+    <w:lsdException w:name="Medium List 1 Accent 5" w:uiPriority="65"/>
+    <w:lsdException w:name="Medium List 2 Accent 5" w:uiPriority="66"/>
+    <w:lsdException w:name="Medium Grid 1 Accent 5" w:uiPriority="67"/>
+    <w:lsdException w:name="Medium Grid 2 Accent 5" w:uiPriority="68"/>
+    <w:lsdException w:name="Medium Grid 3 Accent 5" w:uiPriority="69"/>
+    <w:lsdException w:name="Dark List Accent 5" w:uiPriority="70"/>
+    <w:lsdException w:name="Colorful Shading Accent 5" w:uiPriority="71"/>
+    <w:lsdException w:name="Colorful List Accent 5" w:uiPriority="72"/>
+    <w:lsdException w:name="Colorful Grid Accent 5" w:uiPriority="73"/>
+    <w:lsdException w:name="Light Shading Accent 6" w:uiPriority="60"/>
+    <w:lsdException w:name="Light List Accent 6" w:uiPriority="61"/>
+    <w:lsdException w:name="Light Grid Accent 6" w:uiPriority="62"/>
+    <w:lsdException w:name="Medium Shading 1 Accent 6" w:uiPriority="63"/>
+    <w:lsdException w:name="Medium Shading 2 Accent 6" w:uiPriority="64"/>
+    <w:lsdException w:name="Medium List 1 Accent 6" w:uiPriority="65"/>
+    <w:lsdException w:name="Medium List 2 Accent 6" w:uiPriority="66"/>
+    <w:lsdException w:name="Medium Grid 1 Accent 6" w:uiPriority="67"/>
+    <w:lsdException w:name="Medium Grid 2 Accent 6" w:uiPriority="68"/>
+    <w:lsdException w:name="Medium Grid 3 Accent 6" w:uiPriority="69"/>
+    <w:lsdException w:name="Dark List Accent 6" w:uiPriority="70"/>
+    <w:lsdException w:name="Colorful Shading Accent 6" w:uiPriority="71"/>
+    <w:lsdException w:name="Colorful List Accent 6" w:uiPriority="72"/>
+    <w:lsdException w:name="Colorful Grid Accent 6" w:uiPriority="73"/>
+    <w:lsdException w:name="Subtle Emphasis" w:uiPriority="19" w:qFormat="1"/>
+    <w:lsdException w:name="Intense Emphasis" w:uiPriority="21" w:qFormat="1"/>
+    <w:lsdException w:name="Subtle Reference" w:uiPriority="31" w:qFormat="1"/>
+    <w:lsdException w:name="Intense Reference" w:uiPriority="32" w:qFormat="1"/>
+    <w:lsdException w:name="Book Title" w:uiPriority="33" w:qFormat="1"/>
+    <w:lsdException w:name="Bibliography" w:semiHidden="1" w:uiPriority="37" w:unhideWhenUsed="1"/>
+    <w:lsdException w:name="TOC Heading" w:semiHidden="1" w:uiPriority="39" w:unhideWhenUsed="1" w:qFormat="1"/>
+    <w:lsdException w:name="Plain Table 1" w:uiPriority="41"/>
+    <w:lsdException w:name="Plain Table 2" w:uiPriority="42"/>
+    <w:lsdException w:name="Plain Table 3" w:uiPriority="43"/>
+    <w:lsdException w:name="Plain Table 4" w:uiPriority="44"/>
+    <w:lsdException w:name="Plain Table 5" w:uiPriority="45"/>
+    <w:lsdException w:name="Grid Table Light" w:uiPriority="40"/>
+    <w:lsdException w:name="Grid Table 1 Light" w:uiPriority="46"/>
+    <w:lsdException w:name="Grid Table 2" w:uiPriority="47"/>
+    <w:lsdException w:name="Grid Table 3" w:uiPriority="48"/>
+    <w:lsdException w:name="Grid Table 4" w:uiPriority="49"/>
+    <w:lsdException w:name="Grid Table 5 Dark" w:uiPriority="50"/>
+    <w:lsdException w:name="Grid Table 6 Colorful" w:uiPriority="51"/>
+    <w:lsdException w:name="Grid Table 7 Colorful" w:uiPriority="52"/>
+    <w:lsdException w:name="Grid Table 1 Light Accent 1" w:uiPriority="46"/>
+    <w:lsdException w:name="Grid Table 2 Accent 1" w:uiPriority="47"/>
+    <w:lsdException w:name="Grid Table 3 Accent 1" w:uiPriority="48"/>
+    <w:lsdException w:name="Grid Table 4 Accent 1" w:uiPriority="49"/>
+    <w:lsdException w:name="Grid Table 5 Dark Accent 1" w:uiPriority="50"/>
+    <w:lsdException w:name="Grid Table 6 Colorful Accent 1" w:uiPriority="51"/>
+    <w:lsdException w:name="Grid Table 7 Colorful Accent 1" w:uiPriority="52"/>
+    <w:lsdException w:name="Grid Table 1 Light Accent 2" w:uiPriority="46"/>
+    <w:lsdException w:name="Grid Table 2 Accent 2" w:uiPriority="47"/>
+    <w:lsdException w:name="Grid Table 3 Accent 2" w:uiPriority="48"/>
+    <w:lsdException w:name="Grid Table 4 Accent 2" w:uiPriority="49"/>
+    <w:lsdException w:name="Grid Table 5 Dark Accent 2" w:uiPriority="50"/>
+    <w:lsdException w:name="Grid Table 6 Colorful Accent 2" w:uiPriority="51"/>
+    <w:lsdException w:name="Grid Table 7 Colorful Accent 2" w:uiPriority="52"/>
+    <w:lsdException w:name="Grid Table 1 Light Accent 3" w:uiPriority="46"/>
+    <w:lsdException w:name="Grid Table 2 Accent 3" w:uiPriority="47"/>
+    <w:lsdException w:name="Grid Table 3 Accent 3" w:uiPriority="48"/>
+    <w:lsdException w:name="Grid Table 4 Accent 3" w:uiPriority="49"/>
+    <w:lsdException w:name="Grid Table 5 Dark Accent 3" w:uiPriority="50"/>
+    <w:lsdException w:name="Grid Table 6 Colorful Accent 3" w:uiPriority="51"/>
+    <w:lsdException w:name="Grid Table 7 Colorful Accent 3" w:uiPriority="52"/>
+    <w:lsdException w:name="Grid Table 1 Light Accent 4" w:uiPriority="46"/>
+    <w:lsdException w:name="Grid Table 2 Accent 4" w:uiPriority="47"/>
+    <w:lsdException w:name="Grid Table 3 Accent 4" w:uiPriority="48"/>
+    <w:lsdException w:name="Grid Table 4 Accent 4" w:uiPriority="49"/>
+    <w:lsdException w:name="Grid Table 5 Dark Accent 4" w:uiPriority="50"/>
+    <w:lsdException w:name="Grid Table 6 Colorful Accent 4" w:uiPriority="51"/>
+    <w:lsdException w:name="Grid Table 7 Colorful Accent 4" w:uiPriority="52"/>
+    <w:lsdException w:name="Grid Table 1 Light Accent 5" w:uiPriority="46"/>
+    <w:lsdException w:name="Grid Table 2 Accent 5" w:uiPriority="47"/>
+    <w:lsdException w:name="Grid Table 3 Accent 5" w:uiPriority="48"/>
+    <w:lsdException w:name="Grid Table 4 Accent 5" w:uiPriority="49"/>
+    <w:lsdException w:name="Grid Table 5 Dark Accent 5" w:uiPriority="50"/>
+    <w:lsdException w:name="Grid Table 6 Colorful Accent 5" w:uiPriority="51"/>
+    <w:lsdException w:name="Grid Table 7 Colorful Accent 5" w:uiPriority="52"/>
+    <w:lsdException w:name="Grid Table 1 Light Accent 6" w:uiPriority="46"/>
+    <w:lsdException w:name="Grid Table 2 Accent 6" w:uiPriority="47"/>
+    <w:lsdException w:name="Grid Table 3 Accent 6" w:uiPriority="48"/>
+    <w:lsdException w:name="Grid Table 4 Accent 6" w:uiPriority="49"/>
+    <w:lsdException w:name="Grid Table 5 Dark Accent 6" w:uiPriority="50"/>
+    <w:lsdException w:name="Grid Table 6 Colorful Accent 6" w:uiPriority="51"/>
+    <w:lsdException w:name="Grid Table 7 Colorful Accent 6" w:uiPriority="52"/>
+    <w:lsdException w:name="List Table 1 Light" w:uiPriority="46"/>
+    <w:lsdException w:name="List Table 2" w:uiPriority="47"/>
+    <w:lsdException w:name="List Table 3" w:uiPriority="48"/>
+    <w:lsdException w:name="List Table 4" w:uiPriority="49"/>
+    <w:lsdException w:name="List Table 5 Dark" w:uiPriority="50"/>
+    <w:lsdException w:name="List Table 6 Colorful" w:uiPriority="51"/>
+    <w:lsdException w:name="List Table 7 Colorful" w:uiPriority="52"/>
+    <w:lsdException w:name="List Table 1 Light Accent 1" w:uiPriority="46"/>
+    <w:lsdException w:name="List Table 2 Accent 1" w:uiPriority="47"/>
+    <w:lsdException w:name="List Table 3 Accent 1" w:uiPriority="48"/>
+    <w:lsdException w:name="List Table 4 Accent 1" w:uiPriority="49"/>
+    <w:lsdException w:name="List Table 5 Dark Accent 1" w:uiPriority="50"/>
+    <w:lsdException w:name="List Table 6 Colorful Accent 1" w:uiPriority="51"/>
+    <w:lsdException w:name="List Table 7 Colorful Accent 1" w:uiPriority="52"/>
+    <w:lsdException w:name="List Table 1 Light Accent 2" w:uiPriority="46"/>
+    <w:lsdException w:name="List Table 2 Accent 2" w:uiPriority="47"/>
+    <w:lsdException w:name="List Table 3 Accent 2" w:uiPriority="48"/>
+    <w:lsdException w:name="List Table 4 Accent 2" w:uiPriority="49"/>
+    <w:lsdException w:name="List Table 5 Dark Accent 2" w:uiPriority="50"/>
+    <w:lsdException w:name="List Table 6 Colorful Accent 2" w:uiPriority="51"/>
+    <w:lsdException w:name="List Table 7 Colorful Accent 2" w:uiPriority="52"/>
+    <w:lsdException w:name="List Table 1 Light Accent 3" w:uiPriority="46"/>
+    <w:lsdException w:name="List Table 2 Accent 3" w:uiPriority="47"/>
+    <w:lsdException w:name="List Table 3 Accent 3" w:uiPriority="48"/>
+    <w:lsdException w:name="List Table 4 Accent 3" w:uiPriority="49"/>
+    <w:lsdException w:name="List Table 5 Dark Accent 3" w:uiPriority="50"/>
+    <w:lsdException w:name="List Table 6 Colorful Accent 3" w:uiPriority="51"/>
+    <w:lsdException w:name="List Table 7 Colorful Accent 3" w:uiPriority="52"/>
+    <w:lsdException w:name="List Table 1 Light Accent 4" w:uiPriority="46"/>
+    <w:lsdException w:name="List Table 2 Accent 4" w:uiPriority="47"/>
+    <w:lsdException w:name="List Table 3 Accent 4" w:uiPriority="48"/>
+    <w:lsdException w:name="List Table 4 Accent 4" w:uiPriority="49"/>
+    <w:lsdException w:name="List Table 5 Dark Accent 4" w:uiPriority="50"/>
+    <w:lsdException w:name="List Table 6 Colorful Accent 4" w:uiPriority="51"/>
+    <w:lsdException w:name="List Table 7 Colorful Accent 4" w:uiPriority="52"/>
+    <w:lsdException w:name="List Table 1 Light Accent 5" w:uiPriority="46"/>
+    <w:lsdException w:name="List Table 2 Accent 5" w:uiPriority="47"/>
+    <w:lsdException w:name="List Table 3 Accent 5" w:uiPriority="48"/>
+    <w:lsdException w:name="List Table 4 Accent 5" w:uiPriority="49"/>
+    <w:lsdException w:name="List Table 5 Dark Accent 5" w:uiPriority="50"/>
+    <w:lsdException w:name="List Table 6 Colorful Accent 5" w:uiPriority="51"/>
+    <w:lsdException w:name="List Table 7 Colorful Accent 5" w:uiPriority="52"/>
+    <w:lsdException w:name="List Table 1 Light Accent 6" w:uiPriority="46"/>
+    <w:lsdException w:name="List Table 2 Accent 6" w:uiPriority="47"/>
+    <w:lsdException w:name="List Table 3 Accent 6" w:uiPriority="48"/>
+    <w:lsdException w:name="List Table 4 Accent 6" w:uiPriority="49"/>
+    <w:lsdException w:name="List Table 5 Dark Accent 6" w:uiPriority="50"/>
+    <w:lsdException w:name="List Table 6 Colorful Accent 6" w:uiPriority="51"/>
+    <w:lsdException w:name="List Table 7 Colorful Accent 6" w:uiPriority="52"/>
+    <w:lsdException w:name="Mention" w:semiHidden="1" w:unhideWhenUsed="1"/>
+    <w:lsdException w:name="Smart Hyperlink" w:semiHidden="1" w:unhideWhenUsed="1"/>
+    <w:lsdException w:name="Hashtag" w:semiHidden="1" w:unhideWhenUsed="1"/>
+    <w:lsdException w:name="Unresolved Mention" w:semiHidden="1" w:unhideWhenUsed="1"/>
+    <w:lsdException w:name="Smart Link" w:semiHidden="1" w:unhideWhenUsed="1"/>
+  </w:latentStyles>
+  <w:style w:type="paragraph" w:default="1" w:styleId="Normal">
+    <w:name w:val="Normal"/>
+    <w:qFormat/>
+  </w:style>
+  <w:style w:type="character" w:default="1" w:styleId="DefaultParagraphFont">
+    <w:name w:val="Default Paragraph Font"/>
+    <w:uiPriority w:val="1"/>
+    <w:semiHidden/>
+    <w:unhideWhenUsed/>
+  </w:style>
+  <w:style w:type="table" w:default="1" w:styleId="TableNormal">
+    <w:name w:val="Normal Table"/>
+    <w:uiPriority w:val="99"/>
+    <w:semiHidden/>
+    <w:unhideWhenUsed/>
+    <w:tblPr>
+      <w:tblInd w:w="0" w:type="dxa"/>
+      <w:tblCellMar>
+        <w:top w:w="0" w:type="dxa"/>
+        <w:left w:w="108" w:type="dxa"/>
+        <w:bottom w:w="0" w:type="dxa"/>
+        <w:right w:w="108" w:type="dxa"/>
+      </w:tblCellMar>
+    </w:tblPr>
+  </w:style>
+  <w:style w:type="numbering" w:default="1" w:styleId="NoList">
+    <w:name w:val="No List"/>
+    <w:uiPriority w:val="99"/>
+    <w:semiHidden/>
+    <w:unhideWhenUsed/>
+  </w:style>
+  <w:style w:type="character" w:styleId="PlaceholderText">
+    <w:name w:val="Placeholder Text"/>
+    <w:basedOn w:val="DefaultParagraphFont"/>
+    <w:uiPriority w:val="99"/>
+    <w:semiHidden/>
+    <w:rsid w:val="00FB04C2"/>
+    <w:rPr>
+      <w:color w:val="808080"/>
+    </w:rPr>
+  </w:style>
+  <w:style w:type="paragraph" w:customStyle="1" w:styleId="7D06550033A64651B0AB341262A85E42">
+    <w:name w:val="7D06550033A64651B0AB341262A85E42"/>
+    <w:rsid w:val="00FB04C2"/>
+  </w:style>
+  <w:style w:type="paragraph" w:customStyle="1" w:styleId="F7B8F428F2194F28BC4FD45B6AE09EFA">
+    <w:name w:val="F7B8F428F2194F28BC4FD45B6AE09EFA"/>
+    <w:rsid w:val="00FB04C2"/>
+  </w:style>
+  <w:style w:type="paragraph" w:customStyle="1" w:styleId="42F6CDFAC0234BFB943422DB4732116B">
+    <w:name w:val="42F6CDFAC0234BFB943422DB4732116B"/>
+    <w:rsid w:val="00FB04C2"/>
+  </w:style>
+  <w:style w:type="paragraph" w:customStyle="1" w:styleId="4B4AAD1AAE3E4B73B9582ACA33D25800">
+    <w:name w:val="4B4AAD1AAE3E4B73B9582ACA33D25800"/>
+    <w:rsid w:val="00FB04C2"/>
+  </w:style>
+  <w:style w:type="paragraph" w:customStyle="1" w:styleId="ADB067825581465DA96D33C765D69FFA">
+    <w:name w:val="ADB067825581465DA96D33C765D69FFA"/>
+    <w:rsid w:val="00FB04C2"/>
+  </w:style>
+  <w:style w:type="paragraph" w:customStyle="1" w:styleId="1B38330D89E34AB2B17FC2C3E94DE8D4">
+    <w:name w:val="1B38330D89E34AB2B17FC2C3E94DE8D4"/>
+    <w:rsid w:val="00FB04C2"/>
+  </w:style>
+  <w:style w:type="paragraph" w:customStyle="1" w:styleId="7C2504EA52804A918CCC6A70CA4C2502">
+    <w:name w:val="7C2504EA52804A918CCC6A70CA4C2502"/>
+    <w:rsid w:val="00FB04C2"/>
+  </w:style>
+  <w:style w:type="paragraph" w:customStyle="1" w:styleId="ED2ECB8F7457488FB8240A0C549D3AB4">
+    <w:name w:val="ED2ECB8F7457488FB8240A0C549D3AB4"/>
+    <w:rsid w:val="00FB04C2"/>
+  </w:style>
+</w:styles>
+</file>
+
+<file path=word/glossary/webSettings.xml><?xml version="1.0" encoding="utf-8"?>
+<w:webSettings xmlns:mc="http://schemas.openxmlformats.org/markup-compatibility/2006" xmlns:r="http://schemas.openxmlformats.org/officeDocument/2006/relationships" xmlns:w="http://schemas.openxmlformats.org/wordprocessingml/2006/main" xmlns:w14="http://schemas.microsoft.com/office/word/2010/wordml" xmlns:w15="http://schemas.microsoft.com/office/word/2012/wordml" xmlns:w16cex="http://schemas.microsoft.com/office/word/2018/wordml/cex" xmlns:w16cid="http://schemas.microsoft.com/office/word/2016/wordml/cid" xmlns:w16="http://schemas.microsoft.com/office/word/2018/wordml" xmlns:w16du="http://schemas.microsoft.com/office/word/2023/wordml/word16du" xmlns:w16sdtdh="http://schemas.microsoft.com/office/word/2020/wordml/sdtdatahash" xmlns:w16sdtfl="http://schemas.microsoft.com/office/word/2024/wordml/sdtformatlock" xmlns:w16se="http://schemas.microsoft.com/office/word/2015/wordml/symex" mc:Ignorable="w14 w15 w16se w16cid w16 w16cex w16sdtdh w16sdtfl w16du">
+  <w:optimizeForBrowser/>
+  <w:allowPNG/>
+</w:webSettings>
 </file>
 
 <file path=word/theme/theme1.xml><?xml version="1.0" encoding="utf-8"?>

--- a/downloads/inspection-booking-form.docx
+++ b/downloads/inspection-booking-form.docx
@@ -620,19 +620,7 @@
                 <w:sz w:val="20"/>
                 <w:lang w:eastAsia="zh-CN"/>
               </w:rPr>
-              <w:t>:</w:t>
-            </w:r>
-            <w:r>
-              <w:rPr>
-                <w:rFonts w:ascii="Arial" w:hAnsi="Arial" w:cs="Arial" w:hint="eastAsia"/>
-                <w:b/>
-                <w:bCs/>
-                <w:smallCaps/>
-                <w:spacing w:val="-2"/>
-                <w:sz w:val="20"/>
-                <w:lang w:eastAsia="zh-CN"/>
-              </w:rPr>
-              <w:t xml:space="preserve">          </w:t>
+              <w:t xml:space="preserve">:          </w:t>
             </w:r>
           </w:p>
         </w:tc>
@@ -650,7 +638,7 @@
               <w:spacing w:line="264" w:lineRule="auto"/>
               <w:jc w:val="both"/>
               <w:rPr>
-                <w:rFonts w:ascii="Arial" w:eastAsia="PMingLiU" w:hAnsi="Arial" w:cs="Arial" w:hint="eastAsia"/>
+                <w:rFonts w:ascii="Arial" w:eastAsia="PMingLiU" w:hAnsi="Arial" w:cs="Arial"/>
                 <w:b/>
                 <w:bCs/>
                 <w:smallCaps/>
@@ -753,7 +741,7 @@
               <w:spacing w:line="264" w:lineRule="auto"/>
               <w:jc w:val="both"/>
               <w:rPr>
-                <w:rFonts w:ascii="Arial" w:hAnsi="Arial" w:cs="Arial" w:hint="eastAsia"/>
+                <w:rFonts w:ascii="Arial" w:hAnsi="Arial" w:cs="Arial"/>
                 <w:bCs/>
                 <w:sz w:val="20"/>
                 <w:lang w:eastAsia="zh-CN"/>
@@ -2260,9 +2248,28 @@
                 <w:rFonts w:ascii="Arial" w:hAnsi="Arial" w:cs="Arial"/>
                 <w:sz w:val="18"/>
                 <w:szCs w:val="18"/>
+                <w:lang w:eastAsia="zh-CN"/>
+              </w:rPr>
+              <w:t>T</w:t>
+            </w:r>
+            <w:r>
+              <w:rPr>
+                <w:rFonts w:ascii="Arial" w:hAnsi="Arial" w:cs="Arial" w:hint="eastAsia"/>
+                <w:sz w:val="18"/>
+                <w:szCs w:val="18"/>
+                <w:lang w:eastAsia="zh-CN"/>
+              </w:rPr>
+              <w:t xml:space="preserve">otal </w:t>
+            </w:r>
+            <w:r>
+              <w:rPr>
+                <w:rFonts w:ascii="Arial" w:hAnsi="Arial" w:cs="Arial"/>
+                <w:sz w:val="18"/>
+                <w:szCs w:val="18"/>
               </w:rPr>
               <w:t xml:space="preserve">Quantity </w:t>
             </w:r>
+            <w:proofErr w:type="gramStart"/>
             <w:r>
               <w:rPr>
                 <w:rFonts w:ascii="PMingLiU" w:hAnsi="PMingLiU" w:cs="Arial" w:hint="eastAsia"/>
@@ -2290,6 +2297,7 @@
               </w:rPr>
               <w:t>:</w:t>
             </w:r>
+            <w:proofErr w:type="gramEnd"/>
           </w:p>
         </w:tc>
         <w:tc>
@@ -2440,22 +2448,6 @@
           <w:lang w:eastAsia="zh-CN"/>
         </w:rPr>
         <w:t>explicit</w:t>
-      </w:r>
-      <w:r>
-        <w:rPr>
-          <w:rFonts w:ascii="Arial" w:hAnsi="Arial" w:cs="Arial"/>
-          <w:sz w:val="20"/>
-          <w:lang w:eastAsia="zh-CN"/>
-        </w:rPr>
-        <w:t xml:space="preserve">, </w:t>
-      </w:r>
-      <w:r>
-        <w:rPr>
-          <w:rFonts w:ascii="Arial" w:hAnsi="Arial" w:cs="Arial" w:hint="eastAsia"/>
-          <w:sz w:val="20"/>
-          <w:lang w:eastAsia="zh-CN"/>
-        </w:rPr>
-        <w:t>地址请尽可能详细</w:t>
       </w:r>
       <w:r>
         <w:rPr>
@@ -2488,8 +2480,8 @@
       </w:tblPr>
       <w:tblGrid>
         <w:gridCol w:w="1418"/>
-        <w:gridCol w:w="387"/>
-        <w:gridCol w:w="1525"/>
+        <w:gridCol w:w="22"/>
+        <w:gridCol w:w="1890"/>
         <w:gridCol w:w="900"/>
         <w:gridCol w:w="2160"/>
         <w:gridCol w:w="630"/>
@@ -2734,7 +2726,7 @@
         </w:trPr>
         <w:tc>
           <w:tcPr>
-            <w:tcW w:w="1805" w:type="dxa"/>
+            <w:tcW w:w="1440" w:type="dxa"/>
             <w:gridSpan w:val="2"/>
             <w:vAlign w:val="bottom"/>
           </w:tcPr>
@@ -2745,10 +2737,10 @@
               </w:tabs>
               <w:spacing w:before="120"/>
               <w:rPr>
-                <w:rFonts w:ascii="Arial" w:hAnsi="Arial" w:cs="Arial"/>
-                <w:sz w:val="18"/>
-                <w:szCs w:val="18"/>
-                <w:lang w:eastAsia="zh-TW"/>
+                <w:rFonts w:ascii="Arial" w:hAnsi="Arial" w:cs="Arial" w:hint="eastAsia"/>
+                <w:sz w:val="18"/>
+                <w:szCs w:val="18"/>
+                <w:lang w:eastAsia="zh-CN"/>
               </w:rPr>
             </w:pPr>
             <w:r>
@@ -2764,74 +2756,23 @@
                 <w:rFonts w:ascii="Arial" w:hAnsi="Arial" w:cs="Arial" w:hint="eastAsia"/>
                 <w:sz w:val="18"/>
                 <w:szCs w:val="18"/>
-                <w:lang w:eastAsia="zh-CN"/>
-              </w:rPr>
-              <w:t>:</w:t>
-            </w:r>
-            <w:r>
-              <w:rPr>
-                <w:rFonts w:ascii="Arial" w:hAnsi="Arial" w:cs="Arial"/>
-                <w:sz w:val="18"/>
-                <w:szCs w:val="18"/>
-                <w:lang w:eastAsia="zh-TW"/>
-              </w:rPr>
-              <w:t xml:space="preserve">    </w:t>
-            </w:r>
-          </w:p>
-          <w:p>
-            <w:pPr>
-              <w:tabs>
-                <w:tab w:val="left" w:pos="1715"/>
-              </w:tabs>
-              <w:spacing w:before="120"/>
-              <w:rPr>
-                <w:rFonts w:ascii="Arial" w:hAnsi="Arial" w:cs="Arial"/>
-                <w:sz w:val="18"/>
-                <w:szCs w:val="18"/>
-                <w:lang w:eastAsia="zh-TW"/>
-              </w:rPr>
-            </w:pPr>
-            <w:r>
-              <w:rPr>
-                <w:rFonts w:ascii="Arial" w:hAnsi="Arial" w:cs="Arial"/>
-                <w:sz w:val="18"/>
-                <w:szCs w:val="18"/>
-                <w:lang w:eastAsia="zh-TW"/>
-              </w:rPr>
-              <w:t xml:space="preserve"> </w:t>
-            </w:r>
-            <w:r>
-              <w:rPr>
-                <w:rFonts w:ascii="Arial" w:hAnsi="PMingLiU" w:cs="Arial"/>
-                <w:sz w:val="18"/>
-                <w:szCs w:val="18"/>
-                <w:lang w:eastAsia="zh-CN"/>
-              </w:rPr>
-              <w:t>联络</w:t>
-            </w:r>
-            <w:r>
-              <w:rPr>
-                <w:rFonts w:ascii="Arial" w:hAnsi="PMingLiU" w:cs="Arial"/>
-                <w:sz w:val="18"/>
-                <w:szCs w:val="18"/>
-                <w:lang w:eastAsia="zh-TW"/>
-              </w:rPr>
-              <w:t>人</w:t>
-            </w:r>
-            <w:r>
-              <w:rPr>
-                <w:rFonts w:ascii="Arial" w:hAnsi="Arial" w:cs="Arial"/>
-                <w:sz w:val="18"/>
-                <w:szCs w:val="18"/>
-                <w:lang w:eastAsia="zh-TW"/>
-              </w:rPr>
-              <w:tab/>
-            </w:r>
-          </w:p>
-        </w:tc>
-        <w:tc>
-          <w:tcPr>
-            <w:tcW w:w="1525" w:type="dxa"/>
+              </w:rPr>
+              <w:t>：</w:t>
+            </w:r>
+            <w:r>
+              <w:rPr>
+                <w:rFonts w:ascii="Arial" w:hAnsi="Arial" w:cs="Arial" w:hint="eastAsia"/>
+                <w:sz w:val="18"/>
+                <w:szCs w:val="18"/>
+                <w:lang w:eastAsia="zh-CN"/>
+              </w:rPr>
+              <w:t>联系人</w:t>
+            </w:r>
+          </w:p>
+        </w:tc>
+        <w:tc>
+          <w:tcPr>
+            <w:tcW w:w="1890" w:type="dxa"/>
             <w:tcBorders>
               <w:bottom w:val="single" w:sz="4" w:space="0" w:color="auto"/>
             </w:tcBorders>
@@ -2841,7 +2782,7 @@
             <w:pPr>
               <w:spacing w:before="120"/>
               <w:rPr>
-                <w:rFonts w:ascii="Arial" w:hAnsi="Arial" w:cs="Arial"/>
+                <w:rFonts w:ascii="Arial" w:hAnsi="Arial" w:cs="Arial" w:hint="eastAsia"/>
                 <w:sz w:val="20"/>
                 <w:szCs w:val="20"/>
                 <w:lang w:eastAsia="zh-CN"/>
@@ -8232,8 +8173,11 @@
   </w:compat>
   <w:rsids>
     <w:rsidRoot w:val="00FB04C2"/>
-    <w:rsid w:val="00511E07"/>
+    <w:rsid w:val="00437D93"/>
+    <w:rsid w:val="004E2A31"/>
+    <w:rsid w:val="007F08BF"/>
     <w:rsid w:val="00E3788A"/>
+    <w:rsid w:val="00E663A8"/>
     <w:rsid w:val="00FB04C2"/>
   </w:rsids>
   <m:mathPr>
@@ -8695,34 +8639,6 @@
       <w:color w:val="808080"/>
     </w:rPr>
   </w:style>
-  <w:style w:type="paragraph" w:customStyle="1" w:styleId="7D06550033A64651B0AB341262A85E42">
-    <w:name w:val="7D06550033A64651B0AB341262A85E42"/>
-    <w:rsid w:val="00FB04C2"/>
-  </w:style>
-  <w:style w:type="paragraph" w:customStyle="1" w:styleId="F7B8F428F2194F28BC4FD45B6AE09EFA">
-    <w:name w:val="F7B8F428F2194F28BC4FD45B6AE09EFA"/>
-    <w:rsid w:val="00FB04C2"/>
-  </w:style>
-  <w:style w:type="paragraph" w:customStyle="1" w:styleId="42F6CDFAC0234BFB943422DB4732116B">
-    <w:name w:val="42F6CDFAC0234BFB943422DB4732116B"/>
-    <w:rsid w:val="00FB04C2"/>
-  </w:style>
-  <w:style w:type="paragraph" w:customStyle="1" w:styleId="4B4AAD1AAE3E4B73B9582ACA33D25800">
-    <w:name w:val="4B4AAD1AAE3E4B73B9582ACA33D25800"/>
-    <w:rsid w:val="00FB04C2"/>
-  </w:style>
-  <w:style w:type="paragraph" w:customStyle="1" w:styleId="ADB067825581465DA96D33C765D69FFA">
-    <w:name w:val="ADB067825581465DA96D33C765D69FFA"/>
-    <w:rsid w:val="00FB04C2"/>
-  </w:style>
-  <w:style w:type="paragraph" w:customStyle="1" w:styleId="1B38330D89E34AB2B17FC2C3E94DE8D4">
-    <w:name w:val="1B38330D89E34AB2B17FC2C3E94DE8D4"/>
-    <w:rsid w:val="00FB04C2"/>
-  </w:style>
-  <w:style w:type="paragraph" w:customStyle="1" w:styleId="7C2504EA52804A918CCC6A70CA4C2502">
-    <w:name w:val="7C2504EA52804A918CCC6A70CA4C2502"/>
-    <w:rsid w:val="00FB04C2"/>
-  </w:style>
   <w:style w:type="paragraph" w:customStyle="1" w:styleId="ED2ECB8F7457488FB8240A0C549D3AB4">
     <w:name w:val="ED2ECB8F7457488FB8240A0C549D3AB4"/>
     <w:rsid w:val="00FB04C2"/>

--- a/downloads/inspection-booking-form.docx
+++ b/downloads/inspection-booking-form.docx
@@ -47,23 +47,6 @@
         </w:rPr>
         <w:tab/>
       </w:r>
-    </w:p>
-    <w:p>
-      <w:pPr>
-        <w:tabs>
-          <w:tab w:val="left" w:pos="-720"/>
-          <w:tab w:val="left" w:pos="6390"/>
-        </w:tabs>
-        <w:suppressAutoHyphens/>
-        <w:jc w:val="center"/>
-        <w:rPr>
-          <w:rFonts w:ascii="Arial" w:hAnsi="Arial" w:cs="Arial"/>
-          <w:b/>
-          <w:sz w:val="16"/>
-          <w:szCs w:val="16"/>
-          <w:lang w:eastAsia="zh-CN"/>
-        </w:rPr>
-      </w:pPr>
     </w:p>
     <w:tbl>
       <w:tblPr>
@@ -76,9 +59,7 @@
         <w:tblLook w:val="0000" w:firstRow="0" w:lastRow="0" w:firstColumn="0" w:lastColumn="0" w:noHBand="0" w:noVBand="0"/>
       </w:tblPr>
       <w:tblGrid>
-        <w:gridCol w:w="368"/>
-        <w:gridCol w:w="3176"/>
-        <w:gridCol w:w="1676"/>
+        <w:gridCol w:w="5220"/>
         <w:gridCol w:w="5832"/>
       </w:tblGrid>
       <w:tr>
@@ -87,7 +68,7 @@
         </w:trPr>
         <w:tc>
           <w:tcPr>
-            <w:tcW w:w="368" w:type="dxa"/>
+            <w:tcW w:w="5220" w:type="dxa"/>
             <w:vAlign w:val="bottom"/>
           </w:tcPr>
           <w:p>
@@ -100,76 +81,37 @@
               <w:spacing w:before="120"/>
               <w:rPr>
                 <w:rFonts w:ascii="Arial" w:hAnsi="Arial" w:cs="Arial"/>
-                <w:sz w:val="20"/>
-                <w:szCs w:val="20"/>
               </w:rPr>
             </w:pPr>
             <w:r>
               <w:rPr>
                 <w:rFonts w:ascii="Arial" w:hAnsi="Arial" w:cs="Arial"/>
-                <w:sz w:val="20"/>
-                <w:szCs w:val="20"/>
-              </w:rPr>
-              <w:t xml:space="preserve">To: </w:t>
+                <w:sz w:val="28"/>
+                <w:szCs w:val="28"/>
+              </w:rPr>
+              <w:t>T</w:t>
             </w:r>
-          </w:p>
-        </w:tc>
-        <w:tc>
-          <w:tcPr>
-            <w:tcW w:w="3176" w:type="dxa"/>
-            <w:tcBorders>
-              <w:bottom w:val="single" w:sz="4" w:space="0" w:color="auto"/>
-            </w:tcBorders>
-            <w:vAlign w:val="bottom"/>
-          </w:tcPr>
-          <w:p>
-            <w:pPr>
-              <w:tabs>
-                <w:tab w:val="left" w:pos="-720"/>
-                <w:tab w:val="left" w:pos="3529"/>
-                <w:tab w:val="left" w:pos="5400"/>
-              </w:tabs>
-              <w:spacing w:before="120"/>
-              <w:ind w:left="275" w:hanging="275"/>
-              <w:rPr>
-                <w:rFonts w:ascii="Arial" w:hAnsi="Arial" w:cs="Arial"/>
-                <w:bCs/>
-                <w:sz w:val="20"/>
-                <w:szCs w:val="20"/>
-                <w:lang w:eastAsia="zh-CN"/>
-              </w:rPr>
-            </w:pPr>
+            <w:r>
+              <w:rPr>
+                <w:rFonts w:ascii="Arial" w:hAnsi="Arial" w:cs="Arial"/>
+              </w:rPr>
+              <w:t xml:space="preserve">o: </w:t>
+            </w:r>
+            <w:r>
+              <w:rPr>
+                <w:rFonts w:ascii="Arial" w:hAnsi="Arial" w:cs="Arial" w:hint="eastAsia"/>
+                <w:lang w:eastAsia="zh-CN"/>
+              </w:rPr>
+              <w:t xml:space="preserve"> </w:t>
+            </w:r>
             <w:r>
               <w:rPr>
                 <w:rFonts w:ascii="Arial" w:hAnsi="Arial" w:cs="Arial" w:hint="eastAsia"/>
                 <w:bCs/>
-                <w:sz w:val="20"/>
-                <w:szCs w:val="20"/>
                 <w:lang w:eastAsia="zh-CN"/>
               </w:rPr>
               <w:t>China Quality Service</w:t>
             </w:r>
-          </w:p>
-        </w:tc>
-        <w:tc>
-          <w:tcPr>
-            <w:tcW w:w="1676" w:type="dxa"/>
-            <w:vAlign w:val="bottom"/>
-          </w:tcPr>
-          <w:p>
-            <w:pPr>
-              <w:tabs>
-                <w:tab w:val="left" w:pos="0"/>
-                <w:tab w:val="left" w:pos="2977"/>
-                <w:tab w:val="left" w:pos="5400"/>
-              </w:tabs>
-              <w:spacing w:before="120"/>
-              <w:rPr>
-                <w:rFonts w:ascii="Arial" w:hAnsi="Arial" w:cs="Arial"/>
-                <w:sz w:val="18"/>
-                <w:szCs w:val="18"/>
-              </w:rPr>
-            </w:pPr>
           </w:p>
         </w:tc>
         <w:tc>
@@ -186,356 +128,12 @@
               </w:tabs>
               <w:spacing w:before="120"/>
               <w:rPr>
-                <w:rFonts w:ascii="Arial" w:hAnsi="Arial" w:cs="Arial"/>
-                <w:sz w:val="18"/>
-                <w:szCs w:val="18"/>
-              </w:rPr>
-            </w:pPr>
-            <w:r>
-              <w:rPr>
-                <w:rFonts w:ascii="Arial" w:hAnsi="Arial" w:cs="Arial"/>
-                <w:sz w:val="22"/>
-                <w:szCs w:val="22"/>
-              </w:rPr>
-              <w:t xml:space="preserve"> </w:t>
-            </w:r>
-            <w:sdt>
-              <w:sdtPr>
-                <w:rPr>
-                  <w:rFonts w:ascii="Arial" w:hAnsi="Arial" w:cs="Arial"/>
-                  <w:b/>
-                  <w:bCs/>
-                  <w:sz w:val="22"/>
-                  <w:szCs w:val="22"/>
-                  <w:lang w:eastAsia="zh-TW"/>
-                </w:rPr>
-                <w:id w:val="-1715345147"/>
-                <w14:checkbox>
-                  <w14:checked w14:val="1"/>
-                  <w14:checkedState w14:val="2612" w14:font="MS Gothic"/>
-                  <w14:uncheckedState w14:val="2610" w14:font="MS Gothic"/>
-                </w14:checkbox>
-              </w:sdtPr>
-              <w:sdtContent>
-                <w:r>
-                  <w:rPr>
-                    <w:rFonts w:ascii="MS Gothic" w:eastAsia="MS Gothic" w:hAnsi="MS Gothic" w:cs="Arial" w:hint="eastAsia"/>
-                    <w:b/>
-                    <w:bCs/>
-                    <w:sz w:val="22"/>
-                    <w:szCs w:val="22"/>
-                    <w:lang w:eastAsia="zh-TW"/>
-                  </w:rPr>
-                  <w:t>☒</w:t>
-                </w:r>
-              </w:sdtContent>
-            </w:sdt>
-            <w:r>
-              <w:rPr>
-                <w:rFonts w:ascii="Arial" w:hAnsi="Arial" w:cs="Arial"/>
-                <w:sz w:val="18"/>
-                <w:szCs w:val="18"/>
-              </w:rPr>
-              <w:t xml:space="preserve"> </w:t>
-            </w:r>
-            <w:r>
-              <w:rPr>
-                <w:rFonts w:ascii="Arial" w:hAnsi="Arial" w:cs="Arial"/>
-                <w:sz w:val="18"/>
-                <w:szCs w:val="18"/>
-              </w:rPr>
-              <w:t>1</w:t>
-            </w:r>
-            <w:r>
-              <w:rPr>
-                <w:rFonts w:ascii="Arial" w:hAnsi="Arial" w:cs="Arial"/>
-                <w:sz w:val="18"/>
-                <w:szCs w:val="18"/>
-                <w:vertAlign w:val="superscript"/>
-              </w:rPr>
-              <w:t>st</w:t>
-            </w:r>
-            <w:r>
-              <w:rPr>
-                <w:rFonts w:ascii="Arial" w:hAnsi="Arial" w:cs="Arial"/>
-                <w:sz w:val="18"/>
-                <w:szCs w:val="18"/>
-              </w:rPr>
-              <w:t xml:space="preserve"> Requisition </w:t>
-            </w:r>
-            <w:r>
-              <w:rPr>
-                <w:rFonts w:ascii="PMingLiU" w:hAnsi="PMingLiU" w:cs="Arial" w:hint="eastAsia"/>
-                <w:sz w:val="18"/>
-                <w:szCs w:val="18"/>
-              </w:rPr>
-              <w:t>首次</w:t>
-            </w:r>
-            <w:r>
-              <w:rPr>
-                <w:rFonts w:ascii="PMingLiU" w:hAnsi="PMingLiU" w:cs="Arial" w:hint="eastAsia"/>
-                <w:sz w:val="18"/>
-                <w:szCs w:val="18"/>
-                <w:lang w:eastAsia="zh-CN"/>
-              </w:rPr>
-              <w:t>申请</w:t>
-            </w:r>
-            <w:r>
-              <w:rPr>
-                <w:rFonts w:ascii="PMingLiU" w:hAnsi="PMingLiU" w:cs="Arial" w:hint="eastAsia"/>
-                <w:sz w:val="18"/>
-                <w:szCs w:val="18"/>
-                <w:lang w:eastAsia="zh-TW"/>
-              </w:rPr>
-              <w:t xml:space="preserve"> </w:t>
-            </w:r>
-            <w:r>
-              <w:rPr>
-                <w:rFonts w:ascii="PMingLiU" w:hAnsi="PMingLiU" w:cs="Arial" w:hint="eastAsia"/>
-                <w:sz w:val="18"/>
-                <w:szCs w:val="18"/>
-                <w:lang w:eastAsia="zh-CN"/>
-              </w:rPr>
-              <w:t xml:space="preserve">   </w:t>
-            </w:r>
-            <w:sdt>
-              <w:sdtPr>
-                <w:rPr>
-                  <w:rFonts w:ascii="Arial" w:hAnsi="Arial" w:cs="Arial"/>
-                  <w:b/>
-                  <w:bCs/>
-                  <w:sz w:val="22"/>
-                  <w:szCs w:val="22"/>
-                  <w:lang w:eastAsia="zh-TW"/>
-                </w:rPr>
-                <w:id w:val="-136119228"/>
-                <w14:checkbox>
-                  <w14:checked w14:val="0"/>
-                  <w14:checkedState w14:val="2612" w14:font="MS Gothic"/>
-                  <w14:uncheckedState w14:val="2610" w14:font="MS Gothic"/>
-                </w14:checkbox>
-              </w:sdtPr>
-              <w:sdtContent>
-                <w:r>
-                  <w:rPr>
-                    <w:rFonts w:ascii="MS Gothic" w:eastAsia="MS Gothic" w:hAnsi="MS Gothic" w:cs="Arial" w:hint="eastAsia"/>
-                    <w:b/>
-                    <w:bCs/>
-                    <w:sz w:val="22"/>
-                    <w:szCs w:val="22"/>
-                    <w:lang w:eastAsia="zh-TW"/>
-                  </w:rPr>
-                  <w:t>☐</w:t>
-                </w:r>
-              </w:sdtContent>
-            </w:sdt>
-            <w:r>
-              <w:rPr>
-                <w:rFonts w:ascii="Arial" w:hAnsi="Arial" w:cs="Arial"/>
-                <w:sz w:val="18"/>
-                <w:szCs w:val="18"/>
-              </w:rPr>
-              <w:t xml:space="preserve"> </w:t>
-            </w:r>
-            <w:r>
-              <w:rPr>
-                <w:rFonts w:ascii="Arial" w:hAnsi="Arial" w:cs="Arial"/>
-                <w:sz w:val="18"/>
-                <w:szCs w:val="18"/>
-              </w:rPr>
-              <w:t xml:space="preserve">Revision </w:t>
-            </w:r>
-            <w:r>
-              <w:rPr>
-                <w:rFonts w:ascii="PMingLiU" w:hAnsi="PMingLiU" w:cs="Arial" w:hint="eastAsia"/>
-                <w:sz w:val="18"/>
-                <w:szCs w:val="18"/>
-                <w:lang w:eastAsia="zh-CN"/>
-              </w:rPr>
-              <w:t>修订</w:t>
-            </w:r>
-            <w:r>
-              <w:rPr>
-                <w:rFonts w:ascii="Arial" w:hAnsi="Arial" w:cs="Arial"/>
-                <w:sz w:val="18"/>
-                <w:szCs w:val="18"/>
-              </w:rPr>
-              <w:t xml:space="preserve"> </w:t>
-            </w:r>
-            <w:proofErr w:type="gramStart"/>
-            <w:r>
-              <w:rPr>
-                <w:rFonts w:ascii="Arial" w:hAnsi="Arial" w:cs="Arial"/>
-                <w:sz w:val="18"/>
-                <w:szCs w:val="18"/>
-              </w:rPr>
-              <w:t>(</w:t>
-            </w:r>
-            <w:r>
-              <w:rPr>
-                <w:rFonts w:ascii="Arial" w:hAnsi="Arial" w:cs="Arial" w:hint="eastAsia"/>
-                <w:sz w:val="18"/>
-                <w:szCs w:val="18"/>
-                <w:lang w:eastAsia="zh-TW"/>
-              </w:rPr>
-              <w:t xml:space="preserve"> </w:t>
-            </w:r>
-            <w:r>
-              <w:rPr>
-                <w:rFonts w:ascii="Arial" w:hAnsi="Arial" w:cs="Arial"/>
-                <w:sz w:val="18"/>
-                <w:szCs w:val="18"/>
-              </w:rPr>
-              <w:t>No.</w:t>
-            </w:r>
-            <w:proofErr w:type="gramEnd"/>
-            <w:r>
-              <w:rPr>
-                <w:rFonts w:ascii="Arial" w:hAnsi="Arial" w:cs="Arial"/>
-                <w:sz w:val="18"/>
-                <w:szCs w:val="18"/>
-              </w:rPr>
-              <w:t xml:space="preserve">: </w:t>
-            </w:r>
-            <w:r>
-              <w:rPr>
-                <w:rFonts w:ascii="Arial" w:hAnsi="Arial" w:cs="Arial"/>
-                <w:sz w:val="18"/>
-                <w:szCs w:val="18"/>
-                <w:u w:val="single"/>
-              </w:rPr>
-              <w:t xml:space="preserve"> </w:t>
-            </w:r>
-            <w:r>
-              <w:rPr>
-                <w:rFonts w:ascii="Arial" w:hAnsi="Arial" w:cs="Arial"/>
-                <w:sz w:val="18"/>
-                <w:szCs w:val="18"/>
-                <w:u w:val="single"/>
-                <w:lang w:eastAsia="zh-TW"/>
-              </w:rPr>
-              <w:fldChar w:fldCharType="begin">
-                <w:ffData>
-                  <w:name w:val="RevisionNo"/>
-                  <w:enabled/>
-                  <w:calcOnExit w:val="0"/>
-                  <w:textInput/>
-                </w:ffData>
-              </w:fldChar>
-            </w:r>
-            <w:bookmarkStart w:id="0" w:name="RevisionNo"/>
-            <w:r>
-              <w:rPr>
-                <w:rFonts w:ascii="Arial" w:hAnsi="Arial" w:cs="Arial"/>
-                <w:sz w:val="18"/>
-                <w:szCs w:val="18"/>
-                <w:u w:val="single"/>
-                <w:lang w:eastAsia="zh-TW"/>
-              </w:rPr>
-              <w:instrText xml:space="preserve"> FORMTEXT </w:instrText>
-            </w:r>
-            <w:r>
-              <w:rPr>
-                <w:rFonts w:ascii="Arial" w:hAnsi="Arial" w:cs="Arial"/>
-                <w:sz w:val="18"/>
-                <w:szCs w:val="18"/>
-                <w:u w:val="single"/>
-                <w:lang w:eastAsia="zh-TW"/>
-              </w:rPr>
-            </w:r>
-            <w:r>
-              <w:rPr>
-                <w:rFonts w:ascii="Arial" w:hAnsi="Arial" w:cs="Arial"/>
-                <w:sz w:val="18"/>
-                <w:szCs w:val="18"/>
-                <w:u w:val="single"/>
-                <w:lang w:eastAsia="zh-TW"/>
-              </w:rPr>
-              <w:fldChar w:fldCharType="separate"/>
-            </w:r>
-            <w:r>
-              <w:rPr>
-                <w:rFonts w:ascii="Arial" w:hAnsi="Arial" w:cs="Arial"/>
-                <w:noProof/>
-                <w:sz w:val="18"/>
-                <w:szCs w:val="18"/>
-                <w:u w:val="single"/>
-                <w:lang w:eastAsia="zh-TW"/>
-              </w:rPr>
-              <w:t> </w:t>
-            </w:r>
-            <w:r>
-              <w:rPr>
-                <w:rFonts w:ascii="Arial" w:hAnsi="Arial" w:cs="Arial"/>
-                <w:noProof/>
-                <w:sz w:val="18"/>
-                <w:szCs w:val="18"/>
-                <w:u w:val="single"/>
-                <w:lang w:eastAsia="zh-TW"/>
-              </w:rPr>
-              <w:t> </w:t>
-            </w:r>
-            <w:r>
-              <w:rPr>
-                <w:rFonts w:ascii="Arial" w:hAnsi="Arial" w:cs="Arial"/>
-                <w:noProof/>
-                <w:sz w:val="18"/>
-                <w:szCs w:val="18"/>
-                <w:u w:val="single"/>
-                <w:lang w:eastAsia="zh-TW"/>
-              </w:rPr>
-              <w:t> </w:t>
-            </w:r>
-            <w:r>
-              <w:rPr>
-                <w:rFonts w:ascii="Arial" w:hAnsi="Arial" w:cs="Arial"/>
-                <w:noProof/>
-                <w:sz w:val="18"/>
-                <w:szCs w:val="18"/>
-                <w:u w:val="single"/>
-                <w:lang w:eastAsia="zh-TW"/>
-              </w:rPr>
-              <w:t> </w:t>
-            </w:r>
-            <w:r>
-              <w:rPr>
-                <w:rFonts w:ascii="Arial" w:hAnsi="Arial" w:cs="Arial"/>
-                <w:noProof/>
-                <w:sz w:val="18"/>
-                <w:szCs w:val="18"/>
-                <w:u w:val="single"/>
-                <w:lang w:eastAsia="zh-TW"/>
-              </w:rPr>
-              <w:t> </w:t>
-            </w:r>
-            <w:r>
-              <w:rPr>
-                <w:rFonts w:ascii="Arial" w:hAnsi="Arial" w:cs="Arial"/>
-                <w:sz w:val="18"/>
-                <w:szCs w:val="18"/>
-                <w:u w:val="single"/>
-                <w:lang w:eastAsia="zh-TW"/>
-              </w:rPr>
-              <w:fldChar w:fldCharType="end"/>
-            </w:r>
-            <w:bookmarkEnd w:id="0"/>
-            <w:r>
-              <w:rPr>
-                <w:rFonts w:ascii="Arial" w:hAnsi="Arial" w:cs="Arial"/>
-                <w:sz w:val="18"/>
-                <w:szCs w:val="18"/>
-                <w:lang w:eastAsia="zh-TW"/>
-              </w:rPr>
-              <w:t xml:space="preserve"> </w:t>
-            </w:r>
-            <w:r>
-              <w:rPr>
-                <w:rFonts w:ascii="Arial" w:hAnsi="Arial" w:cs="Arial"/>
-                <w:sz w:val="18"/>
-                <w:szCs w:val="18"/>
-              </w:rPr>
-              <w:t>)</w:t>
-            </w:r>
+                <w:rFonts w:ascii="Arial" w:eastAsiaTheme="minorEastAsia" w:hAnsi="Arial" w:cs="Arial"/>
+                <w:sz w:val="20"/>
+                <w:szCs w:val="20"/>
+                <w:lang w:eastAsia="zh-CN"/>
+              </w:rPr>
+            </w:pPr>
           </w:p>
         </w:tc>
       </w:tr>
@@ -545,14 +143,285 @@
         <w:snapToGrid w:val="0"/>
         <w:rPr>
           <w:rFonts w:ascii="Arial" w:hAnsi="Arial" w:cs="Arial"/>
+          <w:sz w:val="10"/>
+          <w:szCs w:val="10"/>
+        </w:rPr>
+      </w:pPr>
+    </w:p>
+    <w:p>
+      <w:pPr>
+        <w:snapToGrid w:val="0"/>
+        <w:rPr>
+          <w:rFonts w:ascii="Arial" w:hAnsi="Arial" w:cs="Arial" w:hint="eastAsia"/>
           <w:sz w:val="18"/>
           <w:szCs w:val="18"/>
+          <w:lang w:eastAsia="zh-CN"/>
+        </w:rPr>
+      </w:pPr>
+      <w:r>
+        <w:rPr>
+          <w:rFonts w:ascii="Arial" w:hAnsi="Arial" w:cs="Arial" w:hint="eastAsia"/>
+          <w:bCs/>
+          <w:sz w:val="20"/>
+          <w:szCs w:val="20"/>
+          <w:lang w:eastAsia="zh-CN"/>
+        </w:rPr>
+        <w:t xml:space="preserve">Type </w:t>
+      </w:r>
+      <w:r>
+        <w:rPr>
+          <w:rFonts w:ascii="Arial" w:hAnsi="Arial" w:cs="Arial" w:hint="eastAsia"/>
+          <w:bCs/>
+          <w:sz w:val="20"/>
+          <w:szCs w:val="20"/>
+          <w:lang w:eastAsia="zh-CN"/>
+        </w:rPr>
+        <w:t>o</w:t>
+      </w:r>
+      <w:r>
+        <w:rPr>
+          <w:rFonts w:ascii="Arial" w:hAnsi="Arial" w:cs="Arial" w:hint="eastAsia"/>
+          <w:bCs/>
+          <w:sz w:val="20"/>
+          <w:szCs w:val="20"/>
+          <w:lang w:eastAsia="zh-CN"/>
+        </w:rPr>
+        <w:t>f Services</w:t>
+      </w:r>
+      <w:r>
+        <w:rPr>
+          <w:rFonts w:ascii="Arial" w:hAnsi="Arial" w:cs="Arial" w:hint="eastAsia"/>
+          <w:bCs/>
+          <w:sz w:val="20"/>
+          <w:szCs w:val="20"/>
+          <w:lang w:eastAsia="zh-CN"/>
+        </w:rPr>
+        <w:t xml:space="preserve">:     </w:t>
+      </w:r>
+      <w:sdt>
+        <w:sdtPr>
+          <w:rPr>
+            <w:rFonts w:ascii="Arial" w:hAnsi="Arial" w:cs="Arial"/>
+            <w:sz w:val="20"/>
+            <w:szCs w:val="20"/>
+          </w:rPr>
+          <w:id w:val="1339047367"/>
+          <w:placeholder>
+            <w:docPart w:val="717DF14105DE432592A456520CB6356E"/>
+          </w:placeholder>
+          <w:showingPlcHdr/>
+          <w:dropDownList>
+            <w:listItem w:value="Choose an item."/>
+            <w:listItem w:displayText="Final Random Inspection (PSI)" w:value="Final Random Inspection (PSI)"/>
+            <w:listItem w:displayText="Re-Inspection - Previous Report #:" w:value="Re-Inspection - Previous Report #:"/>
+            <w:listItem w:displayText="During Production Inspection (DPI)" w:value="During Production Inspection (DPI)"/>
+            <w:listItem w:displayText="Initial Production Check (IPC)" w:value="Initial Production Check (IPC)"/>
+            <w:listItem w:displayText="Full Sorting Inspection (FSI)" w:value="Full Sorting Inspection (FSI)"/>
+            <w:listItem w:displayText="Sample Pickup (SPK)" w:value="Sample Pickup (SPK)"/>
+            <w:listItem w:displayText="Container Loading Supervision (CLS)" w:value="Container Loading Supervision (CLS)"/>
+            <w:listItem w:displayText="Factory / Warehouse Audit (FA)" w:value="Factory / Warehouse Audit (FA)"/>
+            <w:listItem w:displayText="Other: " w:value="Other: "/>
+          </w:dropDownList>
+        </w:sdtPr>
+        <w:sdtContent>
+          <w:r>
+            <w:rPr>
+              <w:rStyle w:val="PlaceholderText"/>
+              <w:rFonts w:ascii="Verdana" w:hAnsi="Verdana"/>
+            </w:rPr>
+            <w:t>Choose an item.</w:t>
+          </w:r>
+        </w:sdtContent>
+      </w:sdt>
+      <w:r>
+        <w:rPr>
+          <w:rFonts w:ascii="Arial" w:hAnsi="Arial" w:cs="Arial" w:hint="eastAsia"/>
+          <w:sz w:val="18"/>
+          <w:szCs w:val="18"/>
+          <w:lang w:eastAsia="zh-CN"/>
+        </w:rPr>
+        <w:t xml:space="preserve">                             </w:t>
+      </w:r>
+      <w:r>
+        <w:rPr>
+          <w:rFonts w:ascii="Arial" w:hAnsi="Arial" w:cs="Arial" w:hint="eastAsia"/>
+          <w:bCs/>
+          <w:sz w:val="20"/>
+          <w:szCs w:val="20"/>
+          <w:lang w:eastAsia="zh-CN"/>
+        </w:rPr>
+        <w:t>Requested</w:t>
+      </w:r>
+      <w:r>
+        <w:rPr>
+          <w:rFonts w:ascii="Arial" w:hAnsi="Arial" w:cs="Arial"/>
+          <w:b/>
+          <w:bCs/>
+          <w:smallCaps/>
+          <w:spacing w:val="-2"/>
+          <w:sz w:val="20"/>
+          <w:szCs w:val="20"/>
+          <w:lang w:eastAsia="zh-TW"/>
+        </w:rPr>
+        <w:t xml:space="preserve"> </w:t>
+      </w:r>
+      <w:r>
+        <w:rPr>
+          <w:rFonts w:ascii="Arial" w:hAnsi="Arial" w:cs="Arial" w:hint="eastAsia"/>
+          <w:bCs/>
+          <w:sz w:val="20"/>
+          <w:szCs w:val="20"/>
+          <w:lang w:eastAsia="zh-CN"/>
+        </w:rPr>
+        <w:t>Inspection Date</w:t>
+      </w:r>
+      <w:r>
+        <w:rPr>
+          <w:rFonts w:ascii="PMingLiU" w:hAnsi="PMingLiU" w:cs="Arial" w:hint="eastAsia"/>
+          <w:b/>
+          <w:bCs/>
+          <w:smallCaps/>
+          <w:spacing w:val="-2"/>
+          <w:sz w:val="20"/>
+          <w:szCs w:val="20"/>
+          <w:lang w:eastAsia="zh-CN"/>
+        </w:rPr>
+        <w:t xml:space="preserve">: </w:t>
+      </w:r>
+      <w:r>
+        <w:rPr>
+          <w:rFonts w:ascii="Arial" w:hAnsi="Arial" w:cs="Arial"/>
+          <w:sz w:val="20"/>
+          <w:szCs w:val="20"/>
+          <w:lang w:eastAsia="zh-TW"/>
+        </w:rPr>
+        <w:t xml:space="preserve"> </w:t>
+      </w:r>
+      <w:r>
+        <w:rPr>
+          <w:rFonts w:ascii="Arial" w:hAnsi="Arial" w:cs="Arial"/>
+          <w:sz w:val="20"/>
+          <w:szCs w:val="20"/>
+          <w:u w:val="single"/>
+          <w:lang w:eastAsia="zh-TW"/>
+        </w:rPr>
+        <w:fldChar w:fldCharType="begin">
+          <w:ffData>
+            <w:name w:val="RevisionNo"/>
+            <w:enabled/>
+            <w:calcOnExit w:val="0"/>
+            <w:textInput/>
+          </w:ffData>
+        </w:fldChar>
+      </w:r>
+      <w:r>
+        <w:rPr>
+          <w:rFonts w:ascii="Arial" w:hAnsi="Arial" w:cs="Arial"/>
+          <w:sz w:val="20"/>
+          <w:szCs w:val="20"/>
+          <w:u w:val="single"/>
+          <w:lang w:eastAsia="zh-TW"/>
+        </w:rPr>
+        <w:instrText xml:space="preserve"> FORMTEXT </w:instrText>
+      </w:r>
+      <w:r>
+        <w:rPr>
+          <w:rFonts w:ascii="Arial" w:hAnsi="Arial" w:cs="Arial"/>
+          <w:sz w:val="20"/>
+          <w:szCs w:val="20"/>
+          <w:u w:val="single"/>
+          <w:lang w:eastAsia="zh-TW"/>
+        </w:rPr>
+      </w:r>
+      <w:r>
+        <w:rPr>
+          <w:rFonts w:ascii="Arial" w:hAnsi="Arial" w:cs="Arial"/>
+          <w:sz w:val="20"/>
+          <w:szCs w:val="20"/>
+          <w:u w:val="single"/>
+          <w:lang w:eastAsia="zh-TW"/>
+        </w:rPr>
+        <w:fldChar w:fldCharType="separate"/>
+      </w:r>
+      <w:r>
+        <w:rPr>
+          <w:rFonts w:ascii="Arial" w:hAnsi="Arial" w:cs="Arial"/>
+          <w:noProof/>
+          <w:sz w:val="20"/>
+          <w:szCs w:val="20"/>
+          <w:u w:val="single"/>
+          <w:lang w:eastAsia="zh-TW"/>
+        </w:rPr>
+        <w:t> </w:t>
+      </w:r>
+      <w:r>
+        <w:rPr>
+          <w:rFonts w:ascii="Arial" w:hAnsi="Arial" w:cs="Arial"/>
+          <w:noProof/>
+          <w:sz w:val="20"/>
+          <w:szCs w:val="20"/>
+          <w:u w:val="single"/>
+          <w:lang w:eastAsia="zh-TW"/>
+        </w:rPr>
+        <w:t> </w:t>
+      </w:r>
+      <w:r>
+        <w:rPr>
+          <w:rFonts w:ascii="Arial" w:hAnsi="Arial" w:cs="Arial"/>
+          <w:noProof/>
+          <w:sz w:val="20"/>
+          <w:szCs w:val="20"/>
+          <w:u w:val="single"/>
+          <w:lang w:eastAsia="zh-TW"/>
+        </w:rPr>
+        <w:t> </w:t>
+      </w:r>
+      <w:r>
+        <w:rPr>
+          <w:rFonts w:ascii="Arial" w:hAnsi="Arial" w:cs="Arial"/>
+          <w:noProof/>
+          <w:sz w:val="20"/>
+          <w:szCs w:val="20"/>
+          <w:u w:val="single"/>
+          <w:lang w:eastAsia="zh-TW"/>
+        </w:rPr>
+        <w:t> </w:t>
+      </w:r>
+      <w:r>
+        <w:rPr>
+          <w:rFonts w:ascii="Arial" w:hAnsi="Arial" w:cs="Arial"/>
+          <w:noProof/>
+          <w:sz w:val="20"/>
+          <w:szCs w:val="20"/>
+          <w:u w:val="single"/>
+          <w:lang w:eastAsia="zh-TW"/>
+        </w:rPr>
+        <w:t> </w:t>
+      </w:r>
+      <w:r>
+        <w:rPr>
+          <w:rFonts w:ascii="Arial" w:hAnsi="Arial" w:cs="Arial"/>
+          <w:sz w:val="20"/>
+          <w:szCs w:val="20"/>
+          <w:u w:val="single"/>
+          <w:lang w:eastAsia="zh-TW"/>
+        </w:rPr>
+        <w:fldChar w:fldCharType="end"/>
+      </w:r>
+    </w:p>
+    <w:p>
+      <w:pPr>
+        <w:snapToGrid w:val="0"/>
+        <w:rPr>
+          <w:rFonts w:ascii="Arial" w:hAnsi="Arial" w:cs="Arial" w:hint="eastAsia"/>
+          <w:sz w:val="20"/>
+          <w:szCs w:val="20"/>
         </w:rPr>
       </w:pPr>
     </w:p>
     <w:tbl>
       <w:tblPr>
-        <w:tblW w:w="10628" w:type="dxa"/>
+        <w:tblW w:w="13772" w:type="dxa"/>
         <w:tblLayout w:type="fixed"/>
         <w:tblCellMar>
           <w:left w:w="0" w:type="dxa"/>
@@ -561,91 +430,86 @@
         <w:tblLook w:val="0000" w:firstRow="0" w:lastRow="0" w:firstColumn="0" w:lastColumn="0" w:noHBand="0" w:noVBand="0"/>
       </w:tblPr>
       <w:tblGrid>
-        <w:gridCol w:w="3690"/>
-        <w:gridCol w:w="4018"/>
-        <w:gridCol w:w="2920"/>
+        <w:gridCol w:w="1440"/>
+        <w:gridCol w:w="4230"/>
+        <w:gridCol w:w="1980"/>
+        <w:gridCol w:w="2975"/>
+        <w:gridCol w:w="3147"/>
       </w:tblGrid>
       <w:tr>
-        <w:tc>
-          <w:tcPr>
-            <w:tcW w:w="3690" w:type="dxa"/>
+        <w:trPr>
+          <w:gridAfter w:val="1"/>
+          <w:wAfter w:w="3147" w:type="dxa"/>
+        </w:trPr>
+        <w:tc>
+          <w:tcPr>
+            <w:tcW w:w="1440" w:type="dxa"/>
+            <w:vAlign w:val="bottom"/>
+          </w:tcPr>
+          <w:p>
+            <w:pPr>
+              <w:tabs>
+                <w:tab w:val="left" w:pos="1718"/>
+              </w:tabs>
+              <w:jc w:val="right"/>
+              <w:rPr>
+                <w:rFonts w:ascii="Arial" w:hAnsi="Arial" w:cs="Arial"/>
+                <w:sz w:val="20"/>
+                <w:szCs w:val="20"/>
+              </w:rPr>
+            </w:pPr>
+            <w:r>
+              <w:rPr>
+                <w:rFonts w:ascii="Arial" w:hAnsi="Arial" w:cs="Arial"/>
+                <w:sz w:val="20"/>
+                <w:szCs w:val="20"/>
+              </w:rPr>
+              <w:t>Applicant:</w:t>
+            </w:r>
+          </w:p>
+        </w:tc>
+        <w:tc>
+          <w:tcPr>
+            <w:tcW w:w="4230" w:type="dxa"/>
+            <w:tcBorders>
+              <w:bottom w:val="single" w:sz="4" w:space="0" w:color="auto"/>
+            </w:tcBorders>
             <w:vAlign w:val="center"/>
           </w:tcPr>
           <w:p>
             <w:pPr>
-              <w:tabs>
-                <w:tab w:val="left" w:pos="-720"/>
-              </w:tabs>
-              <w:suppressAutoHyphens/>
-              <w:spacing w:line="264" w:lineRule="auto"/>
-              <w:jc w:val="both"/>
-              <w:rPr>
-                <w:rFonts w:ascii="Arial" w:hAnsi="Arial" w:cs="Arial"/>
-                <w:b/>
-                <w:bCs/>
-                <w:smallCaps/>
-                <w:spacing w:val="-2"/>
-                <w:sz w:val="20"/>
-                <w:lang w:eastAsia="zh-TW"/>
+              <w:rPr>
+                <w:rFonts w:ascii="Arial" w:hAnsi="Arial" w:cs="Arial" w:hint="eastAsia"/>
+                <w:sz w:val="18"/>
+                <w:szCs w:val="18"/>
+                <w:lang w:eastAsia="zh-CN"/>
+              </w:rPr>
+            </w:pPr>
+          </w:p>
+        </w:tc>
+        <w:tc>
+          <w:tcPr>
+            <w:tcW w:w="4955" w:type="dxa"/>
+            <w:gridSpan w:val="2"/>
+            <w:vAlign w:val="bottom"/>
+          </w:tcPr>
+          <w:p>
+            <w:pPr>
+              <w:rPr>
+                <w:rFonts w:ascii="Arial" w:hAnsi="Arial" w:cs="Arial"/>
+                <w:sz w:val="20"/>
+                <w:szCs w:val="20"/>
               </w:rPr>
             </w:pPr>
             <w:r>
               <w:rPr>
                 <w:rFonts w:ascii="Arial" w:hAnsi="Arial" w:cs="Arial" w:hint="eastAsia"/>
-                <w:bCs/>
-                <w:sz w:val="20"/>
-                <w:lang w:eastAsia="zh-CN"/>
-              </w:rPr>
-              <w:t xml:space="preserve">Type Of Services </w:t>
+                <w:sz w:val="20"/>
+                <w:szCs w:val="20"/>
+                <w:lang w:eastAsia="zh-CN"/>
+              </w:rPr>
+              <w:t xml:space="preserve">      </w:t>
             </w:r>
-            <w:r>
-              <w:rPr>
-                <w:rFonts w:ascii="Arial" w:hAnsi="Arial" w:cs="Arial" w:hint="eastAsia"/>
-                <w:b/>
-                <w:bCs/>
-                <w:smallCaps/>
-                <w:spacing w:val="-2"/>
-                <w:sz w:val="20"/>
-                <w:lang w:eastAsia="zh-CN"/>
-              </w:rPr>
-              <w:t>服务类别</w:t>
-            </w:r>
-            <w:r>
-              <w:rPr>
-                <w:rFonts w:ascii="Arial" w:hAnsi="Arial" w:cs="Arial" w:hint="eastAsia"/>
-                <w:b/>
-                <w:bCs/>
-                <w:smallCaps/>
-                <w:spacing w:val="-2"/>
-                <w:sz w:val="20"/>
-                <w:lang w:eastAsia="zh-CN"/>
-              </w:rPr>
-              <w:t xml:space="preserve">:          </w:t>
-            </w:r>
-          </w:p>
-        </w:tc>
-        <w:tc>
-          <w:tcPr>
-            <w:tcW w:w="4018" w:type="dxa"/>
-            <w:vAlign w:val="center"/>
-          </w:tcPr>
-          <w:p>
-            <w:pPr>
-              <w:tabs>
-                <w:tab w:val="left" w:pos="-720"/>
-              </w:tabs>
-              <w:suppressAutoHyphens/>
-              <w:spacing w:line="264" w:lineRule="auto"/>
-              <w:jc w:val="both"/>
-              <w:rPr>
-                <w:rFonts w:ascii="Arial" w:eastAsia="PMingLiU" w:hAnsi="Arial" w:cs="Arial"/>
-                <w:b/>
-                <w:bCs/>
-                <w:smallCaps/>
-                <w:spacing w:val="-2"/>
-                <w:lang w:eastAsia="zh-CN"/>
-              </w:rPr>
-            </w:pPr>
             <w:sdt>
               <w:sdtPr>
                 <w:rPr>
@@ -653,22 +517,16 @@
                   <w:sz w:val="20"/>
                   <w:szCs w:val="20"/>
                 </w:rPr>
-                <w:id w:val="-1179645900"/>
+                <w:id w:val="-55321930"/>
                 <w:placeholder>
-                  <w:docPart w:val="ED2ECB8F7457488FB8240A0C549D3AB4"/>
+                  <w:docPart w:val="5E448AE445CB46D0BFF1F3A3960B71D9"/>
                 </w:placeholder>
                 <w:showingPlcHdr/>
                 <w:dropDownList>
                   <w:listItem w:value="Choose an item."/>
-                  <w:listItem w:displayText="Final Random Inspection 装运前终检" w:value="Final Random Inspection"/>
-                  <w:listItem w:displayText="Re-Inspection 重验 - Report #:" w:value="Re-Inspection 重验 - Report #:"/>
-                  <w:listItem w:displayText="During Production Inspection 生产中期检验" w:value="During Production Inspection"/>
-                  <w:listItem w:displayText="Pre-Production Inspection 生产初期检验" w:value="Pre-Production Inspection"/>
-                  <w:listItem w:displayText="Full Sorting Inspection 全检" w:value="Full Sorting Inspection"/>
-                  <w:listItem w:displayText="Sample Pickup 抽样检测" w:value="Sample Pickup"/>
-                  <w:listItem w:displayText="Container Loading Supervision 集装箱监装" w:value="Container Loading Supervision"/>
-                  <w:listItem w:displayText="Factory / Warehouse Audit 验厂/验仓储" w:value="Factory / Warehouse Audit"/>
-                  <w:listItem w:displayText="Other 其他:" w:value="Other"/>
+                  <w:listItem w:displayText="Buyer" w:value="Buyer"/>
+                  <w:listItem w:displayText="Supplier" w:value="Supplier"/>
+                  <w:listItem w:displayText="Factory" w:value="Factory"/>
                 </w:dropDownList>
               </w:sdtPr>
               <w:sdtContent>
@@ -683,657 +541,6 @@
             </w:sdt>
           </w:p>
         </w:tc>
-        <w:tc>
-          <w:tcPr>
-            <w:tcW w:w="2920" w:type="dxa"/>
-            <w:vAlign w:val="center"/>
-          </w:tcPr>
-          <w:p>
-            <w:pPr>
-              <w:tabs>
-                <w:tab w:val="left" w:pos="-720"/>
-              </w:tabs>
-              <w:suppressAutoHyphens/>
-              <w:spacing w:line="264" w:lineRule="auto"/>
-              <w:jc w:val="both"/>
-              <w:rPr>
-                <w:rFonts w:ascii="Arial" w:hAnsi="Arial" w:cs="Arial"/>
-                <w:b/>
-                <w:bCs/>
-                <w:smallCaps/>
-                <w:spacing w:val="-2"/>
-                <w:sz w:val="20"/>
-                <w:lang w:eastAsia="zh-CN"/>
-              </w:rPr>
-            </w:pPr>
-          </w:p>
-        </w:tc>
-      </w:tr>
-      <w:tr>
-        <w:tc>
-          <w:tcPr>
-            <w:tcW w:w="3690" w:type="dxa"/>
-            <w:vAlign w:val="center"/>
-          </w:tcPr>
-          <w:p>
-            <w:pPr>
-              <w:tabs>
-                <w:tab w:val="left" w:pos="-720"/>
-              </w:tabs>
-              <w:suppressAutoHyphens/>
-              <w:spacing w:line="264" w:lineRule="auto"/>
-              <w:jc w:val="both"/>
-              <w:rPr>
-                <w:rFonts w:ascii="Arial" w:hAnsi="Arial" w:cs="Arial"/>
-                <w:bCs/>
-                <w:sz w:val="4"/>
-                <w:szCs w:val="4"/>
-                <w:lang w:eastAsia="zh-CN"/>
-              </w:rPr>
-            </w:pPr>
-          </w:p>
-          <w:p>
-            <w:pPr>
-              <w:tabs>
-                <w:tab w:val="left" w:pos="-720"/>
-              </w:tabs>
-              <w:suppressAutoHyphens/>
-              <w:spacing w:line="264" w:lineRule="auto"/>
-              <w:jc w:val="both"/>
-              <w:rPr>
-                <w:rFonts w:ascii="Arial" w:hAnsi="Arial" w:cs="Arial"/>
-                <w:bCs/>
-                <w:sz w:val="20"/>
-                <w:lang w:eastAsia="zh-CN"/>
-              </w:rPr>
-            </w:pPr>
-            <w:r>
-              <w:rPr>
-                <w:rFonts w:ascii="Arial" w:hAnsi="Arial" w:cs="Arial" w:hint="eastAsia"/>
-                <w:bCs/>
-                <w:sz w:val="20"/>
-                <w:lang w:eastAsia="zh-CN"/>
-              </w:rPr>
-              <w:t>Requested</w:t>
-            </w:r>
-            <w:r>
-              <w:rPr>
-                <w:rFonts w:ascii="Arial" w:hAnsi="Arial" w:cs="Arial"/>
-                <w:b/>
-                <w:bCs/>
-                <w:smallCaps/>
-                <w:spacing w:val="-2"/>
-                <w:sz w:val="20"/>
-                <w:lang w:eastAsia="zh-TW"/>
-              </w:rPr>
-              <w:t xml:space="preserve"> </w:t>
-            </w:r>
-            <w:r>
-              <w:rPr>
-                <w:rFonts w:ascii="Arial" w:hAnsi="Arial" w:cs="Arial" w:hint="eastAsia"/>
-                <w:bCs/>
-                <w:sz w:val="20"/>
-                <w:lang w:eastAsia="zh-CN"/>
-              </w:rPr>
-              <w:t>Inspection Date</w:t>
-            </w:r>
-            <w:proofErr w:type="gramStart"/>
-            <w:r>
-              <w:rPr>
-                <w:rFonts w:ascii="PMingLiU" w:hAnsi="PMingLiU" w:cs="Arial" w:hint="eastAsia"/>
-                <w:b/>
-                <w:bCs/>
-                <w:smallCaps/>
-                <w:spacing w:val="-2"/>
-                <w:sz w:val="20"/>
-                <w:lang w:eastAsia="zh-CN"/>
-              </w:rPr>
-              <w:t>验货</w:t>
-            </w:r>
-            <w:r>
-              <w:rPr>
-                <w:rFonts w:ascii="PMingLiU" w:hAnsi="PMingLiU" w:cs="Arial"/>
-                <w:b/>
-                <w:bCs/>
-                <w:smallCaps/>
-                <w:spacing w:val="-2"/>
-                <w:sz w:val="20"/>
-                <w:lang w:eastAsia="zh-TW"/>
-              </w:rPr>
-              <w:t>日期</w:t>
-            </w:r>
-            <w:r>
-              <w:rPr>
-                <w:rFonts w:ascii="Arial" w:hAnsi="Arial" w:cs="Arial" w:hint="eastAsia"/>
-                <w:b/>
-                <w:bCs/>
-                <w:smallCaps/>
-                <w:spacing w:val="-2"/>
-                <w:sz w:val="20"/>
-                <w:lang w:eastAsia="zh-CN"/>
-              </w:rPr>
-              <w:t xml:space="preserve"> </w:t>
-            </w:r>
-            <w:r>
-              <w:rPr>
-                <w:rFonts w:ascii="Arial" w:hAnsi="Arial" w:cs="Arial"/>
-                <w:b/>
-                <w:bCs/>
-                <w:smallCaps/>
-                <w:spacing w:val="-2"/>
-                <w:sz w:val="20"/>
-                <w:lang w:eastAsia="zh-TW"/>
-              </w:rPr>
-              <w:t>:</w:t>
-            </w:r>
-            <w:proofErr w:type="gramEnd"/>
-          </w:p>
-        </w:tc>
-        <w:tc>
-          <w:tcPr>
-            <w:tcW w:w="6938" w:type="dxa"/>
-            <w:gridSpan w:val="2"/>
-            <w:tcBorders>
-              <w:bottom w:val="single" w:sz="4" w:space="0" w:color="auto"/>
-            </w:tcBorders>
-            <w:vAlign w:val="center"/>
-          </w:tcPr>
-          <w:p>
-            <w:pPr>
-              <w:tabs>
-                <w:tab w:val="left" w:pos="-720"/>
-              </w:tabs>
-              <w:suppressAutoHyphens/>
-              <w:spacing w:line="264" w:lineRule="auto"/>
-              <w:jc w:val="both"/>
-              <w:rPr>
-                <w:rFonts w:ascii="Arial" w:hAnsi="Arial" w:cs="Arial"/>
-                <w:b/>
-                <w:bCs/>
-                <w:smallCaps/>
-                <w:spacing w:val="-2"/>
-                <w:sz w:val="20"/>
-                <w:szCs w:val="20"/>
-                <w:lang w:eastAsia="zh-CN"/>
-              </w:rPr>
-            </w:pPr>
-          </w:p>
-        </w:tc>
-      </w:tr>
-    </w:tbl>
-    <w:p>
-      <w:pPr>
-        <w:snapToGrid w:val="0"/>
-        <w:rPr>
-          <w:rFonts w:ascii="Arial" w:hAnsi="Arial" w:cs="Arial"/>
-          <w:sz w:val="10"/>
-          <w:szCs w:val="10"/>
-        </w:rPr>
-      </w:pPr>
-    </w:p>
-    <w:p>
-      <w:pPr>
-        <w:snapToGrid w:val="0"/>
-        <w:rPr>
-          <w:rFonts w:ascii="Arial" w:hAnsi="Arial" w:cs="Arial"/>
-          <w:sz w:val="18"/>
-          <w:szCs w:val="18"/>
-        </w:rPr>
-      </w:pPr>
-      <w:r>
-        <w:rPr>
-          <w:rFonts w:ascii="Arial" w:hAnsi="Arial" w:cs="Arial"/>
-          <w:sz w:val="18"/>
-          <w:szCs w:val="18"/>
-        </w:rPr>
-        <w:t>We inform you that the following goods will be ready for inspection with details as below:</w:t>
-      </w:r>
-    </w:p>
-    <w:p>
-      <w:pPr>
-        <w:snapToGrid w:val="0"/>
-        <w:rPr>
-          <w:rFonts w:ascii="宋体" w:hAnsi="宋体" w:cs="Arial"/>
-          <w:sz w:val="18"/>
-          <w:szCs w:val="18"/>
-          <w:lang w:eastAsia="zh-CN"/>
-        </w:rPr>
-      </w:pPr>
-      <w:r>
-        <w:rPr>
-          <w:rFonts w:ascii="宋体" w:hAnsi="宋体" w:cs="Arial"/>
-          <w:sz w:val="18"/>
-          <w:szCs w:val="18"/>
-          <w:lang w:eastAsia="zh-CN"/>
-        </w:rPr>
-        <w:t>我司現正式通知</w:t>
-      </w:r>
-      <w:r>
-        <w:rPr>
-          <w:rFonts w:ascii="宋体" w:hAnsi="宋体" w:cs="Arial"/>
-          <w:sz w:val="18"/>
-          <w:szCs w:val="18"/>
-          <w:lang w:eastAsia="zh-CN"/>
-        </w:rPr>
-        <w:t>CNQ</w:t>
-      </w:r>
-      <w:r>
-        <w:rPr>
-          <w:rFonts w:ascii="宋体" w:hAnsi="宋体" w:cs="Arial"/>
-          <w:sz w:val="18"/>
-          <w:szCs w:val="18"/>
-          <w:lang w:eastAsia="zh-CN"/>
-        </w:rPr>
-        <w:t>以下</w:t>
-      </w:r>
-      <w:r>
-        <w:rPr>
-          <w:rFonts w:ascii="宋体" w:hAnsi="宋体" w:cs="Arial"/>
-          <w:sz w:val="18"/>
-          <w:szCs w:val="18"/>
-          <w:lang w:eastAsia="zh-CN"/>
-        </w:rPr>
-        <w:t>货</w:t>
-      </w:r>
-      <w:r>
-        <w:rPr>
-          <w:rFonts w:ascii="宋体" w:hAnsi="宋体" w:cs="Arial"/>
-          <w:sz w:val="18"/>
-          <w:szCs w:val="18"/>
-          <w:lang w:eastAsia="zh-CN"/>
-        </w:rPr>
-        <w:t>物已</w:t>
-      </w:r>
-      <w:r>
-        <w:rPr>
-          <w:rFonts w:ascii="宋体" w:hAnsi="宋体" w:cs="Arial" w:hint="eastAsia"/>
-          <w:sz w:val="18"/>
-          <w:szCs w:val="18"/>
-          <w:lang w:eastAsia="zh-CN"/>
-        </w:rPr>
-        <w:t>备好</w:t>
-      </w:r>
-      <w:r>
-        <w:rPr>
-          <w:rFonts w:ascii="宋体" w:hAnsi="宋体" w:cs="Arial" w:hint="eastAsia"/>
-          <w:sz w:val="18"/>
-          <w:szCs w:val="18"/>
-          <w:lang w:eastAsia="zh-CN"/>
-        </w:rPr>
-        <w:t>,</w:t>
-      </w:r>
-      <w:r>
-        <w:rPr>
-          <w:rFonts w:ascii="宋体" w:hAnsi="宋体" w:cs="Arial"/>
-          <w:sz w:val="18"/>
-          <w:szCs w:val="18"/>
-          <w:lang w:eastAsia="zh-CN"/>
-        </w:rPr>
-        <w:t>请根据</w:t>
-      </w:r>
-      <w:r>
-        <w:rPr>
-          <w:rFonts w:ascii="宋体" w:hAnsi="宋体" w:cs="Arial"/>
-          <w:sz w:val="18"/>
-          <w:szCs w:val="18"/>
-          <w:lang w:eastAsia="zh-CN"/>
-        </w:rPr>
-        <w:t>下列</w:t>
-      </w:r>
-      <w:r>
-        <w:rPr>
-          <w:rFonts w:ascii="宋体" w:hAnsi="宋体" w:cs="Arial"/>
-          <w:sz w:val="18"/>
-          <w:szCs w:val="18"/>
-          <w:lang w:eastAsia="zh-CN"/>
-        </w:rPr>
-        <w:t>资料安排验货事项：</w:t>
-      </w:r>
-    </w:p>
-    <w:tbl>
-      <w:tblPr>
-        <w:tblW w:w="13772" w:type="dxa"/>
-        <w:tblLayout w:type="fixed"/>
-        <w:tblCellMar>
-          <w:left w:w="0" w:type="dxa"/>
-          <w:right w:w="0" w:type="dxa"/>
-        </w:tblCellMar>
-        <w:tblLook w:val="0000" w:firstRow="0" w:lastRow="0" w:firstColumn="0" w:lastColumn="0" w:noHBand="0" w:noVBand="0"/>
-      </w:tblPr>
-      <w:tblGrid>
-        <w:gridCol w:w="1985"/>
-        <w:gridCol w:w="4252"/>
-        <w:gridCol w:w="1241"/>
-        <w:gridCol w:w="35"/>
-        <w:gridCol w:w="3112"/>
-        <w:gridCol w:w="3147"/>
-      </w:tblGrid>
-      <w:tr>
-        <w:trPr>
-          <w:gridAfter w:val="1"/>
-          <w:wAfter w:w="3147" w:type="dxa"/>
-        </w:trPr>
-        <w:tc>
-          <w:tcPr>
-            <w:tcW w:w="1985" w:type="dxa"/>
-            <w:vAlign w:val="bottom"/>
-          </w:tcPr>
-          <w:p>
-            <w:pPr>
-              <w:tabs>
-                <w:tab w:val="left" w:pos="1718"/>
-              </w:tabs>
-              <w:rPr>
-                <w:rFonts w:ascii="Arial" w:hAnsi="Arial" w:cs="Arial"/>
-                <w:sz w:val="18"/>
-                <w:szCs w:val="18"/>
-              </w:rPr>
-            </w:pPr>
-            <w:r>
-              <w:rPr>
-                <w:rFonts w:ascii="Arial" w:hAnsi="Arial" w:cs="Arial"/>
-                <w:sz w:val="18"/>
-                <w:szCs w:val="18"/>
-              </w:rPr>
-              <w:t>From (Applicant)</w:t>
-            </w:r>
-            <w:r>
-              <w:rPr>
-                <w:rFonts w:ascii="Arial" w:hAnsi="Arial" w:cs="Arial"/>
-                <w:sz w:val="18"/>
-                <w:szCs w:val="18"/>
-              </w:rPr>
-              <w:tab/>
-              <w:t>:</w:t>
-            </w:r>
-          </w:p>
-          <w:p>
-            <w:pPr>
-              <w:pStyle w:val="Header"/>
-              <w:tabs>
-                <w:tab w:val="clear" w:pos="4320"/>
-                <w:tab w:val="clear" w:pos="8640"/>
-                <w:tab w:val="left" w:pos="1718"/>
-              </w:tabs>
-              <w:overflowPunct/>
-              <w:autoSpaceDE/>
-              <w:autoSpaceDN/>
-              <w:adjustRightInd/>
-              <w:spacing w:before="0" w:line="240" w:lineRule="auto"/>
-              <w:textAlignment w:val="auto"/>
-              <w:rPr>
-                <w:rFonts w:ascii="PMingLiU" w:eastAsia="宋体" w:hAnsi="PMingLiU" w:cs="Arial"/>
-                <w:sz w:val="18"/>
-                <w:szCs w:val="18"/>
-                <w:lang w:val="en-US" w:eastAsia="zh-CN"/>
-              </w:rPr>
-            </w:pPr>
-            <w:r>
-              <w:rPr>
-                <w:rFonts w:ascii="PMingLiU" w:eastAsia="宋体" w:hAnsi="PMingLiU" w:cs="Arial" w:hint="eastAsia"/>
-                <w:sz w:val="18"/>
-                <w:szCs w:val="18"/>
-                <w:lang w:val="en-US" w:eastAsia="zh-CN"/>
-              </w:rPr>
-              <w:t>申请方（</w:t>
-            </w:r>
-            <w:proofErr w:type="spellStart"/>
-            <w:r>
-              <w:rPr>
-                <w:rFonts w:ascii="PMingLiU" w:eastAsia="Times New Roman" w:hAnsi="PMingLiU" w:cs="Arial" w:hint="eastAsia"/>
-                <w:sz w:val="18"/>
-                <w:szCs w:val="18"/>
-                <w:lang w:val="en-US" w:eastAsia="zh-TW"/>
-              </w:rPr>
-              <w:t>公司</w:t>
-            </w:r>
-            <w:proofErr w:type="spellEnd"/>
-            <w:r>
-              <w:rPr>
-                <w:rFonts w:ascii="PMingLiU" w:eastAsia="宋体" w:hAnsi="PMingLiU" w:cs="Arial" w:hint="eastAsia"/>
-                <w:sz w:val="18"/>
-                <w:szCs w:val="18"/>
-                <w:lang w:val="en-US" w:eastAsia="zh-CN"/>
-              </w:rPr>
-              <w:t>名称）</w:t>
-            </w:r>
-          </w:p>
-        </w:tc>
-        <w:tc>
-          <w:tcPr>
-            <w:tcW w:w="4252" w:type="dxa"/>
-            <w:tcBorders>
-              <w:bottom w:val="single" w:sz="4" w:space="0" w:color="auto"/>
-            </w:tcBorders>
-            <w:vAlign w:val="center"/>
-          </w:tcPr>
-          <w:p>
-            <w:pPr>
-              <w:rPr>
-                <w:rFonts w:ascii="Arial" w:hAnsi="Arial" w:cs="Arial"/>
-                <w:sz w:val="18"/>
-                <w:szCs w:val="18"/>
-              </w:rPr>
-            </w:pPr>
-          </w:p>
-        </w:tc>
-        <w:tc>
-          <w:tcPr>
-            <w:tcW w:w="4388" w:type="dxa"/>
-            <w:gridSpan w:val="3"/>
-            <w:vAlign w:val="bottom"/>
-          </w:tcPr>
-          <w:p>
-            <w:pPr>
-              <w:rPr>
-                <w:rFonts w:ascii="Arial" w:hAnsi="Arial" w:cs="Arial"/>
-                <w:sz w:val="20"/>
-                <w:szCs w:val="20"/>
-              </w:rPr>
-            </w:pPr>
-            <w:sdt>
-              <w:sdtPr>
-                <w:rPr>
-                  <w:rFonts w:ascii="Arial" w:hAnsi="Arial" w:cs="Arial"/>
-                  <w:b/>
-                  <w:bCs/>
-                  <w:sz w:val="22"/>
-                  <w:szCs w:val="22"/>
-                  <w:lang w:eastAsia="zh-TW"/>
-                </w:rPr>
-                <w:id w:val="-2091847331"/>
-                <w14:checkbox>
-                  <w14:checked w14:val="0"/>
-                  <w14:checkedState w14:val="2612" w14:font="MS Gothic"/>
-                  <w14:uncheckedState w14:val="2610" w14:font="MS Gothic"/>
-                </w14:checkbox>
-              </w:sdtPr>
-              <w:sdtContent>
-                <w:r>
-                  <w:rPr>
-                    <w:rFonts w:ascii="MS Gothic" w:eastAsia="MS Gothic" w:hAnsi="MS Gothic" w:cs="Arial" w:hint="eastAsia"/>
-                    <w:b/>
-                    <w:bCs/>
-                    <w:sz w:val="22"/>
-                    <w:szCs w:val="22"/>
-                    <w:lang w:eastAsia="zh-TW"/>
-                  </w:rPr>
-                  <w:t>☐</w:t>
-                </w:r>
-              </w:sdtContent>
-            </w:sdt>
-            <w:r>
-              <w:rPr>
-                <w:rFonts w:ascii="Arial" w:hAnsi="Arial" w:cs="Arial"/>
-                <w:sz w:val="20"/>
-                <w:szCs w:val="20"/>
-                <w:lang w:eastAsia="zh-TW"/>
-              </w:rPr>
-              <w:t xml:space="preserve"> </w:t>
-            </w:r>
-            <w:r>
-              <w:rPr>
-                <w:rFonts w:ascii="Arial" w:hAnsi="Arial" w:cs="Arial"/>
-                <w:sz w:val="20"/>
-                <w:szCs w:val="20"/>
-                <w:lang w:eastAsia="zh-TW"/>
-              </w:rPr>
-              <w:t>Buyer</w:t>
-            </w:r>
-            <w:r>
-              <w:rPr>
-                <w:rFonts w:ascii="Arial" w:hAnsi="Arial" w:cs="Arial" w:hint="eastAsia"/>
-                <w:sz w:val="18"/>
-                <w:szCs w:val="18"/>
-                <w:lang w:eastAsia="zh-CN"/>
-              </w:rPr>
-              <w:t>买家</w:t>
-            </w:r>
-            <w:r>
-              <w:rPr>
-                <w:rFonts w:ascii="Arial" w:hAnsi="Arial" w:cs="Arial" w:hint="eastAsia"/>
-                <w:sz w:val="20"/>
-                <w:szCs w:val="20"/>
-                <w:lang w:eastAsia="zh-CN"/>
-              </w:rPr>
-              <w:t xml:space="preserve"> </w:t>
-            </w:r>
-            <w:r>
-              <w:rPr>
-                <w:rFonts w:ascii="Arial" w:hAnsi="Arial" w:cs="Arial"/>
-                <w:sz w:val="20"/>
-                <w:szCs w:val="20"/>
-                <w:lang w:eastAsia="zh-CN"/>
-              </w:rPr>
-              <w:t xml:space="preserve"> </w:t>
-            </w:r>
-            <w:sdt>
-              <w:sdtPr>
-                <w:rPr>
-                  <w:rFonts w:ascii="Arial" w:hAnsi="Arial" w:cs="Arial"/>
-                  <w:b/>
-                  <w:bCs/>
-                  <w:sz w:val="22"/>
-                  <w:szCs w:val="22"/>
-                  <w:lang w:eastAsia="zh-TW"/>
-                </w:rPr>
-                <w:id w:val="372121811"/>
-                <w14:checkbox>
-                  <w14:checked w14:val="1"/>
-                  <w14:checkedState w14:val="2612" w14:font="MS Gothic"/>
-                  <w14:uncheckedState w14:val="2610" w14:font="MS Gothic"/>
-                </w14:checkbox>
-              </w:sdtPr>
-              <w:sdtContent>
-                <w:r>
-                  <w:rPr>
-                    <w:rFonts w:ascii="MS Gothic" w:eastAsia="MS Gothic" w:hAnsi="MS Gothic" w:cs="Arial" w:hint="eastAsia"/>
-                    <w:b/>
-                    <w:bCs/>
-                    <w:sz w:val="22"/>
-                    <w:szCs w:val="22"/>
-                    <w:lang w:eastAsia="zh-TW"/>
-                  </w:rPr>
-                  <w:t>☒</w:t>
-                </w:r>
-              </w:sdtContent>
-            </w:sdt>
-            <w:r>
-              <w:rPr>
-                <w:rFonts w:ascii="Arial" w:hAnsi="Arial" w:cs="Arial"/>
-                <w:sz w:val="20"/>
-                <w:szCs w:val="20"/>
-                <w:lang w:eastAsia="zh-TW"/>
-              </w:rPr>
-              <w:t xml:space="preserve"> </w:t>
-            </w:r>
-            <w:r>
-              <w:rPr>
-                <w:rFonts w:ascii="Arial" w:hAnsi="Arial" w:cs="Arial"/>
-                <w:sz w:val="20"/>
-                <w:szCs w:val="20"/>
-                <w:lang w:eastAsia="zh-TW"/>
-              </w:rPr>
-              <w:t>Vendor</w:t>
-            </w:r>
-            <w:r>
-              <w:rPr>
-                <w:rFonts w:ascii="Arial" w:hAnsi="Arial" w:cs="Arial" w:hint="eastAsia"/>
-                <w:sz w:val="18"/>
-                <w:szCs w:val="18"/>
-                <w:lang w:eastAsia="zh-CN"/>
-              </w:rPr>
-              <w:t>中间商</w:t>
-            </w:r>
-            <w:r>
-              <w:rPr>
-                <w:rFonts w:ascii="Arial" w:hAnsi="Arial" w:cs="Arial"/>
-                <w:sz w:val="20"/>
-                <w:szCs w:val="20"/>
-                <w:lang w:eastAsia="zh-TW"/>
-              </w:rPr>
-              <w:t xml:space="preserve">  </w:t>
-            </w:r>
-            <w:sdt>
-              <w:sdtPr>
-                <w:rPr>
-                  <w:rFonts w:ascii="Arial" w:hAnsi="Arial" w:cs="Arial"/>
-                  <w:b/>
-                  <w:bCs/>
-                  <w:sz w:val="22"/>
-                  <w:szCs w:val="22"/>
-                  <w:lang w:eastAsia="zh-TW"/>
-                </w:rPr>
-                <w:id w:val="1931160947"/>
-                <w14:checkbox>
-                  <w14:checked w14:val="0"/>
-                  <w14:checkedState w14:val="2612" w14:font="MS Gothic"/>
-                  <w14:uncheckedState w14:val="2610" w14:font="MS Gothic"/>
-                </w14:checkbox>
-              </w:sdtPr>
-              <w:sdtContent>
-                <w:r>
-                  <w:rPr>
-                    <w:rFonts w:ascii="MS Gothic" w:eastAsia="MS Gothic" w:hAnsi="MS Gothic" w:cs="Arial" w:hint="eastAsia"/>
-                    <w:b/>
-                    <w:bCs/>
-                    <w:sz w:val="22"/>
-                    <w:szCs w:val="22"/>
-                    <w:lang w:eastAsia="zh-TW"/>
-                  </w:rPr>
-                  <w:t>☐</w:t>
-                </w:r>
-              </w:sdtContent>
-            </w:sdt>
-            <w:r>
-              <w:rPr>
-                <w:rFonts w:ascii="Arial" w:hAnsi="Arial" w:cs="Arial"/>
-                <w:sz w:val="20"/>
-                <w:szCs w:val="20"/>
-                <w:lang w:eastAsia="zh-TW"/>
-              </w:rPr>
-              <w:t xml:space="preserve"> </w:t>
-            </w:r>
-            <w:r>
-              <w:rPr>
-                <w:rFonts w:ascii="Arial" w:hAnsi="Arial" w:cs="Arial"/>
-                <w:sz w:val="20"/>
-                <w:szCs w:val="20"/>
-                <w:lang w:eastAsia="zh-TW"/>
-              </w:rPr>
-              <w:t>Factory</w:t>
-            </w:r>
-            <w:r>
-              <w:rPr>
-                <w:rFonts w:ascii="Arial" w:hAnsi="Arial" w:cs="Arial" w:hint="eastAsia"/>
-                <w:sz w:val="18"/>
-                <w:szCs w:val="18"/>
-                <w:lang w:eastAsia="zh-CN"/>
-              </w:rPr>
-              <w:t>工厂</w:t>
-            </w:r>
-          </w:p>
-        </w:tc>
       </w:tr>
       <w:tr>
         <w:trPr>
@@ -1343,7 +550,7 @@
         </w:trPr>
         <w:tc>
           <w:tcPr>
-            <w:tcW w:w="1985" w:type="dxa"/>
+            <w:tcW w:w="1440" w:type="dxa"/>
             <w:vAlign w:val="bottom"/>
           </w:tcPr>
           <w:p>
@@ -1352,90 +559,45 @@
                 <w:tab w:val="left" w:pos="1718"/>
               </w:tabs>
               <w:spacing w:before="120"/>
-              <w:rPr>
-                <w:rFonts w:ascii="Arial" w:hAnsi="Arial" w:cs="Arial"/>
-                <w:sz w:val="18"/>
-                <w:szCs w:val="18"/>
+              <w:jc w:val="right"/>
+              <w:rPr>
+                <w:rFonts w:ascii="Arial" w:hAnsi="Arial" w:cs="Arial"/>
+                <w:sz w:val="20"/>
+                <w:szCs w:val="20"/>
                 <w:lang w:eastAsia="zh-CN"/>
               </w:rPr>
             </w:pPr>
             <w:r>
               <w:rPr>
                 <w:rFonts w:ascii="Arial" w:hAnsi="Arial" w:cs="Arial"/>
-                <w:sz w:val="18"/>
-                <w:szCs w:val="18"/>
+                <w:sz w:val="20"/>
+                <w:szCs w:val="20"/>
               </w:rPr>
               <w:t>Addre</w:t>
             </w:r>
             <w:r>
               <w:rPr>
                 <w:rFonts w:ascii="Arial" w:hAnsi="Arial" w:cs="Arial"/>
-                <w:sz w:val="18"/>
-                <w:szCs w:val="18"/>
+                <w:sz w:val="20"/>
+                <w:szCs w:val="20"/>
               </w:rPr>
               <w:t>ss</w:t>
             </w:r>
             <w:r>
               <w:rPr>
-                <w:rFonts w:ascii="Arial" w:hAnsi="Arial" w:cs="Arial" w:hint="eastAsia"/>
-                <w:sz w:val="18"/>
-                <w:szCs w:val="18"/>
-              </w:rPr>
-              <w:t>地址</w:t>
-            </w:r>
-            <w:r>
-              <w:rPr>
-                <w:rFonts w:ascii="Arial" w:hAnsi="Arial" w:cs="Arial" w:hint="eastAsia"/>
-                <w:sz w:val="18"/>
-                <w:szCs w:val="18"/>
-                <w:lang w:eastAsia="zh-CN"/>
-              </w:rPr>
-              <w:t xml:space="preserve"> </w:t>
-            </w:r>
-            <w:r>
-              <w:rPr>
-                <w:rFonts w:ascii="Arial" w:hAnsi="Arial" w:cs="Arial"/>
-                <w:sz w:val="18"/>
-                <w:szCs w:val="18"/>
-                <w:lang w:eastAsia="zh-CN"/>
-              </w:rPr>
-              <w:t xml:space="preserve">           </w:t>
-            </w:r>
-            <w:proofErr w:type="gramStart"/>
-            <w:r>
-              <w:rPr>
-                <w:rFonts w:ascii="Arial" w:hAnsi="Arial" w:cs="Arial"/>
-                <w:sz w:val="18"/>
-                <w:szCs w:val="18"/>
-                <w:lang w:eastAsia="zh-CN"/>
-              </w:rPr>
-              <w:t xml:space="preserve"> </w:t>
-            </w:r>
-            <w:r>
-              <w:rPr>
-                <w:rFonts w:ascii="Arial" w:hAnsi="Arial" w:cs="Arial" w:hint="eastAsia"/>
-                <w:sz w:val="18"/>
-                <w:szCs w:val="18"/>
-                <w:lang w:eastAsia="zh-CN"/>
-              </w:rPr>
-              <w:t xml:space="preserve"> </w:t>
-            </w:r>
-            <w:r>
-              <w:rPr>
-                <w:rFonts w:ascii="Arial" w:hAnsi="Arial" w:cs="Arial"/>
-                <w:sz w:val="18"/>
-                <w:szCs w:val="18"/>
+                <w:rFonts w:ascii="Arial" w:hAnsi="Arial" w:cs="Arial"/>
+                <w:sz w:val="20"/>
+                <w:szCs w:val="20"/>
                 <w:lang w:eastAsia="zh-CN"/>
               </w:rPr>
               <w:t>:</w:t>
             </w:r>
-            <w:proofErr w:type="gramEnd"/>
-          </w:p>
-        </w:tc>
-        <w:tc>
-          <w:tcPr>
-            <w:tcW w:w="8640" w:type="dxa"/>
-            <w:gridSpan w:val="4"/>
+          </w:p>
+        </w:tc>
+        <w:tc>
+          <w:tcPr>
+            <w:tcW w:w="9185" w:type="dxa"/>
+            <w:gridSpan w:val="3"/>
             <w:tcBorders>
               <w:bottom w:val="single" w:sz="4" w:space="0" w:color="auto"/>
             </w:tcBorders>
@@ -1445,7 +607,7 @@
             <w:pPr>
               <w:spacing w:before="120"/>
               <w:rPr>
-                <w:rFonts w:ascii="Arial" w:hAnsi="Arial" w:cs="Arial"/>
+                <w:rFonts w:ascii="Arial" w:hAnsi="Arial" w:cs="Arial" w:hint="eastAsia"/>
                 <w:sz w:val="18"/>
                 <w:szCs w:val="18"/>
                 <w:lang w:eastAsia="zh-CN"/>
@@ -1462,7 +624,7 @@
         </w:trPr>
         <w:tc>
           <w:tcPr>
-            <w:tcW w:w="1985" w:type="dxa"/>
+            <w:tcW w:w="1440" w:type="dxa"/>
             <w:vAlign w:val="bottom"/>
           </w:tcPr>
           <w:p>
@@ -1471,59 +633,59 @@
                 <w:tab w:val="left" w:pos="1718"/>
               </w:tabs>
               <w:spacing w:before="120"/>
-              <w:rPr>
-                <w:rFonts w:ascii="Arial" w:hAnsi="Arial" w:cs="Arial"/>
-                <w:sz w:val="18"/>
-                <w:szCs w:val="18"/>
+              <w:jc w:val="right"/>
+              <w:rPr>
+                <w:rFonts w:ascii="Arial" w:hAnsi="Arial" w:cs="Arial"/>
+                <w:sz w:val="20"/>
+                <w:szCs w:val="20"/>
               </w:rPr>
             </w:pPr>
             <w:r>
               <w:rPr>
                 <w:rFonts w:ascii="Arial" w:hAnsi="Arial" w:cs="Arial"/>
-                <w:sz w:val="18"/>
-                <w:szCs w:val="18"/>
-              </w:rPr>
-              <w:t>Contact P</w:t>
+                <w:sz w:val="20"/>
+                <w:szCs w:val="20"/>
+              </w:rPr>
+              <w:t>Contact</w:t>
             </w:r>
             <w:r>
               <w:rPr>
-                <w:rFonts w:ascii="Arial" w:hAnsi="Arial" w:cs="Arial"/>
-                <w:sz w:val="18"/>
-                <w:szCs w:val="18"/>
+                <w:rFonts w:ascii="Arial" w:hAnsi="Arial" w:cs="Arial" w:hint="eastAsia"/>
+                <w:sz w:val="20"/>
+                <w:szCs w:val="20"/>
+                <w:lang w:eastAsia="zh-CN"/>
+              </w:rPr>
+              <w:t xml:space="preserve"> </w:t>
+            </w:r>
+            <w:r>
+              <w:rPr>
+                <w:rFonts w:ascii="Arial" w:hAnsi="Arial" w:cs="Arial"/>
+                <w:sz w:val="20"/>
+                <w:szCs w:val="20"/>
+              </w:rPr>
+              <w:t>P</w:t>
+            </w:r>
+            <w:r>
+              <w:rPr>
+                <w:rFonts w:ascii="Arial" w:hAnsi="Arial" w:cs="Arial"/>
+                <w:sz w:val="20"/>
+                <w:szCs w:val="20"/>
               </w:rPr>
               <w:t>erso</w:t>
             </w:r>
             <w:r>
               <w:rPr>
                 <w:rFonts w:ascii="Arial" w:hAnsi="Arial" w:cs="Arial"/>
-                <w:sz w:val="18"/>
-                <w:szCs w:val="18"/>
+                <w:sz w:val="20"/>
+                <w:szCs w:val="20"/>
               </w:rPr>
               <w:t>n</w:t>
             </w:r>
             <w:r>
               <w:rPr>
-                <w:rFonts w:hint="eastAsia"/>
-                <w:sz w:val="18"/>
-                <w:szCs w:val="18"/>
-                <w:lang w:eastAsia="zh-CN"/>
-              </w:rPr>
-              <w:t>联系</w:t>
-            </w:r>
-            <w:r>
-              <w:rPr>
-                <w:rFonts w:eastAsia="MingLiU" w:hint="eastAsia"/>
-                <w:sz w:val="18"/>
-                <w:szCs w:val="18"/>
-                <w:lang w:eastAsia="zh-TW"/>
-              </w:rPr>
-              <w:t>人</w:t>
-            </w:r>
-            <w:r>
-              <w:rPr>
-                <w:rFonts w:ascii="Arial" w:hAnsi="Arial" w:cs="Arial"/>
-                <w:sz w:val="18"/>
-                <w:szCs w:val="18"/>
+                <w:rFonts w:ascii="Arial" w:hAnsi="Arial" w:cs="Arial"/>
+                <w:sz w:val="20"/>
+                <w:szCs w:val="20"/>
                 <w:lang w:eastAsia="zh-TW"/>
               </w:rPr>
               <w:t>:</w:t>
@@ -1532,7 +694,7 @@
         </w:tc>
         <w:tc>
           <w:tcPr>
-            <w:tcW w:w="4252" w:type="dxa"/>
+            <w:tcW w:w="4230" w:type="dxa"/>
             <w:tcBorders>
               <w:top w:val="single" w:sz="4" w:space="0" w:color="auto"/>
               <w:bottom w:val="single" w:sz="4" w:space="0" w:color="auto"/>
@@ -1552,7 +714,7 @@
         </w:tc>
         <w:tc>
           <w:tcPr>
-            <w:tcW w:w="1241" w:type="dxa"/>
+            <w:tcW w:w="1980" w:type="dxa"/>
             <w:tcBorders>
               <w:top w:val="single" w:sz="4" w:space="0" w:color="auto"/>
             </w:tcBorders>
@@ -1564,45 +726,36 @@
                 <w:tab w:val="left" w:pos="903"/>
               </w:tabs>
               <w:spacing w:before="120"/>
-              <w:rPr>
-                <w:rFonts w:ascii="Arial" w:hAnsi="Arial" w:cs="Arial"/>
-                <w:sz w:val="18"/>
-                <w:szCs w:val="18"/>
+              <w:jc w:val="right"/>
+              <w:rPr>
+                <w:rFonts w:ascii="Arial" w:hAnsi="Arial" w:cs="Arial"/>
+                <w:sz w:val="20"/>
+                <w:szCs w:val="20"/>
               </w:rPr>
             </w:pPr>
             <w:r>
               <w:rPr>
-                <w:rFonts w:ascii="Arial" w:hAnsi="Arial" w:cs="Arial"/>
-                <w:sz w:val="18"/>
-                <w:szCs w:val="18"/>
-              </w:rPr>
-              <w:t xml:space="preserve">Tel. </w:t>
+                <w:rFonts w:ascii="Arial" w:hAnsi="Arial" w:cs="Arial" w:hint="eastAsia"/>
+                <w:sz w:val="20"/>
+                <w:szCs w:val="20"/>
+                <w:lang w:eastAsia="zh-CN"/>
+              </w:rPr>
+              <w:t>Phone</w:t>
             </w:r>
             <w:r>
               <w:rPr>
-                <w:rFonts w:ascii="Arial" w:hAnsi="Arial" w:cs="Arial" w:hint="eastAsia"/>
-                <w:sz w:val="18"/>
-                <w:szCs w:val="18"/>
-                <w:lang w:eastAsia="zh-CN"/>
-              </w:rPr>
-              <w:t>电话</w:t>
-            </w:r>
-            <w:r>
-              <w:rPr>
-                <w:rFonts w:ascii="Arial" w:hAnsi="Arial" w:cs="Arial"/>
-                <w:sz w:val="18"/>
-                <w:szCs w:val="18"/>
+                <w:rFonts w:ascii="Arial" w:hAnsi="Arial" w:cs="Arial"/>
+                <w:sz w:val="20"/>
+                <w:szCs w:val="20"/>
                 <w:lang w:eastAsia="zh-TW"/>
               </w:rPr>
-              <w:tab/>
               <w:t>:</w:t>
             </w:r>
           </w:p>
         </w:tc>
         <w:tc>
           <w:tcPr>
-            <w:tcW w:w="3147" w:type="dxa"/>
-            <w:gridSpan w:val="2"/>
+            <w:tcW w:w="2975" w:type="dxa"/>
             <w:tcBorders>
               <w:top w:val="single" w:sz="4" w:space="0" w:color="auto"/>
               <w:bottom w:val="single" w:sz="4" w:space="0" w:color="auto"/>
@@ -1627,84 +780,32 @@
         </w:trPr>
         <w:tc>
           <w:tcPr>
-            <w:tcW w:w="1985" w:type="dxa"/>
+            <w:tcW w:w="1440" w:type="dxa"/>
             <w:vAlign w:val="bottom"/>
           </w:tcPr>
           <w:p>
             <w:pPr>
               <w:spacing w:before="120"/>
-              <w:rPr>
-                <w:rFonts w:ascii="Arial" w:hAnsi="Arial" w:cs="Arial"/>
-                <w:sz w:val="18"/>
-                <w:szCs w:val="18"/>
+              <w:jc w:val="right"/>
+              <w:rPr>
+                <w:rFonts w:ascii="Arial" w:hAnsi="Arial" w:cs="Arial"/>
+                <w:sz w:val="20"/>
+                <w:szCs w:val="20"/>
               </w:rPr>
             </w:pPr>
             <w:r>
               <w:rPr>
                 <w:rFonts w:ascii="Arial" w:hAnsi="Arial" w:cs="Arial" w:hint="eastAsia"/>
-                <w:sz w:val="18"/>
-                <w:szCs w:val="18"/>
+                <w:sz w:val="20"/>
+                <w:szCs w:val="20"/>
               </w:rPr>
               <w:t>E-mail</w:t>
             </w:r>
             <w:r>
               <w:rPr>
                 <w:rFonts w:ascii="Arial" w:hAnsi="Arial" w:cs="Arial"/>
-                <w:sz w:val="18"/>
-                <w:szCs w:val="18"/>
-              </w:rPr>
-              <w:t xml:space="preserve"> </w:t>
-            </w:r>
-            <w:r>
-              <w:rPr>
-                <w:rFonts w:ascii="MingLiU" w:hAnsi="MingLiU" w:cs="Arial" w:hint="eastAsia"/>
-                <w:sz w:val="18"/>
-                <w:szCs w:val="18"/>
-                <w:lang w:eastAsia="zh-CN"/>
-              </w:rPr>
-              <w:t>邮箱</w:t>
-            </w:r>
-            <w:r>
-              <w:rPr>
-                <w:rFonts w:ascii="MingLiU" w:hAnsi="MingLiU" w:cs="Arial" w:hint="eastAsia"/>
-                <w:sz w:val="18"/>
-                <w:szCs w:val="18"/>
-                <w:lang w:eastAsia="zh-CN"/>
-              </w:rPr>
-              <w:t xml:space="preserve"> </w:t>
-            </w:r>
-            <w:r>
-              <w:rPr>
-                <w:rFonts w:ascii="MingLiU" w:hAnsi="MingLiU" w:cs="Arial" w:hint="eastAsia"/>
-                <w:sz w:val="18"/>
-                <w:szCs w:val="18"/>
-                <w:lang w:eastAsia="zh-CN"/>
-              </w:rPr>
-              <w:t xml:space="preserve">  </w:t>
-            </w:r>
-            <w:r>
-              <w:rPr>
-                <w:rFonts w:ascii="MingLiU" w:hAnsi="MingLiU" w:cs="Arial"/>
-                <w:sz w:val="18"/>
-                <w:szCs w:val="18"/>
-                <w:lang w:eastAsia="zh-CN"/>
-              </w:rPr>
-              <w:t xml:space="preserve">     </w:t>
-            </w:r>
-            <w:r>
-              <w:rPr>
-                <w:rFonts w:ascii="MingLiU" w:hAnsi="MingLiU" w:cs="Arial" w:hint="eastAsia"/>
-                <w:sz w:val="18"/>
-                <w:szCs w:val="18"/>
-                <w:lang w:eastAsia="zh-CN"/>
-              </w:rPr>
-              <w:t xml:space="preserve">  </w:t>
-            </w:r>
-            <w:r>
-              <w:rPr>
-                <w:rFonts w:ascii="Arial" w:hAnsi="Arial" w:cs="Arial"/>
-                <w:sz w:val="18"/>
-                <w:szCs w:val="18"/>
+                <w:sz w:val="20"/>
+                <w:szCs w:val="20"/>
                 <w:lang w:eastAsia="zh-TW"/>
               </w:rPr>
               <w:t>:</w:t>
@@ -1713,7 +814,7 @@
         </w:tc>
         <w:tc>
           <w:tcPr>
-            <w:tcW w:w="4252" w:type="dxa"/>
+            <w:tcW w:w="4230" w:type="dxa"/>
             <w:tcBorders>
               <w:top w:val="single" w:sz="4" w:space="0" w:color="auto"/>
               <w:bottom w:val="single" w:sz="4" w:space="0" w:color="auto"/>
@@ -1733,8 +834,7 @@
         </w:tc>
         <w:tc>
           <w:tcPr>
-            <w:tcW w:w="1276" w:type="dxa"/>
-            <w:gridSpan w:val="2"/>
+            <w:tcW w:w="1980" w:type="dxa"/>
             <w:vAlign w:val="bottom"/>
           </w:tcPr>
           <w:p>
@@ -1744,43 +844,34 @@
               </w:tabs>
               <w:spacing w:before="120"/>
               <w:rPr>
-                <w:rFonts w:ascii="Arial" w:hAnsi="Arial" w:cs="Arial"/>
-                <w:sz w:val="18"/>
-                <w:szCs w:val="18"/>
+                <w:rFonts w:ascii="Arial" w:hAnsi="Arial" w:cs="Arial" w:hint="eastAsia"/>
+                <w:sz w:val="20"/>
+                <w:szCs w:val="20"/>
+                <w:lang w:eastAsia="zh-CN"/>
               </w:rPr>
             </w:pPr>
             <w:r>
               <w:rPr>
                 <w:rFonts w:ascii="Arial" w:hAnsi="Arial" w:cs="Arial"/>
-                <w:sz w:val="18"/>
-                <w:szCs w:val="18"/>
-              </w:rPr>
-              <w:t xml:space="preserve">Client </w:t>
+                <w:sz w:val="20"/>
+                <w:szCs w:val="20"/>
+              </w:rPr>
+              <w:t>Client</w:t>
             </w:r>
             <w:r>
               <w:rPr>
                 <w:rFonts w:ascii="Arial" w:hAnsi="Arial" w:cs="Arial" w:hint="eastAsia"/>
-                <w:sz w:val="18"/>
-                <w:szCs w:val="18"/>
-                <w:lang w:eastAsia="zh-CN"/>
-              </w:rPr>
-              <w:t>客户</w:t>
+                <w:sz w:val="20"/>
+                <w:szCs w:val="20"/>
+                <w:lang w:eastAsia="zh-CN"/>
+              </w:rPr>
+              <w:t xml:space="preserve"> (if not by client):</w:t>
             </w:r>
-            <w:r>
-              <w:rPr>
-                <w:rFonts w:ascii="Arial" w:hAnsi="Arial" w:cs="Arial"/>
-                <w:sz w:val="18"/>
-                <w:szCs w:val="18"/>
-                <w:lang w:eastAsia="zh-TW"/>
-              </w:rPr>
-              <w:tab/>
-              <w:t>:</w:t>
-            </w:r>
-          </w:p>
-        </w:tc>
-        <w:tc>
-          <w:tcPr>
-            <w:tcW w:w="3112" w:type="dxa"/>
+          </w:p>
+        </w:tc>
+        <w:tc>
+          <w:tcPr>
+            <w:tcW w:w="2975" w:type="dxa"/>
             <w:tcBorders>
               <w:bottom w:val="single" w:sz="4" w:space="0" w:color="auto"/>
             </w:tcBorders>
@@ -1818,32 +909,6 @@
         </w:tc>
       </w:tr>
     </w:tbl>
-    <w:p>
-      <w:pPr>
-        <w:tabs>
-          <w:tab w:val="left" w:pos="10620"/>
-        </w:tabs>
-        <w:snapToGrid w:val="0"/>
-        <w:spacing w:after="120" w:line="40" w:lineRule="exact"/>
-        <w:rPr>
-          <w:rFonts w:ascii="Arial" w:hAnsi="Arial" w:cs="Arial"/>
-          <w:i/>
-          <w:iCs/>
-          <w:sz w:val="16"/>
-          <w:u w:val="dashDotHeavy"/>
-          <w:lang w:eastAsia="zh-TW"/>
-        </w:rPr>
-      </w:pPr>
-      <w:r>
-        <w:rPr>
-          <w:rFonts w:ascii="Arial" w:hAnsi="Arial" w:cs="Arial"/>
-          <w:sz w:val="16"/>
-          <w:u w:val="dashDotHeavy"/>
-          <w:lang w:eastAsia="zh-TW"/>
-        </w:rPr>
-        <w:tab/>
-      </w:r>
-    </w:p>
     <w:p>
       <w:pPr>
         <w:tabs>
@@ -1861,27 +926,6 @@
           <w:lang w:eastAsia="zh-CN"/>
         </w:rPr>
       </w:pPr>
-      <w:r>
-        <w:rPr>
-          <w:rFonts w:ascii="Arial" w:hAnsi="Arial" w:cs="Arial" w:hint="eastAsia"/>
-          <w:bCs/>
-          <w:sz w:val="20"/>
-          <w:lang w:eastAsia="zh-CN"/>
-        </w:rPr>
-        <w:t xml:space="preserve">Inspection Details </w:t>
-      </w:r>
-      <w:r>
-        <w:rPr>
-          <w:rFonts w:ascii="Arial" w:hAnsi="Arial" w:cs="Arial" w:hint="eastAsia"/>
-          <w:b/>
-          <w:bCs/>
-          <w:smallCaps/>
-          <w:spacing w:val="-2"/>
-          <w:sz w:val="20"/>
-          <w:lang w:eastAsia="zh-CN"/>
-        </w:rPr>
-        <w:t>产品资料</w:t>
-      </w:r>
     </w:p>
     <w:tbl>
       <w:tblPr>
@@ -1894,15 +938,15 @@
         <w:tblLook w:val="0000" w:firstRow="0" w:lastRow="0" w:firstColumn="0" w:lastColumn="0" w:noHBand="0" w:noVBand="0"/>
       </w:tblPr>
       <w:tblGrid>
-        <w:gridCol w:w="2880"/>
-        <w:gridCol w:w="2610"/>
-        <w:gridCol w:w="2435"/>
-        <w:gridCol w:w="2698"/>
+        <w:gridCol w:w="1890"/>
+        <w:gridCol w:w="5040"/>
+        <w:gridCol w:w="1350"/>
+        <w:gridCol w:w="2343"/>
       </w:tblGrid>
       <w:tr>
         <w:tc>
           <w:tcPr>
-            <w:tcW w:w="2880" w:type="dxa"/>
+            <w:tcW w:w="1890" w:type="dxa"/>
             <w:vAlign w:val="bottom"/>
           </w:tcPr>
           <w:p>
@@ -1911,44 +955,35 @@
                 <w:tab w:val="left" w:pos="2618"/>
               </w:tabs>
               <w:spacing w:before="120"/>
-              <w:rPr>
-                <w:rFonts w:ascii="Arial" w:hAnsi="Arial" w:cs="Arial"/>
-                <w:sz w:val="18"/>
-                <w:szCs w:val="18"/>
+              <w:jc w:val="right"/>
+              <w:rPr>
+                <w:rFonts w:ascii="Arial" w:hAnsi="Arial" w:cs="Arial"/>
+                <w:sz w:val="20"/>
+                <w:szCs w:val="20"/>
               </w:rPr>
             </w:pPr>
             <w:r>
               <w:rPr>
                 <w:rFonts w:ascii="Arial" w:hAnsi="Arial" w:cs="Arial"/>
-                <w:sz w:val="18"/>
-                <w:szCs w:val="18"/>
-              </w:rPr>
-              <w:t xml:space="preserve">Product Description </w:t>
+                <w:sz w:val="20"/>
+                <w:szCs w:val="20"/>
+              </w:rPr>
+              <w:t>Product Description</w:t>
             </w:r>
             <w:r>
               <w:rPr>
-                <w:rFonts w:ascii="PMingLiU" w:hAnsi="PMingLiU" w:cs="Arial" w:hint="eastAsia"/>
-                <w:sz w:val="18"/>
-                <w:szCs w:val="18"/>
-                <w:lang w:eastAsia="zh-CN"/>
-              </w:rPr>
-              <w:t>产品名称</w:t>
-            </w:r>
-            <w:r>
-              <w:rPr>
-                <w:rFonts w:ascii="Arial" w:hAnsi="Arial" w:cs="Arial"/>
-                <w:sz w:val="18"/>
-                <w:szCs w:val="18"/>
+                <w:rFonts w:ascii="Arial" w:hAnsi="Arial" w:cs="Arial"/>
+                <w:sz w:val="20"/>
+                <w:szCs w:val="20"/>
                 <w:lang w:eastAsia="zh-TW"/>
               </w:rPr>
-              <w:tab/>
               <w:t>:</w:t>
             </w:r>
           </w:p>
         </w:tc>
         <w:tc>
           <w:tcPr>
-            <w:tcW w:w="7743" w:type="dxa"/>
+            <w:tcW w:w="8733" w:type="dxa"/>
             <w:gridSpan w:val="3"/>
             <w:tcBorders>
               <w:bottom w:val="single" w:sz="4" w:space="0" w:color="auto"/>
@@ -1959,9 +994,10 @@
             <w:pPr>
               <w:spacing w:before="120"/>
               <w:rPr>
-                <w:rFonts w:ascii="Arial" w:hAnsi="Arial" w:cs="Arial"/>
-                <w:sz w:val="20"/>
-                <w:szCs w:val="20"/>
+                <w:rFonts w:ascii="Arial" w:hAnsi="Arial" w:cs="Arial" w:hint="eastAsia"/>
+                <w:sz w:val="20"/>
+                <w:szCs w:val="20"/>
+                <w:lang w:eastAsia="zh-CN"/>
               </w:rPr>
             </w:pPr>
           </w:p>
@@ -1973,7 +1009,7 @@
         </w:trPr>
         <w:tc>
           <w:tcPr>
-            <w:tcW w:w="2880" w:type="dxa"/>
+            <w:tcW w:w="1890" w:type="dxa"/>
             <w:vAlign w:val="bottom"/>
           </w:tcPr>
           <w:p>
@@ -1982,44 +1018,35 @@
                 <w:tab w:val="left" w:pos="2618"/>
               </w:tabs>
               <w:spacing w:before="120"/>
-              <w:rPr>
-                <w:rFonts w:ascii="Arial" w:hAnsi="Arial" w:cs="Arial"/>
-                <w:sz w:val="18"/>
-                <w:szCs w:val="18"/>
+              <w:jc w:val="right"/>
+              <w:rPr>
+                <w:rFonts w:ascii="Arial" w:hAnsi="Arial" w:cs="Arial"/>
+                <w:sz w:val="20"/>
+                <w:szCs w:val="20"/>
               </w:rPr>
             </w:pPr>
             <w:r>
               <w:rPr>
                 <w:rFonts w:ascii="Arial" w:hAnsi="Arial" w:cs="Arial"/>
-                <w:sz w:val="18"/>
-                <w:szCs w:val="18"/>
+                <w:sz w:val="20"/>
+                <w:szCs w:val="20"/>
               </w:rPr>
               <w:t>Art. No./ Model</w:t>
             </w:r>
             <w:r>
               <w:rPr>
-                <w:rFonts w:ascii="PMingLiU" w:hAnsi="PMingLiU" w:cs="Arial" w:hint="eastAsia"/>
-                <w:sz w:val="18"/>
-                <w:szCs w:val="18"/>
-                <w:lang w:eastAsia="zh-CN"/>
-              </w:rPr>
-              <w:t>产品型号</w:t>
-            </w:r>
-            <w:r>
-              <w:rPr>
-                <w:rFonts w:ascii="Arial" w:hAnsi="Arial" w:cs="Arial"/>
-                <w:sz w:val="18"/>
-                <w:szCs w:val="18"/>
+                <w:rFonts w:ascii="Arial" w:hAnsi="Arial" w:cs="Arial"/>
+                <w:sz w:val="20"/>
+                <w:szCs w:val="20"/>
                 <w:lang w:eastAsia="zh-TW"/>
               </w:rPr>
-              <w:tab/>
               <w:t>:</w:t>
             </w:r>
           </w:p>
         </w:tc>
         <w:tc>
           <w:tcPr>
-            <w:tcW w:w="2610" w:type="dxa"/>
+            <w:tcW w:w="5040" w:type="dxa"/>
             <w:tcBorders>
               <w:top w:val="single" w:sz="4" w:space="0" w:color="auto"/>
               <w:bottom w:val="single" w:sz="4" w:space="0" w:color="auto"/>
@@ -2031,34 +1058,34 @@
               <w:spacing w:before="120"/>
               <w:rPr>
                 <w:rFonts w:ascii="Arial" w:eastAsiaTheme="minorEastAsia" w:hAnsi="Arial" w:cs="Arial"/>
-                <w:sz w:val="20"/>
-                <w:szCs w:val="20"/>
+                <w:sz w:val="18"/>
+                <w:szCs w:val="18"/>
                 <w:lang w:eastAsia="zh-CN"/>
               </w:rPr>
             </w:pPr>
             <w:r>
               <w:rPr>
-                <w:rFonts w:ascii="Arial" w:eastAsiaTheme="minorEastAsia" w:hAnsi="Arial" w:cs="Arial"/>
-                <w:sz w:val="20"/>
-                <w:szCs w:val="20"/>
-                <w:lang w:eastAsia="zh-CN"/>
-              </w:rPr>
-              <w:t>L</w:t>
+                <w:rFonts w:ascii="Arial" w:eastAsiaTheme="minorEastAsia" w:hAnsi="Arial" w:cs="Arial" w:hint="eastAsia"/>
+                <w:sz w:val="18"/>
+                <w:szCs w:val="18"/>
+                <w:lang w:eastAsia="zh-CN"/>
+              </w:rPr>
+              <w:t xml:space="preserve">      </w:t>
             </w:r>
             <w:r>
               <w:rPr>
-                <w:rFonts w:ascii="Arial" w:eastAsiaTheme="minorEastAsia" w:hAnsi="Arial" w:cs="Arial" w:hint="eastAsia"/>
-                <w:sz w:val="20"/>
-                <w:szCs w:val="20"/>
-                <w:lang w:eastAsia="zh-CN"/>
-              </w:rPr>
-              <w:t>ist in the end if many items</w:t>
+                <w:rFonts w:ascii="Arial" w:eastAsiaTheme="minorEastAsia" w:hAnsi="Arial" w:cs="Arial"/>
+                <w:sz w:val="18"/>
+                <w:szCs w:val="18"/>
+                <w:lang w:eastAsia="zh-CN"/>
+              </w:rPr>
+              <w:t>List in the end if many items</w:t>
             </w:r>
           </w:p>
         </w:tc>
         <w:tc>
           <w:tcPr>
-            <w:tcW w:w="2435" w:type="dxa"/>
+            <w:tcW w:w="1350" w:type="dxa"/>
             <w:tcBorders>
               <w:top w:val="single" w:sz="4" w:space="0" w:color="auto"/>
             </w:tcBorders>
@@ -2073,61 +1100,50 @@
               <w:jc w:val="right"/>
               <w:rPr>
                 <w:rFonts w:ascii="Arial" w:hAnsi="Arial" w:cs="Arial"/>
-                <w:sz w:val="18"/>
-                <w:szCs w:val="18"/>
+                <w:sz w:val="20"/>
+                <w:szCs w:val="20"/>
               </w:rPr>
             </w:pPr>
             <w:r>
               <w:rPr>
                 <w:rFonts w:ascii="Arial" w:hAnsi="Arial" w:cs="Arial"/>
-                <w:sz w:val="18"/>
-                <w:szCs w:val="18"/>
-              </w:rPr>
-              <w:t>Destination</w:t>
+                <w:sz w:val="20"/>
+                <w:szCs w:val="20"/>
+                <w:lang w:eastAsia="zh-CN"/>
+              </w:rPr>
+              <w:t>T</w:t>
             </w:r>
             <w:r>
               <w:rPr>
-                <w:rFonts w:ascii="Arial" w:hAnsi="Arial" w:cs="Arial"/>
-                <w:sz w:val="18"/>
-                <w:szCs w:val="18"/>
-                <w:lang w:eastAsia="zh-TW"/>
-              </w:rPr>
-              <w:t xml:space="preserve"> </w:t>
-            </w:r>
-            <w:proofErr w:type="gramStart"/>
-            <w:r>
-              <w:rPr>
-                <w:rFonts w:ascii="PMingLiU" w:hAnsi="PMingLiU" w:cs="Arial" w:hint="eastAsia"/>
-                <w:sz w:val="18"/>
-                <w:szCs w:val="18"/>
-                <w:lang w:eastAsia="zh-TW"/>
-              </w:rPr>
-              <w:t>目的地</w:t>
+                <w:rFonts w:ascii="Arial" w:hAnsi="Arial" w:cs="Arial" w:hint="eastAsia"/>
+                <w:sz w:val="20"/>
+                <w:szCs w:val="20"/>
+                <w:lang w:eastAsia="zh-CN"/>
+              </w:rPr>
+              <w:t xml:space="preserve">otal </w:t>
             </w:r>
             <w:r>
               <w:rPr>
                 <w:rFonts w:ascii="Arial" w:hAnsi="Arial" w:cs="Arial"/>
-                <w:sz w:val="18"/>
-                <w:szCs w:val="18"/>
-                <w:lang w:eastAsia="zh-TW"/>
-              </w:rPr>
-              <w:t xml:space="preserve"> </w:t>
+                <w:sz w:val="20"/>
+                <w:szCs w:val="20"/>
+              </w:rPr>
+              <w:t>Quantity</w:t>
             </w:r>
             <w:r>
               <w:rPr>
                 <w:rFonts w:ascii="Arial" w:hAnsi="Arial" w:cs="Arial"/>
-                <w:sz w:val="18"/>
-                <w:szCs w:val="18"/>
+                <w:sz w:val="20"/>
+                <w:szCs w:val="20"/>
                 <w:lang w:eastAsia="zh-TW"/>
               </w:rPr>
               <w:t>:</w:t>
             </w:r>
-            <w:proofErr w:type="gramEnd"/>
-          </w:p>
-        </w:tc>
-        <w:tc>
-          <w:tcPr>
-            <w:tcW w:w="2698" w:type="dxa"/>
+          </w:p>
+        </w:tc>
+        <w:tc>
+          <w:tcPr>
+            <w:tcW w:w="2343" w:type="dxa"/>
             <w:tcBorders>
               <w:top w:val="single" w:sz="4" w:space="0" w:color="auto"/>
               <w:bottom w:val="single" w:sz="4" w:space="0" w:color="auto"/>
@@ -2141,10 +1157,10 @@
               </w:tabs>
               <w:spacing w:before="120"/>
               <w:rPr>
-                <w:rFonts w:ascii="Arial" w:eastAsia="PMingLiU" w:hAnsi="Arial" w:cs="Arial"/>
-                <w:sz w:val="20"/>
-                <w:szCs w:val="20"/>
-                <w:lang w:eastAsia="zh-TW"/>
+                <w:rFonts w:ascii="Arial" w:eastAsiaTheme="minorEastAsia" w:hAnsi="Arial" w:cs="Arial" w:hint="eastAsia"/>
+                <w:sz w:val="20"/>
+                <w:szCs w:val="20"/>
+                <w:lang w:eastAsia="zh-CN"/>
               </w:rPr>
             </w:pPr>
           </w:p>
@@ -2156,7 +1172,7 @@
         </w:trPr>
         <w:tc>
           <w:tcPr>
-            <w:tcW w:w="2880" w:type="dxa"/>
+            <w:tcW w:w="1890" w:type="dxa"/>
             <w:vAlign w:val="bottom"/>
           </w:tcPr>
           <w:p>
@@ -2165,44 +1181,35 @@
                 <w:tab w:val="left" w:pos="2618"/>
               </w:tabs>
               <w:spacing w:before="120"/>
-              <w:rPr>
-                <w:rFonts w:ascii="Arial" w:hAnsi="Arial" w:cs="Arial"/>
-                <w:sz w:val="18"/>
-                <w:szCs w:val="18"/>
+              <w:jc w:val="right"/>
+              <w:rPr>
+                <w:rFonts w:ascii="Arial" w:hAnsi="Arial" w:cs="Arial"/>
+                <w:sz w:val="20"/>
+                <w:szCs w:val="20"/>
               </w:rPr>
             </w:pPr>
             <w:r>
               <w:rPr>
                 <w:rFonts w:ascii="Arial" w:hAnsi="Arial" w:cs="Arial"/>
-                <w:sz w:val="18"/>
-                <w:szCs w:val="18"/>
+                <w:sz w:val="20"/>
+                <w:szCs w:val="20"/>
               </w:rPr>
               <w:t>Order No</w:t>
             </w:r>
             <w:r>
               <w:rPr>
-                <w:rFonts w:ascii="PMingLiU" w:hAnsi="PMingLiU" w:cs="Arial" w:hint="eastAsia"/>
-                <w:sz w:val="18"/>
-                <w:szCs w:val="18"/>
-                <w:lang w:eastAsia="zh-CN"/>
-              </w:rPr>
-              <w:t>订单号码</w:t>
-            </w:r>
-            <w:r>
-              <w:rPr>
-                <w:rFonts w:ascii="Arial" w:hAnsi="Arial" w:cs="Arial"/>
-                <w:sz w:val="18"/>
-                <w:szCs w:val="18"/>
+                <w:rFonts w:ascii="Arial" w:hAnsi="Arial" w:cs="Arial"/>
+                <w:sz w:val="20"/>
+                <w:szCs w:val="20"/>
                 <w:lang w:eastAsia="zh-TW"/>
               </w:rPr>
-              <w:tab/>
               <w:t>:</w:t>
             </w:r>
           </w:p>
         </w:tc>
         <w:tc>
           <w:tcPr>
-            <w:tcW w:w="2610" w:type="dxa"/>
+            <w:tcW w:w="5040" w:type="dxa"/>
             <w:tcBorders>
               <w:top w:val="single" w:sz="4" w:space="0" w:color="auto"/>
               <w:bottom w:val="single" w:sz="4" w:space="0" w:color="auto"/>
@@ -2226,7 +1233,7 @@
         </w:tc>
         <w:tc>
           <w:tcPr>
-            <w:tcW w:w="2435" w:type="dxa"/>
+            <w:tcW w:w="1350" w:type="dxa"/>
             <w:vAlign w:val="bottom"/>
           </w:tcPr>
           <w:p>
@@ -2238,71 +1245,33 @@
               <w:jc w:val="right"/>
               <w:rPr>
                 <w:rFonts w:ascii="Arial" w:hAnsi="Arial" w:cs="Arial"/>
-                <w:sz w:val="18"/>
-                <w:szCs w:val="18"/>
+                <w:sz w:val="20"/>
+                <w:szCs w:val="20"/>
                 <w:lang w:eastAsia="zh-CN"/>
               </w:rPr>
             </w:pPr>
             <w:r>
               <w:rPr>
                 <w:rFonts w:ascii="Arial" w:hAnsi="Arial" w:cs="Arial"/>
-                <w:sz w:val="18"/>
-                <w:szCs w:val="18"/>
-                <w:lang w:eastAsia="zh-CN"/>
-              </w:rPr>
-              <w:t>T</w:t>
+                <w:sz w:val="20"/>
+                <w:szCs w:val="20"/>
+              </w:rPr>
+              <w:t>Destination</w:t>
             </w:r>
             <w:r>
               <w:rPr>
-                <w:rFonts w:ascii="Arial" w:hAnsi="Arial" w:cs="Arial" w:hint="eastAsia"/>
-                <w:sz w:val="18"/>
-                <w:szCs w:val="18"/>
-                <w:lang w:eastAsia="zh-CN"/>
-              </w:rPr>
-              <w:t xml:space="preserve">otal </w:t>
-            </w:r>
-            <w:r>
-              <w:rPr>
-                <w:rFonts w:ascii="Arial" w:hAnsi="Arial" w:cs="Arial"/>
-                <w:sz w:val="18"/>
-                <w:szCs w:val="18"/>
-              </w:rPr>
-              <w:t xml:space="preserve">Quantity </w:t>
-            </w:r>
-            <w:proofErr w:type="gramStart"/>
-            <w:r>
-              <w:rPr>
-                <w:rFonts w:ascii="PMingLiU" w:hAnsi="PMingLiU" w:cs="Arial" w:hint="eastAsia"/>
-                <w:sz w:val="18"/>
-                <w:szCs w:val="18"/>
-                <w:lang w:eastAsia="zh-CN"/>
-              </w:rPr>
-              <w:t>数量</w:t>
-            </w:r>
-            <w:r>
-              <w:rPr>
-                <w:rFonts w:ascii="PMingLiU" w:hAnsi="PMingLiU" w:cs="Arial" w:hint="eastAsia"/>
-                <w:sz w:val="18"/>
-                <w:szCs w:val="18"/>
-                <w:lang w:eastAsia="zh-CN"/>
-              </w:rPr>
-              <w:t xml:space="preserve"> </w:t>
-            </w:r>
-            <w:r>
-              <w:rPr>
-                <w:rFonts w:ascii="Arial" w:hAnsi="Arial" w:cs="Arial"/>
-                <w:sz w:val="18"/>
-                <w:szCs w:val="18"/>
+                <w:rFonts w:ascii="Arial" w:hAnsi="Arial" w:cs="Arial"/>
+                <w:sz w:val="20"/>
+                <w:szCs w:val="20"/>
                 <w:lang w:eastAsia="zh-TW"/>
               </w:rPr>
               <w:t>:</w:t>
             </w:r>
-            <w:proofErr w:type="gramEnd"/>
-          </w:p>
-        </w:tc>
-        <w:tc>
-          <w:tcPr>
-            <w:tcW w:w="2698" w:type="dxa"/>
+          </w:p>
+        </w:tc>
+        <w:tc>
+          <w:tcPr>
+            <w:tcW w:w="2343" w:type="dxa"/>
             <w:tcBorders>
               <w:bottom w:val="single" w:sz="4" w:space="0" w:color="auto"/>
             </w:tcBorders>
@@ -2325,47 +1294,6 @@
         </w:tc>
       </w:tr>
     </w:tbl>
-    <w:p>
-      <w:pPr>
-        <w:tabs>
-          <w:tab w:val="left" w:pos="10620"/>
-        </w:tabs>
-        <w:snapToGrid w:val="0"/>
-        <w:spacing w:after="120" w:line="40" w:lineRule="exact"/>
-        <w:rPr>
-          <w:rFonts w:ascii="Arial" w:hAnsi="Arial" w:cs="Arial"/>
-          <w:sz w:val="16"/>
-          <w:u w:val="dashDotHeavy"/>
-          <w:lang w:eastAsia="zh-CN"/>
-        </w:rPr>
-      </w:pPr>
-    </w:p>
-    <w:p>
-      <w:pPr>
-        <w:tabs>
-          <w:tab w:val="left" w:pos="10620"/>
-        </w:tabs>
-        <w:snapToGrid w:val="0"/>
-        <w:spacing w:after="120" w:line="40" w:lineRule="exact"/>
-        <w:rPr>
-          <w:rFonts w:ascii="Arial" w:hAnsi="Arial" w:cs="Arial"/>
-          <w:i/>
-          <w:iCs/>
-          <w:sz w:val="16"/>
-          <w:u w:val="dashDotHeavy"/>
-          <w:lang w:eastAsia="zh-TW"/>
-        </w:rPr>
-      </w:pPr>
-      <w:r>
-        <w:rPr>
-          <w:rFonts w:ascii="Arial" w:hAnsi="Arial" w:cs="Arial"/>
-          <w:sz w:val="16"/>
-          <w:u w:val="dashDotHeavy"/>
-          <w:lang w:eastAsia="zh-TW"/>
-        </w:rPr>
-        <w:tab/>
-      </w:r>
-    </w:p>
     <w:p>
       <w:pPr>
         <w:tabs>
@@ -2376,6 +1304,22 @@
         <w:jc w:val="both"/>
         <w:rPr>
           <w:rFonts w:ascii="Arial" w:hAnsi="Arial" w:cs="Arial"/>
+          <w:sz w:val="16"/>
+          <w:u w:val="dashDotHeavy"/>
+          <w:lang w:eastAsia="zh-CN"/>
+        </w:rPr>
+      </w:pPr>
+    </w:p>
+    <w:p>
+      <w:pPr>
+        <w:tabs>
+          <w:tab w:val="left" w:pos="-720"/>
+        </w:tabs>
+        <w:suppressAutoHyphens/>
+        <w:spacing w:line="264" w:lineRule="auto"/>
+        <w:jc w:val="both"/>
+        <w:rPr>
+          <w:rFonts w:ascii="Arial" w:hAnsi="Arial" w:cs="Arial" w:hint="eastAsia"/>
           <w:sz w:val="20"/>
           <w:lang w:eastAsia="zh-CN"/>
         </w:rPr>
@@ -2387,75 +1331,16 @@
           <w:sz w:val="20"/>
           <w:lang w:eastAsia="zh-CN"/>
         </w:rPr>
-        <w:t>Inspection Location</w:t>
-      </w:r>
-      <w:r>
-        <w:rPr>
-          <w:rFonts w:ascii="Arial" w:hAnsi="Arial" w:cs="Arial"/>
-          <w:b/>
+        <w:t xml:space="preserve">Inspection </w:t>
+      </w:r>
+      <w:r>
+        <w:rPr>
+          <w:rFonts w:ascii="Arial" w:hAnsi="Arial" w:cs="Arial" w:hint="eastAsia"/>
           <w:bCs/>
-          <w:smallCaps/>
-          <w:spacing w:val="-2"/>
-          <w:sz w:val="20"/>
-          <w:lang w:eastAsia="zh-TW"/>
-        </w:rPr>
-        <w:t xml:space="preserve"> </w:t>
-      </w:r>
-      <w:r>
-        <w:rPr>
-          <w:rFonts w:ascii="PMingLiU" w:hAnsi="PMingLiU" w:cs="Arial" w:hint="eastAsia"/>
-          <w:b/>
-          <w:bCs/>
-          <w:smallCaps/>
-          <w:spacing w:val="-2"/>
-          <w:sz w:val="20"/>
-          <w:lang w:eastAsia="zh-CN"/>
-        </w:rPr>
-        <w:t>验货地点</w:t>
-      </w:r>
-      <w:r>
-        <w:rPr>
-          <w:rFonts w:ascii="PMingLiU" w:hAnsi="PMingLiU" w:cs="Arial" w:hint="eastAsia"/>
-          <w:b/>
-          <w:bCs/>
-          <w:smallCaps/>
-          <w:spacing w:val="-2"/>
-          <w:sz w:val="20"/>
-          <w:lang w:eastAsia="zh-CN"/>
-        </w:rPr>
-        <w:t xml:space="preserve"> </w:t>
-      </w:r>
-      <w:r>
-        <w:rPr>
-          <w:rFonts w:ascii="Arial" w:hAnsi="Arial" w:cs="Arial" w:hint="eastAsia"/>
-          <w:sz w:val="20"/>
-          <w:lang w:eastAsia="zh-CN"/>
-        </w:rPr>
-        <w:t>(</w:t>
-      </w:r>
-      <w:r>
-        <w:rPr>
-          <w:rFonts w:ascii="Arial" w:hAnsi="Arial" w:cs="Arial"/>
-          <w:sz w:val="20"/>
-          <w:lang w:eastAsia="zh-CN"/>
-        </w:rPr>
-        <w:t xml:space="preserve">Pls be </w:t>
-      </w:r>
-      <w:r>
-        <w:rPr>
-          <w:rFonts w:ascii="Arial" w:hAnsi="Arial" w:cs="Arial"/>
-          <w:sz w:val="20"/>
-          <w:lang w:eastAsia="zh-CN"/>
-        </w:rPr>
-        <w:t>explicit</w:t>
-      </w:r>
-      <w:r>
-        <w:rPr>
-          <w:rFonts w:ascii="Arial" w:hAnsi="Arial" w:cs="Arial" w:hint="eastAsia"/>
-          <w:sz w:val="20"/>
-          <w:lang w:eastAsia="zh-CN"/>
-        </w:rPr>
-        <w:t>)</w:t>
+          <w:sz w:val="20"/>
+          <w:lang w:eastAsia="zh-CN"/>
+        </w:rPr>
+        <w:t>Initial Contact</w:t>
       </w:r>
     </w:p>
     <w:p>
@@ -2479,9 +1364,8 @@
         <w:tblLook w:val="0000" w:firstRow="0" w:lastRow="0" w:firstColumn="0" w:lastColumn="0" w:noHBand="0" w:noVBand="0"/>
       </w:tblPr>
       <w:tblGrid>
-        <w:gridCol w:w="1418"/>
-        <w:gridCol w:w="22"/>
-        <w:gridCol w:w="1890"/>
+        <w:gridCol w:w="1620"/>
+        <w:gridCol w:w="1710"/>
         <w:gridCol w:w="900"/>
         <w:gridCol w:w="2160"/>
         <w:gridCol w:w="630"/>
@@ -2490,39 +1374,9 @@
       <w:tr>
         <w:tc>
           <w:tcPr>
-            <w:tcW w:w="1418" w:type="dxa"/>
+            <w:tcW w:w="1620" w:type="dxa"/>
             <w:vAlign w:val="bottom"/>
           </w:tcPr>
-          <w:p>
-            <w:pPr>
-              <w:tabs>
-                <w:tab w:val="left" w:pos="1265"/>
-              </w:tabs>
-              <w:rPr>
-                <w:rFonts w:ascii="Arial" w:hAnsi="Arial" w:cs="Arial"/>
-                <w:sz w:val="18"/>
-                <w:szCs w:val="18"/>
-                <w:lang w:eastAsia="zh-CN"/>
-              </w:rPr>
-            </w:pPr>
-            <w:r>
-              <w:rPr>
-                <w:rFonts w:ascii="Arial" w:hAnsi="Arial" w:cs="Arial"/>
-                <w:sz w:val="18"/>
-                <w:szCs w:val="18"/>
-              </w:rPr>
-              <w:t>Factory Name</w:t>
-            </w:r>
-            <w:r>
-              <w:rPr>
-                <w:rFonts w:ascii="Arial" w:hAnsi="Arial" w:cs="Arial"/>
-                <w:sz w:val="18"/>
-                <w:szCs w:val="18"/>
-              </w:rPr>
-              <w:tab/>
-              <w:t>:</w:t>
-            </w:r>
-          </w:p>
           <w:p>
             <w:pPr>
               <w:pStyle w:val="Header"/>
@@ -2536,29 +1390,47 @@
               <w:autoSpaceDN/>
               <w:adjustRightInd/>
               <w:spacing w:before="0" w:line="240" w:lineRule="auto"/>
+              <w:jc w:val="right"/>
               <w:textAlignment w:val="auto"/>
               <w:rPr>
                 <w:rFonts w:eastAsia="宋体" w:cs="Arial"/>
-                <w:sz w:val="18"/>
-                <w:szCs w:val="18"/>
+                <w:sz w:val="20"/>
                 <w:lang w:val="en-US" w:eastAsia="zh-CN"/>
               </w:rPr>
             </w:pPr>
-            <w:r>
-              <w:rPr>
-                <w:rFonts w:eastAsia="宋体" w:hAnsi="PMingLiU" w:cs="Arial"/>
-                <w:sz w:val="18"/>
-                <w:szCs w:val="18"/>
-                <w:lang w:val="en-US" w:eastAsia="zh-CN"/>
-              </w:rPr>
-              <w:t>工厂名称</w:t>
-            </w:r>
-          </w:p>
-        </w:tc>
-        <w:tc>
-          <w:tcPr>
-            <w:tcW w:w="1912" w:type="dxa"/>
-            <w:gridSpan w:val="2"/>
+            <w:sdt>
+              <w:sdtPr>
+                <w:rPr>
+                  <w:rFonts w:cs="Arial"/>
+                  <w:sz w:val="20"/>
+                </w:rPr>
+                <w:id w:val="387381799"/>
+                <w:placeholder>
+                  <w:docPart w:val="A65B704BA35749EE99CD09A213645783"/>
+                </w:placeholder>
+                <w:showingPlcHdr/>
+                <w:dropDownList>
+                  <w:listItem w:value="Choose an item."/>
+                  <w:listItem w:displayText="Supplier: " w:value="Supplier: "/>
+                  <w:listItem w:displayText="Factory: " w:value="Factory: "/>
+                  <w:listItem w:displayText="Other:" w:value="Other："/>
+                </w:dropDownList>
+              </w:sdtPr>
+              <w:sdtContent>
+                <w:r>
+                  <w:rPr>
+                    <w:rStyle w:val="PlaceholderText"/>
+                    <w:rFonts w:ascii="Verdana" w:hAnsi="Verdana"/>
+                  </w:rPr>
+                  <w:t>Choose an item.</w:t>
+                </w:r>
+              </w:sdtContent>
+            </w:sdt>
+          </w:p>
+        </w:tc>
+        <w:tc>
+          <w:tcPr>
+            <w:tcW w:w="1710" w:type="dxa"/>
             <w:tcBorders>
               <w:bottom w:val="single" w:sz="4" w:space="0" w:color="auto"/>
             </w:tcBorders>
@@ -2600,8 +1472,8 @@
         </w:trPr>
         <w:tc>
           <w:tcPr>
-            <w:tcW w:w="1418" w:type="dxa"/>
-            <w:vAlign w:val="bottom"/>
+            <w:tcW w:w="1620" w:type="dxa"/>
+            <w:vMerge w:val="restart"/>
           </w:tcPr>
           <w:p>
             <w:pPr>
@@ -2609,26 +1481,20 @@
                 <w:tab w:val="left" w:pos="1265"/>
               </w:tabs>
               <w:spacing w:before="120"/>
-              <w:rPr>
-                <w:rFonts w:ascii="Arial" w:hAnsi="Arial" w:cs="Arial"/>
-                <w:sz w:val="18"/>
-                <w:szCs w:val="18"/>
+              <w:jc w:val="right"/>
+              <w:rPr>
+                <w:rFonts w:ascii="Arial" w:hAnsi="Arial" w:cs="Arial" w:hint="eastAsia"/>
+                <w:sz w:val="20"/>
+                <w:szCs w:val="20"/>
+                <w:lang w:eastAsia="zh-CN"/>
               </w:rPr>
             </w:pPr>
             <w:r>
               <w:rPr>
-                <w:rFonts w:ascii="Arial" w:hAnsi="Arial" w:cs="Arial"/>
-                <w:sz w:val="18"/>
-                <w:szCs w:val="18"/>
-                <w:lang w:eastAsia="zh-TW"/>
-              </w:rPr>
-              <w:t xml:space="preserve">Factory </w:t>
-            </w:r>
-            <w:r>
-              <w:rPr>
-                <w:rFonts w:ascii="Arial" w:hAnsi="Arial" w:cs="Arial"/>
-                <w:sz w:val="18"/>
-                <w:szCs w:val="18"/>
+                <w:rFonts w:ascii="Arial" w:hAnsi="Arial" w:cs="Arial" w:hint="eastAsia"/>
+                <w:sz w:val="20"/>
+                <w:szCs w:val="20"/>
+                <w:lang w:eastAsia="zh-CN"/>
               </w:rPr>
               <w:t>Address:</w:t>
             </w:r>
@@ -2636,8 +1502,8 @@
         </w:tc>
         <w:tc>
           <w:tcPr>
-            <w:tcW w:w="9205" w:type="dxa"/>
-            <w:gridSpan w:val="6"/>
+            <w:tcW w:w="9003" w:type="dxa"/>
+            <w:gridSpan w:val="5"/>
             <w:tcBorders>
               <w:top w:val="single" w:sz="4" w:space="0" w:color="auto"/>
               <w:bottom w:val="single" w:sz="4" w:space="0" w:color="auto"/>
@@ -2648,19 +1514,20 @@
             <w:pPr>
               <w:spacing w:before="160"/>
               <w:rPr>
-                <w:rFonts w:ascii="Arial" w:eastAsia="PMingLiU" w:hAnsi="Arial" w:cs="Arial"/>
+                <w:rFonts w:ascii="Arial" w:eastAsia="PMingLiU" w:hAnsi="Arial" w:cs="Arial" w:hint="eastAsia"/>
                 <w:sz w:val="18"/>
                 <w:szCs w:val="18"/>
+                <w:lang w:eastAsia="zh-CN"/>
               </w:rPr>
             </w:pPr>
             <w:r>
               <w:rPr>
-                <w:rFonts w:ascii="Arial" w:hAnsi="Arial" w:cs="Arial"/>
+                <w:rFonts w:ascii="Arial" w:hAnsi="Arial" w:cs="Arial" w:hint="eastAsia"/>
                 <w:sz w:val="18"/>
                 <w:szCs w:val="18"/>
-                <w:lang w:eastAsia="zh-TW"/>
-              </w:rPr>
-              <w:tab/>
+                <w:lang w:eastAsia="zh-CN"/>
+              </w:rPr>
+              <w:t xml:space="preserve"> </w:t>
             </w:r>
           </w:p>
         </w:tc>
@@ -2671,7 +1538,8 @@
         </w:trPr>
         <w:tc>
           <w:tcPr>
-            <w:tcW w:w="1418" w:type="dxa"/>
+            <w:tcW w:w="1620" w:type="dxa"/>
+            <w:vMerge/>
           </w:tcPr>
           <w:p>
             <w:pPr>
@@ -2681,26 +1549,17 @@
               <w:spacing w:before="120"/>
               <w:rPr>
                 <w:rFonts w:ascii="Arial" w:hAnsi="Arial" w:cs="Arial"/>
-                <w:sz w:val="18"/>
-                <w:szCs w:val="18"/>
+                <w:sz w:val="20"/>
+                <w:szCs w:val="20"/>
                 <w:lang w:eastAsia="zh-TW"/>
               </w:rPr>
             </w:pPr>
-            <w:r>
-              <w:rPr>
-                <w:rFonts w:cs="Arial"/>
-                <w:sz w:val="18"/>
-                <w:szCs w:val="18"/>
-                <w:lang w:eastAsia="zh-CN"/>
-              </w:rPr>
-              <w:t>工厂地址</w:t>
-            </w:r>
-          </w:p>
-        </w:tc>
-        <w:tc>
-          <w:tcPr>
-            <w:tcW w:w="9205" w:type="dxa"/>
-            <w:gridSpan w:val="6"/>
+          </w:p>
+        </w:tc>
+        <w:tc>
+          <w:tcPr>
+            <w:tcW w:w="9003" w:type="dxa"/>
+            <w:gridSpan w:val="5"/>
             <w:tcBorders>
               <w:top w:val="single" w:sz="4" w:space="0" w:color="auto"/>
               <w:bottom w:val="single" w:sz="4" w:space="0" w:color="auto"/>
@@ -2711,12 +1570,21 @@
             <w:pPr>
               <w:spacing w:before="160"/>
               <w:rPr>
-                <w:rFonts w:ascii="Arial" w:hAnsi="Arial" w:cs="Arial"/>
+                <w:rFonts w:ascii="Arial" w:hAnsi="Arial" w:cs="Arial" w:hint="eastAsia"/>
                 <w:sz w:val="18"/>
                 <w:szCs w:val="18"/>
                 <w:lang w:eastAsia="zh-CN"/>
               </w:rPr>
             </w:pPr>
+            <w:r>
+              <w:rPr>
+                <w:rFonts w:ascii="Arial" w:hAnsi="Arial" w:cs="Arial" w:hint="eastAsia"/>
+                <w:sz w:val="18"/>
+                <w:szCs w:val="18"/>
+                <w:lang w:eastAsia="zh-CN"/>
+              </w:rPr>
+              <w:t xml:space="preserve"> </w:t>
+            </w:r>
           </w:p>
         </w:tc>
       </w:tr>
@@ -2726,8 +1594,7 @@
         </w:trPr>
         <w:tc>
           <w:tcPr>
-            <w:tcW w:w="1440" w:type="dxa"/>
-            <w:gridSpan w:val="2"/>
+            <w:tcW w:w="1620" w:type="dxa"/>
             <w:vAlign w:val="bottom"/>
           </w:tcPr>
           <w:p>
@@ -2737,42 +1604,33 @@
               </w:tabs>
               <w:spacing w:before="120"/>
               <w:rPr>
-                <w:rFonts w:ascii="Arial" w:hAnsi="Arial" w:cs="Arial" w:hint="eastAsia"/>
-                <w:sz w:val="18"/>
-                <w:szCs w:val="18"/>
+                <w:rFonts w:ascii="Arial" w:hAnsi="Arial" w:cs="Arial"/>
+                <w:sz w:val="20"/>
+                <w:szCs w:val="20"/>
                 <w:lang w:eastAsia="zh-CN"/>
               </w:rPr>
             </w:pPr>
             <w:r>
               <w:rPr>
                 <w:rFonts w:ascii="Arial" w:hAnsi="Arial" w:cs="Arial"/>
-                <w:sz w:val="18"/>
-                <w:szCs w:val="18"/>
+                <w:sz w:val="20"/>
+                <w:szCs w:val="20"/>
               </w:rPr>
               <w:t>Contact Person</w:t>
             </w:r>
             <w:r>
               <w:rPr>
                 <w:rFonts w:ascii="Arial" w:hAnsi="Arial" w:cs="Arial" w:hint="eastAsia"/>
-                <w:sz w:val="18"/>
-                <w:szCs w:val="18"/>
+                <w:sz w:val="20"/>
+                <w:szCs w:val="20"/>
               </w:rPr>
               <w:t>：</w:t>
             </w:r>
-            <w:r>
-              <w:rPr>
-                <w:rFonts w:ascii="Arial" w:hAnsi="Arial" w:cs="Arial" w:hint="eastAsia"/>
-                <w:sz w:val="18"/>
-                <w:szCs w:val="18"/>
-                <w:lang w:eastAsia="zh-CN"/>
-              </w:rPr>
-              <w:t>联系人</w:t>
-            </w:r>
-          </w:p>
-        </w:tc>
-        <w:tc>
-          <w:tcPr>
-            <w:tcW w:w="1890" w:type="dxa"/>
+          </w:p>
+        </w:tc>
+        <w:tc>
+          <w:tcPr>
+            <w:tcW w:w="1710" w:type="dxa"/>
             <w:tcBorders>
               <w:bottom w:val="single" w:sz="4" w:space="0" w:color="auto"/>
             </w:tcBorders>
@@ -2782,7 +1640,7 @@
             <w:pPr>
               <w:spacing w:before="120"/>
               <w:rPr>
-                <w:rFonts w:ascii="Arial" w:hAnsi="Arial" w:cs="Arial" w:hint="eastAsia"/>
+                <w:rFonts w:ascii="Arial" w:hAnsi="Arial" w:cs="Arial"/>
                 <w:sz w:val="20"/>
                 <w:szCs w:val="20"/>
                 <w:lang w:eastAsia="zh-CN"/>
@@ -2804,94 +1662,22 @@
                 <w:tab w:val="left" w:pos="903"/>
               </w:tabs>
               <w:spacing w:before="120"/>
-              <w:rPr>
-                <w:rFonts w:ascii="Arial" w:hAnsi="Arial" w:cs="Arial"/>
-                <w:sz w:val="18"/>
-                <w:szCs w:val="18"/>
+              <w:jc w:val="center"/>
+              <w:rPr>
+                <w:rFonts w:ascii="Arial" w:hAnsi="Arial" w:cs="Arial" w:hint="eastAsia"/>
+                <w:sz w:val="20"/>
+                <w:szCs w:val="20"/>
+                <w:lang w:eastAsia="zh-CN"/>
               </w:rPr>
             </w:pPr>
             <w:r>
               <w:rPr>
-                <w:rFonts w:ascii="Arial" w:hAnsi="Arial" w:cs="Arial"/>
-                <w:sz w:val="18"/>
-                <w:szCs w:val="18"/>
-                <w:lang w:eastAsia="zh-TW"/>
-              </w:rPr>
-              <w:t>T</w:t>
-            </w:r>
-            <w:r>
-              <w:rPr>
-                <w:rFonts w:ascii="Arial" w:hAnsi="Arial" w:cs="Arial"/>
-                <w:sz w:val="18"/>
-                <w:szCs w:val="18"/>
-              </w:rPr>
-              <w:t>el.</w:t>
-            </w:r>
-            <w:r>
-              <w:rPr>
-                <w:rFonts w:ascii="Arial" w:hAnsi="Arial" w:cs="Arial"/>
-                <w:sz w:val="18"/>
-                <w:szCs w:val="18"/>
-                <w:lang w:eastAsia="zh-CN"/>
-              </w:rPr>
-              <w:t>/Mob.</w:t>
-            </w:r>
-            <w:r>
-              <w:rPr>
-                <w:rFonts w:ascii="Arial" w:hAnsi="Arial" w:cs="Arial"/>
-                <w:sz w:val="18"/>
-                <w:szCs w:val="18"/>
-              </w:rPr>
-              <w:t xml:space="preserve"> </w:t>
-            </w:r>
-          </w:p>
-          <w:p>
-            <w:pPr>
-              <w:tabs>
-                <w:tab w:val="left" w:pos="903"/>
-              </w:tabs>
-              <w:spacing w:before="120"/>
-              <w:rPr>
-                <w:rFonts w:ascii="Arial" w:hAnsi="Arial" w:cs="Arial"/>
-                <w:sz w:val="18"/>
-                <w:szCs w:val="18"/>
-              </w:rPr>
-            </w:pPr>
-            <w:r>
-              <w:rPr>
-                <w:rFonts w:ascii="Arial" w:hAnsi="Arial" w:cs="Arial"/>
-                <w:sz w:val="18"/>
-                <w:szCs w:val="18"/>
-                <w:lang w:eastAsia="zh-CN"/>
-              </w:rPr>
-              <w:t>电话</w:t>
-            </w:r>
-            <w:r>
-              <w:rPr>
-                <w:rFonts w:ascii="Arial" w:eastAsia="MingLiU" w:hAnsi="Arial" w:cs="Arial"/>
-                <w:sz w:val="18"/>
-                <w:szCs w:val="18"/>
-                <w:lang w:eastAsia="zh-TW"/>
-              </w:rPr>
-              <w:t>/</w:t>
-            </w:r>
-            <w:r>
-              <w:rPr>
-                <w:rFonts w:ascii="Arial" w:eastAsia="MingLiU" w:hAnsi="Arial" w:cs="Arial"/>
-                <w:sz w:val="18"/>
-                <w:szCs w:val="18"/>
-                <w:lang w:eastAsia="zh-TW"/>
-              </w:rPr>
-              <w:t>手机</w:t>
-            </w:r>
-            <w:r>
-              <w:rPr>
-                <w:rFonts w:ascii="Arial" w:hAnsi="Arial" w:cs="Arial"/>
-                <w:sz w:val="18"/>
-                <w:szCs w:val="18"/>
-                <w:lang w:eastAsia="zh-TW"/>
-              </w:rPr>
-              <w:t>:</w:t>
+                <w:rFonts w:ascii="Arial" w:hAnsi="Arial" w:cs="Arial" w:hint="eastAsia"/>
+                <w:sz w:val="20"/>
+                <w:szCs w:val="20"/>
+                <w:lang w:eastAsia="zh-CN"/>
+              </w:rPr>
+              <w:t>Phone:</w:t>
             </w:r>
           </w:p>
         </w:tc>
@@ -2908,9 +1694,10 @@
             <w:pPr>
               <w:spacing w:before="120"/>
               <w:rPr>
-                <w:rFonts w:ascii="Arial" w:hAnsi="Arial" w:cs="Arial"/>
-                <w:sz w:val="20"/>
-                <w:szCs w:val="20"/>
+                <w:rFonts w:ascii="Arial" w:hAnsi="Arial" w:cs="Arial" w:hint="eastAsia"/>
+                <w:sz w:val="20"/>
+                <w:szCs w:val="20"/>
+                <w:lang w:eastAsia="zh-CN"/>
               </w:rPr>
             </w:pPr>
           </w:p>
@@ -2928,38 +1715,15 @@
               <w:spacing w:before="120"/>
               <w:rPr>
                 <w:rFonts w:ascii="Arial" w:hAnsi="Arial" w:cs="Arial"/>
-                <w:sz w:val="18"/>
-                <w:szCs w:val="18"/>
-                <w:lang w:eastAsia="zh-TW"/>
+                <w:sz w:val="20"/>
+                <w:szCs w:val="20"/>
               </w:rPr>
             </w:pPr>
             <w:r>
               <w:rPr>
                 <w:rFonts w:ascii="Arial" w:hAnsi="Arial" w:cs="Arial" w:hint="eastAsia"/>
-                <w:sz w:val="18"/>
-                <w:szCs w:val="18"/>
-                <w:lang w:eastAsia="zh-CN"/>
-              </w:rPr>
-              <w:t>电邮</w:t>
-            </w:r>
-          </w:p>
-          <w:p>
-            <w:pPr>
-              <w:tabs>
-                <w:tab w:val="left" w:pos="903"/>
-              </w:tabs>
-              <w:spacing w:before="120"/>
-              <w:rPr>
-                <w:rFonts w:ascii="Arial" w:hAnsi="Arial" w:cs="Arial"/>
-                <w:sz w:val="18"/>
-                <w:szCs w:val="18"/>
-              </w:rPr>
-            </w:pPr>
-            <w:r>
-              <w:rPr>
-                <w:rFonts w:ascii="Arial" w:hAnsi="Arial" w:cs="Arial" w:hint="eastAsia"/>
-                <w:sz w:val="18"/>
-                <w:szCs w:val="18"/>
+                <w:sz w:val="20"/>
+                <w:szCs w:val="20"/>
                 <w:lang w:eastAsia="zh-CN"/>
               </w:rPr>
               <w:t>Email:</w:t>
@@ -2967,8 +1731,8 @@
             <w:r>
               <w:rPr>
                 <w:rFonts w:ascii="Arial" w:hAnsi="Arial" w:cs="Arial"/>
-                <w:sz w:val="18"/>
-                <w:szCs w:val="18"/>
+                <w:sz w:val="20"/>
+                <w:szCs w:val="20"/>
               </w:rPr>
               <w:t xml:space="preserve"> </w:t>
             </w:r>
@@ -3029,185 +1793,6 @@
           <w:lang w:eastAsia="zh-CN"/>
         </w:rPr>
       </w:pPr>
-      <w:r>
-        <w:rPr>
-          <w:rFonts w:ascii="Arial" w:hAnsi="Arial" w:cs="Arial"/>
-          <w:sz w:val="16"/>
-          <w:u w:val="dashDotHeavy"/>
-          <w:lang w:eastAsia="zh-CN"/>
-        </w:rPr>
-        <w:tab/>
-      </w:r>
-    </w:p>
-    <w:p>
-      <w:pPr>
-        <w:tabs>
-          <w:tab w:val="left" w:pos="-720"/>
-        </w:tabs>
-        <w:suppressAutoHyphens/>
-        <w:spacing w:line="264" w:lineRule="auto"/>
-        <w:jc w:val="both"/>
-        <w:rPr>
-          <w:rFonts w:ascii="Arial" w:hAnsi="Arial" w:cs="Arial"/>
-          <w:b/>
-          <w:bCs/>
-          <w:smallCaps/>
-          <w:spacing w:val="-2"/>
-          <w:sz w:val="20"/>
-          <w:lang w:eastAsia="zh-CN"/>
-        </w:rPr>
-      </w:pPr>
-      <w:r>
-        <w:rPr>
-          <w:rFonts w:ascii="Arial" w:hAnsi="Arial" w:cs="Arial" w:hint="eastAsia"/>
-          <w:bCs/>
-          <w:sz w:val="20"/>
-          <w:lang w:eastAsia="zh-CN"/>
-        </w:rPr>
-        <w:t>Inspection Standard</w:t>
-      </w:r>
-      <w:r>
-        <w:rPr>
-          <w:rFonts w:ascii="Arial" w:eastAsia="MingLiU" w:hAnsi="Arial" w:cs="Arial" w:hint="eastAsia"/>
-          <w:b/>
-          <w:bCs/>
-          <w:smallCaps/>
-          <w:spacing w:val="-2"/>
-          <w:sz w:val="20"/>
-          <w:lang w:eastAsia="zh-TW"/>
-        </w:rPr>
-        <w:t>验货标准</w:t>
-      </w:r>
-      <w:r>
-        <w:rPr>
-          <w:rFonts w:ascii="Arial" w:eastAsia="MingLiU" w:hAnsi="Arial" w:cs="Arial"/>
-          <w:b/>
-          <w:bCs/>
-          <w:smallCaps/>
-          <w:spacing w:val="-2"/>
-          <w:sz w:val="20"/>
-          <w:lang w:eastAsia="zh-TW"/>
-        </w:rPr>
-        <w:t xml:space="preserve">: </w:t>
-      </w:r>
-      <w:r>
-        <w:rPr>
-          <w:rFonts w:ascii="Arial" w:eastAsia="MingLiU" w:hAnsi="Arial" w:cs="Arial" w:hint="eastAsia"/>
-          <w:b/>
-          <w:bCs/>
-          <w:smallCaps/>
-          <w:spacing w:val="-2"/>
-          <w:sz w:val="20"/>
-          <w:lang w:eastAsia="zh-TW"/>
-        </w:rPr>
-        <w:t xml:space="preserve"> </w:t>
-      </w:r>
-      <w:r>
-        <w:rPr>
-          <w:rFonts w:ascii="Arial" w:hAnsi="Arial" w:cs="Arial"/>
-          <w:b/>
-          <w:bCs/>
-          <w:smallCaps/>
-          <w:spacing w:val="-2"/>
-          <w:sz w:val="20"/>
-          <w:lang w:eastAsia="zh-CN"/>
-        </w:rPr>
-        <w:t xml:space="preserve">  </w:t>
-      </w:r>
-      <w:sdt>
-        <w:sdtPr>
-          <w:rPr>
-            <w:rFonts w:ascii="Arial" w:hAnsi="Arial" w:cs="Arial"/>
-            <w:b/>
-            <w:bCs/>
-            <w:sz w:val="22"/>
-            <w:szCs w:val="22"/>
-            <w:lang w:eastAsia="zh-TW"/>
-          </w:rPr>
-          <w:id w:val="-630245178"/>
-          <w14:checkbox>
-            <w14:checked w14:val="1"/>
-            <w14:checkedState w14:val="2612" w14:font="MS Gothic"/>
-            <w14:uncheckedState w14:val="2610" w14:font="MS Gothic"/>
-          </w14:checkbox>
-        </w:sdtPr>
-        <w:sdtContent>
-          <w:r>
-            <w:rPr>
-              <w:rFonts w:ascii="MS Gothic" w:eastAsia="MS Gothic" w:hAnsi="MS Gothic" w:cs="Arial" w:hint="eastAsia"/>
-              <w:b/>
-              <w:bCs/>
-              <w:sz w:val="22"/>
-              <w:szCs w:val="22"/>
-              <w:lang w:eastAsia="zh-TW"/>
-            </w:rPr>
-            <w:t>☒</w:t>
-          </w:r>
-        </w:sdtContent>
-      </w:sdt>
-      <w:r>
-        <w:rPr>
-          <w:rFonts w:ascii="Arial" w:hAnsi="Arial" w:cs="Arial"/>
-          <w:sz w:val="18"/>
-          <w:lang w:eastAsia="zh-TW"/>
-        </w:rPr>
-        <w:t xml:space="preserve"> </w:t>
-      </w:r>
-      <w:r>
-        <w:rPr>
-          <w:rFonts w:ascii="Arial" w:hAnsi="Arial" w:cs="Arial"/>
-          <w:sz w:val="18"/>
-          <w:lang w:eastAsia="zh-TW"/>
-        </w:rPr>
-        <w:t xml:space="preserve">ISO2859-1 (Equivalent to ANSI/ASQC Z1.4)   </w:t>
-      </w:r>
-      <w:sdt>
-        <w:sdtPr>
-          <w:rPr>
-            <w:rFonts w:ascii="Arial" w:hAnsi="Arial" w:cs="Arial"/>
-            <w:b/>
-            <w:bCs/>
-            <w:sz w:val="22"/>
-            <w:szCs w:val="22"/>
-            <w:lang w:eastAsia="zh-TW"/>
-          </w:rPr>
-          <w:id w:val="-611206397"/>
-          <w14:checkbox>
-            <w14:checked w14:val="0"/>
-            <w14:checkedState w14:val="2612" w14:font="MS Gothic"/>
-            <w14:uncheckedState w14:val="2610" w14:font="MS Gothic"/>
-          </w14:checkbox>
-        </w:sdtPr>
-        <w:sdtContent>
-          <w:r>
-            <w:rPr>
-              <w:rFonts w:ascii="MS Gothic" w:eastAsia="MS Gothic" w:hAnsi="MS Gothic" w:cs="Arial" w:hint="eastAsia"/>
-              <w:b/>
-              <w:bCs/>
-              <w:sz w:val="22"/>
-              <w:szCs w:val="22"/>
-              <w:lang w:eastAsia="zh-TW"/>
-            </w:rPr>
-            <w:t>☐</w:t>
-          </w:r>
-        </w:sdtContent>
-      </w:sdt>
-      <w:r>
-        <w:rPr>
-          <w:rFonts w:ascii="Arial" w:hAnsi="Arial" w:cs="Arial" w:hint="eastAsia"/>
-          <w:sz w:val="18"/>
-          <w:lang w:eastAsia="zh-TW"/>
-        </w:rPr>
-        <w:t xml:space="preserve"> </w:t>
-      </w:r>
-      <w:r>
-        <w:rPr>
-          <w:rFonts w:ascii="Arial" w:hAnsi="Arial" w:cs="Arial"/>
-          <w:sz w:val="18"/>
-          <w:lang w:eastAsia="zh-TW"/>
-        </w:rPr>
-        <w:t>Other (please specify) ________</w:t>
-      </w:r>
     </w:p>
     <w:p>
       <w:pPr>
@@ -3231,390 +1816,201 @@
       </w:pPr>
       <w:r>
         <w:rPr>
-          <w:rFonts w:ascii="Arial" w:hAnsi="Arial" w:cs="Arial"/>
-          <w:sz w:val="18"/>
-          <w:szCs w:val="18"/>
+          <w:rFonts w:ascii="Arial" w:hAnsi="Arial" w:cs="Arial" w:hint="eastAsia"/>
+          <w:bCs/>
+          <w:sz w:val="20"/>
+          <w:lang w:eastAsia="zh-CN"/>
+        </w:rPr>
+        <w:t>Inspection Standard</w:t>
+      </w:r>
+      <w:r>
+        <w:rPr>
+          <w:rFonts w:ascii="Arial" w:eastAsia="MingLiU" w:hAnsi="Arial" w:cs="Arial"/>
+          <w:b/>
+          <w:bCs/>
+          <w:smallCaps/>
+          <w:spacing w:val="-2"/>
+          <w:sz w:val="20"/>
           <w:lang w:eastAsia="zh-TW"/>
         </w:rPr>
-        <w:t>S</w:t>
-      </w:r>
-      <w:r>
-        <w:rPr>
-          <w:rFonts w:ascii="Arial" w:hAnsi="Arial" w:cs="Arial"/>
-          <w:sz w:val="18"/>
-          <w:szCs w:val="18"/>
+        <w:t xml:space="preserve">: </w:t>
+      </w:r>
+      <w:r>
+        <w:rPr>
+          <w:rFonts w:ascii="Arial" w:eastAsia="MingLiU" w:hAnsi="Arial" w:cs="Arial" w:hint="eastAsia"/>
+          <w:b/>
+          <w:bCs/>
+          <w:smallCaps/>
+          <w:spacing w:val="-2"/>
+          <w:sz w:val="20"/>
           <w:lang w:eastAsia="zh-TW"/>
         </w:rPr>
-        <w:t>ampling</w:t>
-      </w:r>
-      <w:r>
-        <w:rPr>
-          <w:rFonts w:ascii="Arial" w:hAnsi="Arial" w:cs="Arial" w:hint="eastAsia"/>
-          <w:sz w:val="18"/>
-          <w:szCs w:val="18"/>
-          <w:lang w:eastAsia="zh-CN"/>
-        </w:rPr>
         <w:t xml:space="preserve"> </w:t>
       </w:r>
       <w:r>
         <w:rPr>
-          <w:rFonts w:ascii="Arial" w:hAnsi="Arial" w:cs="Arial"/>
-          <w:sz w:val="18"/>
-          <w:szCs w:val="18"/>
-          <w:lang w:eastAsia="zh-CN"/>
-        </w:rPr>
-        <w:t>P</w:t>
-      </w:r>
-      <w:r>
-        <w:rPr>
-          <w:rFonts w:ascii="Arial" w:hAnsi="Arial" w:cs="Arial" w:hint="eastAsia"/>
-          <w:sz w:val="18"/>
-          <w:szCs w:val="18"/>
-          <w:lang w:eastAsia="zh-CN"/>
-        </w:rPr>
-        <w:t>lan</w:t>
-      </w:r>
-      <w:r>
-        <w:rPr>
-          <w:rFonts w:ascii="Arial" w:hAnsi="Arial" w:cs="Arial" w:hint="eastAsia"/>
-          <w:color w:val="666666"/>
-          <w:sz w:val="18"/>
-          <w:szCs w:val="18"/>
-          <w:lang w:eastAsia="zh-CN"/>
-        </w:rPr>
-        <w:t>:</w:t>
-      </w:r>
-      <w:r>
-        <w:rPr>
-          <w:rFonts w:ascii="Arial" w:hAnsi="Arial" w:cs="Arial"/>
-          <w:color w:val="666666"/>
-          <w:sz w:val="18"/>
-          <w:szCs w:val="18"/>
-          <w:lang w:eastAsia="zh-CN"/>
-        </w:rPr>
-        <w:t xml:space="preserve"> </w:t>
-      </w:r>
-      <w:r>
-        <w:rPr>
-          <w:rFonts w:ascii="Arial" w:hAnsi="Arial" w:cs="Arial"/>
-          <w:color w:val="666666"/>
-          <w:sz w:val="18"/>
-          <w:szCs w:val="18"/>
-          <w:lang w:eastAsia="zh-CN"/>
-        </w:rPr>
-        <w:t xml:space="preserve">      </w:t>
-      </w:r>
-      <w:r>
-        <w:rPr>
-          <w:rFonts w:ascii="Arial" w:hAnsi="Arial" w:cs="Arial"/>
-          <w:color w:val="666666"/>
-          <w:sz w:val="18"/>
-          <w:szCs w:val="18"/>
-          <w:lang w:eastAsia="zh-CN"/>
-        </w:rPr>
-        <w:t xml:space="preserve"> </w:t>
+          <w:rFonts w:ascii="Arial" w:eastAsiaTheme="minorEastAsia" w:hAnsi="Arial" w:cs="Arial" w:hint="eastAsia"/>
+          <w:b/>
+          <w:bCs/>
+          <w:smallCaps/>
+          <w:spacing w:val="-2"/>
+          <w:sz w:val="20"/>
+          <w:lang w:eastAsia="zh-CN"/>
+        </w:rPr>
+        <w:t xml:space="preserve">   </w:t>
+      </w:r>
+      <w:r>
+        <w:rPr>
+          <w:rFonts w:ascii="Arial" w:hAnsi="Arial" w:cs="Arial"/>
+          <w:b/>
+          <w:bCs/>
+          <w:smallCaps/>
+          <w:spacing w:val="-2"/>
+          <w:sz w:val="20"/>
+          <w:lang w:eastAsia="zh-CN"/>
+        </w:rPr>
+        <w:t xml:space="preserve">  </w:t>
       </w:r>
       <w:sdt>
         <w:sdtPr>
           <w:rPr>
             <w:rFonts w:ascii="Arial" w:hAnsi="Arial" w:cs="Arial"/>
-            <w:b/>
-            <w:bCs/>
-            <w:sz w:val="22"/>
-            <w:szCs w:val="22"/>
-            <w:lang w:eastAsia="zh-TW"/>
+            <w:sz w:val="18"/>
+            <w:szCs w:val="18"/>
           </w:rPr>
-          <w:id w:val="-2094007415"/>
-          <w14:checkbox>
-            <w14:checked w14:val="0"/>
-            <w14:checkedState w14:val="2612" w14:font="MS Gothic"/>
-            <w14:uncheckedState w14:val="2610" w14:font="MS Gothic"/>
-          </w14:checkbox>
+          <w:id w:val="780688078"/>
+          <w:placeholder>
+            <w:docPart w:val="2B11D07DDFFB4A01807F8F267A8B3506"/>
+          </w:placeholder>
+          <w:dropDownList>
+            <w:listItem w:value="Choose an item."/>
+            <w:listItem w:displayText="ISO2859-1 (Equivalent to ANSI/ASQC Z1.4)" w:value="ISO2859-1 (Equivalent to ANSI/ASQC Z1.4)"/>
+            <w:listItem w:displayText="Other: " w:value="Other: "/>
+          </w:dropDownList>
         </w:sdtPr>
         <w:sdtContent>
           <w:r>
             <w:rPr>
-              <w:rFonts w:ascii="MS Gothic" w:eastAsia="MS Gothic" w:hAnsi="MS Gothic" w:cs="Arial" w:hint="eastAsia"/>
-              <w:b/>
-              <w:bCs/>
-              <w:sz w:val="22"/>
-              <w:szCs w:val="22"/>
-              <w:lang w:eastAsia="zh-TW"/>
+              <w:rFonts w:ascii="Arial" w:hAnsi="Arial" w:cs="Arial"/>
+              <w:sz w:val="18"/>
+              <w:szCs w:val="18"/>
             </w:rPr>
-            <w:t>☐</w:t>
+            <w:t>ISO2859-1 (Equivalent to ANSI/ASQC Z1.4)</w:t>
           </w:r>
         </w:sdtContent>
       </w:sdt>
       <w:r>
         <w:rPr>
+          <w:rFonts w:ascii="Arial" w:hAnsi="Arial" w:cs="Arial"/>
+          <w:sz w:val="18"/>
+          <w:lang w:eastAsia="zh-TW"/>
+        </w:rPr>
+        <w:t xml:space="preserve"> </w:t>
+      </w:r>
+      <w:r>
+        <w:rPr>
           <w:rFonts w:ascii="Arial" w:hAnsi="Arial" w:cs="Arial" w:hint="eastAsia"/>
           <w:sz w:val="18"/>
-          <w:szCs w:val="18"/>
+          <w:lang w:eastAsia="zh-CN"/>
+        </w:rPr>
+        <w:t xml:space="preserve">              </w:t>
+      </w:r>
+      <w:r>
+        <w:rPr>
+          <w:rFonts w:ascii="Arial" w:hAnsi="Arial" w:cs="Arial"/>
+          <w:sz w:val="20"/>
+          <w:szCs w:val="20"/>
           <w:lang w:eastAsia="zh-TW"/>
         </w:rPr>
+        <w:t>Sampling</w:t>
+      </w:r>
+      <w:r>
+        <w:rPr>
+          <w:rFonts w:ascii="Arial" w:hAnsi="Arial" w:cs="Arial" w:hint="eastAsia"/>
+          <w:sz w:val="20"/>
+          <w:szCs w:val="20"/>
+          <w:lang w:eastAsia="zh-CN"/>
+        </w:rPr>
         <w:t xml:space="preserve"> </w:t>
       </w:r>
       <w:r>
         <w:rPr>
+          <w:rFonts w:ascii="Arial" w:hAnsi="Arial" w:cs="Arial"/>
+          <w:sz w:val="20"/>
+          <w:szCs w:val="20"/>
+          <w:lang w:eastAsia="zh-CN"/>
+        </w:rPr>
+        <w:t>P</w:t>
+      </w:r>
+      <w:r>
+        <w:rPr>
           <w:rFonts w:ascii="Arial" w:hAnsi="Arial" w:cs="Arial" w:hint="eastAsia"/>
+          <w:sz w:val="20"/>
+          <w:szCs w:val="20"/>
+          <w:lang w:eastAsia="zh-CN"/>
+        </w:rPr>
+        <w:t>lan</w:t>
+      </w:r>
+      <w:r>
+        <w:rPr>
+          <w:rFonts w:ascii="Arial" w:hAnsi="Arial" w:cs="Arial" w:hint="eastAsia"/>
+          <w:color w:val="666666"/>
+          <w:sz w:val="20"/>
+          <w:szCs w:val="20"/>
+          <w:lang w:eastAsia="zh-CN"/>
+        </w:rPr>
+        <w:t>:</w:t>
+      </w:r>
+      <w:r>
+        <w:rPr>
+          <w:rFonts w:ascii="Arial" w:hAnsi="Arial" w:cs="Arial"/>
+          <w:color w:val="666666"/>
           <w:sz w:val="18"/>
           <w:szCs w:val="18"/>
           <w:lang w:eastAsia="zh-CN"/>
         </w:rPr>
-        <w:t>L</w:t>
-      </w:r>
-      <w:r>
-        <w:rPr>
-          <w:rFonts w:ascii="Arial" w:hAnsi="Arial" w:cs="Arial"/>
-          <w:sz w:val="18"/>
-          <w:szCs w:val="18"/>
-          <w:lang w:eastAsia="zh-TW"/>
-        </w:rPr>
-        <w:t>evel I</w:t>
-      </w:r>
-      <w:r>
-        <w:rPr>
-          <w:rFonts w:ascii="Arial" w:hAnsi="Arial" w:cs="Arial" w:hint="eastAsia"/>
-          <w:sz w:val="18"/>
-          <w:szCs w:val="18"/>
-          <w:lang w:eastAsia="zh-CN"/>
-        </w:rPr>
-        <w:t xml:space="preserve">  </w:t>
-      </w:r>
-      <w:r>
-        <w:rPr>
-          <w:rFonts w:ascii="Arial" w:hAnsi="Arial" w:cs="Arial" w:hint="eastAsia"/>
-          <w:sz w:val="18"/>
-          <w:szCs w:val="18"/>
-          <w:lang w:eastAsia="zh-CN"/>
-        </w:rPr>
-        <w:t xml:space="preserve">  </w:t>
-      </w:r>
-      <w:r>
-        <w:rPr>
-          <w:rFonts w:ascii="Arial" w:hAnsi="Arial" w:cs="Arial" w:hint="eastAsia"/>
-          <w:sz w:val="18"/>
-          <w:szCs w:val="18"/>
-          <w:lang w:eastAsia="zh-CN"/>
-        </w:rPr>
-        <w:t xml:space="preserve">  </w:t>
-      </w:r>
-      <w:r>
-        <w:rPr>
-          <w:rFonts w:ascii="Arial" w:hAnsi="Arial" w:cs="Arial"/>
-          <w:sz w:val="18"/>
-          <w:szCs w:val="18"/>
-          <w:lang w:eastAsia="zh-CN"/>
-        </w:rPr>
-        <w:t xml:space="preserve">  </w:t>
-      </w:r>
-      <w:r>
-        <w:rPr>
-          <w:rFonts w:ascii="Arial" w:hAnsi="Arial" w:cs="Arial" w:hint="eastAsia"/>
-          <w:sz w:val="18"/>
-          <w:szCs w:val="18"/>
-          <w:lang w:eastAsia="zh-CN"/>
-        </w:rPr>
-        <w:t xml:space="preserve"> </w:t>
+        <w:t xml:space="preserve">   </w:t>
       </w:r>
       <w:sdt>
         <w:sdtPr>
           <w:rPr>
             <w:rFonts w:ascii="Arial" w:hAnsi="Arial" w:cs="Arial"/>
-            <w:b/>
-            <w:bCs/>
-            <w:sz w:val="22"/>
-            <w:szCs w:val="22"/>
-            <w:lang w:eastAsia="zh-TW"/>
+            <w:sz w:val="18"/>
+            <w:szCs w:val="18"/>
           </w:rPr>
-          <w:id w:val="-2020841241"/>
-          <w14:checkbox>
-            <w14:checked w14:val="1"/>
-            <w14:checkedState w14:val="2612" w14:font="MS Gothic"/>
-            <w14:uncheckedState w14:val="2610" w14:font="MS Gothic"/>
-          </w14:checkbox>
+          <w:id w:val="551041563"/>
+          <w:placeholder>
+            <w:docPart w:val="0B203AEB7CAF48FBB24590C62276858D"/>
+          </w:placeholder>
+          <w:showingPlcHdr/>
+          <w:dropDownList>
+            <w:listItem w:value="Choose an item."/>
+            <w:listItem w:displayText="Level I" w:value="Level I"/>
+            <w:listItem w:displayText="Level II" w:value="Level II"/>
+            <w:listItem w:displayText="Level III" w:value="Level III"/>
+            <w:listItem w:displayText="Other: " w:value="Other: "/>
+          </w:dropDownList>
         </w:sdtPr>
         <w:sdtContent>
           <w:r>
             <w:rPr>
-              <w:rFonts w:ascii="MS Gothic" w:eastAsia="MS Gothic" w:hAnsi="MS Gothic" w:cs="Arial" w:hint="eastAsia"/>
-              <w:b/>
-              <w:bCs/>
-              <w:sz w:val="22"/>
-              <w:szCs w:val="22"/>
-              <w:lang w:eastAsia="zh-TW"/>
+              <w:rStyle w:val="PlaceholderText"/>
+              <w:rFonts w:ascii="Verdana" w:hAnsi="Verdana"/>
             </w:rPr>
-            <w:t>☒</w:t>
+            <w:t>Choose an item.</w:t>
           </w:r>
         </w:sdtContent>
       </w:sdt>
       <w:r>
         <w:rPr>
-          <w:rFonts w:ascii="Arial" w:hAnsi="Arial" w:cs="Arial" w:hint="eastAsia"/>
-          <w:sz w:val="18"/>
-          <w:szCs w:val="18"/>
+          <w:rFonts w:ascii="Arial" w:hAnsi="Arial" w:cs="Arial"/>
+          <w:b/>
+          <w:bCs/>
+          <w:sz w:val="22"/>
+          <w:szCs w:val="22"/>
           <w:lang w:eastAsia="zh-TW"/>
         </w:rPr>
         <w:t xml:space="preserve"> </w:t>
-      </w:r>
-      <w:r>
-        <w:rPr>
-          <w:rFonts w:ascii="Arial" w:hAnsi="Arial" w:cs="Arial" w:hint="eastAsia"/>
-          <w:sz w:val="18"/>
-          <w:szCs w:val="18"/>
-          <w:lang w:eastAsia="zh-CN"/>
-        </w:rPr>
-        <w:t>L</w:t>
-      </w:r>
-      <w:r>
-        <w:rPr>
-          <w:rFonts w:ascii="Arial" w:hAnsi="Arial" w:cs="Arial"/>
-          <w:sz w:val="18"/>
-          <w:szCs w:val="18"/>
-          <w:lang w:eastAsia="zh-TW"/>
-        </w:rPr>
-        <w:t>evel II</w:t>
-      </w:r>
-      <w:r>
-        <w:rPr>
-          <w:rFonts w:ascii="Arial" w:hAnsi="Arial" w:cs="Arial" w:hint="eastAsia"/>
-          <w:sz w:val="18"/>
-          <w:szCs w:val="18"/>
-          <w:lang w:eastAsia="zh-CN"/>
-        </w:rPr>
-        <w:t xml:space="preserve">   </w:t>
-      </w:r>
-      <w:r>
-        <w:rPr>
-          <w:rFonts w:ascii="Arial" w:hAnsi="Arial" w:cs="Arial"/>
-          <w:sz w:val="18"/>
-          <w:szCs w:val="18"/>
-          <w:lang w:eastAsia="zh-CN"/>
-        </w:rPr>
-        <w:t xml:space="preserve"> </w:t>
-      </w:r>
-      <w:r>
-        <w:rPr>
-          <w:rFonts w:ascii="Arial" w:hAnsi="Arial" w:cs="Arial" w:hint="eastAsia"/>
-          <w:sz w:val="18"/>
-          <w:szCs w:val="18"/>
-          <w:lang w:eastAsia="zh-CN"/>
-        </w:rPr>
-        <w:t xml:space="preserve">   </w:t>
-      </w:r>
-      <w:sdt>
-        <w:sdtPr>
-          <w:rPr>
-            <w:rFonts w:ascii="Arial" w:hAnsi="Arial" w:cs="Arial"/>
-            <w:b/>
-            <w:bCs/>
-            <w:sz w:val="22"/>
-            <w:szCs w:val="22"/>
-            <w:lang w:eastAsia="zh-TW"/>
-          </w:rPr>
-          <w:id w:val="182025260"/>
-          <w14:checkbox>
-            <w14:checked w14:val="0"/>
-            <w14:checkedState w14:val="2612" w14:font="MS Gothic"/>
-            <w14:uncheckedState w14:val="2610" w14:font="MS Gothic"/>
-          </w14:checkbox>
-        </w:sdtPr>
-        <w:sdtContent>
-          <w:r>
-            <w:rPr>
-              <w:rFonts w:ascii="MS Gothic" w:eastAsia="MS Gothic" w:hAnsi="MS Gothic" w:cs="Arial" w:hint="eastAsia"/>
-              <w:b/>
-              <w:bCs/>
-              <w:sz w:val="22"/>
-              <w:szCs w:val="22"/>
-              <w:lang w:eastAsia="zh-TW"/>
-            </w:rPr>
-            <w:t>☐</w:t>
-          </w:r>
-        </w:sdtContent>
-      </w:sdt>
-      <w:r>
-        <w:rPr>
-          <w:rFonts w:ascii="Arial" w:hAnsi="Arial" w:cs="Arial" w:hint="eastAsia"/>
-          <w:sz w:val="18"/>
-          <w:szCs w:val="18"/>
-          <w:lang w:eastAsia="zh-TW"/>
-        </w:rPr>
-        <w:t xml:space="preserve"> </w:t>
-      </w:r>
-      <w:r>
-        <w:rPr>
-          <w:rFonts w:ascii="Arial" w:hAnsi="Arial" w:cs="Arial" w:hint="eastAsia"/>
-          <w:sz w:val="18"/>
-          <w:szCs w:val="18"/>
-          <w:lang w:eastAsia="zh-CN"/>
-        </w:rPr>
-        <w:t>L</w:t>
-      </w:r>
-      <w:r>
-        <w:rPr>
-          <w:rFonts w:ascii="Arial" w:hAnsi="Arial" w:cs="Arial"/>
-          <w:sz w:val="18"/>
-          <w:szCs w:val="18"/>
-          <w:lang w:eastAsia="zh-TW"/>
-        </w:rPr>
-        <w:t>evel III</w:t>
-      </w:r>
-      <w:r>
-        <w:rPr>
-          <w:rFonts w:ascii="Arial" w:hAnsi="Arial" w:cs="Arial"/>
-          <w:sz w:val="18"/>
-          <w:szCs w:val="18"/>
-          <w:lang w:eastAsia="zh-TW"/>
-        </w:rPr>
-        <w:t xml:space="preserve">      </w:t>
-      </w:r>
-      <w:sdt>
-        <w:sdtPr>
-          <w:rPr>
-            <w:rFonts w:ascii="Arial" w:hAnsi="Arial" w:cs="Arial"/>
-            <w:b/>
-            <w:bCs/>
-            <w:sz w:val="22"/>
-            <w:szCs w:val="22"/>
-            <w:lang w:eastAsia="zh-TW"/>
-          </w:rPr>
-          <w:id w:val="-1970728334"/>
-          <w14:checkbox>
-            <w14:checked w14:val="0"/>
-            <w14:checkedState w14:val="2612" w14:font="MS Gothic"/>
-            <w14:uncheckedState w14:val="2610" w14:font="MS Gothic"/>
-          </w14:checkbox>
-        </w:sdtPr>
-        <w:sdtContent>
-          <w:r>
-            <w:rPr>
-              <w:rFonts w:ascii="MS Gothic" w:eastAsia="MS Gothic" w:hAnsi="MS Gothic" w:cs="Arial" w:hint="eastAsia"/>
-              <w:b/>
-              <w:bCs/>
-              <w:sz w:val="22"/>
-              <w:szCs w:val="22"/>
-              <w:lang w:eastAsia="zh-TW"/>
-            </w:rPr>
-            <w:t>☐</w:t>
-          </w:r>
-        </w:sdtContent>
-      </w:sdt>
-      <w:r>
-        <w:rPr>
-          <w:rFonts w:ascii="Arial" w:hAnsi="Arial" w:cs="Arial"/>
-          <w:sz w:val="18"/>
-          <w:lang w:eastAsia="zh-TW"/>
-        </w:rPr>
-        <w:t xml:space="preserve"> </w:t>
-      </w:r>
-      <w:r>
-        <w:rPr>
-          <w:rFonts w:ascii="Arial" w:hAnsi="Arial" w:cs="Arial"/>
-          <w:sz w:val="18"/>
-          <w:lang w:eastAsia="zh-TW"/>
-        </w:rPr>
-        <w:t>Other (please specify) ________</w:t>
       </w:r>
     </w:p>
     <w:p>
@@ -3632,6 +2028,27 @@
         <w:spacing w:before="80"/>
         <w:rPr>
           <w:rFonts w:ascii="Arial" w:hAnsi="Arial" w:cs="Arial"/>
+          <w:sz w:val="6"/>
+          <w:szCs w:val="6"/>
+          <w:lang w:eastAsia="zh-CN"/>
+        </w:rPr>
+      </w:pPr>
+    </w:p>
+    <w:p>
+      <w:pPr>
+        <w:tabs>
+          <w:tab w:val="left" w:pos="2268"/>
+          <w:tab w:val="left" w:pos="2520"/>
+          <w:tab w:val="left" w:pos="3402"/>
+          <w:tab w:val="left" w:pos="4962"/>
+          <w:tab w:val="left" w:pos="6545"/>
+          <w:tab w:val="left" w:pos="6840"/>
+          <w:tab w:val="left" w:pos="7470"/>
+          <w:tab w:val="left" w:pos="10225"/>
+        </w:tabs>
+        <w:spacing w:before="80"/>
+        <w:rPr>
+          <w:rFonts w:ascii="Arial" w:hAnsi="Arial" w:cs="Arial"/>
           <w:sz w:val="18"/>
           <w:szCs w:val="18"/>
           <w:lang w:eastAsia="zh-CN"/>
@@ -3640,56 +2057,65 @@
       <w:r>
         <w:rPr>
           <w:rFonts w:ascii="Arial" w:hAnsi="Arial" w:cs="Arial" w:hint="eastAsia"/>
+          <w:sz w:val="20"/>
+          <w:szCs w:val="20"/>
+          <w:lang w:eastAsia="zh-CN"/>
+        </w:rPr>
+        <w:t>A</w:t>
+      </w:r>
+      <w:r>
+        <w:rPr>
+          <w:rFonts w:ascii="Arial" w:hAnsi="Arial" w:cs="Arial"/>
+          <w:sz w:val="20"/>
+          <w:szCs w:val="20"/>
+          <w:lang w:eastAsia="zh-CN"/>
+        </w:rPr>
+        <w:t>cceptable</w:t>
+      </w:r>
+      <w:r>
+        <w:rPr>
+          <w:rFonts w:ascii="Arial" w:hAnsi="Arial" w:cs="Arial" w:hint="eastAsia"/>
+          <w:sz w:val="20"/>
+          <w:szCs w:val="20"/>
+          <w:lang w:eastAsia="zh-CN"/>
+        </w:rPr>
+        <w:t xml:space="preserve"> Q</w:t>
+      </w:r>
+      <w:r>
+        <w:rPr>
+          <w:rFonts w:ascii="Arial" w:hAnsi="Arial" w:cs="Arial"/>
+          <w:sz w:val="20"/>
+          <w:szCs w:val="20"/>
+          <w:lang w:eastAsia="zh-CN"/>
+        </w:rPr>
+        <w:t>uality</w:t>
+      </w:r>
+      <w:r>
+        <w:rPr>
+          <w:rFonts w:ascii="Arial" w:hAnsi="Arial" w:cs="Arial"/>
+          <w:sz w:val="20"/>
+          <w:szCs w:val="20"/>
+          <w:lang w:eastAsia="zh-CN"/>
+        </w:rPr>
+        <w:t xml:space="preserve"> L</w:t>
+      </w:r>
+      <w:r>
+        <w:rPr>
+          <w:rFonts w:ascii="Arial" w:hAnsi="Arial" w:cs="Arial"/>
+          <w:sz w:val="20"/>
+          <w:szCs w:val="20"/>
+          <w:lang w:eastAsia="zh-CN"/>
+        </w:rPr>
+        <w:t xml:space="preserve">evel: </w:t>
+      </w:r>
+      <w:r>
+        <w:rPr>
+          <w:rFonts w:ascii="Arial" w:hAnsi="Arial" w:cs="Arial"/>
           <w:sz w:val="18"/>
           <w:szCs w:val="18"/>
           <w:lang w:eastAsia="zh-CN"/>
         </w:rPr>
-        <w:t>A</w:t>
-      </w:r>
-      <w:r>
-        <w:rPr>
-          <w:rFonts w:ascii="Arial" w:hAnsi="Arial" w:cs="Arial"/>
-          <w:sz w:val="18"/>
-          <w:szCs w:val="18"/>
-          <w:lang w:eastAsia="zh-CN"/>
-        </w:rPr>
-        <w:t>cceptable</w:t>
-      </w:r>
-      <w:r>
-        <w:rPr>
-          <w:rFonts w:ascii="Arial" w:hAnsi="Arial" w:cs="Arial" w:hint="eastAsia"/>
-          <w:sz w:val="18"/>
-          <w:szCs w:val="18"/>
-          <w:lang w:eastAsia="zh-CN"/>
-        </w:rPr>
-        <w:t xml:space="preserve"> Q</w:t>
-      </w:r>
-      <w:r>
-        <w:rPr>
-          <w:rFonts w:ascii="Arial" w:hAnsi="Arial" w:cs="Arial"/>
-          <w:sz w:val="18"/>
-          <w:szCs w:val="18"/>
-          <w:lang w:eastAsia="zh-CN"/>
-        </w:rPr>
-        <w:t>uality</w:t>
-      </w:r>
-      <w:r>
-        <w:rPr>
-          <w:rFonts w:ascii="Arial" w:hAnsi="Arial" w:cs="Arial"/>
-          <w:sz w:val="18"/>
-          <w:szCs w:val="18"/>
-          <w:lang w:eastAsia="zh-CN"/>
-        </w:rPr>
-        <w:t xml:space="preserve"> L</w:t>
-      </w:r>
-      <w:r>
-        <w:rPr>
-          <w:rFonts w:ascii="Arial" w:hAnsi="Arial" w:cs="Arial"/>
-          <w:sz w:val="18"/>
-          <w:szCs w:val="18"/>
-          <w:lang w:eastAsia="zh-CN"/>
-        </w:rPr>
-        <w:t xml:space="preserve">evel:  </w:t>
+        <w:t xml:space="preserve"> </w:t>
       </w:r>
       <w:r>
         <w:rPr>
@@ -3872,82 +2298,141 @@
         <w:spacing w:after="120" w:line="40" w:lineRule="exact"/>
         <w:rPr>
           <w:rFonts w:ascii="Arial" w:hAnsi="Arial" w:cs="Arial"/>
-          <w:i/>
-          <w:iCs/>
           <w:sz w:val="16"/>
           <w:u w:val="dashDotHeavy"/>
           <w:lang w:eastAsia="zh-TW"/>
         </w:rPr>
       </w:pPr>
-      <w:r>
+    </w:p>
+    <w:p>
+      <w:pPr>
+        <w:tabs>
+          <w:tab w:val="left" w:pos="10620"/>
+        </w:tabs>
+        <w:snapToGrid w:val="0"/>
+        <w:spacing w:after="120" w:line="40" w:lineRule="exact"/>
         <w:rPr>
           <w:rFonts w:ascii="Arial" w:hAnsi="Arial" w:cs="Arial"/>
           <w:sz w:val="16"/>
           <w:u w:val="dashDotHeavy"/>
           <w:lang w:eastAsia="zh-TW"/>
         </w:rPr>
-        <w:tab/>
-      </w:r>
+      </w:pPr>
     </w:p>
     <w:p>
       <w:pPr>
+        <w:tabs>
+          <w:tab w:val="left" w:pos="10620"/>
+        </w:tabs>
+        <w:snapToGrid w:val="0"/>
+        <w:spacing w:after="120" w:line="40" w:lineRule="exact"/>
+        <w:rPr>
+          <w:rFonts w:ascii="Arial" w:hAnsi="Arial" w:cs="Arial"/>
+          <w:i/>
+          <w:iCs/>
+          <w:sz w:val="16"/>
+          <w:u w:val="dashDotHeavy"/>
+          <w:lang w:eastAsia="zh-TW"/>
+        </w:rPr>
+      </w:pPr>
+      <w:r>
+        <w:rPr>
+          <w:rFonts w:ascii="Arial" w:hAnsi="Arial" w:cs="Arial"/>
+          <w:sz w:val="16"/>
+          <w:u w:val="dashDotHeavy"/>
+          <w:lang w:eastAsia="zh-TW"/>
+        </w:rPr>
+        <w:tab/>
+      </w:r>
+    </w:p>
+    <w:p>
+      <w:pPr>
         <w:rPr>
           <w:rFonts w:ascii="Arial" w:hAnsi="Arial" w:cs="Arial"/>
           <w:b/>
           <w:bCs/>
-          <w:sz w:val="16"/>
           <w:lang w:eastAsia="zh-TW"/>
         </w:rPr>
       </w:pPr>
       <w:r>
         <w:rPr>
           <w:rFonts w:ascii="Arial" w:hAnsi="Arial" w:cs="Arial" w:hint="eastAsia"/>
-          <w:bCs/>
-          <w:sz w:val="20"/>
+          <w:b/>
           <w:lang w:eastAsia="zh-CN"/>
         </w:rPr>
         <w:t>Remarks</w:t>
+      </w:r>
+      <w:r>
+        <w:rPr>
+          <w:rFonts w:ascii="Arial" w:hAnsi="Arial" w:cs="Arial" w:hint="eastAsia"/>
+          <w:b/>
+          <w:lang w:eastAsia="zh-TW"/>
+        </w:rPr>
+        <w:t xml:space="preserve"> </w:t>
+      </w:r>
+      <w:r>
+        <w:rPr>
+          <w:rFonts w:ascii="Arial" w:hAnsi="Arial" w:cs="Arial" w:hint="eastAsia"/>
+          <w:sz w:val="20"/>
+          <w:szCs w:val="20"/>
+          <w:lang w:eastAsia="zh-CN"/>
+        </w:rPr>
+        <w:t xml:space="preserve">(please </w:t>
+      </w:r>
+      <w:r>
+        <w:rPr>
+          <w:rFonts w:ascii="Arial" w:hAnsi="Arial" w:cs="Arial" w:hint="eastAsia"/>
+          <w:sz w:val="20"/>
+          <w:szCs w:val="20"/>
+          <w:lang w:eastAsia="zh-CN"/>
+        </w:rPr>
+        <w:t xml:space="preserve">noted and </w:t>
+      </w:r>
+      <w:r>
+        <w:rPr>
+          <w:rFonts w:ascii="Arial" w:hAnsi="Arial" w:cs="Arial" w:hint="eastAsia"/>
+          <w:sz w:val="20"/>
+          <w:szCs w:val="20"/>
+          <w:lang w:eastAsia="zh-CN"/>
+        </w:rPr>
+        <w:t>convey below info to supplier</w:t>
+      </w:r>
+      <w:r>
+        <w:rPr>
+          <w:rFonts w:ascii="Arial" w:hAnsi="Arial" w:cs="Arial" w:hint="eastAsia"/>
+          <w:sz w:val="20"/>
+          <w:szCs w:val="20"/>
+          <w:lang w:eastAsia="zh-CN"/>
+        </w:rPr>
+        <w:t xml:space="preserve"> &amp; factory</w:t>
+      </w:r>
+      <w:proofErr w:type="gramStart"/>
+      <w:r>
+        <w:rPr>
+          <w:rFonts w:ascii="Arial" w:hAnsi="Arial" w:cs="Arial" w:hint="eastAsia"/>
+          <w:sz w:val="20"/>
+          <w:szCs w:val="20"/>
+          <w:lang w:eastAsia="zh-CN"/>
+        </w:rPr>
+        <w:t>)</w:t>
+      </w:r>
+      <w:r>
+        <w:rPr>
+          <w:rFonts w:ascii="Arial" w:hAnsi="Arial" w:cs="Arial"/>
+          <w:lang w:eastAsia="zh-TW"/>
+        </w:rPr>
+        <w:t xml:space="preserve"> </w:t>
       </w:r>
       <w:r>
         <w:rPr>
           <w:rFonts w:ascii="Arial" w:hAnsi="Arial" w:cs="Arial" w:hint="eastAsia"/>
           <w:b/>
           <w:bCs/>
-          <w:sz w:val="16"/>
           <w:lang w:eastAsia="zh-TW"/>
         </w:rPr>
-        <w:t xml:space="preserve"> </w:t>
-      </w:r>
-      <w:r>
-        <w:rPr>
-          <w:rFonts w:ascii="Arial" w:hAnsi="Arial" w:cs="Arial" w:hint="eastAsia"/>
-          <w:b/>
-          <w:bCs/>
-          <w:sz w:val="16"/>
-          <w:lang w:eastAsia="zh-CN"/>
-        </w:rPr>
-        <w:t>备注</w:t>
-      </w:r>
-      <w:r>
-        <w:rPr>
-          <w:rFonts w:ascii="Arial" w:hAnsi="Arial" w:cs="Arial"/>
-          <w:b/>
-          <w:bCs/>
-          <w:sz w:val="16"/>
-          <w:lang w:eastAsia="zh-TW"/>
-        </w:rPr>
-        <w:t xml:space="preserve"> </w:t>
-      </w:r>
-      <w:r>
-        <w:rPr>
-          <w:rFonts w:ascii="Arial" w:hAnsi="Arial" w:cs="Arial" w:hint="eastAsia"/>
-          <w:b/>
-          <w:bCs/>
-          <w:sz w:val="16"/>
-          <w:lang w:eastAsia="zh-TW"/>
-        </w:rPr>
         <w:t>:</w:t>
       </w:r>
+      <w:proofErr w:type="gramEnd"/>
     </w:p>
     <w:p>
       <w:pPr>
@@ -3958,8 +2443,8 @@
         <w:rPr>
           <w:rFonts w:ascii="宋体" w:hAnsi="宋体" w:cs="Arial"/>
           <w:iCs/>
-          <w:sz w:val="18"/>
-          <w:szCs w:val="18"/>
+          <w:sz w:val="20"/>
+          <w:szCs w:val="20"/>
           <w:lang w:eastAsia="zh-TW"/>
         </w:rPr>
       </w:pPr>
@@ -3967,37 +2452,17 @@
         <w:rPr>
           <w:rFonts w:ascii="Arial" w:hAnsi="Arial" w:cs="Arial"/>
           <w:iCs/>
-          <w:sz w:val="18"/>
-          <w:szCs w:val="18"/>
-        </w:rPr>
-        <w:t>Inspection booking shou</w:t>
-      </w:r>
-      <w:smartTag w:uri="urn:schemas-microsoft-com:office:smarttags" w:element="PersonName">
-        <w:r>
-          <w:rPr>
-            <w:rFonts w:ascii="Arial" w:hAnsi="Arial" w:cs="Arial"/>
-            <w:iCs/>
-            <w:sz w:val="18"/>
-            <w:szCs w:val="18"/>
-          </w:rPr>
-          <w:t>ld</w:t>
-        </w:r>
-      </w:smartTag>
-      <w:r>
-        <w:rPr>
-          <w:rFonts w:ascii="Arial" w:hAnsi="Arial" w:cs="Arial"/>
-          <w:iCs/>
-          <w:sz w:val="18"/>
-          <w:szCs w:val="18"/>
-        </w:rPr>
-        <w:t xml:space="preserve"> be </w:t>
-      </w:r>
-      <w:r>
-        <w:rPr>
-          <w:rFonts w:ascii="Arial" w:hAnsi="Arial" w:cs="Arial"/>
-          <w:iCs/>
-          <w:sz w:val="18"/>
-          <w:szCs w:val="18"/>
+          <w:sz w:val="20"/>
+          <w:szCs w:val="20"/>
+        </w:rPr>
+        <w:t xml:space="preserve">Inspection booking should be </w:t>
+      </w:r>
+      <w:r>
+        <w:rPr>
+          <w:rFonts w:ascii="Arial" w:hAnsi="Arial" w:cs="Arial"/>
+          <w:iCs/>
+          <w:sz w:val="20"/>
+          <w:szCs w:val="20"/>
         </w:rPr>
         <w:t>fully filled back</w:t>
       </w:r>
@@ -4005,8 +2470,8 @@
         <w:rPr>
           <w:rFonts w:ascii="Arial" w:hAnsi="Arial" w:cs="Arial"/>
           <w:iCs/>
-          <w:sz w:val="18"/>
-          <w:szCs w:val="18"/>
+          <w:sz w:val="20"/>
+          <w:szCs w:val="20"/>
         </w:rPr>
         <w:t xml:space="preserve"> at least </w:t>
       </w:r>
@@ -4014,8 +2479,8 @@
         <w:rPr>
           <w:rFonts w:ascii="Arial" w:hAnsi="Arial" w:cs="Arial"/>
           <w:iCs/>
-          <w:sz w:val="18"/>
-          <w:szCs w:val="18"/>
+          <w:sz w:val="20"/>
+          <w:szCs w:val="20"/>
         </w:rPr>
         <w:t xml:space="preserve">3 </w:t>
       </w:r>
@@ -4023,8 +2488,8 @@
         <w:rPr>
           <w:rFonts w:ascii="Arial" w:hAnsi="Arial" w:cs="Arial"/>
           <w:iCs/>
-          <w:sz w:val="18"/>
-          <w:szCs w:val="18"/>
+          <w:sz w:val="20"/>
+          <w:szCs w:val="20"/>
         </w:rPr>
         <w:t>working day</w:t>
       </w:r>
@@ -4032,8 +2497,8 @@
         <w:rPr>
           <w:rFonts w:ascii="Arial" w:hAnsi="Arial" w:cs="Arial"/>
           <w:iCs/>
-          <w:sz w:val="18"/>
-          <w:szCs w:val="18"/>
+          <w:sz w:val="20"/>
+          <w:szCs w:val="20"/>
         </w:rPr>
         <w:t>s</w:t>
       </w:r>
@@ -4041,8 +2506,8 @@
         <w:rPr>
           <w:rFonts w:ascii="Arial" w:hAnsi="Arial" w:cs="Arial"/>
           <w:iCs/>
-          <w:sz w:val="18"/>
-          <w:szCs w:val="18"/>
+          <w:sz w:val="20"/>
+          <w:szCs w:val="20"/>
         </w:rPr>
         <w:t xml:space="preserve"> (</w:t>
       </w:r>
@@ -4050,8 +2515,8 @@
         <w:rPr>
           <w:rFonts w:ascii="Arial" w:hAnsi="Arial" w:cs="Arial" w:hint="eastAsia"/>
           <w:iCs/>
-          <w:sz w:val="18"/>
-          <w:szCs w:val="18"/>
+          <w:sz w:val="20"/>
+          <w:szCs w:val="20"/>
           <w:lang w:eastAsia="zh-TW"/>
         </w:rPr>
         <w:t>Sat, Sun</w:t>
@@ -4060,8 +2525,8 @@
         <w:rPr>
           <w:rFonts w:ascii="Arial" w:hAnsi="Arial" w:cs="Arial"/>
           <w:iCs/>
-          <w:sz w:val="18"/>
-          <w:szCs w:val="18"/>
+          <w:sz w:val="20"/>
+          <w:szCs w:val="20"/>
           <w:lang w:eastAsia="zh-TW"/>
         </w:rPr>
         <w:t xml:space="preserve"> &amp;</w:t>
@@ -4070,8 +2535,8 @@
         <w:rPr>
           <w:rFonts w:ascii="Arial" w:hAnsi="Arial" w:cs="Arial" w:hint="eastAsia"/>
           <w:iCs/>
-          <w:sz w:val="18"/>
-          <w:szCs w:val="18"/>
+          <w:sz w:val="20"/>
+          <w:szCs w:val="20"/>
           <w:lang w:eastAsia="zh-TW"/>
         </w:rPr>
         <w:t xml:space="preserve"> Public </w:t>
@@ -4080,8 +2545,8 @@
         <w:rPr>
           <w:rFonts w:ascii="Arial" w:hAnsi="Arial" w:cs="Arial"/>
           <w:iCs/>
-          <w:sz w:val="18"/>
-          <w:szCs w:val="18"/>
+          <w:sz w:val="20"/>
+          <w:szCs w:val="20"/>
           <w:lang w:eastAsia="zh-TW"/>
         </w:rPr>
         <w:t>Holiday</w:t>
@@ -4090,8 +2555,8 @@
         <w:rPr>
           <w:rFonts w:ascii="Arial" w:hAnsi="Arial" w:cs="Arial" w:hint="eastAsia"/>
           <w:iCs/>
-          <w:sz w:val="18"/>
-          <w:szCs w:val="18"/>
+          <w:sz w:val="20"/>
+          <w:szCs w:val="20"/>
           <w:lang w:eastAsia="zh-TW"/>
         </w:rPr>
         <w:t xml:space="preserve"> not included</w:t>
@@ -4100,8 +2565,8 @@
         <w:rPr>
           <w:rFonts w:ascii="Arial" w:hAnsi="Arial" w:cs="Arial"/>
           <w:iCs/>
-          <w:sz w:val="18"/>
-          <w:szCs w:val="18"/>
+          <w:sz w:val="20"/>
+          <w:szCs w:val="20"/>
         </w:rPr>
         <w:t xml:space="preserve">) prior to the scheduled date of inspection.   </w:t>
       </w:r>
@@ -4110,8 +2575,8 @@
           <w:rFonts w:ascii="Arial" w:eastAsia="PMingLiU" w:hAnsi="Arial" w:cs="Arial" w:hint="eastAsia"/>
           <w:iCs/>
           <w:color w:val="000000"/>
-          <w:sz w:val="18"/>
-          <w:szCs w:val="18"/>
+          <w:sz w:val="20"/>
+          <w:szCs w:val="20"/>
           <w:lang w:eastAsia="zh-TW"/>
         </w:rPr>
         <w:t>凡</w:t>
@@ -4121,8 +2586,8 @@
           <w:rFonts w:ascii="宋体" w:hAnsi="宋体" w:cs="Arial"/>
           <w:iCs/>
           <w:color w:val="000000"/>
-          <w:sz w:val="18"/>
-          <w:szCs w:val="18"/>
+          <w:sz w:val="20"/>
+          <w:szCs w:val="20"/>
           <w:lang w:eastAsia="zh-CN"/>
         </w:rPr>
         <w:t>验货申请</w:t>
@@ -4132,8 +2597,8 @@
           <w:rFonts w:ascii="宋体" w:hAnsi="宋体" w:cs="Arial"/>
           <w:iCs/>
           <w:color w:val="000000"/>
-          <w:sz w:val="18"/>
-          <w:szCs w:val="18"/>
+          <w:sz w:val="20"/>
+          <w:szCs w:val="20"/>
           <w:lang w:eastAsia="zh-TW"/>
         </w:rPr>
         <w:t>，</w:t>
@@ -4143,8 +2608,8 @@
           <w:rFonts w:ascii="宋体" w:hAnsi="宋体" w:cs="Arial"/>
           <w:iCs/>
           <w:color w:val="000000"/>
-          <w:sz w:val="18"/>
-          <w:szCs w:val="18"/>
+          <w:sz w:val="20"/>
+          <w:szCs w:val="20"/>
           <w:lang w:eastAsia="zh-CN"/>
         </w:rPr>
         <w:t>请务必于最少</w:t>
@@ -4154,8 +2619,8 @@
           <w:rFonts w:ascii="宋体" w:hAnsi="宋体" w:cs="Arial"/>
           <w:iCs/>
           <w:color w:val="000000"/>
-          <w:sz w:val="18"/>
-          <w:szCs w:val="18"/>
+          <w:sz w:val="20"/>
+          <w:szCs w:val="20"/>
           <w:lang w:eastAsia="zh-TW"/>
         </w:rPr>
         <w:t xml:space="preserve"> </w:t>
@@ -4165,8 +2630,8 @@
           <w:rFonts w:ascii="宋体" w:hAnsi="宋体" w:cs="Arial"/>
           <w:iCs/>
           <w:color w:val="000000"/>
-          <w:sz w:val="18"/>
-          <w:szCs w:val="18"/>
+          <w:sz w:val="20"/>
+          <w:szCs w:val="20"/>
           <w:lang w:eastAsia="zh-TW"/>
         </w:rPr>
         <w:t>3</w:t>
@@ -4176,8 +2641,8 @@
           <w:rFonts w:ascii="宋体" w:hAnsi="宋体" w:cs="Arial"/>
           <w:iCs/>
           <w:color w:val="000000"/>
-          <w:sz w:val="18"/>
-          <w:szCs w:val="18"/>
+          <w:sz w:val="20"/>
+          <w:szCs w:val="20"/>
           <w:lang w:eastAsia="zh-CN"/>
         </w:rPr>
         <w:t>个</w:t>
@@ -4187,8 +2652,8 @@
           <w:rFonts w:ascii="宋体" w:hAnsi="宋体" w:cs="Arial"/>
           <w:iCs/>
           <w:color w:val="000000"/>
-          <w:sz w:val="18"/>
-          <w:szCs w:val="18"/>
+          <w:sz w:val="20"/>
+          <w:szCs w:val="20"/>
           <w:lang w:eastAsia="zh-TW"/>
         </w:rPr>
         <w:t>工作日前 [不包含星期六</w:t>
@@ -4198,8 +2663,8 @@
           <w:rFonts w:ascii="宋体" w:hAnsi="宋体" w:cs="Arial"/>
           <w:iCs/>
           <w:color w:val="000000"/>
-          <w:sz w:val="18"/>
-          <w:szCs w:val="18"/>
+          <w:sz w:val="20"/>
+          <w:szCs w:val="20"/>
           <w:lang w:eastAsia="zh-TW"/>
         </w:rPr>
         <w:t>、星期天</w:t>
@@ -4209,8 +2674,8 @@
           <w:rFonts w:ascii="宋体" w:hAnsi="宋体" w:cs="Arial"/>
           <w:iCs/>
           <w:color w:val="000000"/>
-          <w:sz w:val="18"/>
-          <w:szCs w:val="18"/>
+          <w:sz w:val="20"/>
+          <w:szCs w:val="20"/>
           <w:lang w:eastAsia="zh-TW"/>
         </w:rPr>
         <w:t>，</w:t>
@@ -4220,8 +2685,8 @@
           <w:rFonts w:ascii="宋体" w:hAnsi="宋体" w:cs="Arial"/>
           <w:iCs/>
           <w:color w:val="000000"/>
-          <w:sz w:val="18"/>
-          <w:szCs w:val="18"/>
+          <w:sz w:val="20"/>
+          <w:szCs w:val="20"/>
           <w:lang w:eastAsia="zh-TW"/>
         </w:rPr>
         <w:t>节假日</w:t>
@@ -4231,8 +2696,8 @@
           <w:rFonts w:ascii="宋体" w:hAnsi="宋体" w:cs="Arial"/>
           <w:iCs/>
           <w:color w:val="000000"/>
-          <w:sz w:val="18"/>
-          <w:szCs w:val="18"/>
+          <w:sz w:val="20"/>
+          <w:szCs w:val="20"/>
           <w:lang w:eastAsia="zh-TW"/>
         </w:rPr>
         <w:t>] 提出</w:t>
@@ -4242,8 +2707,8 @@
           <w:rFonts w:ascii="宋体" w:hAnsi="宋体" w:cs="Arial"/>
           <w:iCs/>
           <w:color w:val="000000"/>
-          <w:sz w:val="18"/>
-          <w:szCs w:val="18"/>
+          <w:sz w:val="20"/>
+          <w:szCs w:val="20"/>
           <w:lang w:eastAsia="zh-CN"/>
         </w:rPr>
         <w:t>申请</w:t>
@@ -4253,8 +2718,8 @@
           <w:rFonts w:ascii="宋体" w:hAnsi="宋体" w:cs="Arial"/>
           <w:iCs/>
           <w:color w:val="000000"/>
-          <w:sz w:val="18"/>
-          <w:szCs w:val="18"/>
+          <w:sz w:val="20"/>
+          <w:szCs w:val="20"/>
           <w:lang w:eastAsia="zh-TW"/>
         </w:rPr>
         <w:t>。</w:t>
@@ -4269,159 +2734,123 @@
         <w:rPr>
           <w:rFonts w:ascii="Arial" w:hAnsi="Arial" w:cs="Arial"/>
           <w:iCs/>
-          <w:spacing w:val="-2"/>
-          <w:sz w:val="18"/>
-          <w:szCs w:val="18"/>
-          <w:lang w:eastAsia="zh-TW"/>
-        </w:rPr>
-      </w:pPr>
-      <w:r>
-        <w:rPr>
-          <w:rFonts w:ascii="Arial" w:hAnsi="Arial" w:cs="Arial"/>
-          <w:iCs/>
-          <w:sz w:val="18"/>
-          <w:szCs w:val="18"/>
-        </w:rPr>
-        <w:t xml:space="preserve">Re-send this form to </w:t>
-      </w:r>
-      <w:r>
-        <w:rPr>
-          <w:rFonts w:ascii="Arial" w:hAnsi="Arial" w:cs="Arial"/>
-          <w:iCs/>
-          <w:sz w:val="18"/>
-          <w:szCs w:val="18"/>
-          <w:lang w:eastAsia="zh-CN"/>
-        </w:rPr>
-        <w:t>CNQ</w:t>
-      </w:r>
-      <w:r>
-        <w:rPr>
-          <w:rFonts w:ascii="Arial" w:hAnsi="Arial" w:cs="Arial"/>
-          <w:iCs/>
-          <w:sz w:val="18"/>
-          <w:szCs w:val="18"/>
-          <w:lang w:eastAsia="zh-CN"/>
-        </w:rPr>
+          <w:sz w:val="20"/>
+          <w:szCs w:val="20"/>
+        </w:rPr>
+      </w:pPr>
+      <w:r>
+        <w:rPr>
+          <w:rFonts w:ascii="Arial" w:hAnsi="Arial" w:cs="Arial"/>
+          <w:iCs/>
+          <w:sz w:val="20"/>
+          <w:szCs w:val="20"/>
+        </w:rPr>
+        <w:t>If the inspection needs to be postponed or canceled, you have to send us an email by 3 workdays before 4:45pm (China time) at the latest.</w:t>
+      </w:r>
+      <w:r>
         <w:t xml:space="preserve"> </w:t>
       </w:r>
       <w:r>
         <w:rPr>
           <w:rFonts w:ascii="Arial" w:hAnsi="Arial" w:cs="Arial"/>
           <w:iCs/>
-          <w:sz w:val="18"/>
-          <w:szCs w:val="18"/>
-        </w:rPr>
-        <w:t xml:space="preserve">for any amendment.    </w:t>
-      </w:r>
-      <w:r>
-        <w:rPr>
-          <w:rFonts w:ascii="PMingLiU" w:hAnsi="PMingLiU" w:cs="Arial" w:hint="eastAsia"/>
-          <w:iCs/>
-          <w:sz w:val="18"/>
-          <w:szCs w:val="18"/>
-          <w:lang w:eastAsia="zh-TW"/>
-        </w:rPr>
-        <w:t>若</w:t>
-      </w:r>
-      <w:r>
-        <w:rPr>
-          <w:rFonts w:ascii="PMingLiU" w:hAnsi="PMingLiU" w:cs="Arial" w:hint="eastAsia"/>
-          <w:iCs/>
-          <w:sz w:val="18"/>
-          <w:szCs w:val="18"/>
-          <w:lang w:eastAsia="zh-CN"/>
-        </w:rPr>
-        <w:t>对</w:t>
-      </w:r>
-      <w:r>
-        <w:rPr>
-          <w:rFonts w:ascii="PMingLiU" w:hAnsi="PMingLiU" w:cs="Arial" w:hint="eastAsia"/>
-          <w:iCs/>
-          <w:sz w:val="18"/>
-          <w:szCs w:val="18"/>
-          <w:lang w:eastAsia="zh-TW"/>
-        </w:rPr>
-        <w:t>先前申</w:t>
-      </w:r>
-      <w:r>
-        <w:rPr>
-          <w:rFonts w:ascii="PMingLiU" w:hAnsi="PMingLiU" w:cs="Arial" w:hint="eastAsia"/>
-          <w:iCs/>
-          <w:sz w:val="18"/>
-          <w:szCs w:val="18"/>
-          <w:lang w:eastAsia="zh-CN"/>
-        </w:rPr>
-        <w:t>请</w:t>
-      </w:r>
-      <w:r>
-        <w:rPr>
-          <w:rFonts w:ascii="PMingLiU" w:hAnsi="PMingLiU" w:cs="Arial" w:hint="eastAsia"/>
-          <w:iCs/>
-          <w:sz w:val="18"/>
-          <w:szCs w:val="18"/>
-          <w:lang w:eastAsia="zh-TW"/>
-        </w:rPr>
-        <w:t>表的內容有任何修改，</w:t>
-      </w:r>
-      <w:r>
-        <w:rPr>
-          <w:rFonts w:ascii="PMingLiU" w:hAnsi="PMingLiU" w:cs="Arial" w:hint="eastAsia"/>
-          <w:iCs/>
-          <w:sz w:val="18"/>
-          <w:szCs w:val="18"/>
-          <w:lang w:eastAsia="zh-CN"/>
-        </w:rPr>
-        <w:t>请务</w:t>
-      </w:r>
-      <w:r>
-        <w:rPr>
-          <w:rFonts w:ascii="PMingLiU" w:hAnsi="PMingLiU" w:cs="Arial" w:hint="eastAsia"/>
-          <w:iCs/>
-          <w:sz w:val="18"/>
-          <w:szCs w:val="18"/>
-          <w:lang w:eastAsia="zh-TW"/>
-        </w:rPr>
-        <w:t>必重新</w:t>
-      </w:r>
-      <w:r>
-        <w:rPr>
-          <w:rFonts w:ascii="PMingLiU" w:hAnsi="PMingLiU" w:cs="Arial" w:hint="eastAsia"/>
-          <w:iCs/>
-          <w:sz w:val="18"/>
-          <w:szCs w:val="18"/>
-          <w:lang w:eastAsia="zh-CN"/>
-        </w:rPr>
-        <w:t>发</w:t>
-      </w:r>
-      <w:r>
-        <w:rPr>
-          <w:rFonts w:ascii="PMingLiU" w:hAnsi="PMingLiU" w:cs="Arial" w:hint="eastAsia"/>
-          <w:iCs/>
-          <w:sz w:val="18"/>
-          <w:szCs w:val="18"/>
-          <w:lang w:eastAsia="zh-TW"/>
-        </w:rPr>
-        <w:t>出已改正的申</w:t>
-      </w:r>
-      <w:r>
-        <w:rPr>
-          <w:rFonts w:ascii="PMingLiU" w:hAnsi="PMingLiU" w:cs="Arial" w:hint="eastAsia"/>
-          <w:iCs/>
-          <w:sz w:val="18"/>
-          <w:szCs w:val="18"/>
-          <w:lang w:eastAsia="zh-CN"/>
-        </w:rPr>
-        <w:t>请</w:t>
-      </w:r>
-      <w:r>
-        <w:rPr>
-          <w:rFonts w:ascii="PMingLiU" w:hAnsi="PMingLiU" w:cs="Arial" w:hint="eastAsia"/>
-          <w:iCs/>
-          <w:sz w:val="18"/>
-          <w:szCs w:val="18"/>
-          <w:lang w:eastAsia="zh-TW"/>
-        </w:rPr>
-        <w:t>表。</w:t>
+          <w:sz w:val="20"/>
+          <w:szCs w:val="20"/>
+        </w:rPr>
+        <w:t>Otherwise, the inspection date will be maintained or there will be 100USD cancellation fees.</w:t>
+      </w:r>
+      <w:r>
+        <w:t xml:space="preserve"> </w:t>
+      </w:r>
+      <w:r>
+        <w:rPr>
+          <w:rFonts w:ascii="Arial" w:hAnsi="Arial" w:cs="Arial"/>
+          <w:iCs/>
+          <w:sz w:val="20"/>
+          <w:szCs w:val="20"/>
+        </w:rPr>
+        <w:t>如验货日期</w:t>
+      </w:r>
+      <w:r>
+        <w:rPr>
+          <w:rFonts w:ascii="Arial" w:hAnsi="Arial" w:cs="Arial"/>
+          <w:iCs/>
+          <w:sz w:val="20"/>
+          <w:szCs w:val="20"/>
+        </w:rPr>
+        <w:t>/</w:t>
+      </w:r>
+      <w:r>
+        <w:rPr>
+          <w:rFonts w:ascii="Arial" w:hAnsi="Arial" w:cs="Arial"/>
+          <w:iCs/>
+          <w:sz w:val="20"/>
+          <w:szCs w:val="20"/>
+        </w:rPr>
+        <w:t>验货地址有任何变动，请务必提前</w:t>
+      </w:r>
+      <w:r>
+        <w:rPr>
+          <w:rFonts w:ascii="Arial" w:hAnsi="Arial" w:cs="Arial"/>
+          <w:iCs/>
+          <w:sz w:val="20"/>
+          <w:szCs w:val="20"/>
+        </w:rPr>
+        <w:t>3</w:t>
+      </w:r>
+      <w:r>
+        <w:rPr>
+          <w:rFonts w:ascii="Arial" w:hAnsi="Arial" w:cs="Arial"/>
+          <w:iCs/>
+          <w:sz w:val="20"/>
+          <w:szCs w:val="20"/>
+        </w:rPr>
+        <w:t>个工作日以邮件方式告知更改取消，不可单方面只通知</w:t>
+      </w:r>
+      <w:r>
+        <w:rPr>
+          <w:rFonts w:ascii="Arial" w:hAnsi="Arial" w:cs="Arial"/>
+          <w:iCs/>
+          <w:sz w:val="20"/>
+          <w:szCs w:val="20"/>
+        </w:rPr>
+        <w:t>QC</w:t>
+      </w:r>
+      <w:r>
+        <w:rPr>
+          <w:rFonts w:ascii="Arial" w:hAnsi="Arial" w:cs="Arial"/>
+          <w:iCs/>
+          <w:sz w:val="20"/>
+          <w:szCs w:val="20"/>
+        </w:rPr>
+        <w:t>，否则将产生</w:t>
+      </w:r>
+      <w:r>
+        <w:rPr>
+          <w:rFonts w:ascii="Arial" w:hAnsi="Arial" w:cs="Arial"/>
+          <w:iCs/>
+          <w:sz w:val="20"/>
+          <w:szCs w:val="20"/>
+        </w:rPr>
+        <w:t>USD100</w:t>
+      </w:r>
+      <w:r>
+        <w:rPr>
+          <w:rFonts w:ascii="Arial" w:hAnsi="Arial" w:cs="Arial"/>
+          <w:iCs/>
+          <w:sz w:val="20"/>
+          <w:szCs w:val="20"/>
+        </w:rPr>
+        <w:t>的验货延迟取消费用</w:t>
+      </w:r>
+      <w:r>
+        <w:rPr>
+          <w:rFonts w:ascii="Arial" w:hAnsi="Arial" w:cs="Arial"/>
+          <w:iCs/>
+          <w:sz w:val="20"/>
+          <w:szCs w:val="20"/>
+        </w:rPr>
+        <w:t>.</w:t>
       </w:r>
     </w:p>
     <w:p>
@@ -4433,8 +2862,8 @@
         <w:rPr>
           <w:rFonts w:ascii="PMingLiU" w:hAnsi="PMingLiU" w:cs="Arial"/>
           <w:iCs/>
-          <w:sz w:val="18"/>
-          <w:szCs w:val="18"/>
+          <w:sz w:val="20"/>
+          <w:szCs w:val="20"/>
           <w:lang w:eastAsia="zh-TW"/>
         </w:rPr>
       </w:pPr>
@@ -4442,8 +2871,8 @@
         <w:rPr>
           <w:rFonts w:ascii="Arial" w:hAnsi="Arial" w:cs="Arial"/>
           <w:iCs/>
-          <w:sz w:val="18"/>
-          <w:szCs w:val="18"/>
+          <w:sz w:val="20"/>
+          <w:szCs w:val="20"/>
         </w:rPr>
         <w:t xml:space="preserve">Make sure goods are ready for inspection according to client’s requirement upon </w:t>
       </w:r>
@@ -4451,8 +2880,8 @@
         <w:rPr>
           <w:rFonts w:ascii="Arial" w:hAnsi="Arial" w:cs="Arial"/>
           <w:iCs/>
-          <w:sz w:val="18"/>
-          <w:szCs w:val="18"/>
+          <w:sz w:val="20"/>
+          <w:szCs w:val="20"/>
           <w:lang w:eastAsia="zh-CN"/>
         </w:rPr>
         <w:t>CNQ</w:t>
@@ -4461,8 +2890,8 @@
         <w:rPr>
           <w:rFonts w:ascii="Arial" w:hAnsi="Arial" w:cs="Arial"/>
           <w:iCs/>
-          <w:sz w:val="18"/>
-          <w:szCs w:val="18"/>
+          <w:sz w:val="20"/>
+          <w:szCs w:val="20"/>
         </w:rPr>
         <w:t xml:space="preserve"> inspector(s) arrival</w:t>
       </w:r>
@@ -4470,8 +2899,8 @@
         <w:rPr>
           <w:rFonts w:ascii="Arial" w:hAnsi="Arial" w:cs="Arial"/>
           <w:iCs/>
-          <w:sz w:val="18"/>
-          <w:szCs w:val="18"/>
+          <w:sz w:val="20"/>
+          <w:szCs w:val="20"/>
         </w:rPr>
         <w:t>.</w:t>
       </w:r>
@@ -4479,8 +2908,8 @@
         <w:rPr>
           <w:rFonts w:ascii="Arial" w:hAnsi="Arial" w:cs="Arial"/>
           <w:iCs/>
-          <w:sz w:val="18"/>
-          <w:szCs w:val="18"/>
+          <w:sz w:val="20"/>
+          <w:szCs w:val="20"/>
         </w:rPr>
         <w:t xml:space="preserve"> </w:t>
       </w:r>
@@ -4489,8 +2918,8 @@
           <w:rFonts w:ascii="Arial" w:eastAsia="PMingLiU" w:hAnsi="Arial" w:cs="Arial" w:hint="eastAsia"/>
           <w:iCs/>
           <w:color w:val="000000"/>
-          <w:sz w:val="18"/>
-          <w:szCs w:val="18"/>
+          <w:sz w:val="20"/>
+          <w:szCs w:val="20"/>
           <w:lang w:eastAsia="zh-TW"/>
         </w:rPr>
         <w:t>在</w:t>
@@ -4500,8 +2929,8 @@
           <w:rFonts w:ascii="Arial" w:hAnsi="Arial" w:cs="Arial" w:hint="eastAsia"/>
           <w:iCs/>
           <w:color w:val="000000"/>
-          <w:sz w:val="18"/>
-          <w:szCs w:val="18"/>
+          <w:sz w:val="20"/>
+          <w:szCs w:val="20"/>
           <w:lang w:eastAsia="zh-CN"/>
         </w:rPr>
         <w:t>验货员到达工厂时</w:t>
@@ -4511,8 +2940,8 @@
           <w:rFonts w:ascii="Arial" w:eastAsia="PMingLiU" w:hAnsi="Arial" w:cs="Arial" w:hint="eastAsia"/>
           <w:iCs/>
           <w:color w:val="000000"/>
-          <w:sz w:val="18"/>
-          <w:szCs w:val="18"/>
+          <w:sz w:val="20"/>
+          <w:szCs w:val="20"/>
           <w:lang w:eastAsia="zh-TW"/>
         </w:rPr>
         <w:t>，</w:t>
@@ -4522,8 +2951,8 @@
           <w:rFonts w:ascii="Arial" w:hAnsi="Arial" w:cs="Arial" w:hint="eastAsia"/>
           <w:iCs/>
           <w:color w:val="000000"/>
-          <w:sz w:val="18"/>
-          <w:szCs w:val="18"/>
+          <w:sz w:val="20"/>
+          <w:szCs w:val="20"/>
           <w:lang w:eastAsia="zh-CN"/>
         </w:rPr>
         <w:t>请务必确保货物皆已按客人要求完成且包装待检</w:t>
@@ -4533,8 +2962,8 @@
           <w:rFonts w:ascii="Arial" w:hAnsi="Arial" w:cs="Arial" w:hint="eastAsia"/>
           <w:iCs/>
           <w:color w:val="000000"/>
-          <w:sz w:val="18"/>
-          <w:szCs w:val="18"/>
+          <w:sz w:val="20"/>
+          <w:szCs w:val="20"/>
           <w:lang w:eastAsia="zh-CN"/>
         </w:rPr>
         <w:t>。</w:t>
@@ -4547,160 +2976,217 @@
           <w:numId w:val="7"/>
         </w:numPr>
         <w:rPr>
+          <w:rFonts w:ascii="Arial" w:hAnsi="Arial" w:cs="Arial"/>
+          <w:iCs/>
+          <w:sz w:val="20"/>
+          <w:szCs w:val="20"/>
+        </w:rPr>
+      </w:pPr>
+      <w:r>
+        <w:rPr>
+          <w:rFonts w:ascii="Arial" w:hAnsi="Arial" w:cs="Arial"/>
+          <w:iCs/>
+          <w:sz w:val="20"/>
+          <w:szCs w:val="20"/>
+        </w:rPr>
+        <w:t xml:space="preserve">According to </w:t>
+      </w:r>
+      <w:r>
+        <w:rPr>
+          <w:rFonts w:ascii="Arial" w:hAnsi="Arial" w:cs="Arial"/>
+          <w:iCs/>
+          <w:sz w:val="20"/>
+          <w:szCs w:val="20"/>
+          <w:lang w:eastAsia="zh-CN"/>
+        </w:rPr>
+        <w:t>CNQ</w:t>
+      </w:r>
+      <w:r>
+        <w:rPr>
+          <w:rFonts w:ascii="Arial" w:hAnsi="Arial" w:cs="Arial"/>
+          <w:iCs/>
+          <w:sz w:val="20"/>
+          <w:szCs w:val="20"/>
+        </w:rPr>
+        <w:t xml:space="preserve"> company policy, benefit of any kind should </w:t>
+      </w:r>
+      <w:r>
+        <w:rPr>
+          <w:rFonts w:ascii="Arial" w:hAnsi="Arial" w:cs="Arial"/>
+          <w:b/>
+          <w:iCs/>
+          <w:color w:val="FF0000"/>
+          <w:sz w:val="20"/>
+          <w:szCs w:val="20"/>
+        </w:rPr>
+        <w:t>NOT</w:t>
+      </w:r>
+      <w:r>
+        <w:rPr>
+          <w:rFonts w:ascii="Arial" w:hAnsi="Arial" w:cs="Arial"/>
+          <w:iCs/>
+          <w:sz w:val="20"/>
+          <w:szCs w:val="20"/>
+        </w:rPr>
+        <w:t xml:space="preserve"> be offered to any of </w:t>
+      </w:r>
+      <w:r>
+        <w:rPr>
+          <w:rFonts w:ascii="Arial" w:hAnsi="Arial" w:cs="Arial"/>
+          <w:iCs/>
+          <w:sz w:val="20"/>
+          <w:szCs w:val="20"/>
+          <w:lang w:eastAsia="zh-CN"/>
+        </w:rPr>
+        <w:t>CNQ</w:t>
+      </w:r>
+      <w:r>
+        <w:rPr>
+          <w:rFonts w:ascii="Arial" w:hAnsi="Arial" w:cs="Arial"/>
+          <w:iCs/>
+          <w:sz w:val="20"/>
+          <w:szCs w:val="20"/>
+        </w:rPr>
+        <w:t xml:space="preserve"> staff.</w:t>
+      </w:r>
+      <w:r>
+        <w:t xml:space="preserve"> </w:t>
+      </w:r>
+      <w:r>
+        <w:rPr>
+          <w:rFonts w:ascii="Arial" w:hAnsi="Arial" w:cs="Arial"/>
+          <w:iCs/>
+          <w:sz w:val="20"/>
+          <w:szCs w:val="20"/>
+        </w:rPr>
+        <w:t xml:space="preserve">If you have any complaint or comment, please contact </w:t>
+      </w:r>
+      <w:r>
+        <w:rPr>
+          <w:rFonts w:ascii="Arial" w:hAnsi="Arial" w:cs="Arial" w:hint="eastAsia"/>
+          <w:iCs/>
+          <w:sz w:val="20"/>
+          <w:szCs w:val="20"/>
+          <w:lang w:eastAsia="zh-CN"/>
+        </w:rPr>
+        <w:t xml:space="preserve">Su </w:t>
+      </w:r>
+      <w:r>
+        <w:rPr>
+          <w:rFonts w:ascii="Arial" w:hAnsi="Arial" w:cs="Arial" w:hint="eastAsia"/>
+          <w:iCs/>
+          <w:sz w:val="20"/>
+          <w:szCs w:val="20"/>
+        </w:rPr>
+        <w:t xml:space="preserve">at </w:t>
+      </w:r>
+      <w:r>
+        <w:rPr>
+          <w:rFonts w:ascii="Arial" w:hAnsi="Arial" w:cs="Arial"/>
+          <w:iCs/>
+          <w:sz w:val="20"/>
+          <w:szCs w:val="20"/>
+        </w:rPr>
+        <w:t xml:space="preserve">compliance@cn-q.com. We guarantee </w:t>
+      </w:r>
+      <w:proofErr w:type="gramStart"/>
+      <w:r>
+        <w:rPr>
+          <w:rFonts w:ascii="Arial" w:hAnsi="Arial" w:cs="Arial"/>
+          <w:iCs/>
+          <w:sz w:val="20"/>
+          <w:szCs w:val="20"/>
+        </w:rPr>
+        <w:t>immediate</w:t>
+      </w:r>
+      <w:proofErr w:type="gramEnd"/>
+      <w:r>
+        <w:rPr>
+          <w:rFonts w:ascii="Arial" w:hAnsi="Arial" w:cs="Arial"/>
+          <w:iCs/>
+          <w:sz w:val="20"/>
+          <w:szCs w:val="20"/>
+        </w:rPr>
+        <w:t xml:space="preserve"> following up/investigation and </w:t>
+      </w:r>
+      <w:r>
+        <w:rPr>
+          <w:rFonts w:ascii="Arial" w:hAnsi="Arial" w:cs="Arial"/>
+          <w:iCs/>
+          <w:color w:val="EE0000"/>
+          <w:sz w:val="20"/>
+          <w:szCs w:val="20"/>
+        </w:rPr>
+        <w:t>keep your info confidential</w:t>
+      </w:r>
+      <w:r>
+        <w:rPr>
+          <w:rFonts w:ascii="Arial" w:hAnsi="Arial" w:cs="Arial"/>
+          <w:iCs/>
+          <w:sz w:val="20"/>
+          <w:szCs w:val="20"/>
+        </w:rPr>
+        <w:t>.</w:t>
+      </w:r>
+      <w:r>
+        <w:rPr>
+          <w:rFonts w:ascii="Arial" w:hAnsi="Arial" w:cs="Arial"/>
+          <w:iCs/>
+          <w:sz w:val="20"/>
+          <w:szCs w:val="20"/>
+        </w:rPr>
+        <w:t xml:space="preserve"> </w:t>
+      </w:r>
+      <w:r>
+        <w:rPr>
+          <w:rFonts w:ascii="Arial" w:eastAsia="PMingLiU" w:hAnsi="Arial" w:cs="Arial" w:hint="eastAsia"/>
+          <w:iCs/>
+          <w:color w:val="000000"/>
+          <w:sz w:val="20"/>
+          <w:szCs w:val="20"/>
+          <w:lang w:eastAsia="zh-TW"/>
+        </w:rPr>
+        <w:t>依照</w:t>
+      </w:r>
+      <w:r>
+        <w:rPr>
+          <w:rFonts w:ascii="Arial" w:hAnsi="Arial" w:cs="Arial"/>
+          <w:iCs/>
+          <w:sz w:val="20"/>
+          <w:szCs w:val="20"/>
+          <w:lang w:eastAsia="zh-CN"/>
+        </w:rPr>
+        <w:t>CNQ</w:t>
+      </w:r>
+      <w:r>
+        <w:rPr>
           <w:rFonts w:ascii="Arial" w:eastAsia="PMingLiU" w:hAnsi="Arial" w:cs="Arial"/>
           <w:iCs/>
           <w:color w:val="000000"/>
-          <w:sz w:val="18"/>
-          <w:szCs w:val="18"/>
+          <w:sz w:val="20"/>
+          <w:szCs w:val="20"/>
           <w:lang w:eastAsia="zh-TW"/>
         </w:rPr>
-      </w:pPr>
-      <w:r>
-        <w:rPr>
-          <w:rFonts w:ascii="Arial" w:hAnsi="Arial" w:cs="Arial"/>
-          <w:iCs/>
-          <w:sz w:val="18"/>
-          <w:szCs w:val="18"/>
-        </w:rPr>
-        <w:t xml:space="preserve">According to </w:t>
-      </w:r>
-      <w:r>
-        <w:rPr>
-          <w:rFonts w:ascii="Arial" w:hAnsi="Arial" w:cs="Arial"/>
-          <w:iCs/>
-          <w:sz w:val="18"/>
-          <w:szCs w:val="18"/>
-          <w:lang w:eastAsia="zh-CN"/>
-        </w:rPr>
-        <w:t>CNQ</w:t>
-      </w:r>
-      <w:r>
-        <w:rPr>
-          <w:rFonts w:ascii="Arial" w:hAnsi="Arial" w:cs="Arial"/>
-          <w:iCs/>
-          <w:sz w:val="18"/>
-          <w:szCs w:val="18"/>
-        </w:rPr>
-        <w:t xml:space="preserve"> company policy, benefit of any kind shou</w:t>
-      </w:r>
-      <w:smartTag w:uri="urn:schemas-microsoft-com:office:smarttags" w:element="PersonName">
-        <w:r>
-          <w:rPr>
-            <w:rFonts w:ascii="Arial" w:hAnsi="Arial" w:cs="Arial"/>
-            <w:iCs/>
-            <w:sz w:val="18"/>
-            <w:szCs w:val="18"/>
-          </w:rPr>
-          <w:t>ld</w:t>
-        </w:r>
-      </w:smartTag>
-      <w:r>
-        <w:rPr>
-          <w:rFonts w:ascii="Arial" w:hAnsi="Arial" w:cs="Arial"/>
-          <w:iCs/>
-          <w:sz w:val="18"/>
-          <w:szCs w:val="18"/>
-        </w:rPr>
         <w:t xml:space="preserve"> </w:t>
       </w:r>
       <w:r>
         <w:rPr>
-          <w:rFonts w:ascii="Arial" w:hAnsi="Arial" w:cs="Arial"/>
-          <w:b/>
-          <w:iCs/>
-          <w:color w:val="FF0000"/>
-          <w:sz w:val="18"/>
-          <w:szCs w:val="18"/>
-        </w:rPr>
-        <w:t>NOT</w:t>
-      </w:r>
-      <w:r>
-        <w:rPr>
-          <w:rFonts w:ascii="Arial" w:hAnsi="Arial" w:cs="Arial"/>
-          <w:iCs/>
-          <w:sz w:val="18"/>
-          <w:szCs w:val="18"/>
-        </w:rPr>
-        <w:t xml:space="preserve"> be offered to any of </w:t>
-      </w:r>
-      <w:r>
-        <w:rPr>
-          <w:rFonts w:ascii="Arial" w:hAnsi="Arial" w:cs="Arial"/>
-          <w:iCs/>
-          <w:sz w:val="18"/>
-          <w:szCs w:val="18"/>
-          <w:lang w:eastAsia="zh-CN"/>
-        </w:rPr>
-        <w:t>CNQ</w:t>
-      </w:r>
-      <w:r>
-        <w:rPr>
-          <w:rFonts w:ascii="Arial" w:hAnsi="Arial" w:cs="Arial"/>
-          <w:iCs/>
-          <w:sz w:val="18"/>
-          <w:szCs w:val="18"/>
-        </w:rPr>
-        <w:t xml:space="preserve"> staff.</w:t>
-      </w:r>
-      <w:r>
-        <w:rPr>
-          <w:rFonts w:ascii="Arial" w:hAnsi="Arial" w:cs="Arial"/>
-          <w:iCs/>
-          <w:sz w:val="18"/>
-          <w:szCs w:val="18"/>
-        </w:rPr>
-        <w:t xml:space="preserve"> </w:t>
-      </w:r>
-      <w:r>
-        <w:rPr>
           <w:rFonts w:ascii="Arial" w:eastAsia="PMingLiU" w:hAnsi="Arial" w:cs="Arial" w:hint="eastAsia"/>
           <w:iCs/>
           <w:color w:val="000000"/>
-          <w:sz w:val="18"/>
-          <w:szCs w:val="18"/>
+          <w:sz w:val="20"/>
+          <w:szCs w:val="20"/>
           <w:lang w:eastAsia="zh-TW"/>
         </w:rPr>
-        <w:t>依照</w:t>
-      </w:r>
-      <w:r>
-        <w:rPr>
-          <w:rFonts w:ascii="Arial" w:hAnsi="Arial" w:cs="Arial"/>
-          <w:iCs/>
-          <w:sz w:val="18"/>
-          <w:szCs w:val="18"/>
-          <w:lang w:eastAsia="zh-CN"/>
-        </w:rPr>
-        <w:t>CNQ</w:t>
-      </w:r>
-      <w:r>
-        <w:rPr>
-          <w:rFonts w:ascii="Arial" w:eastAsia="PMingLiU" w:hAnsi="Arial" w:cs="Arial"/>
+        <w:t>的公司政策，</w:t>
+      </w:r>
+      <w:r>
+        <w:rPr>
+          <w:rFonts w:ascii="Arial" w:hAnsi="Arial" w:cs="Arial" w:hint="eastAsia"/>
           <w:iCs/>
           <w:color w:val="000000"/>
-          <w:sz w:val="18"/>
-          <w:szCs w:val="18"/>
-          <w:lang w:eastAsia="zh-TW"/>
-        </w:rPr>
-        <w:t xml:space="preserve"> </w:t>
-      </w:r>
-      <w:r>
-        <w:rPr>
-          <w:rFonts w:ascii="Arial" w:eastAsia="PMingLiU" w:hAnsi="Arial" w:cs="Arial" w:hint="eastAsia"/>
-          <w:iCs/>
-          <w:color w:val="000000"/>
-          <w:sz w:val="18"/>
-          <w:szCs w:val="18"/>
-          <w:lang w:eastAsia="zh-TW"/>
-        </w:rPr>
-        <w:t>的公司政策，</w:t>
-      </w:r>
-      <w:r>
-        <w:rPr>
-          <w:rFonts w:ascii="Arial" w:hAnsi="Arial" w:cs="Arial" w:hint="eastAsia"/>
-          <w:iCs/>
-          <w:color w:val="000000"/>
-          <w:sz w:val="18"/>
-          <w:szCs w:val="18"/>
+          <w:sz w:val="20"/>
+          <w:szCs w:val="20"/>
           <w:lang w:eastAsia="zh-CN"/>
         </w:rPr>
         <w:t>我司职员</w:t>
@@ -4711,8 +3197,8 @@
           <w:b/>
           <w:iCs/>
           <w:color w:val="FF0000"/>
-          <w:sz w:val="18"/>
-          <w:szCs w:val="18"/>
+          <w:sz w:val="20"/>
+          <w:szCs w:val="20"/>
           <w:lang w:eastAsia="zh-CN"/>
         </w:rPr>
         <w:t>严禁</w:t>
@@ -4722,11 +3208,75 @@
           <w:rFonts w:ascii="Arial" w:hAnsi="Arial" w:cs="Arial" w:hint="eastAsia"/>
           <w:iCs/>
           <w:color w:val="000000"/>
-          <w:sz w:val="18"/>
-          <w:szCs w:val="18"/>
+          <w:sz w:val="20"/>
+          <w:szCs w:val="20"/>
           <w:lang w:eastAsia="zh-CN"/>
         </w:rPr>
         <w:t>接受任何形式的利益。</w:t>
+      </w:r>
+      <w:r>
+        <w:rPr>
+          <w:rFonts w:ascii="Arial" w:hAnsi="Arial" w:cs="Arial" w:hint="eastAsia"/>
+          <w:iCs/>
+          <w:color w:val="000000"/>
+          <w:sz w:val="20"/>
+          <w:szCs w:val="20"/>
+          <w:lang w:eastAsia="zh-CN"/>
+        </w:rPr>
+        <w:t>如您有任何意见或投诉，请您联系</w:t>
+      </w:r>
+      <w:r>
+        <w:rPr>
+          <w:rFonts w:ascii="Arial" w:hAnsi="Arial" w:cs="Arial"/>
+          <w:iCs/>
+          <w:sz w:val="20"/>
+          <w:szCs w:val="20"/>
+        </w:rPr>
+        <w:t>compliance@cn-q.com</w:t>
+      </w:r>
+      <w:r>
+        <w:rPr>
+          <w:rFonts w:ascii="Arial" w:hAnsi="Arial" w:cs="Arial" w:hint="eastAsia"/>
+          <w:iCs/>
+          <w:color w:val="000000"/>
+          <w:sz w:val="20"/>
+          <w:szCs w:val="20"/>
+          <w:lang w:eastAsia="zh-CN"/>
+        </w:rPr>
+        <w:t>，我们保证您的意见或投诉会得到及时处理</w:t>
+      </w:r>
+      <w:r>
+        <w:rPr>
+          <w:rFonts w:ascii="Arial" w:hAnsi="Arial" w:cs="Arial" w:hint="eastAsia"/>
+          <w:iCs/>
+          <w:color w:val="000000"/>
+          <w:sz w:val="20"/>
+          <w:szCs w:val="20"/>
+          <w:lang w:eastAsia="zh-CN"/>
+        </w:rPr>
+        <w:t xml:space="preserve">, </w:t>
+      </w:r>
+      <w:r>
+        <w:rPr>
+          <w:rFonts w:ascii="Arial" w:hAnsi="Arial" w:cs="Arial" w:hint="eastAsia"/>
+          <w:iCs/>
+          <w:color w:val="EE0000"/>
+          <w:sz w:val="20"/>
+          <w:szCs w:val="20"/>
+          <w:lang w:eastAsia="zh-CN"/>
+        </w:rPr>
+        <w:t>并保密你的信息</w:t>
+      </w:r>
+      <w:r>
+        <w:rPr>
+          <w:rFonts w:ascii="Arial" w:hAnsi="Arial" w:cs="Arial" w:hint="eastAsia"/>
+          <w:iCs/>
+          <w:color w:val="000000"/>
+          <w:sz w:val="20"/>
+          <w:szCs w:val="20"/>
+          <w:lang w:eastAsia="zh-CN"/>
+        </w:rPr>
+        <w:t>.</w:t>
       </w:r>
     </w:p>
     <w:p>
@@ -4745,7 +3295,7 @@
     <w:p>
       <w:pPr>
         <w:rPr>
-          <w:rFonts w:ascii="Arial" w:hAnsi="Arial" w:cs="Arial"/>
+          <w:rFonts w:ascii="Arial" w:hAnsi="Arial" w:cs="Arial" w:hint="eastAsia"/>
           <w:spacing w:val="-2"/>
           <w:sz w:val="16"/>
           <w:lang w:eastAsia="zh-CN"/>
@@ -4766,7 +3316,8 @@
         <w:rPr>
           <w:rFonts w:ascii="Arial" w:hAnsi="Arial" w:cs="Arial"/>
           <w:spacing w:val="-2"/>
-          <w:sz w:val="16"/>
+          <w:sz w:val="20"/>
+          <w:szCs w:val="20"/>
           <w:u w:val="single"/>
         </w:rPr>
       </w:pPr>
@@ -4774,7 +3325,8 @@
         <w:rPr>
           <w:rFonts w:ascii="Arial" w:hAnsi="Arial" w:cs="Arial"/>
           <w:spacing w:val="-2"/>
-          <w:sz w:val="16"/>
+          <w:sz w:val="20"/>
+          <w:szCs w:val="20"/>
           <w:u w:val="single"/>
         </w:rPr>
         <w:tab/>
@@ -4783,7 +3335,8 @@
         <w:rPr>
           <w:rFonts w:ascii="Arial" w:hAnsi="Arial" w:cs="Arial"/>
           <w:spacing w:val="-2"/>
-          <w:sz w:val="16"/>
+          <w:sz w:val="20"/>
+          <w:szCs w:val="20"/>
         </w:rPr>
         <w:tab/>
       </w:r>
@@ -4791,7 +3344,8 @@
         <w:rPr>
           <w:rFonts w:ascii="Arial" w:hAnsi="Arial" w:cs="Arial"/>
           <w:spacing w:val="-2"/>
-          <w:sz w:val="16"/>
+          <w:sz w:val="20"/>
+          <w:szCs w:val="20"/>
           <w:u w:val="single"/>
         </w:rPr>
         <w:t xml:space="preserve"> </w:t>
@@ -4800,164 +3354,184 @@
         <w:rPr>
           <w:rFonts w:ascii="Arial" w:hAnsi="Arial" w:cs="Arial"/>
           <w:spacing w:val="-2"/>
-          <w:sz w:val="16"/>
+          <w:sz w:val="20"/>
+          <w:szCs w:val="20"/>
           <w:u w:val="single"/>
         </w:rPr>
         <w:tab/>
       </w:r>
     </w:p>
+    <w:tbl>
+      <w:tblPr>
+        <w:tblStyle w:val="TableGrid"/>
+        <w:tblW w:w="0" w:type="auto"/>
+        <w:tblBorders>
+          <w:top w:val="none" w:sz="0" w:space="0" w:color="auto"/>
+          <w:left w:val="none" w:sz="0" w:space="0" w:color="auto"/>
+          <w:bottom w:val="none" w:sz="0" w:space="0" w:color="auto"/>
+          <w:right w:val="none" w:sz="0" w:space="0" w:color="auto"/>
+          <w:insideH w:val="none" w:sz="0" w:space="0" w:color="auto"/>
+          <w:insideV w:val="none" w:sz="0" w:space="0" w:color="auto"/>
+        </w:tblBorders>
+        <w:tblLook w:val="04A0" w:firstRow="1" w:lastRow="0" w:firstColumn="1" w:lastColumn="0" w:noHBand="0" w:noVBand="1"/>
+      </w:tblPr>
+      <w:tblGrid>
+        <w:gridCol w:w="5665"/>
+        <w:gridCol w:w="5024"/>
+      </w:tblGrid>
+      <w:tr>
+        <w:trPr>
+          <w:trHeight w:val="348"/>
+        </w:trPr>
+        <w:tc>
+          <w:tcPr>
+            <w:tcW w:w="5665" w:type="dxa"/>
+          </w:tcPr>
+          <w:p>
+            <w:pPr>
+              <w:tabs>
+                <w:tab w:val="left" w:pos="-720"/>
+                <w:tab w:val="left" w:pos="1843"/>
+                <w:tab w:val="left" w:pos="5670"/>
+                <w:tab w:val="left" w:pos="10065"/>
+              </w:tabs>
+              <w:suppressAutoHyphens/>
+              <w:spacing w:line="264" w:lineRule="auto"/>
+              <w:jc w:val="both"/>
+              <w:rPr>
+                <w:rFonts w:ascii="Arial" w:hAnsi="Arial" w:cs="Arial"/>
+                <w:spacing w:val="-2"/>
+                <w:sz w:val="20"/>
+                <w:szCs w:val="20"/>
+                <w:u w:val="single"/>
+              </w:rPr>
+            </w:pPr>
+            <w:r>
+              <w:rPr>
+                <w:rFonts w:ascii="Arial" w:hAnsi="Arial" w:cs="Arial" w:hint="eastAsia"/>
+                <w:spacing w:val="-2"/>
+                <w:sz w:val="20"/>
+                <w:szCs w:val="20"/>
+                <w:lang w:eastAsia="zh-CN"/>
+              </w:rPr>
+              <w:t>A</w:t>
+            </w:r>
+            <w:r>
+              <w:rPr>
+                <w:rFonts w:ascii="Arial" w:hAnsi="Arial" w:cs="Arial"/>
+                <w:spacing w:val="-2"/>
+                <w:sz w:val="20"/>
+                <w:szCs w:val="20"/>
+                <w:lang w:eastAsia="zh-CN"/>
+              </w:rPr>
+              <w:t>pplication</w:t>
+            </w:r>
+            <w:r>
+              <w:rPr>
+                <w:rFonts w:ascii="Arial" w:hAnsi="Arial" w:cs="Arial" w:hint="eastAsia"/>
+                <w:spacing w:val="-2"/>
+                <w:sz w:val="20"/>
+                <w:szCs w:val="20"/>
+                <w:lang w:eastAsia="zh-CN"/>
+              </w:rPr>
+              <w:t xml:space="preserve"> Date</w:t>
+            </w:r>
+            <w:r>
+              <w:rPr>
+                <w:rFonts w:ascii="Arial" w:hAnsi="Arial" w:cs="Arial"/>
+                <w:spacing w:val="-2"/>
+                <w:sz w:val="20"/>
+                <w:szCs w:val="20"/>
+              </w:rPr>
+              <w:tab/>
+            </w:r>
+          </w:p>
+        </w:tc>
+        <w:tc>
+          <w:tcPr>
+            <w:tcW w:w="5024" w:type="dxa"/>
+          </w:tcPr>
+          <w:p>
+            <w:pPr>
+              <w:tabs>
+                <w:tab w:val="left" w:pos="-720"/>
+                <w:tab w:val="left" w:pos="1843"/>
+                <w:tab w:val="left" w:pos="5670"/>
+                <w:tab w:val="left" w:pos="10065"/>
+              </w:tabs>
+              <w:suppressAutoHyphens/>
+              <w:spacing w:line="264" w:lineRule="auto"/>
+              <w:jc w:val="both"/>
+              <w:rPr>
+                <w:rFonts w:ascii="Arial" w:hAnsi="Arial" w:cs="Arial"/>
+                <w:spacing w:val="-2"/>
+                <w:sz w:val="20"/>
+                <w:szCs w:val="20"/>
+                <w:u w:val="single"/>
+              </w:rPr>
+            </w:pPr>
+            <w:r>
+              <w:rPr>
+                <w:rFonts w:ascii="Arial" w:hAnsi="Arial" w:cs="Arial"/>
+                <w:spacing w:val="-2"/>
+                <w:sz w:val="20"/>
+                <w:szCs w:val="20"/>
+              </w:rPr>
+              <w:t>Applicant</w:t>
+            </w:r>
+            <w:r>
+              <w:rPr>
+                <w:rFonts w:ascii="Arial" w:hAnsi="Arial" w:cs="Arial" w:hint="eastAsia"/>
+                <w:spacing w:val="-2"/>
+                <w:sz w:val="20"/>
+                <w:szCs w:val="20"/>
+                <w:lang w:eastAsia="zh-CN"/>
+              </w:rPr>
+              <w:t xml:space="preserve"> </w:t>
+            </w:r>
+            <w:r>
+              <w:rPr>
+                <w:rFonts w:ascii="Arial" w:hAnsi="Arial" w:cs="Arial"/>
+                <w:spacing w:val="-2"/>
+                <w:sz w:val="20"/>
+                <w:szCs w:val="20"/>
+              </w:rPr>
+              <w:t>Signature</w:t>
+            </w:r>
+          </w:p>
+        </w:tc>
+      </w:tr>
+    </w:tbl>
     <w:p>
       <w:pPr>
         <w:tabs>
           <w:tab w:val="left" w:pos="-720"/>
           <w:tab w:val="left" w:pos="1843"/>
           <w:tab w:val="left" w:pos="5670"/>
-          <w:tab w:val="left" w:pos="7938"/>
           <w:tab w:val="left" w:pos="10065"/>
         </w:tabs>
         <w:suppressAutoHyphens/>
-        <w:spacing w:line="160" w:lineRule="exact"/>
+        <w:spacing w:line="264" w:lineRule="auto"/>
         <w:jc w:val="both"/>
         <w:rPr>
           <w:rFonts w:ascii="Arial" w:hAnsi="Arial" w:cs="Arial"/>
           <w:spacing w:val="-2"/>
-          <w:sz w:val="16"/>
-        </w:rPr>
-      </w:pPr>
-      <w:r>
-        <w:rPr>
-          <w:rFonts w:ascii="Arial" w:hAnsi="Arial" w:cs="Arial"/>
-          <w:spacing w:val="-2"/>
-          <w:sz w:val="16"/>
-        </w:rPr>
-        <w:t xml:space="preserve">Date of </w:t>
-      </w:r>
-      <w:r>
-        <w:rPr>
-          <w:rFonts w:ascii="Arial" w:hAnsi="Arial" w:cs="Arial" w:hint="eastAsia"/>
-          <w:spacing w:val="-2"/>
-          <w:sz w:val="16"/>
-          <w:lang w:eastAsia="zh-CN"/>
-        </w:rPr>
-        <w:t>A</w:t>
-      </w:r>
-      <w:r>
-        <w:rPr>
-          <w:rFonts w:ascii="Arial" w:hAnsi="Arial" w:cs="Arial"/>
-          <w:spacing w:val="-2"/>
-          <w:sz w:val="16"/>
-          <w:lang w:eastAsia="zh-CN"/>
-        </w:rPr>
-        <w:t>pplication</w:t>
-      </w:r>
-      <w:r>
-        <w:rPr>
-          <w:rFonts w:ascii="Arial" w:hAnsi="Arial" w:cs="Arial"/>
-          <w:spacing w:val="-2"/>
-          <w:sz w:val="16"/>
-        </w:rPr>
-        <w:tab/>
-      </w:r>
-      <w:r>
-        <w:rPr>
-          <w:rFonts w:ascii="Arial" w:hAnsi="Arial" w:cs="Arial"/>
-          <w:spacing w:val="-2"/>
-          <w:sz w:val="16"/>
-        </w:rPr>
-        <w:tab/>
-        <w:t>Applicant</w:t>
-      </w:r>
-      <w:r>
-        <w:rPr>
-          <w:rFonts w:ascii="Arial" w:hAnsi="Arial" w:cs="Arial" w:hint="eastAsia"/>
-          <w:spacing w:val="-2"/>
-          <w:sz w:val="16"/>
-          <w:lang w:eastAsia="zh-CN"/>
-        </w:rPr>
-        <w:t xml:space="preserve">   </w:t>
-      </w:r>
-      <w:r>
-        <w:rPr>
-          <w:rFonts w:ascii="Arial" w:hAnsi="Arial" w:cs="Arial"/>
-          <w:spacing w:val="-2"/>
-          <w:sz w:val="16"/>
-        </w:rPr>
-        <w:t>Signature</w:t>
-      </w:r>
+          <w:sz w:val="20"/>
+          <w:szCs w:val="20"/>
+          <w:u w:val="single"/>
+        </w:rPr>
+      </w:pPr>
     </w:p>
     <w:p>
       <w:pPr>
-        <w:pStyle w:val="Header"/>
-        <w:tabs>
-          <w:tab w:val="clear" w:pos="4320"/>
-          <w:tab w:val="clear" w:pos="8640"/>
-          <w:tab w:val="left" w:pos="1843"/>
-          <w:tab w:val="left" w:pos="5670"/>
-          <w:tab w:val="left" w:pos="10065"/>
-        </w:tabs>
-        <w:spacing w:before="0" w:line="160" w:lineRule="exact"/>
-        <w:rPr>
-          <w:rFonts w:eastAsia="宋体"/>
-          <w:lang w:eastAsia="zh-CN"/>
-        </w:rPr>
-      </w:pPr>
-      <w:r>
-        <w:rPr>
-          <w:rFonts w:hint="eastAsia"/>
-          <w:lang w:eastAsia="zh-CN"/>
-        </w:rPr>
-        <w:t>申请</w:t>
-      </w:r>
-      <w:r>
-        <w:rPr>
-          <w:rFonts w:hint="eastAsia"/>
-          <w:lang w:eastAsia="zh-CN"/>
-        </w:rPr>
-        <w:t>日期</w:t>
-      </w:r>
-      <w:r>
-        <w:rPr>
-          <w:lang w:eastAsia="zh-CN"/>
-        </w:rPr>
-        <w:tab/>
-      </w:r>
-      <w:r>
-        <w:rPr>
-          <w:lang w:eastAsia="zh-CN"/>
-        </w:rPr>
-        <w:tab/>
-      </w:r>
-      <w:r>
-        <w:rPr>
-          <w:rFonts w:eastAsia="宋体" w:hint="eastAsia"/>
-          <w:lang w:eastAsia="zh-CN"/>
-        </w:rPr>
-        <w:t>申请</w:t>
-      </w:r>
-      <w:r>
-        <w:rPr>
-          <w:rFonts w:hint="eastAsia"/>
-          <w:lang w:eastAsia="zh-CN"/>
-        </w:rPr>
-        <w:t>方</w:t>
-      </w:r>
-      <w:r>
-        <w:rPr>
-          <w:rFonts w:hint="eastAsia"/>
-          <w:lang w:eastAsia="zh-CN"/>
-        </w:rPr>
-        <w:t>代表</w:t>
-      </w:r>
-      <w:r>
-        <w:rPr>
-          <w:rFonts w:eastAsia="宋体" w:hint="eastAsia"/>
-          <w:lang w:eastAsia="zh-CN"/>
-        </w:rPr>
-        <w:t>签名</w:t>
-      </w:r>
-    </w:p>
-    <w:p>
-      <w:pPr>
+        <w:pBdr>
+          <w:top w:val="single" w:sz="4" w:space="1" w:color="auto"/>
+          <w:left w:val="single" w:sz="4" w:space="4" w:color="auto"/>
+          <w:bottom w:val="single" w:sz="4" w:space="1" w:color="auto"/>
+          <w:right w:val="single" w:sz="4" w:space="4" w:color="auto"/>
+          <w:between w:val="single" w:sz="4" w:space="1" w:color="auto"/>
+          <w:bar w:val="single" w:sz="4" w:color="auto"/>
+        </w:pBdr>
         <w:tabs>
           <w:tab w:val="left" w:pos="10620"/>
         </w:tabs>
@@ -5012,6 +3586,7 @@
           <w:lang w:eastAsia="zh-CN"/>
         </w:rPr>
       </w:pPr>
+      <w:proofErr w:type="gramStart"/>
       <w:r>
         <w:rPr>
           <w:rFonts w:ascii="Arial" w:hAnsi="Arial" w:cs="Arial"/>
@@ -5022,17 +3597,6 @@
           <w:lang w:eastAsia="zh-CN"/>
         </w:rPr>
         <w:t>ATTACHMENT</w:t>
-      </w:r>
-      <w:r>
-        <w:rPr>
-          <w:rFonts w:ascii="Arial" w:hAnsi="Arial" w:cs="Arial"/>
-          <w:b w:val="0"/>
-          <w:bCs w:val="0"/>
-          <w:sz w:val="36"/>
-          <w:szCs w:val="36"/>
-          <w:lang w:eastAsia="zh-CN"/>
-        </w:rPr>
-        <w:t xml:space="preserve"> </w:t>
       </w:r>
       <w:r>
         <w:rPr>
@@ -5043,8 +3607,9 @@
           <w:szCs w:val="36"/>
           <w:lang w:eastAsia="zh-CN"/>
         </w:rPr>
-        <w:t>附件</w:t>
-      </w:r>
+        <w:t>(</w:t>
+      </w:r>
+      <w:proofErr w:type="gramEnd"/>
       <w:r>
         <w:rPr>
           <w:rFonts w:ascii="Arial" w:hAnsi="Arial" w:cs="Arial" w:hint="eastAsia"/>
@@ -5054,7 +3619,18 @@
           <w:szCs w:val="36"/>
           <w:lang w:eastAsia="zh-CN"/>
         </w:rPr>
-        <w:t>(if many items)</w:t>
+        <w:t>for m</w:t>
+      </w:r>
+      <w:r>
+        <w:rPr>
+          <w:rFonts w:ascii="Arial" w:hAnsi="Arial" w:cs="Arial" w:hint="eastAsia"/>
+          <w:b w:val="0"/>
+          <w:bCs w:val="0"/>
+          <w:sz w:val="36"/>
+          <w:szCs w:val="36"/>
+          <w:lang w:eastAsia="zh-CN"/>
+        </w:rPr>
+        <w:t>any items)</w:t>
       </w:r>
     </w:p>
     <w:tbl>
@@ -5072,10 +3648,10 @@
       </w:tblPr>
       <w:tblGrid>
         <w:gridCol w:w="672"/>
-        <w:gridCol w:w="1385"/>
-        <w:gridCol w:w="1576"/>
-        <w:gridCol w:w="5075"/>
-        <w:gridCol w:w="1981"/>
+        <w:gridCol w:w="1388"/>
+        <w:gridCol w:w="1579"/>
+        <w:gridCol w:w="5626"/>
+        <w:gridCol w:w="1424"/>
       </w:tblGrid>
       <w:tr>
         <w:trPr>
@@ -5083,7 +3659,7 @@
         </w:trPr>
         <w:tc>
           <w:tcPr>
-            <w:tcW w:w="675" w:type="dxa"/>
+            <w:tcW w:w="672" w:type="dxa"/>
           </w:tcPr>
           <w:p>
             <w:pPr>
@@ -5116,12 +3692,12 @@
         </w:tc>
         <w:tc>
           <w:tcPr>
-            <w:tcW w:w="1418" w:type="dxa"/>
-          </w:tcPr>
-          <w:p>
-            <w:pPr>
-              <w:rPr>
-                <w:rFonts w:ascii="Arial" w:hAnsi="Arial" w:cs="Arial"/>
+            <w:tcW w:w="1388" w:type="dxa"/>
+          </w:tcPr>
+          <w:p>
+            <w:pPr>
+              <w:rPr>
+                <w:rFonts w:ascii="Arial" w:hAnsi="Arial" w:cs="Arial" w:hint="eastAsia"/>
                 <w:sz w:val="20"/>
                 <w:szCs w:val="20"/>
                 <w:lang w:eastAsia="zh-CN"/>
@@ -5134,27 +3710,27 @@
                 <w:szCs w:val="20"/>
                 <w:lang w:eastAsia="zh-CN"/>
               </w:rPr>
-              <w:t xml:space="preserve">PO </w:t>
+              <w:t>PO</w:t>
             </w:r>
             <w:r>
               <w:rPr>
-                <w:rFonts w:ascii="Arial" w:hAnsi="Arial" w:cs="Arial"/>
-                <w:sz w:val="20"/>
-                <w:szCs w:val="20"/>
-                <w:lang w:eastAsia="zh-CN"/>
-              </w:rPr>
-              <w:t>订单</w:t>
+                <w:rFonts w:ascii="Arial" w:hAnsi="Arial" w:cs="Arial" w:hint="eastAsia"/>
+                <w:sz w:val="20"/>
+                <w:szCs w:val="20"/>
+                <w:lang w:eastAsia="zh-CN"/>
+              </w:rPr>
+              <w:t>#</w:t>
             </w:r>
           </w:p>
         </w:tc>
         <w:tc>
           <w:tcPr>
-            <w:tcW w:w="1609" w:type="dxa"/>
-          </w:tcPr>
-          <w:p>
-            <w:pPr>
-              <w:rPr>
-                <w:rFonts w:ascii="Arial" w:hAnsi="Arial" w:cs="Arial"/>
+            <w:tcW w:w="1579" w:type="dxa"/>
+          </w:tcPr>
+          <w:p>
+            <w:pPr>
+              <w:rPr>
+                <w:rFonts w:ascii="Arial" w:hAnsi="Arial" w:cs="Arial" w:hint="eastAsia"/>
                 <w:sz w:val="20"/>
                 <w:szCs w:val="20"/>
                 <w:lang w:eastAsia="zh-CN"/>
@@ -5167,32 +3743,41 @@
                 <w:szCs w:val="20"/>
                 <w:lang w:eastAsia="zh-CN"/>
               </w:rPr>
-              <w:t xml:space="preserve">ITEM </w:t>
+              <w:t>ITEM</w:t>
             </w:r>
             <w:r>
               <w:rPr>
-                <w:rFonts w:ascii="Arial" w:hAnsi="Arial" w:cs="Arial"/>
-                <w:sz w:val="20"/>
-                <w:szCs w:val="20"/>
-                <w:lang w:eastAsia="zh-CN"/>
-              </w:rPr>
-              <w:t>款号</w:t>
+                <w:rFonts w:ascii="Arial" w:hAnsi="Arial" w:cs="Arial" w:hint="eastAsia"/>
+                <w:sz w:val="20"/>
+                <w:szCs w:val="20"/>
+                <w:lang w:eastAsia="zh-CN"/>
+              </w:rPr>
+              <w:t>#</w:t>
             </w:r>
           </w:p>
         </w:tc>
         <w:tc>
           <w:tcPr>
-            <w:tcW w:w="5204" w:type="dxa"/>
-          </w:tcPr>
-          <w:p>
-            <w:pPr>
-              <w:rPr>
-                <w:rFonts w:ascii="Arial" w:hAnsi="Arial" w:cs="Arial"/>
-                <w:sz w:val="20"/>
-                <w:szCs w:val="20"/>
-                <w:lang w:eastAsia="zh-CN"/>
-              </w:rPr>
-            </w:pPr>
+            <w:tcW w:w="5626" w:type="dxa"/>
+          </w:tcPr>
+          <w:p>
+            <w:pPr>
+              <w:rPr>
+                <w:rFonts w:ascii="Arial" w:hAnsi="Arial" w:cs="Arial"/>
+                <w:sz w:val="20"/>
+                <w:szCs w:val="20"/>
+                <w:lang w:eastAsia="zh-CN"/>
+              </w:rPr>
+            </w:pPr>
+            <w:r>
+              <w:rPr>
+                <w:rFonts w:ascii="Arial" w:hAnsi="Arial" w:cs="Arial" w:hint="eastAsia"/>
+                <w:sz w:val="20"/>
+                <w:szCs w:val="20"/>
+                <w:lang w:eastAsia="zh-CN"/>
+              </w:rPr>
+              <w:t xml:space="preserve">PRODUCT </w:t>
+            </w:r>
             <w:r>
               <w:rPr>
                 <w:rFonts w:ascii="Arial" w:hAnsi="Arial" w:cs="Arial"/>
@@ -5202,6 +3787,21 @@
               </w:rPr>
               <w:t xml:space="preserve">DESCRIPTION </w:t>
             </w:r>
+          </w:p>
+        </w:tc>
+        <w:tc>
+          <w:tcPr>
+            <w:tcW w:w="1424" w:type="dxa"/>
+          </w:tcPr>
+          <w:p>
+            <w:pPr>
+              <w:rPr>
+                <w:rFonts w:ascii="Arial" w:hAnsi="Arial" w:cs="Arial" w:hint="eastAsia"/>
+                <w:sz w:val="20"/>
+                <w:szCs w:val="20"/>
+                <w:lang w:eastAsia="zh-CN"/>
+              </w:rPr>
+            </w:pPr>
             <w:r>
               <w:rPr>
                 <w:rFonts w:ascii="Arial" w:hAnsi="Arial" w:cs="Arial"/>
@@ -5209,40 +3809,7 @@
                 <w:szCs w:val="20"/>
                 <w:lang w:eastAsia="zh-CN"/>
               </w:rPr>
-              <w:t>描述</w:t>
-            </w:r>
-          </w:p>
-        </w:tc>
-        <w:tc>
-          <w:tcPr>
-            <w:tcW w:w="2009" w:type="dxa"/>
-          </w:tcPr>
-          <w:p>
-            <w:pPr>
-              <w:rPr>
-                <w:rFonts w:ascii="Arial" w:hAnsi="Arial" w:cs="Arial"/>
-                <w:sz w:val="20"/>
-                <w:szCs w:val="20"/>
-                <w:lang w:eastAsia="zh-CN"/>
-              </w:rPr>
-            </w:pPr>
-            <w:r>
-              <w:rPr>
-                <w:rFonts w:ascii="Arial" w:hAnsi="Arial" w:cs="Arial"/>
-                <w:sz w:val="20"/>
-                <w:szCs w:val="20"/>
-                <w:lang w:eastAsia="zh-CN"/>
-              </w:rPr>
-              <w:t xml:space="preserve">QUANTITY </w:t>
-            </w:r>
-            <w:r>
-              <w:rPr>
-                <w:rFonts w:ascii="Arial" w:hAnsi="Arial" w:cs="Arial"/>
-                <w:sz w:val="20"/>
-                <w:szCs w:val="20"/>
-                <w:lang w:eastAsia="zh-CN"/>
-              </w:rPr>
-              <w:t>数量</w:t>
+              <w:t>QUANTITY</w:t>
             </w:r>
           </w:p>
         </w:tc>
@@ -5253,7 +3820,7 @@
         </w:trPr>
         <w:tc>
           <w:tcPr>
-            <w:tcW w:w="675" w:type="dxa"/>
+            <w:tcW w:w="672" w:type="dxa"/>
           </w:tcPr>
           <w:p>
             <w:pPr>
@@ -5277,7 +3844,7 @@
         </w:tc>
         <w:tc>
           <w:tcPr>
-            <w:tcW w:w="1418" w:type="dxa"/>
+            <w:tcW w:w="1388" w:type="dxa"/>
           </w:tcPr>
           <w:p>
             <w:pPr>
@@ -5292,7 +3859,7 @@
         </w:tc>
         <w:tc>
           <w:tcPr>
-            <w:tcW w:w="1609" w:type="dxa"/>
+            <w:tcW w:w="1579" w:type="dxa"/>
           </w:tcPr>
           <w:p>
             <w:pPr>
@@ -5307,7 +3874,7 @@
         </w:tc>
         <w:tc>
           <w:tcPr>
-            <w:tcW w:w="5204" w:type="dxa"/>
+            <w:tcW w:w="5626" w:type="dxa"/>
           </w:tcPr>
           <w:p>
             <w:pPr>
@@ -5322,7 +3889,7 @@
         </w:tc>
         <w:tc>
           <w:tcPr>
-            <w:tcW w:w="2009" w:type="dxa"/>
+            <w:tcW w:w="1424" w:type="dxa"/>
           </w:tcPr>
           <w:p>
             <w:pPr>
@@ -5342,7 +3909,7 @@
         </w:trPr>
         <w:tc>
           <w:tcPr>
-            <w:tcW w:w="675" w:type="dxa"/>
+            <w:tcW w:w="672" w:type="dxa"/>
           </w:tcPr>
           <w:p>
             <w:pPr>
@@ -5366,7 +3933,7 @@
         </w:tc>
         <w:tc>
           <w:tcPr>
-            <w:tcW w:w="1418" w:type="dxa"/>
+            <w:tcW w:w="1388" w:type="dxa"/>
           </w:tcPr>
           <w:p>
             <w:pPr>
@@ -5381,7 +3948,7 @@
         </w:tc>
         <w:tc>
           <w:tcPr>
-            <w:tcW w:w="1609" w:type="dxa"/>
+            <w:tcW w:w="1579" w:type="dxa"/>
           </w:tcPr>
           <w:p>
             <w:pPr>
@@ -5396,7 +3963,7 @@
         </w:tc>
         <w:tc>
           <w:tcPr>
-            <w:tcW w:w="5204" w:type="dxa"/>
+            <w:tcW w:w="5626" w:type="dxa"/>
           </w:tcPr>
           <w:p>
             <w:pPr>
@@ -5411,7 +3978,7 @@
         </w:tc>
         <w:tc>
           <w:tcPr>
-            <w:tcW w:w="2009" w:type="dxa"/>
+            <w:tcW w:w="1424" w:type="dxa"/>
           </w:tcPr>
           <w:p>
             <w:pPr>
@@ -5431,7 +3998,7 @@
         </w:trPr>
         <w:tc>
           <w:tcPr>
-            <w:tcW w:w="675" w:type="dxa"/>
+            <w:tcW w:w="672" w:type="dxa"/>
           </w:tcPr>
           <w:p>
             <w:pPr>
@@ -5455,7 +4022,7 @@
         </w:tc>
         <w:tc>
           <w:tcPr>
-            <w:tcW w:w="1418" w:type="dxa"/>
+            <w:tcW w:w="1388" w:type="dxa"/>
           </w:tcPr>
           <w:p>
             <w:pPr>
@@ -5470,7 +4037,7 @@
         </w:tc>
         <w:tc>
           <w:tcPr>
-            <w:tcW w:w="1609" w:type="dxa"/>
+            <w:tcW w:w="1579" w:type="dxa"/>
           </w:tcPr>
           <w:p>
             <w:pPr>
@@ -5485,7 +4052,7 @@
         </w:tc>
         <w:tc>
           <w:tcPr>
-            <w:tcW w:w="5204" w:type="dxa"/>
+            <w:tcW w:w="5626" w:type="dxa"/>
           </w:tcPr>
           <w:p>
             <w:pPr>
@@ -5500,7 +4067,7 @@
         </w:tc>
         <w:tc>
           <w:tcPr>
-            <w:tcW w:w="2009" w:type="dxa"/>
+            <w:tcW w:w="1424" w:type="dxa"/>
           </w:tcPr>
           <w:p>
             <w:pPr>
@@ -5520,7 +4087,7 @@
         </w:trPr>
         <w:tc>
           <w:tcPr>
-            <w:tcW w:w="675" w:type="dxa"/>
+            <w:tcW w:w="672" w:type="dxa"/>
           </w:tcPr>
           <w:p>
             <w:pPr>
@@ -5544,7 +4111,7 @@
         </w:tc>
         <w:tc>
           <w:tcPr>
-            <w:tcW w:w="1418" w:type="dxa"/>
+            <w:tcW w:w="1388" w:type="dxa"/>
           </w:tcPr>
           <w:p>
             <w:pPr>
@@ -5559,7 +4126,7 @@
         </w:tc>
         <w:tc>
           <w:tcPr>
-            <w:tcW w:w="1609" w:type="dxa"/>
+            <w:tcW w:w="1579" w:type="dxa"/>
           </w:tcPr>
           <w:p>
             <w:pPr>
@@ -5574,7 +4141,7 @@
         </w:tc>
         <w:tc>
           <w:tcPr>
-            <w:tcW w:w="5204" w:type="dxa"/>
+            <w:tcW w:w="5626" w:type="dxa"/>
           </w:tcPr>
           <w:p>
             <w:pPr>
@@ -5589,7 +4156,7 @@
         </w:tc>
         <w:tc>
           <w:tcPr>
-            <w:tcW w:w="2009" w:type="dxa"/>
+            <w:tcW w:w="1424" w:type="dxa"/>
           </w:tcPr>
           <w:p>
             <w:pPr>
@@ -5609,7 +4176,7 @@
         </w:trPr>
         <w:tc>
           <w:tcPr>
-            <w:tcW w:w="675" w:type="dxa"/>
+            <w:tcW w:w="672" w:type="dxa"/>
           </w:tcPr>
           <w:p>
             <w:pPr>
@@ -5633,7 +4200,7 @@
         </w:tc>
         <w:tc>
           <w:tcPr>
-            <w:tcW w:w="1418" w:type="dxa"/>
+            <w:tcW w:w="1388" w:type="dxa"/>
           </w:tcPr>
           <w:p>
             <w:pPr>
@@ -5648,7 +4215,7 @@
         </w:tc>
         <w:tc>
           <w:tcPr>
-            <w:tcW w:w="1609" w:type="dxa"/>
+            <w:tcW w:w="1579" w:type="dxa"/>
           </w:tcPr>
           <w:p>
             <w:pPr>
@@ -5663,7 +4230,7 @@
         </w:tc>
         <w:tc>
           <w:tcPr>
-            <w:tcW w:w="5204" w:type="dxa"/>
+            <w:tcW w:w="5626" w:type="dxa"/>
           </w:tcPr>
           <w:p>
             <w:pPr>
@@ -5678,7 +4245,7 @@
         </w:tc>
         <w:tc>
           <w:tcPr>
-            <w:tcW w:w="2009" w:type="dxa"/>
+            <w:tcW w:w="1424" w:type="dxa"/>
           </w:tcPr>
           <w:p>
             <w:pPr>
@@ -5698,7 +4265,7 @@
         </w:trPr>
         <w:tc>
           <w:tcPr>
-            <w:tcW w:w="675" w:type="dxa"/>
+            <w:tcW w:w="672" w:type="dxa"/>
           </w:tcPr>
           <w:p>
             <w:pPr>
@@ -5722,7 +4289,7 @@
         </w:tc>
         <w:tc>
           <w:tcPr>
-            <w:tcW w:w="1418" w:type="dxa"/>
+            <w:tcW w:w="1388" w:type="dxa"/>
           </w:tcPr>
           <w:p>
             <w:pPr>
@@ -5737,7 +4304,7 @@
         </w:tc>
         <w:tc>
           <w:tcPr>
-            <w:tcW w:w="1609" w:type="dxa"/>
+            <w:tcW w:w="1579" w:type="dxa"/>
           </w:tcPr>
           <w:p>
             <w:pPr>
@@ -5752,7 +4319,7 @@
         </w:tc>
         <w:tc>
           <w:tcPr>
-            <w:tcW w:w="5204" w:type="dxa"/>
+            <w:tcW w:w="5626" w:type="dxa"/>
           </w:tcPr>
           <w:p>
             <w:pPr>
@@ -5767,7 +4334,7 @@
         </w:tc>
         <w:tc>
           <w:tcPr>
-            <w:tcW w:w="2009" w:type="dxa"/>
+            <w:tcW w:w="1424" w:type="dxa"/>
           </w:tcPr>
           <w:p>
             <w:pPr>
@@ -5787,7 +4354,7 @@
         </w:trPr>
         <w:tc>
           <w:tcPr>
-            <w:tcW w:w="675" w:type="dxa"/>
+            <w:tcW w:w="672" w:type="dxa"/>
           </w:tcPr>
           <w:p>
             <w:pPr>
@@ -5811,7 +4378,7 @@
         </w:tc>
         <w:tc>
           <w:tcPr>
-            <w:tcW w:w="1418" w:type="dxa"/>
+            <w:tcW w:w="1388" w:type="dxa"/>
           </w:tcPr>
           <w:p>
             <w:pPr>
@@ -5826,7 +4393,7 @@
         </w:tc>
         <w:tc>
           <w:tcPr>
-            <w:tcW w:w="1609" w:type="dxa"/>
+            <w:tcW w:w="1579" w:type="dxa"/>
           </w:tcPr>
           <w:p>
             <w:pPr>
@@ -5841,7 +4408,7 @@
         </w:tc>
         <w:tc>
           <w:tcPr>
-            <w:tcW w:w="5204" w:type="dxa"/>
+            <w:tcW w:w="5626" w:type="dxa"/>
           </w:tcPr>
           <w:p>
             <w:pPr>
@@ -5856,7 +4423,7 @@
         </w:tc>
         <w:tc>
           <w:tcPr>
-            <w:tcW w:w="2009" w:type="dxa"/>
+            <w:tcW w:w="1424" w:type="dxa"/>
           </w:tcPr>
           <w:p>
             <w:pPr>
@@ -5876,12 +4443,12 @@
         </w:trPr>
         <w:tc>
           <w:tcPr>
-            <w:tcW w:w="675" w:type="dxa"/>
-          </w:tcPr>
-          <w:p>
-            <w:pPr>
-              <w:rPr>
-                <w:rFonts w:ascii="Arial" w:hAnsi="Arial" w:cs="Arial"/>
+            <w:tcW w:w="672" w:type="dxa"/>
+          </w:tcPr>
+          <w:p>
+            <w:pPr>
+              <w:rPr>
+                <w:rFonts w:ascii="Arial" w:hAnsi="Arial" w:cs="Arial" w:hint="eastAsia"/>
                 <w:sz w:val="18"/>
                 <w:szCs w:val="18"/>
                 <w:lang w:eastAsia="zh-CN"/>
@@ -5889,18 +4456,196 @@
             </w:pPr>
             <w:r>
               <w:rPr>
-                <w:rFonts w:ascii="Arial" w:hAnsi="Arial" w:cs="Arial"/>
+                <w:rFonts w:ascii="Arial" w:hAnsi="Arial" w:cs="Arial" w:hint="eastAsia"/>
                 <w:sz w:val="18"/>
                 <w:szCs w:val="18"/>
                 <w:lang w:eastAsia="zh-CN"/>
               </w:rPr>
+              <w:t>8</w:t>
+            </w:r>
+          </w:p>
+        </w:tc>
+        <w:tc>
+          <w:tcPr>
+            <w:tcW w:w="1388" w:type="dxa"/>
+          </w:tcPr>
+          <w:p>
+            <w:pPr>
+              <w:rPr>
+                <w:rFonts w:ascii="Arial" w:hAnsi="Arial" w:cs="Arial"/>
+                <w:sz w:val="18"/>
+                <w:szCs w:val="18"/>
+                <w:lang w:eastAsia="zh-CN"/>
+              </w:rPr>
+            </w:pPr>
+          </w:p>
+        </w:tc>
+        <w:tc>
+          <w:tcPr>
+            <w:tcW w:w="1579" w:type="dxa"/>
+          </w:tcPr>
+          <w:p>
+            <w:pPr>
+              <w:rPr>
+                <w:rFonts w:ascii="Arial" w:hAnsi="Arial" w:cs="Arial"/>
+                <w:sz w:val="18"/>
+                <w:szCs w:val="18"/>
+                <w:lang w:eastAsia="zh-CN"/>
+              </w:rPr>
+            </w:pPr>
+          </w:p>
+        </w:tc>
+        <w:tc>
+          <w:tcPr>
+            <w:tcW w:w="5626" w:type="dxa"/>
+          </w:tcPr>
+          <w:p>
+            <w:pPr>
+              <w:rPr>
+                <w:rFonts w:ascii="Arial" w:hAnsi="Arial" w:cs="Arial"/>
+                <w:sz w:val="18"/>
+                <w:szCs w:val="18"/>
+                <w:lang w:eastAsia="zh-CN"/>
+              </w:rPr>
+            </w:pPr>
+          </w:p>
+        </w:tc>
+        <w:tc>
+          <w:tcPr>
+            <w:tcW w:w="1424" w:type="dxa"/>
+          </w:tcPr>
+          <w:p>
+            <w:pPr>
+              <w:rPr>
+                <w:rFonts w:ascii="Arial" w:hAnsi="Arial" w:cs="Arial"/>
+                <w:sz w:val="18"/>
+                <w:szCs w:val="18"/>
+                <w:lang w:eastAsia="zh-CN"/>
+              </w:rPr>
+            </w:pPr>
+          </w:p>
+        </w:tc>
+      </w:tr>
+      <w:tr>
+        <w:trPr>
+          <w:trHeight w:val="340"/>
+        </w:trPr>
+        <w:tc>
+          <w:tcPr>
+            <w:tcW w:w="672" w:type="dxa"/>
+          </w:tcPr>
+          <w:p>
+            <w:pPr>
+              <w:rPr>
+                <w:rFonts w:ascii="Arial" w:hAnsi="Arial" w:cs="Arial" w:hint="eastAsia"/>
+                <w:sz w:val="18"/>
+                <w:szCs w:val="18"/>
+                <w:lang w:eastAsia="zh-CN"/>
+              </w:rPr>
+            </w:pPr>
+            <w:r>
+              <w:rPr>
+                <w:rFonts w:ascii="Arial" w:hAnsi="Arial" w:cs="Arial" w:hint="eastAsia"/>
+                <w:sz w:val="18"/>
+                <w:szCs w:val="18"/>
+                <w:lang w:eastAsia="zh-CN"/>
+              </w:rPr>
+              <w:t>9</w:t>
+            </w:r>
+          </w:p>
+        </w:tc>
+        <w:tc>
+          <w:tcPr>
+            <w:tcW w:w="1388" w:type="dxa"/>
+          </w:tcPr>
+          <w:p>
+            <w:pPr>
+              <w:rPr>
+                <w:rFonts w:ascii="Arial" w:hAnsi="Arial" w:cs="Arial"/>
+                <w:sz w:val="18"/>
+                <w:szCs w:val="18"/>
+                <w:lang w:eastAsia="zh-CN"/>
+              </w:rPr>
+            </w:pPr>
+          </w:p>
+        </w:tc>
+        <w:tc>
+          <w:tcPr>
+            <w:tcW w:w="1579" w:type="dxa"/>
+          </w:tcPr>
+          <w:p>
+            <w:pPr>
+              <w:rPr>
+                <w:rFonts w:ascii="Arial" w:hAnsi="Arial" w:cs="Arial"/>
+                <w:sz w:val="18"/>
+                <w:szCs w:val="18"/>
+                <w:lang w:eastAsia="zh-CN"/>
+              </w:rPr>
+            </w:pPr>
+          </w:p>
+        </w:tc>
+        <w:tc>
+          <w:tcPr>
+            <w:tcW w:w="5626" w:type="dxa"/>
+          </w:tcPr>
+          <w:p>
+            <w:pPr>
+              <w:rPr>
+                <w:rFonts w:ascii="Arial" w:hAnsi="Arial" w:cs="Arial"/>
+                <w:sz w:val="18"/>
+                <w:szCs w:val="18"/>
+                <w:lang w:eastAsia="zh-CN"/>
+              </w:rPr>
+            </w:pPr>
+          </w:p>
+        </w:tc>
+        <w:tc>
+          <w:tcPr>
+            <w:tcW w:w="1424" w:type="dxa"/>
+          </w:tcPr>
+          <w:p>
+            <w:pPr>
+              <w:rPr>
+                <w:rFonts w:ascii="Arial" w:hAnsi="Arial" w:cs="Arial"/>
+                <w:sz w:val="18"/>
+                <w:szCs w:val="18"/>
+                <w:lang w:eastAsia="zh-CN"/>
+              </w:rPr>
+            </w:pPr>
+          </w:p>
+        </w:tc>
+      </w:tr>
+      <w:tr>
+        <w:trPr>
+          <w:trHeight w:val="340"/>
+        </w:trPr>
+        <w:tc>
+          <w:tcPr>
+            <w:tcW w:w="672" w:type="dxa"/>
+          </w:tcPr>
+          <w:p>
+            <w:pPr>
+              <w:rPr>
+                <w:rFonts w:ascii="Arial" w:hAnsi="Arial" w:cs="Arial"/>
+                <w:sz w:val="18"/>
+                <w:szCs w:val="18"/>
+                <w:lang w:eastAsia="zh-CN"/>
+              </w:rPr>
+            </w:pPr>
+            <w:r>
+              <w:rPr>
+                <w:rFonts w:ascii="Arial" w:hAnsi="Arial" w:cs="Arial"/>
+                <w:sz w:val="18"/>
+                <w:szCs w:val="18"/>
+                <w:lang w:eastAsia="zh-CN"/>
+              </w:rPr>
               <w:t>…</w:t>
             </w:r>
           </w:p>
         </w:tc>
         <w:tc>
           <w:tcPr>
-            <w:tcW w:w="1418" w:type="dxa"/>
+            <w:tcW w:w="1388" w:type="dxa"/>
           </w:tcPr>
           <w:p>
             <w:pPr>
@@ -5915,7 +4660,7 @@
         </w:tc>
         <w:tc>
           <w:tcPr>
-            <w:tcW w:w="1609" w:type="dxa"/>
+            <w:tcW w:w="1579" w:type="dxa"/>
           </w:tcPr>
           <w:p>
             <w:pPr>
@@ -5930,7 +4675,7 @@
         </w:tc>
         <w:tc>
           <w:tcPr>
-            <w:tcW w:w="5204" w:type="dxa"/>
+            <w:tcW w:w="5626" w:type="dxa"/>
           </w:tcPr>
           <w:p>
             <w:pPr>
@@ -5945,7 +4690,7 @@
         </w:tc>
         <w:tc>
           <w:tcPr>
-            <w:tcW w:w="2009" w:type="dxa"/>
+            <w:tcW w:w="1424" w:type="dxa"/>
           </w:tcPr>
           <w:p>
             <w:pPr>
@@ -5963,68 +4708,22 @@
     <w:p>
       <w:pPr>
         <w:rPr>
+          <w:rFonts w:ascii="Arial" w:hAnsi="Arial" w:cs="Arial"/>
           <w:color w:val="A6A6A6"/>
-          <w:sz w:val="16"/>
-          <w:szCs w:val="16"/>
-          <w:lang w:eastAsia="zh-CN"/>
-        </w:rPr>
-      </w:pPr>
-      <w:r>
-        <w:rPr>
+          <w:sz w:val="20"/>
+          <w:szCs w:val="20"/>
+          <w:lang w:eastAsia="zh-CN"/>
+        </w:rPr>
+      </w:pPr>
+      <w:r>
+        <w:rPr>
+          <w:rFonts w:ascii="Arial" w:hAnsi="Arial" w:cs="Arial"/>
           <w:color w:val="A6A6A6"/>
-          <w:sz w:val="16"/>
-          <w:szCs w:val="16"/>
-          <w:lang w:eastAsia="zh-CN"/>
-        </w:rPr>
-        <w:t>*</w:t>
-      </w:r>
-      <w:r>
-        <w:rPr>
-          <w:rFonts w:hint="eastAsia"/>
-          <w:color w:val="A6A6A6"/>
-          <w:sz w:val="16"/>
-          <w:szCs w:val="16"/>
-          <w:lang w:eastAsia="zh-CN"/>
-        </w:rPr>
-        <w:t>Please</w:t>
-      </w:r>
-      <w:r>
-        <w:rPr>
-          <w:color w:val="A6A6A6"/>
-          <w:sz w:val="16"/>
-          <w:szCs w:val="16"/>
-          <w:lang w:eastAsia="zh-CN"/>
-        </w:rPr>
-        <w:t xml:space="preserve"> list i</w:t>
-      </w:r>
-      <w:r>
-        <w:rPr>
-          <w:rFonts w:hint="eastAsia"/>
-          <w:color w:val="A6A6A6"/>
-          <w:sz w:val="16"/>
-          <w:szCs w:val="16"/>
-          <w:lang w:eastAsia="zh-CN"/>
-        </w:rPr>
-        <w:t>f</w:t>
-      </w:r>
-      <w:r>
-        <w:rPr>
-          <w:color w:val="A6A6A6"/>
-          <w:sz w:val="16"/>
-          <w:szCs w:val="16"/>
-          <w:lang w:eastAsia="zh-CN"/>
-        </w:rPr>
-        <w:t xml:space="preserve"> more items </w:t>
-      </w:r>
-      <w:r>
-        <w:rPr>
-          <w:rFonts w:hint="eastAsia"/>
-          <w:color w:val="A6A6A6"/>
-          <w:sz w:val="16"/>
-          <w:szCs w:val="16"/>
-          <w:lang w:eastAsia="zh-CN"/>
-        </w:rPr>
-        <w:t>多款请罗列出来</w:t>
+          <w:sz w:val="20"/>
+          <w:szCs w:val="20"/>
+          <w:lang w:eastAsia="zh-CN"/>
+        </w:rPr>
+        <w:t xml:space="preserve">*Please list if more items </w:t>
       </w:r>
     </w:p>
     <w:sectPr>
@@ -6215,7 +4914,7 @@
           <w:pPr>
             <w:pStyle w:val="Header"/>
             <w:rPr>
-              <w:rFonts w:ascii="Segoe UI" w:eastAsia="宋体" w:hAnsi="Segoe UI" w:cs="Segoe UI"/>
+              <w:rFonts w:ascii="Segoe UI" w:eastAsiaTheme="minorEastAsia" w:hAnsi="Segoe UI" w:cs="Segoe UI"/>
               <w:b/>
               <w:sz w:val="21"/>
               <w:szCs w:val="21"/>
@@ -6357,7 +5056,31 @@
               <w:szCs w:val="21"/>
               <w:lang w:eastAsia="zh-CN"/>
             </w:rPr>
-            <w:t xml:space="preserve">  </w:t>
+            <w:t xml:space="preserve"> </w:t>
+          </w:r>
+          <w:r>
+            <w:rPr>
+              <w:rFonts w:eastAsia="宋体" w:cs="Arial" w:hint="eastAsia"/>
+              <w:b/>
+              <w:bCs/>
+              <w:color w:val="01226A"/>
+              <w:sz w:val="21"/>
+              <w:szCs w:val="21"/>
+              <w:lang w:eastAsia="zh-CN"/>
+            </w:rPr>
+            <w:t xml:space="preserve">      </w:t>
+          </w:r>
+          <w:r>
+            <w:rPr>
+              <w:rFonts w:eastAsia="宋体" w:cs="Arial" w:hint="eastAsia"/>
+              <w:b/>
+              <w:bCs/>
+              <w:color w:val="01226A"/>
+              <w:sz w:val="21"/>
+              <w:szCs w:val="21"/>
+              <w:lang w:eastAsia="zh-CN"/>
+            </w:rPr>
+            <w:t xml:space="preserve"> </w:t>
           </w:r>
           <w:r>
             <w:rPr>
@@ -6379,26 +5102,6 @@
               <w:szCs w:val="32"/>
             </w:rPr>
             <w:t>Inspection Booking Form</w:t>
-          </w:r>
-          <w:r>
-            <w:rPr>
-              <w:rFonts w:eastAsiaTheme="minorEastAsia" w:cs="Arial" w:hint="eastAsia"/>
-              <w:b/>
-              <w:sz w:val="32"/>
-              <w:szCs w:val="32"/>
-              <w:lang w:eastAsia="zh-CN"/>
-            </w:rPr>
-            <w:t xml:space="preserve"> </w:t>
-          </w:r>
-          <w:r>
-            <w:rPr>
-              <w:rFonts w:cs="Arial" w:hint="eastAsia"/>
-              <w:b/>
-              <w:sz w:val="28"/>
-              <w:szCs w:val="28"/>
-              <w:lang w:eastAsia="zh-CN"/>
-            </w:rPr>
-            <w:t>验货申请</w:t>
           </w:r>
         </w:p>
       </w:tc>
@@ -7838,7 +6541,6 @@
   <w:style w:type="character" w:default="1" w:styleId="DefaultParagraphFont">
     <w:name w:val="Default Paragraph Font"/>
     <w:uiPriority w:val="1"/>
-    <w:semiHidden/>
     <w:unhideWhenUsed/>
   </w:style>
   <w:style w:type="table" w:default="1" w:styleId="TableNormal">
@@ -8022,7 +6724,7 @@
   <w:docParts>
     <w:docPart>
       <w:docPartPr>
-        <w:name w:val="ED2ECB8F7457488FB8240A0C549D3AB4"/>
+        <w:name w:val="2B11D07DDFFB4A01807F8F267A8B3506"/>
         <w:category>
           <w:name w:val="General"/>
           <w:gallery w:val="placeholder"/>
@@ -8033,12 +6735,132 @@
         <w:behaviors>
           <w:behavior w:val="content"/>
         </w:behaviors>
-        <w:guid w:val="{932F7702-2900-44EA-A4D8-053899C99745}"/>
+        <w:guid w:val="{CAA179DC-2CA8-41D1-B1D1-971A6C1E6BC6}"/>
       </w:docPartPr>
       <w:docPartBody>
         <w:p>
           <w:pPr>
-            <w:pStyle w:val="ED2ECB8F7457488FB8240A0C549D3AB4"/>
+            <w:pStyle w:val="2B11D07DDFFB4A01807F8F267A8B3506"/>
+          </w:pPr>
+          <w:r>
+            <w:rPr>
+              <w:rStyle w:val="PlaceholderText"/>
+              <w:rFonts w:ascii="Verdana" w:hAnsi="Verdana"/>
+            </w:rPr>
+            <w:t>Choose an item.</w:t>
+          </w:r>
+        </w:p>
+      </w:docPartBody>
+    </w:docPart>
+    <w:docPart>
+      <w:docPartPr>
+        <w:name w:val="717DF14105DE432592A456520CB6356E"/>
+        <w:category>
+          <w:name w:val="General"/>
+          <w:gallery w:val="placeholder"/>
+        </w:category>
+        <w:types>
+          <w:type w:val="bbPlcHdr"/>
+        </w:types>
+        <w:behaviors>
+          <w:behavior w:val="content"/>
+        </w:behaviors>
+        <w:guid w:val="{3051A403-80DB-402A-A27B-B132828BD7BD}"/>
+      </w:docPartPr>
+      <w:docPartBody>
+        <w:p>
+          <w:pPr>
+            <w:pStyle w:val="717DF14105DE432592A456520CB6356E"/>
+          </w:pPr>
+          <w:r>
+            <w:rPr>
+              <w:rStyle w:val="PlaceholderText"/>
+              <w:rFonts w:ascii="Verdana" w:hAnsi="Verdana"/>
+            </w:rPr>
+            <w:t>Choose an item.</w:t>
+          </w:r>
+        </w:p>
+      </w:docPartBody>
+    </w:docPart>
+    <w:docPart>
+      <w:docPartPr>
+        <w:name w:val="A65B704BA35749EE99CD09A213645783"/>
+        <w:category>
+          <w:name w:val="General"/>
+          <w:gallery w:val="placeholder"/>
+        </w:category>
+        <w:types>
+          <w:type w:val="bbPlcHdr"/>
+        </w:types>
+        <w:behaviors>
+          <w:behavior w:val="content"/>
+        </w:behaviors>
+        <w:guid w:val="{9EFCCFBB-AB4E-40C6-8350-B930DD57B16E}"/>
+      </w:docPartPr>
+      <w:docPartBody>
+        <w:p>
+          <w:pPr>
+            <w:pStyle w:val="A65B704BA35749EE99CD09A213645783"/>
+          </w:pPr>
+          <w:r>
+            <w:rPr>
+              <w:rStyle w:val="PlaceholderText"/>
+              <w:rFonts w:ascii="Verdana" w:hAnsi="Verdana"/>
+            </w:rPr>
+            <w:t>Choose an item.</w:t>
+          </w:r>
+        </w:p>
+      </w:docPartBody>
+    </w:docPart>
+    <w:docPart>
+      <w:docPartPr>
+        <w:name w:val="5E448AE445CB46D0BFF1F3A3960B71D9"/>
+        <w:category>
+          <w:name w:val="General"/>
+          <w:gallery w:val="placeholder"/>
+        </w:category>
+        <w:types>
+          <w:type w:val="bbPlcHdr"/>
+        </w:types>
+        <w:behaviors>
+          <w:behavior w:val="content"/>
+        </w:behaviors>
+        <w:guid w:val="{9178AE06-E49D-479C-92C0-6A777568A516}"/>
+      </w:docPartPr>
+      <w:docPartBody>
+        <w:p>
+          <w:pPr>
+            <w:pStyle w:val="5E448AE445CB46D0BFF1F3A3960B71D9"/>
+          </w:pPr>
+          <w:r>
+            <w:rPr>
+              <w:rStyle w:val="PlaceholderText"/>
+              <w:rFonts w:ascii="Verdana" w:hAnsi="Verdana"/>
+            </w:rPr>
+            <w:t>Choose an item.</w:t>
+          </w:r>
+        </w:p>
+      </w:docPartBody>
+    </w:docPart>
+    <w:docPart>
+      <w:docPartPr>
+        <w:name w:val="0B203AEB7CAF48FBB24590C62276858D"/>
+        <w:category>
+          <w:name w:val="General"/>
+          <w:gallery w:val="placeholder"/>
+        </w:category>
+        <w:types>
+          <w:type w:val="bbPlcHdr"/>
+        </w:types>
+        <w:behaviors>
+          <w:behavior w:val="content"/>
+        </w:behaviors>
+        <w:guid w:val="{35E2672D-4C6A-4D81-A46D-F80C03E25764}"/>
+      </w:docPartPr>
+      <w:docPartBody>
+        <w:p>
+          <w:pPr>
+            <w:pStyle w:val="0B203AEB7CAF48FBB24590C62276858D"/>
           </w:pPr>
           <w:r>
             <w:rPr>
@@ -8117,14 +6939,6 @@
     <w:pitch w:val="variable"/>
     <w:sig w:usb0="A00002BF" w:usb1="38CF7CFA" w:usb2="00000016" w:usb3="00000000" w:csb0="0004000F" w:csb1="00000000"/>
   </w:font>
-  <w:font w:name="MS Gothic">
-    <w:altName w:val="ＭＳ ゴシック"/>
-    <w:panose1 w:val="020B0609070205080204"/>
-    <w:charset w:val="80"/>
-    <w:family w:val="modern"/>
-    <w:pitch w:val="fixed"/>
-    <w:sig w:usb0="E00002FF" w:usb1="6AC7FDFB" w:usb2="08000012" w:usb3="00000000" w:csb0="0002009F" w:csb1="00000000"/>
-  </w:font>
   <w:font w:name="Verdana">
     <w:panose1 w:val="020B0604030504040204"/>
     <w:charset w:val="00"/>
@@ -8173,9 +6987,12 @@
   </w:compat>
   <w:rsids>
     <w:rsidRoot w:val="00FB04C2"/>
+    <w:rsid w:val="001D5E02"/>
     <w:rsid w:val="00437D93"/>
     <w:rsid w:val="004E2A31"/>
-    <w:rsid w:val="007F08BF"/>
+    <w:rsid w:val="00832033"/>
+    <w:rsid w:val="00920A3C"/>
+    <w:rsid w:val="00B23B4E"/>
     <w:rsid w:val="00E3788A"/>
     <w:rsid w:val="00E663A8"/>
     <w:rsid w:val="00FB04C2"/>
@@ -8634,7 +7451,7 @@
     <w:basedOn w:val="DefaultParagraphFont"/>
     <w:uiPriority w:val="99"/>
     <w:semiHidden/>
-    <w:rsid w:val="00FB04C2"/>
+    <w:rsid w:val="001D5E02"/>
     <w:rPr>
       <w:color w:val="808080"/>
     </w:rPr>
@@ -8642,6 +7459,62 @@
   <w:style w:type="paragraph" w:customStyle="1" w:styleId="ED2ECB8F7457488FB8240A0C549D3AB4">
     <w:name w:val="ED2ECB8F7457488FB8240A0C549D3AB4"/>
     <w:rsid w:val="00FB04C2"/>
+  </w:style>
+  <w:style w:type="paragraph" w:customStyle="1" w:styleId="55FDF9248FA24ED3925D58931BCE2D32">
+    <w:name w:val="55FDF9248FA24ED3925D58931BCE2D32"/>
+    <w:rsid w:val="001D5E02"/>
+  </w:style>
+  <w:style w:type="paragraph" w:customStyle="1" w:styleId="2B11D07DDFFB4A01807F8F267A8B3506">
+    <w:name w:val="2B11D07DDFFB4A01807F8F267A8B3506"/>
+    <w:rsid w:val="001D5E02"/>
+  </w:style>
+  <w:style w:type="paragraph" w:customStyle="1" w:styleId="A3E5A8B6564D41BDAA0BC743AFFFACCB">
+    <w:name w:val="A3E5A8B6564D41BDAA0BC743AFFFACCB"/>
+    <w:rsid w:val="001D5E02"/>
+  </w:style>
+  <w:style w:type="paragraph" w:customStyle="1" w:styleId="717DF14105DE432592A456520CB6356E">
+    <w:name w:val="717DF14105DE432592A456520CB6356E"/>
+    <w:rsid w:val="001D5E02"/>
+  </w:style>
+  <w:style w:type="paragraph" w:customStyle="1" w:styleId="A65B704BA35749EE99CD09A213645783">
+    <w:name w:val="A65B704BA35749EE99CD09A213645783"/>
+    <w:rsid w:val="001D5E02"/>
+  </w:style>
+  <w:style w:type="paragraph" w:customStyle="1" w:styleId="CE27058A63A641A6AB44D1A0BD02E11A">
+    <w:name w:val="CE27058A63A641A6AB44D1A0BD02E11A"/>
+    <w:rsid w:val="001D5E02"/>
+  </w:style>
+  <w:style w:type="paragraph" w:customStyle="1" w:styleId="0E8255182F2D40D790DB5B2EB14A868A">
+    <w:name w:val="0E8255182F2D40D790DB5B2EB14A868A"/>
+    <w:rsid w:val="001D5E02"/>
+  </w:style>
+  <w:style w:type="paragraph" w:customStyle="1" w:styleId="191BC3F1523546D29DBF534714BDDC52">
+    <w:name w:val="191BC3F1523546D29DBF534714BDDC52"/>
+    <w:rsid w:val="001D5E02"/>
+  </w:style>
+  <w:style w:type="paragraph" w:customStyle="1" w:styleId="C813D075435F49C2B6E084FCC4FD1177">
+    <w:name w:val="C813D075435F49C2B6E084FCC4FD1177"/>
+    <w:rsid w:val="001D5E02"/>
+  </w:style>
+  <w:style w:type="paragraph" w:customStyle="1" w:styleId="4012E3B6C68546B0ACE719B9A069D231">
+    <w:name w:val="4012E3B6C68546B0ACE719B9A069D231"/>
+    <w:rsid w:val="001D5E02"/>
+  </w:style>
+  <w:style w:type="paragraph" w:customStyle="1" w:styleId="7C4A414818354D3092775862749BBC43">
+    <w:name w:val="7C4A414818354D3092775862749BBC43"/>
+    <w:rsid w:val="001D5E02"/>
+  </w:style>
+  <w:style w:type="paragraph" w:customStyle="1" w:styleId="3187544EA30742778C9B478B447D8DCF">
+    <w:name w:val="3187544EA30742778C9B478B447D8DCF"/>
+    <w:rsid w:val="001D5E02"/>
+  </w:style>
+  <w:style w:type="paragraph" w:customStyle="1" w:styleId="5E448AE445CB46D0BFF1F3A3960B71D9">
+    <w:name w:val="5E448AE445CB46D0BFF1F3A3960B71D9"/>
+    <w:rsid w:val="001D5E02"/>
+  </w:style>
+  <w:style w:type="paragraph" w:customStyle="1" w:styleId="0B203AEB7CAF48FBB24590C62276858D">
+    <w:name w:val="0B203AEB7CAF48FBB24590C62276858D"/>
+    <w:rsid w:val="001D5E02"/>
   </w:style>
 </w:styles>
 </file>

--- a/downloads/inspection-booking-form.docx
+++ b/downloads/inspection-booking-form.docx
@@ -152,7 +152,7 @@
       <w:pPr>
         <w:snapToGrid w:val="0"/>
         <w:rPr>
-          <w:rFonts w:ascii="Arial" w:hAnsi="Arial" w:cs="Arial" w:hint="eastAsia"/>
+          <w:rFonts w:ascii="Arial" w:hAnsi="Arial" w:cs="Arial"/>
           <w:sz w:val="18"/>
           <w:szCs w:val="18"/>
           <w:lang w:eastAsia="zh-CN"/>
@@ -413,7 +413,7 @@
       <w:pPr>
         <w:snapToGrid w:val="0"/>
         <w:rPr>
-          <w:rFonts w:ascii="Arial" w:hAnsi="Arial" w:cs="Arial" w:hint="eastAsia"/>
+          <w:rFonts w:ascii="Arial" w:hAnsi="Arial" w:cs="Arial"/>
           <w:sz w:val="20"/>
           <w:szCs w:val="20"/>
         </w:rPr>
@@ -431,9 +431,9 @@
       </w:tblPr>
       <w:tblGrid>
         <w:gridCol w:w="1440"/>
-        <w:gridCol w:w="4230"/>
-        <w:gridCol w:w="1980"/>
-        <w:gridCol w:w="2975"/>
+        <w:gridCol w:w="4140"/>
+        <w:gridCol w:w="2250"/>
+        <w:gridCol w:w="2795"/>
         <w:gridCol w:w="3147"/>
       </w:tblGrid>
       <w:tr>
@@ -470,7 +470,7 @@
         </w:tc>
         <w:tc>
           <w:tcPr>
-            <w:tcW w:w="4230" w:type="dxa"/>
+            <w:tcW w:w="4140" w:type="dxa"/>
             <w:tcBorders>
               <w:bottom w:val="single" w:sz="4" w:space="0" w:color="auto"/>
             </w:tcBorders>
@@ -479,7 +479,7 @@
           <w:p>
             <w:pPr>
               <w:rPr>
-                <w:rFonts w:ascii="Arial" w:hAnsi="Arial" w:cs="Arial" w:hint="eastAsia"/>
+                <w:rFonts w:ascii="Arial" w:hAnsi="Arial" w:cs="Arial"/>
                 <w:sz w:val="18"/>
                 <w:szCs w:val="18"/>
                 <w:lang w:eastAsia="zh-CN"/>
@@ -489,7 +489,7 @@
         </w:tc>
         <w:tc>
           <w:tcPr>
-            <w:tcW w:w="4955" w:type="dxa"/>
+            <w:tcW w:w="5045" w:type="dxa"/>
             <w:gridSpan w:val="2"/>
             <w:vAlign w:val="bottom"/>
           </w:tcPr>
@@ -607,7 +607,7 @@
             <w:pPr>
               <w:spacing w:before="120"/>
               <w:rPr>
-                <w:rFonts w:ascii="Arial" w:hAnsi="Arial" w:cs="Arial" w:hint="eastAsia"/>
+                <w:rFonts w:ascii="Arial" w:hAnsi="Arial" w:cs="Arial"/>
                 <w:sz w:val="18"/>
                 <w:szCs w:val="18"/>
                 <w:lang w:eastAsia="zh-CN"/>
@@ -694,7 +694,7 @@
         </w:tc>
         <w:tc>
           <w:tcPr>
-            <w:tcW w:w="4230" w:type="dxa"/>
+            <w:tcW w:w="4140" w:type="dxa"/>
             <w:tcBorders>
               <w:top w:val="single" w:sz="4" w:space="0" w:color="auto"/>
               <w:bottom w:val="single" w:sz="4" w:space="0" w:color="auto"/>
@@ -714,7 +714,7 @@
         </w:tc>
         <w:tc>
           <w:tcPr>
-            <w:tcW w:w="1980" w:type="dxa"/>
+            <w:tcW w:w="2250" w:type="dxa"/>
             <w:tcBorders>
               <w:top w:val="single" w:sz="4" w:space="0" w:color="auto"/>
             </w:tcBorders>
@@ -755,7 +755,7 @@
         </w:tc>
         <w:tc>
           <w:tcPr>
-            <w:tcW w:w="2975" w:type="dxa"/>
+            <w:tcW w:w="2795" w:type="dxa"/>
             <w:tcBorders>
               <w:top w:val="single" w:sz="4" w:space="0" w:color="auto"/>
               <w:bottom w:val="single" w:sz="4" w:space="0" w:color="auto"/>
@@ -814,7 +814,7 @@
         </w:tc>
         <w:tc>
           <w:tcPr>
-            <w:tcW w:w="4230" w:type="dxa"/>
+            <w:tcW w:w="4140" w:type="dxa"/>
             <w:tcBorders>
               <w:top w:val="single" w:sz="4" w:space="0" w:color="auto"/>
               <w:bottom w:val="single" w:sz="4" w:space="0" w:color="auto"/>
@@ -834,7 +834,7 @@
         </w:tc>
         <w:tc>
           <w:tcPr>
-            <w:tcW w:w="1980" w:type="dxa"/>
+            <w:tcW w:w="2250" w:type="dxa"/>
             <w:vAlign w:val="bottom"/>
           </w:tcPr>
           <w:p>
@@ -844,7 +844,7 @@
               </w:tabs>
               <w:spacing w:before="120"/>
               <w:rPr>
-                <w:rFonts w:ascii="Arial" w:hAnsi="Arial" w:cs="Arial" w:hint="eastAsia"/>
+                <w:rFonts w:ascii="Arial" w:hAnsi="Arial" w:cs="Arial"/>
                 <w:sz w:val="20"/>
                 <w:szCs w:val="20"/>
                 <w:lang w:eastAsia="zh-CN"/>
@@ -865,13 +865,31 @@
                 <w:szCs w:val="20"/>
                 <w:lang w:eastAsia="zh-CN"/>
               </w:rPr>
-              <w:t xml:space="preserve"> (if not by client):</w:t>
+              <w:t xml:space="preserve"> (if not</w:t>
             </w:r>
-          </w:p>
-        </w:tc>
-        <w:tc>
-          <w:tcPr>
-            <w:tcW w:w="2975" w:type="dxa"/>
+            <w:r>
+              <w:rPr>
+                <w:rFonts w:ascii="Arial" w:hAnsi="Arial" w:cs="Arial" w:hint="eastAsia"/>
+                <w:sz w:val="20"/>
+                <w:szCs w:val="20"/>
+                <w:lang w:eastAsia="zh-CN"/>
+              </w:rPr>
+              <w:t xml:space="preserve"> from </w:t>
+            </w:r>
+            <w:r>
+              <w:rPr>
+                <w:rFonts w:ascii="Arial" w:hAnsi="Arial" w:cs="Arial" w:hint="eastAsia"/>
+                <w:sz w:val="20"/>
+                <w:szCs w:val="20"/>
+                <w:lang w:eastAsia="zh-CN"/>
+              </w:rPr>
+              <w:t>client):</w:t>
+            </w:r>
+          </w:p>
+        </w:tc>
+        <w:tc>
+          <w:tcPr>
+            <w:tcW w:w="2795" w:type="dxa"/>
             <w:tcBorders>
               <w:bottom w:val="single" w:sz="4" w:space="0" w:color="auto"/>
             </w:tcBorders>
@@ -994,7 +1012,7 @@
             <w:pPr>
               <w:spacing w:before="120"/>
               <w:rPr>
-                <w:rFonts w:ascii="Arial" w:hAnsi="Arial" w:cs="Arial" w:hint="eastAsia"/>
+                <w:rFonts w:ascii="Arial" w:hAnsi="Arial" w:cs="Arial"/>
                 <w:sz w:val="20"/>
                 <w:szCs w:val="20"/>
                 <w:lang w:eastAsia="zh-CN"/>
@@ -1157,7 +1175,7 @@
               </w:tabs>
               <w:spacing w:before="120"/>
               <w:rPr>
-                <w:rFonts w:ascii="Arial" w:eastAsiaTheme="minorEastAsia" w:hAnsi="Arial" w:cs="Arial" w:hint="eastAsia"/>
+                <w:rFonts w:ascii="Arial" w:eastAsiaTheme="minorEastAsia" w:hAnsi="Arial" w:cs="Arial"/>
                 <w:sz w:val="20"/>
                 <w:szCs w:val="20"/>
                 <w:lang w:eastAsia="zh-CN"/>
@@ -1190,11 +1208,20 @@
             </w:pPr>
             <w:r>
               <w:rPr>
-                <w:rFonts w:ascii="Arial" w:hAnsi="Arial" w:cs="Arial"/>
-                <w:sz w:val="20"/>
-                <w:szCs w:val="20"/>
-              </w:rPr>
-              <w:t>Order No</w:t>
+                <w:rFonts w:ascii="Arial" w:hAnsi="Arial" w:cs="Arial" w:hint="eastAsia"/>
+                <w:sz w:val="20"/>
+                <w:szCs w:val="20"/>
+                <w:lang w:eastAsia="zh-CN"/>
+              </w:rPr>
+              <w:t>PO</w:t>
+            </w:r>
+            <w:r>
+              <w:rPr>
+                <w:rFonts w:ascii="Arial" w:hAnsi="Arial" w:cs="Arial"/>
+                <w:sz w:val="20"/>
+                <w:szCs w:val="20"/>
+              </w:rPr>
+              <w:t xml:space="preserve"> No</w:t>
             </w:r>
             <w:r>
               <w:rPr>
@@ -1319,7 +1346,7 @@
         <w:spacing w:line="264" w:lineRule="auto"/>
         <w:jc w:val="both"/>
         <w:rPr>
-          <w:rFonts w:ascii="Arial" w:hAnsi="Arial" w:cs="Arial" w:hint="eastAsia"/>
+          <w:rFonts w:ascii="Arial" w:hAnsi="Arial" w:cs="Arial"/>
           <w:sz w:val="20"/>
           <w:lang w:eastAsia="zh-CN"/>
         </w:rPr>
@@ -1483,7 +1510,7 @@
               <w:spacing w:before="120"/>
               <w:jc w:val="right"/>
               <w:rPr>
-                <w:rFonts w:ascii="Arial" w:hAnsi="Arial" w:cs="Arial" w:hint="eastAsia"/>
+                <w:rFonts w:ascii="Arial" w:hAnsi="Arial" w:cs="Arial"/>
                 <w:sz w:val="20"/>
                 <w:szCs w:val="20"/>
                 <w:lang w:eastAsia="zh-CN"/>
@@ -1514,7 +1541,7 @@
             <w:pPr>
               <w:spacing w:before="160"/>
               <w:rPr>
-                <w:rFonts w:ascii="Arial" w:eastAsia="PMingLiU" w:hAnsi="Arial" w:cs="Arial" w:hint="eastAsia"/>
+                <w:rFonts w:ascii="Arial" w:eastAsia="PMingLiU" w:hAnsi="Arial" w:cs="Arial"/>
                 <w:sz w:val="18"/>
                 <w:szCs w:val="18"/>
                 <w:lang w:eastAsia="zh-CN"/>
@@ -1570,7 +1597,7 @@
             <w:pPr>
               <w:spacing w:before="160"/>
               <w:rPr>
-                <w:rFonts w:ascii="Arial" w:hAnsi="Arial" w:cs="Arial" w:hint="eastAsia"/>
+                <w:rFonts w:ascii="Arial" w:hAnsi="Arial" w:cs="Arial"/>
                 <w:sz w:val="18"/>
                 <w:szCs w:val="18"/>
                 <w:lang w:eastAsia="zh-CN"/>
@@ -1664,7 +1691,7 @@
               <w:spacing w:before="120"/>
               <w:jc w:val="center"/>
               <w:rPr>
-                <w:rFonts w:ascii="Arial" w:hAnsi="Arial" w:cs="Arial" w:hint="eastAsia"/>
+                <w:rFonts w:ascii="Arial" w:hAnsi="Arial" w:cs="Arial"/>
                 <w:sz w:val="20"/>
                 <w:szCs w:val="20"/>
                 <w:lang w:eastAsia="zh-CN"/>
@@ -1694,7 +1721,7 @@
             <w:pPr>
               <w:spacing w:before="120"/>
               <w:rPr>
-                <w:rFonts w:ascii="Arial" w:hAnsi="Arial" w:cs="Arial" w:hint="eastAsia"/>
+                <w:rFonts w:ascii="Arial" w:hAnsi="Arial" w:cs="Arial"/>
                 <w:sz w:val="20"/>
                 <w:szCs w:val="20"/>
                 <w:lang w:eastAsia="zh-CN"/>
@@ -2350,6 +2377,74 @@
         <w:rPr>
           <w:rFonts w:ascii="Arial" w:hAnsi="Arial" w:cs="Arial"/>
           <w:b/>
+          <w:lang w:eastAsia="zh-CN"/>
+        </w:rPr>
+      </w:pPr>
+    </w:p>
+    <w:p>
+      <w:pPr>
+        <w:rPr>
+          <w:rFonts w:ascii="Arial" w:hAnsi="Arial" w:cs="Arial"/>
+          <w:bCs/>
+          <w:lang w:eastAsia="zh-CN"/>
+        </w:rPr>
+      </w:pPr>
+      <w:r>
+        <w:rPr>
+          <w:rFonts w:ascii="Arial" w:hAnsi="Arial" w:cs="Arial"/>
+          <w:bCs/>
+          <w:lang w:eastAsia="zh-CN"/>
+        </w:rPr>
+        <w:t xml:space="preserve">Please submit this booking to </w:t>
+      </w:r>
+      <w:hyperlink r:id="rId11" w:history="1">
+        <w:r>
+          <w:rPr>
+            <w:rStyle w:val="Hyperlink"/>
+            <w:rFonts w:ascii="Arial" w:hAnsi="Arial" w:cs="Arial"/>
+            <w:bCs/>
+            <w:lang w:eastAsia="zh-CN"/>
+          </w:rPr>
+          <w:t>planning@cn-q.com</w:t>
+        </w:r>
+      </w:hyperlink>
+      <w:r>
+        <w:rPr>
+          <w:rFonts w:ascii="Arial" w:hAnsi="Arial" w:cs="Arial"/>
+          <w:bCs/>
+          <w:lang w:eastAsia="zh-CN"/>
+        </w:rPr>
+        <w:t>.</w:t>
+      </w:r>
+      <w:r>
+        <w:rPr>
+          <w:bCs/>
+        </w:rPr>
+        <w:t xml:space="preserve"> </w:t>
+      </w:r>
+      <w:r>
+        <w:rPr>
+          <w:rFonts w:ascii="Arial" w:hAnsi="Arial" w:cs="Arial"/>
+          <w:bCs/>
+          <w:lang w:eastAsia="zh-CN"/>
+        </w:rPr>
+        <w:t>Our team will process your request and send a notification email within 12 hours</w:t>
+      </w:r>
+    </w:p>
+    <w:p>
+      <w:pPr>
+        <w:rPr>
+          <w:rFonts w:ascii="Arial" w:hAnsi="Arial" w:cs="Arial"/>
+          <w:b/>
+          <w:lang w:eastAsia="zh-CN"/>
+        </w:rPr>
+      </w:pPr>
+    </w:p>
+    <w:p>
+      <w:pPr>
+        <w:rPr>
+          <w:rFonts w:ascii="Arial" w:hAnsi="Arial" w:cs="Arial"/>
+          <w:b/>
           <w:bCs/>
           <w:lang w:eastAsia="zh-TW"/>
         </w:rPr>
@@ -3295,7 +3390,7 @@
     <w:p>
       <w:pPr>
         <w:rPr>
-          <w:rFonts w:ascii="Arial" w:hAnsi="Arial" w:cs="Arial" w:hint="eastAsia"/>
+          <w:rFonts w:ascii="Arial" w:hAnsi="Arial" w:cs="Arial"/>
           <w:spacing w:val="-2"/>
           <w:sz w:val="16"/>
           <w:lang w:eastAsia="zh-CN"/>
@@ -3697,7 +3792,7 @@
           <w:p>
             <w:pPr>
               <w:rPr>
-                <w:rFonts w:ascii="Arial" w:hAnsi="Arial" w:cs="Arial" w:hint="eastAsia"/>
+                <w:rFonts w:ascii="Arial" w:hAnsi="Arial" w:cs="Arial"/>
                 <w:sz w:val="20"/>
                 <w:szCs w:val="20"/>
                 <w:lang w:eastAsia="zh-CN"/>
@@ -3730,7 +3825,7 @@
           <w:p>
             <w:pPr>
               <w:rPr>
-                <w:rFonts w:ascii="Arial" w:hAnsi="Arial" w:cs="Arial" w:hint="eastAsia"/>
+                <w:rFonts w:ascii="Arial" w:hAnsi="Arial" w:cs="Arial"/>
                 <w:sz w:val="20"/>
                 <w:szCs w:val="20"/>
                 <w:lang w:eastAsia="zh-CN"/>
@@ -3796,7 +3891,7 @@
           <w:p>
             <w:pPr>
               <w:rPr>
-                <w:rFonts w:ascii="Arial" w:hAnsi="Arial" w:cs="Arial" w:hint="eastAsia"/>
+                <w:rFonts w:ascii="Arial" w:hAnsi="Arial" w:cs="Arial"/>
                 <w:sz w:val="20"/>
                 <w:szCs w:val="20"/>
                 <w:lang w:eastAsia="zh-CN"/>
@@ -4448,7 +4543,7 @@
           <w:p>
             <w:pPr>
               <w:rPr>
-                <w:rFonts w:ascii="Arial" w:hAnsi="Arial" w:cs="Arial" w:hint="eastAsia"/>
+                <w:rFonts w:ascii="Arial" w:hAnsi="Arial" w:cs="Arial"/>
                 <w:sz w:val="18"/>
                 <w:szCs w:val="18"/>
                 <w:lang w:eastAsia="zh-CN"/>
@@ -4537,7 +4632,7 @@
           <w:p>
             <w:pPr>
               <w:rPr>
-                <w:rFonts w:ascii="Arial" w:hAnsi="Arial" w:cs="Arial" w:hint="eastAsia"/>
+                <w:rFonts w:ascii="Arial" w:hAnsi="Arial" w:cs="Arial"/>
                 <w:sz w:val="18"/>
                 <w:szCs w:val="18"/>
                 <w:lang w:eastAsia="zh-CN"/>
@@ -4727,9 +4822,9 @@
       </w:r>
     </w:p>
     <w:sectPr>
-      <w:headerReference w:type="even" r:id="rId11"/>
-      <w:headerReference w:type="default" r:id="rId12"/>
-      <w:headerReference w:type="first" r:id="rId13"/>
+      <w:headerReference w:type="even" r:id="rId12"/>
+      <w:headerReference w:type="default" r:id="rId13"/>
+      <w:headerReference w:type="first" r:id="rId14"/>
       <w:type w:val="continuous"/>
       <w:pgSz w:w="11909" w:h="16834" w:code="9"/>
       <w:pgMar w:top="245" w:right="605" w:bottom="29" w:left="605" w:header="288" w:footer="72" w:gutter="0"/>
@@ -4802,7 +4897,7 @@
         <w:szCs w:val="20"/>
         <w:lang w:eastAsia="zh-CN"/>
       </w:rPr>
-      <w:t>cn-Q</w:t>
+      <w:t>ChinaQualityService.</w:t>
     </w:r>
     <w:r>
       <w:rPr>
@@ -4811,7 +4906,7 @@
         <w:szCs w:val="20"/>
         <w:lang w:eastAsia="zh-CN"/>
       </w:rPr>
-      <w:t>.com</w:t>
+      <w:t>com</w:t>
     </w:r>
     <w:r>
       <w:rPr>
@@ -6716,6 +6811,18 @@
       <w:color w:val="808080"/>
     </w:rPr>
   </w:style>
+  <w:style w:type="character" w:styleId="UnresolvedMention">
+    <w:name w:val="Unresolved Mention"/>
+    <w:basedOn w:val="DefaultParagraphFont"/>
+    <w:uiPriority w:val="99"/>
+    <w:semiHidden/>
+    <w:unhideWhenUsed/>
+    <w:rsid w:val="005B6601"/>
+    <w:rPr>
+      <w:color w:val="605E5C"/>
+      <w:shd w:val="clear" w:color="auto" w:fill="E1DFDD"/>
+    </w:rPr>
+  </w:style>
 </w:styles>
 </file>
 
@@ -6987,11 +7094,20 @@
   </w:compat>
   <w:rsids>
     <w:rsidRoot w:val="00FB04C2"/>
+    <w:rsid w:val="000B4EA1"/>
+    <w:rsid w:val="00177E55"/>
+    <w:rsid w:val="001C41EC"/>
     <w:rsid w:val="001D5E02"/>
+    <w:rsid w:val="002F1BD6"/>
+    <w:rsid w:val="0036005E"/>
     <w:rsid w:val="00437D93"/>
     <w:rsid w:val="004E2A31"/>
+    <w:rsid w:val="00662E8C"/>
+    <w:rsid w:val="0074331C"/>
+    <w:rsid w:val="007D2148"/>
+    <w:rsid w:val="007E2317"/>
     <w:rsid w:val="00832033"/>
-    <w:rsid w:val="00920A3C"/>
+    <w:rsid w:val="0091424E"/>
     <w:rsid w:val="00B23B4E"/>
     <w:rsid w:val="00E3788A"/>
     <w:rsid w:val="00E663A8"/>
@@ -7456,20 +7572,8 @@
       <w:color w:val="808080"/>
     </w:rPr>
   </w:style>
-  <w:style w:type="paragraph" w:customStyle="1" w:styleId="ED2ECB8F7457488FB8240A0C549D3AB4">
-    <w:name w:val="ED2ECB8F7457488FB8240A0C549D3AB4"/>
-    <w:rsid w:val="00FB04C2"/>
-  </w:style>
-  <w:style w:type="paragraph" w:customStyle="1" w:styleId="55FDF9248FA24ED3925D58931BCE2D32">
-    <w:name w:val="55FDF9248FA24ED3925D58931BCE2D32"/>
-    <w:rsid w:val="001D5E02"/>
-  </w:style>
   <w:style w:type="paragraph" w:customStyle="1" w:styleId="2B11D07DDFFB4A01807F8F267A8B3506">
     <w:name w:val="2B11D07DDFFB4A01807F8F267A8B3506"/>
-    <w:rsid w:val="001D5E02"/>
-  </w:style>
-  <w:style w:type="paragraph" w:customStyle="1" w:styleId="A3E5A8B6564D41BDAA0BC743AFFFACCB">
-    <w:name w:val="A3E5A8B6564D41BDAA0BC743AFFFACCB"/>
     <w:rsid w:val="001D5E02"/>
   </w:style>
   <w:style w:type="paragraph" w:customStyle="1" w:styleId="717DF14105DE432592A456520CB6356E">
@@ -7478,34 +7582,6 @@
   </w:style>
   <w:style w:type="paragraph" w:customStyle="1" w:styleId="A65B704BA35749EE99CD09A213645783">
     <w:name w:val="A65B704BA35749EE99CD09A213645783"/>
-    <w:rsid w:val="001D5E02"/>
-  </w:style>
-  <w:style w:type="paragraph" w:customStyle="1" w:styleId="CE27058A63A641A6AB44D1A0BD02E11A">
-    <w:name w:val="CE27058A63A641A6AB44D1A0BD02E11A"/>
-    <w:rsid w:val="001D5E02"/>
-  </w:style>
-  <w:style w:type="paragraph" w:customStyle="1" w:styleId="0E8255182F2D40D790DB5B2EB14A868A">
-    <w:name w:val="0E8255182F2D40D790DB5B2EB14A868A"/>
-    <w:rsid w:val="001D5E02"/>
-  </w:style>
-  <w:style w:type="paragraph" w:customStyle="1" w:styleId="191BC3F1523546D29DBF534714BDDC52">
-    <w:name w:val="191BC3F1523546D29DBF534714BDDC52"/>
-    <w:rsid w:val="001D5E02"/>
-  </w:style>
-  <w:style w:type="paragraph" w:customStyle="1" w:styleId="C813D075435F49C2B6E084FCC4FD1177">
-    <w:name w:val="C813D075435F49C2B6E084FCC4FD1177"/>
-    <w:rsid w:val="001D5E02"/>
-  </w:style>
-  <w:style w:type="paragraph" w:customStyle="1" w:styleId="4012E3B6C68546B0ACE719B9A069D231">
-    <w:name w:val="4012E3B6C68546B0ACE719B9A069D231"/>
-    <w:rsid w:val="001D5E02"/>
-  </w:style>
-  <w:style w:type="paragraph" w:customStyle="1" w:styleId="7C4A414818354D3092775862749BBC43">
-    <w:name w:val="7C4A414818354D3092775862749BBC43"/>
-    <w:rsid w:val="001D5E02"/>
-  </w:style>
-  <w:style w:type="paragraph" w:customStyle="1" w:styleId="3187544EA30742778C9B478B447D8DCF">
-    <w:name w:val="3187544EA30742778C9B478B447D8DCF"/>
     <w:rsid w:val="001D5E02"/>
   </w:style>
   <w:style w:type="paragraph" w:customStyle="1" w:styleId="5E448AE445CB46D0BFF1F3A3960B71D9">
